--- a/Document/คู่มือการใช้งาน/Smart_Task_Assignment_Mobile_User_Manual_V2.docx
+++ b/Document/คู่มือการใช้งาน/Smart_Task_Assignment_Mobile_User_Manual_V2.docx
@@ -89,18 +89,7 @@
           <w:sz w:val="32"/>
           <w:szCs w:val="32"/>
         </w:rPr>
-        <w:t>Task Assignment</w:t>
-      </w:r>
-      <w:r>
-        <w:rPr>
-          <w:rFonts w:ascii="TH Sarabun New" w:hAnsi="TH Sarabun New" w:cs="TH Sarabun New"/>
-          <w:b/>
-          <w:bCs/>
-          <w:color w:val="auto"/>
-          <w:sz w:val="32"/>
-          <w:szCs w:val="32"/>
-        </w:rPr>
-        <w:t>)</w:t>
+        <w:t>Task Assignment)</w:t>
       </w:r>
     </w:p>
     <w:p>
@@ -1724,14 +1713,26 @@
         <w:spacing w:after="0" w:line="240" w:lineRule="auto"/>
         <w:jc w:val="thaiDistribute"/>
         <w:rPr>
+          <w:rFonts w:ascii="TH Sarabun New" w:hAnsi="TH Sarabun New" w:cs="TH Sarabun New"/>
+          <w:b/>
+          <w:bCs/>
+          <w:sz w:val="32"/>
+          <w:szCs w:val="32"/>
+          <w:cs/>
+        </w:rPr>
+      </w:pPr>
+      <w:r>
+        <w:rPr>
           <w:rFonts w:ascii="TH Sarabun New" w:hAnsi="TH Sarabun New" w:cs="TH Sarabun New" w:hint="cs"/>
           <w:b/>
           <w:bCs/>
           <w:sz w:val="32"/>
           <w:szCs w:val="32"/>
           <w:cs/>
-        </w:rPr>
-      </w:pPr>
+          <w:lang w:bidi="th-TH"/>
+        </w:rPr>
+        <w:t>การทำงานของ</w:t>
+      </w:r>
       <w:r>
         <w:rPr>
           <w:rFonts w:ascii="TH Sarabun New" w:hAnsi="TH Sarabun New" w:cs="TH Sarabun New" w:hint="cs"/>
@@ -1742,7 +1743,7 @@
           <w:cs/>
           <w:lang w:bidi="th-TH"/>
         </w:rPr>
-        <w:t>การทำงานของ</w:t>
+        <w:t>ระบบ</w:t>
       </w:r>
       <w:r>
         <w:rPr>
@@ -1754,18 +1755,6 @@
           <w:cs/>
           <w:lang w:bidi="th-TH"/>
         </w:rPr>
-        <w:t>ระบบ</w:t>
-      </w:r>
-      <w:r>
-        <w:rPr>
-          <w:rFonts w:ascii="TH Sarabun New" w:hAnsi="TH Sarabun New" w:cs="TH Sarabun New" w:hint="cs"/>
-          <w:b/>
-          <w:bCs/>
-          <w:sz w:val="32"/>
-          <w:szCs w:val="32"/>
-          <w:cs/>
-          <w:lang w:bidi="th-TH"/>
-        </w:rPr>
         <w:t>การกระจายงาน</w:t>
       </w:r>
     </w:p>
@@ -1867,21 +1856,27 @@
     </w:p>
     <w:p>
       <w:pPr>
+        <w:rPr>
+          <w:rFonts w:ascii="TH Sarabun New" w:hAnsi="TH Sarabun New" w:cs="TH Sarabun New"/>
+          <w:sz w:val="32"/>
+          <w:szCs w:val="32"/>
+        </w:rPr>
+      </w:pPr>
+      <w:r>
+        <w:rPr>
+          <w:rFonts w:ascii="TH Sarabun New" w:hAnsi="TH Sarabun New" w:cs="TH Sarabun New"/>
+          <w:sz w:val="32"/>
+          <w:szCs w:val="32"/>
+        </w:rPr>
+        <w:br w:type="page"/>
+      </w:r>
+    </w:p>
+    <w:p>
+      <w:pPr>
         <w:spacing w:after="0" w:line="240" w:lineRule="auto"/>
         <w:jc w:val="thaiDistribute"/>
         <w:rPr>
           <w:rFonts w:ascii="TH Sarabun New" w:hAnsi="TH Sarabun New" w:cs="TH Sarabun New"/>
-          <w:sz w:val="32"/>
-          <w:szCs w:val="32"/>
-        </w:rPr>
-      </w:pPr>
-    </w:p>
-    <w:p>
-      <w:pPr>
-        <w:spacing w:after="0" w:line="240" w:lineRule="auto"/>
-        <w:jc w:val="thaiDistribute"/>
-        <w:rPr>
-          <w:rFonts w:ascii="TH Sarabun New" w:hAnsi="TH Sarabun New" w:cs="TH Sarabun New"/>
           <w:b/>
           <w:bCs/>
           <w:sz w:val="32"/>
@@ -1896,6 +1891,7 @@
           <w:sz w:val="32"/>
           <w:szCs w:val="32"/>
         </w:rPr>
+        <w:lastRenderedPageBreak/>
         <w:t xml:space="preserve">3. </w:t>
       </w:r>
       <w:r>
@@ -1997,7 +1993,7 @@
           <w:numId w:val="13"/>
         </w:numPr>
         <w:spacing w:after="0" w:line="240" w:lineRule="auto"/>
-        <w:ind w:left="1800"/>
+        <w:ind w:left="1440"/>
         <w:jc w:val="thaiDistribute"/>
         <w:rPr>
           <w:rFonts w:ascii="TH Sarabun New" w:hAnsi="TH Sarabun New" w:cs="TH Sarabun New"/>
@@ -2013,7 +2009,6 @@
           <w:cs/>
           <w:lang w:bidi="th-TH"/>
         </w:rPr>
-        <w:lastRenderedPageBreak/>
         <w:t>เปิดแอปพลิเคชันบนสมาร์ตโฟน</w:t>
       </w:r>
     </w:p>
@@ -2025,7 +2020,7 @@
           <w:numId w:val="13"/>
         </w:numPr>
         <w:spacing w:after="0" w:line="240" w:lineRule="auto"/>
-        <w:ind w:left="1800"/>
+        <w:ind w:left="1440"/>
         <w:jc w:val="thaiDistribute"/>
         <w:rPr>
           <w:rFonts w:ascii="TH Sarabun New" w:hAnsi="TH Sarabun New" w:cs="TH Sarabun New"/>
@@ -2078,7 +2073,7 @@
           <w:numId w:val="13"/>
         </w:numPr>
         <w:spacing w:after="0" w:line="240" w:lineRule="auto"/>
-        <w:ind w:left="1800"/>
+        <w:ind w:left="1440"/>
         <w:jc w:val="thaiDistribute"/>
         <w:rPr>
           <w:rFonts w:ascii="TH Sarabun New" w:hAnsi="TH Sarabun New" w:cs="TH Sarabun New"/>
@@ -2211,6 +2206,7 @@
           <w:numId w:val="14"/>
         </w:numPr>
         <w:spacing w:after="0" w:line="240" w:lineRule="auto"/>
+        <w:ind w:left="1440"/>
         <w:jc w:val="thaiDistribute"/>
         <w:rPr>
           <w:rFonts w:ascii="TH Sarabun New" w:hAnsi="TH Sarabun New" w:cs="TH Sarabun New"/>
@@ -2273,6 +2269,7 @@
           <w:numId w:val="14"/>
         </w:numPr>
         <w:spacing w:after="0" w:line="240" w:lineRule="auto"/>
+        <w:ind w:left="1440"/>
         <w:jc w:val="thaiDistribute"/>
         <w:rPr>
           <w:rFonts w:ascii="TH Sarabun New" w:hAnsi="TH Sarabun New" w:cs="TH Sarabun New"/>
@@ -2294,7 +2291,7 @@
     <w:p>
       <w:pPr>
         <w:spacing w:after="0" w:line="240" w:lineRule="auto"/>
-        <w:ind w:left="1440" w:firstLine="1080"/>
+        <w:ind w:left="720" w:firstLine="1080"/>
         <w:jc w:val="thaiDistribute"/>
         <w:rPr>
           <w:rFonts w:ascii="TH Sarabun New" w:hAnsi="TH Sarabun New" w:cs="TH Sarabun New"/>
@@ -2324,7 +2321,7 @@
     <w:p>
       <w:pPr>
         <w:spacing w:after="0" w:line="240" w:lineRule="auto"/>
-        <w:ind w:left="1440" w:firstLine="1080"/>
+        <w:ind w:left="720" w:firstLine="1080"/>
         <w:jc w:val="thaiDistribute"/>
         <w:rPr>
           <w:rFonts w:ascii="TH Sarabun New" w:hAnsi="TH Sarabun New" w:cs="TH Sarabun New"/>
@@ -2398,7 +2395,7 @@
     <w:p>
       <w:pPr>
         <w:spacing w:after="0" w:line="240" w:lineRule="auto"/>
-        <w:ind w:left="1440" w:firstLine="1080"/>
+        <w:ind w:left="720" w:firstLine="1080"/>
         <w:jc w:val="thaiDistribute"/>
         <w:rPr>
           <w:rFonts w:ascii="TH Sarabun New" w:hAnsi="TH Sarabun New" w:cs="TH Sarabun New"/>
@@ -2428,7 +2425,7 @@
     <w:p>
       <w:pPr>
         <w:spacing w:after="0" w:line="240" w:lineRule="auto"/>
-        <w:ind w:left="1440" w:firstLine="1080"/>
+        <w:ind w:left="720" w:firstLine="1080"/>
         <w:jc w:val="thaiDistribute"/>
         <w:rPr>
           <w:rFonts w:ascii="TH Sarabun New" w:hAnsi="TH Sarabun New" w:cs="TH Sarabun New"/>
@@ -2458,7 +2455,7 @@
     <w:p>
       <w:pPr>
         <w:spacing w:after="0" w:line="240" w:lineRule="auto"/>
-        <w:ind w:left="1440" w:firstLine="1080"/>
+        <w:ind w:left="720" w:firstLine="1080"/>
         <w:jc w:val="thaiDistribute"/>
         <w:rPr>
           <w:rFonts w:ascii="TH Sarabun New" w:hAnsi="TH Sarabun New" w:cs="TH Sarabun New"/>
@@ -2493,6 +2490,7 @@
           <w:numId w:val="15"/>
         </w:numPr>
         <w:spacing w:after="0" w:line="240" w:lineRule="auto"/>
+        <w:ind w:left="1440"/>
         <w:jc w:val="thaiDistribute"/>
         <w:rPr>
           <w:rFonts w:ascii="TH Sarabun New" w:hAnsi="TH Sarabun New" w:cs="TH Sarabun New"/>
@@ -2840,6 +2838,7 @@
           <w:sz w:val="32"/>
           <w:szCs w:val="32"/>
         </w:rPr>
+        <w:lastRenderedPageBreak/>
         <w:t xml:space="preserve">[ </w:t>
       </w:r>
       <w:r>
@@ -2860,28 +2859,6 @@
         <w:jc w:val="thaiDistribute"/>
         <w:rPr>
           <w:rFonts w:ascii="TH Sarabun New" w:hAnsi="TH Sarabun New" w:cs="TH Sarabun New"/>
-          <w:sz w:val="32"/>
-          <w:szCs w:val="32"/>
-        </w:rPr>
-      </w:pPr>
-    </w:p>
-    <w:p>
-      <w:pPr>
-        <w:spacing w:after="0" w:line="240" w:lineRule="auto"/>
-        <w:jc w:val="thaiDistribute"/>
-        <w:rPr>
-          <w:rFonts w:ascii="TH Sarabun New" w:hAnsi="TH Sarabun New" w:cs="TH Sarabun New"/>
-          <w:sz w:val="32"/>
-          <w:szCs w:val="32"/>
-        </w:rPr>
-      </w:pPr>
-    </w:p>
-    <w:p>
-      <w:pPr>
-        <w:spacing w:after="0" w:line="240" w:lineRule="auto"/>
-        <w:jc w:val="thaiDistribute"/>
-        <w:rPr>
-          <w:rFonts w:ascii="TH Sarabun New" w:hAnsi="TH Sarabun New" w:cs="TH Sarabun New"/>
           <w:b/>
           <w:bCs/>
           <w:sz w:val="32"/>
@@ -2896,7 +2873,6 @@
           <w:sz w:val="32"/>
           <w:szCs w:val="32"/>
         </w:rPr>
-        <w:lastRenderedPageBreak/>
         <w:t xml:space="preserve">4. </w:t>
       </w:r>
       <w:r>
@@ -3865,7 +3841,6 @@
           <w:sz w:val="32"/>
           <w:szCs w:val="32"/>
         </w:rPr>
-        <w:lastRenderedPageBreak/>
         <w:t>4.4</w:t>
       </w:r>
       <w:r>
@@ -4915,6 +4890,7 @@
           <w:cs/>
           <w:lang w:bidi="th-TH"/>
         </w:rPr>
+        <w:lastRenderedPageBreak/>
         <w:t>แตะที่เมนู งานที่สร้าง</w:t>
       </w:r>
       <w:r>
@@ -4959,7 +4935,6 @@
           <w:cs/>
           <w:lang w:bidi="th-TH"/>
         </w:rPr>
-        <w:lastRenderedPageBreak/>
         <w:t>หน้าจอจะแสดงงานทั้งหมดที่ผู้ใช้เป็นผู้สร้างขึ้น</w:t>
       </w:r>
     </w:p>
@@ -6631,6 +6606,7 @@
                 <w:cs/>
                 <w:lang w:bidi="th-TH"/>
               </w:rPr>
+              <w:lastRenderedPageBreak/>
               <w:t>จัดการโปรไฟล์และเปลี่ยนรหัสผ่าน</w:t>
             </w:r>
           </w:p>
@@ -9843,11 +9819,6 @@
     <w:lsdException w:name="Book Title" w:uiPriority="33" w:qFormat="1"/>
     <w:lsdException w:name="Bibliography" w:semiHidden="1" w:uiPriority="37" w:unhideWhenUsed="1"/>
     <w:lsdException w:name="TOC Heading" w:semiHidden="1" w:uiPriority="39" w:unhideWhenUsed="1" w:qFormat="1"/>
-    <w:lsdException w:name="Plain Table 5" w:semiHidden="1" w:unhideWhenUsed="1"/>
-    <w:lsdException w:name="Grid Table Light" w:semiHidden="1" w:unhideWhenUsed="1"/>
-    <w:lsdException w:name="Grid Table 1 Light" w:semiHidden="1" w:unhideWhenUsed="1"/>
-    <w:lsdException w:name="Grid Table 2" w:semiHidden="1" w:unhideWhenUsed="1"/>
-    <w:lsdException w:name="Grid Table 3" w:semiHidden="1" w:unhideWhenUsed="1"/>
     <w:lsdException w:name="Grid Table 4" w:uiPriority="49"/>
     <w:lsdException w:name="Grid Table 5 Dark" w:uiPriority="50"/>
     <w:lsdException w:name="Grid Table 6 Colorful" w:uiPriority="51"/>
@@ -10170,6 +10141,7 @@
   <w:style w:type="character" w:default="1" w:styleId="DefaultParagraphFont">
     <w:name w:val="Default Paragraph Font"/>
     <w:uiPriority w:val="1"/>
+    <w:semiHidden/>
     <w:unhideWhenUsed/>
   </w:style>
   <w:style w:type="table" w:default="1" w:styleId="TableNormal">

--- a/Document/คู่มือการใช้งาน/Smart_Task_Assignment_Mobile_User_Manual_V2.docx
+++ b/Document/คู่มือการใช้งาน/Smart_Task_Assignment_Mobile_User_Manual_V2.docx
@@ -1,6 +1,6 @@
 
 <file path=word/document.xml><?xml version="1.0" encoding="utf-8"?>
-<w:document xmlns:wpc="http://schemas.microsoft.com/office/word/2010/wordprocessingCanvas" xmlns:cx="http://schemas.microsoft.com/office/drawing/2014/chartex" xmlns:cx1="http://schemas.microsoft.com/office/drawing/2015/9/8/chartex" xmlns:cx2="http://schemas.microsoft.com/office/drawing/2015/10/21/chartex" xmlns:cx3="http://schemas.microsoft.com/office/drawing/2016/5/9/chartex" xmlns:cx4="http://schemas.microsoft.com/office/drawing/2016/5/10/chartex" xmlns:cx5="http://schemas.microsoft.com/office/drawing/2016/5/11/chartex" xmlns:cx6="http://schemas.microsoft.com/office/drawing/2016/5/12/chartex" xmlns:cx7="http://schemas.microsoft.com/office/drawing/2016/5/13/chartex" xmlns:cx8="http://schemas.microsoft.com/office/drawing/2016/5/14/chartex" xmlns:mc="http://schemas.openxmlformats.org/markup-compatibility/2006" xmlns:aink="http://schemas.microsoft.com/office/drawing/2016/ink" xmlns:am3d="http://schemas.microsoft.com/office/drawing/2017/model3d" xmlns:o="urn:schemas-microsoft-com:office:office" xmlns:r="http://schemas.openxmlformats.org/officeDocument/2006/relationships" xmlns:m="http://schemas.openxmlformats.org/officeDocument/2006/math" xmlns:v="urn:schemas-microsoft-com:vml" xmlns:wp14="http://schemas.microsoft.com/office/word/2010/wordprocessingDrawing" xmlns:wp="http://schemas.openxmlformats.org/drawingml/2006/wordprocessingDrawing" xmlns:w10="urn:schemas-microsoft-com:office:word" xmlns:w="http://schemas.openxmlformats.org/wordprocessingml/2006/main" xmlns:w14="http://schemas.microsoft.com/office/word/2010/wordml" xmlns:w15="http://schemas.microsoft.com/office/word/2012/wordml" xmlns:w16cex="http://schemas.microsoft.com/office/word/2018/wordml/cex" xmlns:w16cid="http://schemas.microsoft.com/office/word/2016/wordml/cid" xmlns:w16="http://schemas.microsoft.com/office/word/2018/wordml" xmlns:w16sdtdh="http://schemas.microsoft.com/office/word/2020/wordml/sdtdatahash" xmlns:w16se="http://schemas.microsoft.com/office/word/2015/wordml/symex" xmlns:wpg="http://schemas.microsoft.com/office/word/2010/wordprocessingGroup" xmlns:wpi="http://schemas.microsoft.com/office/word/2010/wordprocessingInk" xmlns:wne="http://schemas.microsoft.com/office/word/2006/wordml" xmlns:wps="http://schemas.microsoft.com/office/word/2010/wordprocessingShape" mc:Ignorable="w14 w15 w16se w16cid w16 w16cex w16sdtdh wp14">
+<w:document xmlns:wpc="http://schemas.microsoft.com/office/word/2010/wordprocessingCanvas" xmlns:cx="http://schemas.microsoft.com/office/drawing/2014/chartex" xmlns:cx1="http://schemas.microsoft.com/office/drawing/2015/9/8/chartex" xmlns:cx2="http://schemas.microsoft.com/office/drawing/2015/10/21/chartex" xmlns:cx3="http://schemas.microsoft.com/office/drawing/2016/5/9/chartex" xmlns:cx4="http://schemas.microsoft.com/office/drawing/2016/5/10/chartex" xmlns:cx5="http://schemas.microsoft.com/office/drawing/2016/5/11/chartex" xmlns:cx6="http://schemas.microsoft.com/office/drawing/2016/5/12/chartex" xmlns:cx7="http://schemas.microsoft.com/office/drawing/2016/5/13/chartex" xmlns:cx8="http://schemas.microsoft.com/office/drawing/2016/5/14/chartex" xmlns:mc="http://schemas.openxmlformats.org/markup-compatibility/2006" xmlns:aink="http://schemas.microsoft.com/office/drawing/2016/ink" xmlns:am3d="http://schemas.microsoft.com/office/drawing/2017/model3d" xmlns:o="urn:schemas-microsoft-com:office:office" xmlns:oel="http://schemas.microsoft.com/office/2019/extlst" xmlns:r="http://schemas.openxmlformats.org/officeDocument/2006/relationships" xmlns:m="http://schemas.openxmlformats.org/officeDocument/2006/math" xmlns:v="urn:schemas-microsoft-com:vml" xmlns:wp14="http://schemas.microsoft.com/office/word/2010/wordprocessingDrawing" xmlns:wp="http://schemas.openxmlformats.org/drawingml/2006/wordprocessingDrawing" xmlns:w10="urn:schemas-microsoft-com:office:word" xmlns:w="http://schemas.openxmlformats.org/wordprocessingml/2006/main" xmlns:w14="http://schemas.microsoft.com/office/word/2010/wordml" xmlns:w15="http://schemas.microsoft.com/office/word/2012/wordml" xmlns:w16cex="http://schemas.microsoft.com/office/word/2018/wordml/cex" xmlns:w16cid="http://schemas.microsoft.com/office/word/2016/wordml/cid" xmlns:w16="http://schemas.microsoft.com/office/word/2018/wordml" xmlns:w16du="http://schemas.microsoft.com/office/word/2023/wordml/word16du" xmlns:w16sdtdh="http://schemas.microsoft.com/office/word/2020/wordml/sdtdatahash" xmlns:w16sdtfl="http://schemas.microsoft.com/office/word/2024/wordml/sdtformatlock" xmlns:w16se="http://schemas.microsoft.com/office/word/2015/wordml/symex" xmlns:wpg="http://schemas.microsoft.com/office/word/2010/wordprocessingGroup" xmlns:wpi="http://schemas.microsoft.com/office/word/2010/wordprocessingInk" xmlns:wne="http://schemas.microsoft.com/office/word/2006/wordml" xmlns:wps="http://schemas.microsoft.com/office/word/2010/wordprocessingShape" mc:Ignorable="w14 w15 w16se w16cid w16 w16cex w16sdtdh w16sdtfl w16du wp14">
   <w:body>
     <w:p>
       <w:pPr>
@@ -2124,32 +2124,338 @@
       <w:r>
         <w:rPr>
           <w:rFonts w:ascii="TH Sarabun New" w:hAnsi="TH Sarabun New" w:cs="TH Sarabun New"/>
+          <w:noProof/>
           <w:color w:val="FF0000"/>
           <w:sz w:val="32"/>
           <w:szCs w:val="32"/>
         </w:rPr>
-        <w:t xml:space="preserve">[ </w:t>
-      </w:r>
-      <w:r>
-        <w:rPr>
-          <w:rFonts w:ascii="TH Sarabun New" w:hAnsi="TH Sarabun New" w:cs="TH Sarabun New"/>
+        <w:drawing>
+          <wp:anchor distT="0" distB="0" distL="114300" distR="114300" simplePos="0" relativeHeight="251659264" behindDoc="1" locked="0" layoutInCell="1" allowOverlap="1" wp14:anchorId="3395FBE6" wp14:editId="313918F7">
+            <wp:simplePos x="0" y="0"/>
+            <wp:positionH relativeFrom="margin">
+              <wp:align>center</wp:align>
+            </wp:positionH>
+            <wp:positionV relativeFrom="paragraph">
+              <wp:posOffset>132936</wp:posOffset>
+            </wp:positionV>
+            <wp:extent cx="2587252" cy="5828400"/>
+            <wp:effectExtent l="0" t="0" r="3810" b="1270"/>
+            <wp:wrapNone/>
+            <wp:docPr id="621472141" name="Picture 1"/>
+            <wp:cNvGraphicFramePr>
+              <a:graphicFrameLocks xmlns:a="http://schemas.openxmlformats.org/drawingml/2006/main" noChangeAspect="1"/>
+            </wp:cNvGraphicFramePr>
+            <a:graphic xmlns:a="http://schemas.openxmlformats.org/drawingml/2006/main">
+              <a:graphicData uri="http://schemas.openxmlformats.org/drawingml/2006/picture">
+                <pic:pic xmlns:pic="http://schemas.openxmlformats.org/drawingml/2006/picture">
+                  <pic:nvPicPr>
+                    <pic:cNvPr id="621472141" name=""/>
+                    <pic:cNvPicPr/>
+                  </pic:nvPicPr>
+                  <pic:blipFill>
+                    <a:blip r:embed="rId8"/>
+                    <a:stretch>
+                      <a:fillRect/>
+                    </a:stretch>
+                  </pic:blipFill>
+                  <pic:spPr>
+                    <a:xfrm>
+                      <a:off x="0" y="0"/>
+                      <a:ext cx="2587252" cy="5828400"/>
+                    </a:xfrm>
+                    <a:prstGeom prst="rect">
+                      <a:avLst/>
+                    </a:prstGeom>
+                  </pic:spPr>
+                </pic:pic>
+              </a:graphicData>
+            </a:graphic>
+            <wp14:sizeRelH relativeFrom="margin">
+              <wp14:pctWidth>0</wp14:pctWidth>
+            </wp14:sizeRelH>
+            <wp14:sizeRelV relativeFrom="margin">
+              <wp14:pctHeight>0</wp14:pctHeight>
+            </wp14:sizeRelV>
+          </wp:anchor>
+        </w:drawing>
+      </w:r>
+    </w:p>
+    <w:p>
+      <w:pPr>
+        <w:spacing w:after="0" w:line="240" w:lineRule="auto"/>
+        <w:jc w:val="center"/>
+        <w:rPr>
+          <w:rFonts w:ascii="TH Sarabun New" w:hAnsi="TH Sarabun New" w:cs="TH Sarabun New"/>
+          <w:color w:val="FF0000"/>
+          <w:sz w:val="32"/>
+          <w:szCs w:val="32"/>
+        </w:rPr>
+      </w:pPr>
+    </w:p>
+    <w:p>
+      <w:pPr>
+        <w:spacing w:after="0" w:line="240" w:lineRule="auto"/>
+        <w:jc w:val="center"/>
+        <w:rPr>
+          <w:rFonts w:ascii="TH Sarabun New" w:hAnsi="TH Sarabun New" w:cs="TH Sarabun New"/>
+          <w:color w:val="FF0000"/>
+          <w:sz w:val="32"/>
+          <w:szCs w:val="32"/>
+        </w:rPr>
+      </w:pPr>
+    </w:p>
+    <w:p>
+      <w:pPr>
+        <w:spacing w:after="0" w:line="240" w:lineRule="auto"/>
+        <w:jc w:val="center"/>
+        <w:rPr>
+          <w:rFonts w:ascii="TH Sarabun New" w:hAnsi="TH Sarabun New" w:cs="TH Sarabun New"/>
+          <w:color w:val="FF0000"/>
+          <w:sz w:val="32"/>
+          <w:szCs w:val="32"/>
+        </w:rPr>
+      </w:pPr>
+    </w:p>
+    <w:p>
+      <w:pPr>
+        <w:spacing w:after="0" w:line="240" w:lineRule="auto"/>
+        <w:jc w:val="center"/>
+        <w:rPr>
+          <w:rFonts w:ascii="TH Sarabun New" w:hAnsi="TH Sarabun New" w:cs="TH Sarabun New"/>
+          <w:color w:val="FF0000"/>
+          <w:sz w:val="32"/>
+          <w:szCs w:val="32"/>
+        </w:rPr>
+      </w:pPr>
+    </w:p>
+    <w:p>
+      <w:pPr>
+        <w:spacing w:after="0" w:line="240" w:lineRule="auto"/>
+        <w:jc w:val="center"/>
+        <w:rPr>
+          <w:rFonts w:ascii="TH Sarabun New" w:hAnsi="TH Sarabun New" w:cs="TH Sarabun New"/>
+          <w:color w:val="FF0000"/>
+          <w:sz w:val="32"/>
+          <w:szCs w:val="32"/>
+        </w:rPr>
+      </w:pPr>
+    </w:p>
+    <w:p>
+      <w:pPr>
+        <w:spacing w:after="0" w:line="240" w:lineRule="auto"/>
+        <w:jc w:val="center"/>
+        <w:rPr>
+          <w:rFonts w:ascii="TH Sarabun New" w:hAnsi="TH Sarabun New" w:cs="TH Sarabun New"/>
+          <w:color w:val="FF0000"/>
+          <w:sz w:val="32"/>
+          <w:szCs w:val="32"/>
+        </w:rPr>
+      </w:pPr>
+    </w:p>
+    <w:p>
+      <w:pPr>
+        <w:tabs>
+          <w:tab w:val="left" w:pos="5885"/>
+        </w:tabs>
+        <w:spacing w:after="0" w:line="240" w:lineRule="auto"/>
+        <w:rPr>
+          <w:rFonts w:ascii="TH Sarabun New" w:hAnsi="TH Sarabun New" w:cs="TH Sarabun New"/>
+          <w:color w:val="FF0000"/>
+          <w:sz w:val="32"/>
+          <w:szCs w:val="32"/>
+        </w:rPr>
+      </w:pPr>
+      <w:r>
+        <w:rPr>
+          <w:rFonts w:ascii="TH Sarabun New" w:hAnsi="TH Sarabun New" w:cs="TH Sarabun New"/>
+          <w:color w:val="FF0000"/>
+          <w:sz w:val="32"/>
+          <w:szCs w:val="32"/>
+        </w:rPr>
+        <w:tab/>
+      </w:r>
+    </w:p>
+    <w:p>
+      <w:pPr>
+        <w:spacing w:after="0" w:line="240" w:lineRule="auto"/>
+        <w:jc w:val="center"/>
+        <w:rPr>
+          <w:rFonts w:ascii="TH Sarabun New" w:hAnsi="TH Sarabun New" w:cs="TH Sarabun New"/>
+          <w:color w:val="FF0000"/>
+          <w:sz w:val="32"/>
+          <w:szCs w:val="32"/>
+        </w:rPr>
+      </w:pPr>
+    </w:p>
+    <w:p>
+      <w:pPr>
+        <w:spacing w:after="0" w:line="240" w:lineRule="auto"/>
+        <w:jc w:val="center"/>
+        <w:rPr>
+          <w:rFonts w:ascii="TH Sarabun New" w:hAnsi="TH Sarabun New" w:cs="TH Sarabun New"/>
+          <w:color w:val="FF0000"/>
+          <w:sz w:val="32"/>
+          <w:szCs w:val="32"/>
+        </w:rPr>
+      </w:pPr>
+    </w:p>
+    <w:p>
+      <w:pPr>
+        <w:spacing w:after="0" w:line="240" w:lineRule="auto"/>
+        <w:jc w:val="center"/>
+        <w:rPr>
+          <w:rFonts w:ascii="TH Sarabun New" w:hAnsi="TH Sarabun New" w:cs="TH Sarabun New"/>
+          <w:color w:val="FF0000"/>
+          <w:sz w:val="32"/>
+          <w:szCs w:val="32"/>
+        </w:rPr>
+      </w:pPr>
+    </w:p>
+    <w:p>
+      <w:pPr>
+        <w:spacing w:after="0" w:line="240" w:lineRule="auto"/>
+        <w:jc w:val="center"/>
+        <w:rPr>
+          <w:rFonts w:ascii="TH Sarabun New" w:hAnsi="TH Sarabun New" w:cs="TH Sarabun New"/>
+          <w:color w:val="FF0000"/>
+          <w:sz w:val="32"/>
+          <w:szCs w:val="32"/>
+        </w:rPr>
+      </w:pPr>
+    </w:p>
+    <w:p>
+      <w:pPr>
+        <w:spacing w:after="0" w:line="240" w:lineRule="auto"/>
+        <w:jc w:val="center"/>
+        <w:rPr>
+          <w:rFonts w:ascii="TH Sarabun New" w:hAnsi="TH Sarabun New" w:cs="TH Sarabun New" w:hint="cs"/>
           <w:color w:val="FF0000"/>
           <w:sz w:val="32"/>
           <w:szCs w:val="32"/>
           <w:cs/>
           <w:lang w:bidi="th-TH"/>
         </w:rPr>
-        <w:t>วางภาพหน้าจอ หน้าจอเข้าสู่ระบบ (</w:t>
-      </w:r>
-      <w:r>
+      </w:pPr>
+    </w:p>
+    <w:p>
+      <w:pPr>
+        <w:spacing w:after="0" w:line="240" w:lineRule="auto"/>
+        <w:jc w:val="center"/>
         <w:rPr>
           <w:rFonts w:ascii="TH Sarabun New" w:hAnsi="TH Sarabun New" w:cs="TH Sarabun New"/>
           <w:color w:val="FF0000"/>
           <w:sz w:val="32"/>
           <w:szCs w:val="32"/>
         </w:rPr>
-        <w:t>Login) ]</w:t>
-      </w:r>
+      </w:pPr>
+    </w:p>
+    <w:p>
+      <w:pPr>
+        <w:spacing w:after="0" w:line="240" w:lineRule="auto"/>
+        <w:jc w:val="center"/>
+        <w:rPr>
+          <w:rFonts w:ascii="TH Sarabun New" w:hAnsi="TH Sarabun New" w:cs="TH Sarabun New"/>
+          <w:color w:val="FF0000"/>
+          <w:sz w:val="32"/>
+          <w:szCs w:val="32"/>
+        </w:rPr>
+      </w:pPr>
+    </w:p>
+    <w:p>
+      <w:pPr>
+        <w:spacing w:after="0" w:line="240" w:lineRule="auto"/>
+        <w:jc w:val="center"/>
+        <w:rPr>
+          <w:rFonts w:ascii="TH Sarabun New" w:hAnsi="TH Sarabun New" w:cs="TH Sarabun New"/>
+          <w:color w:val="FF0000"/>
+          <w:sz w:val="32"/>
+          <w:szCs w:val="32"/>
+        </w:rPr>
+      </w:pPr>
+    </w:p>
+    <w:p>
+      <w:pPr>
+        <w:spacing w:after="0" w:line="240" w:lineRule="auto"/>
+        <w:jc w:val="center"/>
+        <w:rPr>
+          <w:rFonts w:ascii="TH Sarabun New" w:hAnsi="TH Sarabun New" w:cs="TH Sarabun New"/>
+          <w:color w:val="FF0000"/>
+          <w:sz w:val="32"/>
+          <w:szCs w:val="32"/>
+        </w:rPr>
+      </w:pPr>
+    </w:p>
+    <w:p>
+      <w:pPr>
+        <w:spacing w:after="0" w:line="240" w:lineRule="auto"/>
+        <w:jc w:val="center"/>
+        <w:rPr>
+          <w:rFonts w:ascii="TH Sarabun New" w:hAnsi="TH Sarabun New" w:cs="TH Sarabun New"/>
+          <w:color w:val="FF0000"/>
+          <w:sz w:val="32"/>
+          <w:szCs w:val="32"/>
+        </w:rPr>
+      </w:pPr>
+    </w:p>
+    <w:p>
+      <w:pPr>
+        <w:spacing w:after="0" w:line="240" w:lineRule="auto"/>
+        <w:jc w:val="center"/>
+        <w:rPr>
+          <w:rFonts w:ascii="TH Sarabun New" w:hAnsi="TH Sarabun New" w:cs="TH Sarabun New"/>
+          <w:color w:val="FF0000"/>
+          <w:sz w:val="32"/>
+          <w:szCs w:val="32"/>
+        </w:rPr>
+      </w:pPr>
+    </w:p>
+    <w:p>
+      <w:pPr>
+        <w:spacing w:after="0" w:line="240" w:lineRule="auto"/>
+        <w:jc w:val="center"/>
+        <w:rPr>
+          <w:rFonts w:ascii="TH Sarabun New" w:hAnsi="TH Sarabun New" w:cs="TH Sarabun New"/>
+          <w:color w:val="FF0000"/>
+          <w:sz w:val="32"/>
+          <w:szCs w:val="32"/>
+        </w:rPr>
+      </w:pPr>
+    </w:p>
+    <w:p>
+      <w:pPr>
+        <w:spacing w:after="0" w:line="240" w:lineRule="auto"/>
+        <w:jc w:val="center"/>
+        <w:rPr>
+          <w:rFonts w:ascii="TH Sarabun New" w:hAnsi="TH Sarabun New" w:cs="TH Sarabun New"/>
+          <w:color w:val="FF0000"/>
+          <w:sz w:val="32"/>
+          <w:szCs w:val="32"/>
+        </w:rPr>
+      </w:pPr>
+    </w:p>
+    <w:p>
+      <w:pPr>
+        <w:spacing w:after="0" w:line="240" w:lineRule="auto"/>
+        <w:jc w:val="center"/>
+        <w:rPr>
+          <w:rFonts w:ascii="TH Sarabun New" w:hAnsi="TH Sarabun New" w:cs="TH Sarabun New"/>
+          <w:color w:val="FF0000"/>
+          <w:sz w:val="32"/>
+          <w:szCs w:val="32"/>
+        </w:rPr>
+      </w:pPr>
+    </w:p>
+    <w:p>
+      <w:pPr>
+        <w:spacing w:after="0" w:line="240" w:lineRule="auto"/>
+        <w:jc w:val="center"/>
+        <w:rPr>
+          <w:rFonts w:ascii="TH Sarabun New" w:hAnsi="TH Sarabun New" w:cs="TH Sarabun New"/>
+          <w:color w:val="FF0000"/>
+          <w:sz w:val="32"/>
+          <w:szCs w:val="32"/>
+        </w:rPr>
+      </w:pPr>
     </w:p>
     <w:p>
       <w:pPr>
@@ -2183,6 +2489,7 @@
           <w:sz w:val="32"/>
           <w:szCs w:val="32"/>
         </w:rPr>
+        <w:lastRenderedPageBreak/>
         <w:t>3.2</w:t>
       </w:r>
       <w:r>
@@ -2511,35 +2818,753 @@
     </w:p>
     <w:p>
       <w:pPr>
-        <w:spacing w:after="0" w:line="240" w:lineRule="auto"/>
-        <w:jc w:val="center"/>
+        <w:pStyle w:val="ListParagraph"/>
+        <w:numPr>
+          <w:ilvl w:val="0"/>
+          <w:numId w:val="15"/>
+        </w:numPr>
+        <w:spacing w:after="0" w:line="240" w:lineRule="auto"/>
         <w:rPr>
           <w:rFonts w:ascii="TH Sarabun New" w:hAnsi="TH Sarabun New" w:cs="TH Sarabun New"/>
           <w:color w:val="FF0000"/>
           <w:sz w:val="32"/>
           <w:szCs w:val="32"/>
-        </w:rPr>
-      </w:pPr>
-      <w:r>
-        <w:rPr>
-          <w:rFonts w:ascii="TH Sarabun New" w:hAnsi="TH Sarabun New" w:cs="TH Sarabun New"/>
+          <w:lang w:bidi="th-TH"/>
+        </w:rPr>
+      </w:pPr>
+      <w:r>
+        <w:rPr>
+          <w:rFonts w:ascii="TH Sarabun New" w:hAnsi="TH Sarabun New" w:cs="TH Sarabun New"/>
+          <w:noProof/>
           <w:color w:val="FF0000"/>
           <w:sz w:val="32"/>
           <w:szCs w:val="32"/>
-        </w:rPr>
-        <w:t xml:space="preserve">[ </w:t>
-      </w:r>
-      <w:r>
-        <w:rPr>
-          <w:rFonts w:ascii="TH Sarabun New" w:hAnsi="TH Sarabun New" w:cs="TH Sarabun New"/>
-          <w:color w:val="FF0000"/>
+          <w:lang w:bidi="th-TH"/>
+        </w:rPr>
+        <w:drawing>
+          <wp:anchor distT="0" distB="0" distL="114300" distR="114300" simplePos="0" relativeHeight="251677696" behindDoc="1" locked="0" layoutInCell="1" allowOverlap="1" wp14:anchorId="33A306D9" wp14:editId="58139E2A">
+            <wp:simplePos x="0" y="0"/>
+            <wp:positionH relativeFrom="column">
+              <wp:posOffset>2162286</wp:posOffset>
+            </wp:positionH>
+            <wp:positionV relativeFrom="paragraph">
+              <wp:posOffset>37769</wp:posOffset>
+            </wp:positionV>
+            <wp:extent cx="1773141" cy="3989567"/>
+            <wp:effectExtent l="0" t="0" r="0" b="0"/>
+            <wp:wrapNone/>
+            <wp:docPr id="373104623" name="Picture 1"/>
+            <wp:cNvGraphicFramePr>
+              <a:graphicFrameLocks xmlns:a="http://schemas.openxmlformats.org/drawingml/2006/main" noChangeAspect="1"/>
+            </wp:cNvGraphicFramePr>
+            <a:graphic xmlns:a="http://schemas.openxmlformats.org/drawingml/2006/main">
+              <a:graphicData uri="http://schemas.openxmlformats.org/drawingml/2006/picture">
+                <pic:pic xmlns:pic="http://schemas.openxmlformats.org/drawingml/2006/picture">
+                  <pic:nvPicPr>
+                    <pic:cNvPr id="373104623" name=""/>
+                    <pic:cNvPicPr/>
+                  </pic:nvPicPr>
+                  <pic:blipFill>
+                    <a:blip r:embed="rId9"/>
+                    <a:stretch>
+                      <a:fillRect/>
+                    </a:stretch>
+                  </pic:blipFill>
+                  <pic:spPr>
+                    <a:xfrm>
+                      <a:off x="0" y="0"/>
+                      <a:ext cx="1773141" cy="3989567"/>
+                    </a:xfrm>
+                    <a:prstGeom prst="rect">
+                      <a:avLst/>
+                    </a:prstGeom>
+                  </pic:spPr>
+                </pic:pic>
+              </a:graphicData>
+            </a:graphic>
+            <wp14:sizeRelH relativeFrom="margin">
+              <wp14:pctWidth>0</wp14:pctWidth>
+            </wp14:sizeRelH>
+            <wp14:sizeRelV relativeFrom="margin">
+              <wp14:pctHeight>0</wp14:pctHeight>
+            </wp14:sizeRelV>
+          </wp:anchor>
+        </w:drawing>
+      </w:r>
+      <w:r>
+        <w:rPr>
+          <w:rFonts w:ascii="TH Sarabun New" w:hAnsi="TH Sarabun New" w:cs="TH Sarabun New"/>
+          <w:noProof/>
           <w:sz w:val="32"/>
           <w:szCs w:val="32"/>
           <w:cs/>
           <w:lang w:bidi="th-TH"/>
         </w:rPr>
-        <w:t>วางภาพหน้าจอ หน้าจอสร้างองค์กร/บริษัทใหม่ ]</w:t>
-      </w:r>
+        <w:drawing>
+          <wp:anchor distT="0" distB="0" distL="114300" distR="114300" simplePos="0" relativeHeight="251673600" behindDoc="1" locked="0" layoutInCell="1" allowOverlap="1" wp14:anchorId="2D0B66AD" wp14:editId="598FC9CC">
+            <wp:simplePos x="0" y="0"/>
+            <wp:positionH relativeFrom="margin">
+              <wp:align>right</wp:align>
+            </wp:positionH>
+            <wp:positionV relativeFrom="paragraph">
+              <wp:posOffset>38404</wp:posOffset>
+            </wp:positionV>
+            <wp:extent cx="1780731" cy="3999008"/>
+            <wp:effectExtent l="0" t="0" r="0" b="1905"/>
+            <wp:wrapNone/>
+            <wp:docPr id="774429836" name="Picture 1"/>
+            <wp:cNvGraphicFramePr>
+              <a:graphicFrameLocks xmlns:a="http://schemas.openxmlformats.org/drawingml/2006/main" noChangeAspect="1"/>
+            </wp:cNvGraphicFramePr>
+            <a:graphic xmlns:a="http://schemas.openxmlformats.org/drawingml/2006/main">
+              <a:graphicData uri="http://schemas.openxmlformats.org/drawingml/2006/picture">
+                <pic:pic xmlns:pic="http://schemas.openxmlformats.org/drawingml/2006/picture">
+                  <pic:nvPicPr>
+                    <pic:cNvPr id="774429836" name=""/>
+                    <pic:cNvPicPr/>
+                  </pic:nvPicPr>
+                  <pic:blipFill>
+                    <a:blip r:embed="rId10"/>
+                    <a:stretch>
+                      <a:fillRect/>
+                    </a:stretch>
+                  </pic:blipFill>
+                  <pic:spPr>
+                    <a:xfrm>
+                      <a:off x="0" y="0"/>
+                      <a:ext cx="1780731" cy="3999008"/>
+                    </a:xfrm>
+                    <a:prstGeom prst="rect">
+                      <a:avLst/>
+                    </a:prstGeom>
+                  </pic:spPr>
+                </pic:pic>
+              </a:graphicData>
+            </a:graphic>
+            <wp14:sizeRelH relativeFrom="margin">
+              <wp14:pctWidth>0</wp14:pctWidth>
+            </wp14:sizeRelH>
+            <wp14:sizeRelV relativeFrom="margin">
+              <wp14:pctHeight>0</wp14:pctHeight>
+            </wp14:sizeRelV>
+          </wp:anchor>
+        </w:drawing>
+      </w:r>
+      <w:r>
+        <w:rPr>
+          <w:noProof/>
+          <w:lang w:bidi="th-TH"/>
+        </w:rPr>
+        <w:drawing>
+          <wp:anchor distT="0" distB="0" distL="114300" distR="114300" simplePos="0" relativeHeight="251671552" behindDoc="1" locked="0" layoutInCell="1" allowOverlap="1" wp14:anchorId="73B262CB" wp14:editId="58F2FD4C">
+            <wp:simplePos x="0" y="0"/>
+            <wp:positionH relativeFrom="column">
+              <wp:posOffset>198784</wp:posOffset>
+            </wp:positionH>
+            <wp:positionV relativeFrom="paragraph">
+              <wp:posOffset>46060</wp:posOffset>
+            </wp:positionV>
+            <wp:extent cx="1773140" cy="3966838"/>
+            <wp:effectExtent l="0" t="0" r="0" b="0"/>
+            <wp:wrapNone/>
+            <wp:docPr id="807959512" name="Picture 1"/>
+            <wp:cNvGraphicFramePr>
+              <a:graphicFrameLocks xmlns:a="http://schemas.openxmlformats.org/drawingml/2006/main" noChangeAspect="1"/>
+            </wp:cNvGraphicFramePr>
+            <a:graphic xmlns:a="http://schemas.openxmlformats.org/drawingml/2006/main">
+              <a:graphicData uri="http://schemas.openxmlformats.org/drawingml/2006/picture">
+                <pic:pic xmlns:pic="http://schemas.openxmlformats.org/drawingml/2006/picture">
+                  <pic:nvPicPr>
+                    <pic:cNvPr id="807959512" name=""/>
+                    <pic:cNvPicPr/>
+                  </pic:nvPicPr>
+                  <pic:blipFill>
+                    <a:blip r:embed="rId11"/>
+                    <a:stretch>
+                      <a:fillRect/>
+                    </a:stretch>
+                  </pic:blipFill>
+                  <pic:spPr>
+                    <a:xfrm>
+                      <a:off x="0" y="0"/>
+                      <a:ext cx="1776533" cy="3974429"/>
+                    </a:xfrm>
+                    <a:prstGeom prst="rect">
+                      <a:avLst/>
+                    </a:prstGeom>
+                  </pic:spPr>
+                </pic:pic>
+              </a:graphicData>
+            </a:graphic>
+            <wp14:sizeRelH relativeFrom="margin">
+              <wp14:pctWidth>0</wp14:pctWidth>
+            </wp14:sizeRelH>
+            <wp14:sizeRelV relativeFrom="margin">
+              <wp14:pctHeight>0</wp14:pctHeight>
+            </wp14:sizeRelV>
+          </wp:anchor>
+        </w:drawing>
+      </w:r>
+    </w:p>
+    <w:p>
+      <w:pPr>
+        <w:spacing w:after="0" w:line="240" w:lineRule="auto"/>
+        <w:jc w:val="center"/>
+        <w:rPr>
+          <w:rFonts w:ascii="TH Sarabun New" w:hAnsi="TH Sarabun New" w:cs="TH Sarabun New"/>
+          <w:color w:val="FF0000"/>
+          <w:sz w:val="32"/>
+          <w:szCs w:val="32"/>
+          <w:lang w:bidi="th-TH"/>
+        </w:rPr>
+      </w:pPr>
+      <w:r>
+        <w:rPr>
+          <w:rFonts w:ascii="TH Sarabun New" w:hAnsi="TH Sarabun New" w:cs="TH Sarabun New"/>
+          <w:noProof/>
+          <w:color w:val="FF0000"/>
+          <w:sz w:val="32"/>
+          <w:szCs w:val="32"/>
+          <w:lang w:bidi="th-TH"/>
+        </w:rPr>
+        <mc:AlternateContent>
+          <mc:Choice Requires="wps">
+            <w:drawing>
+              <wp:anchor distT="0" distB="0" distL="114300" distR="114300" simplePos="0" relativeHeight="251679744" behindDoc="0" locked="0" layoutInCell="1" allowOverlap="1" wp14:anchorId="787EDCB1" wp14:editId="622376A8">
+                <wp:simplePos x="0" y="0"/>
+                <wp:positionH relativeFrom="column">
+                  <wp:posOffset>3619086</wp:posOffset>
+                </wp:positionH>
+                <wp:positionV relativeFrom="paragraph">
+                  <wp:posOffset>12534</wp:posOffset>
+                </wp:positionV>
+                <wp:extent cx="302149" cy="771276"/>
+                <wp:effectExtent l="0" t="0" r="0" b="0"/>
+                <wp:wrapNone/>
+                <wp:docPr id="1452164501" name="Text Box 7"/>
+                <wp:cNvGraphicFramePr/>
+                <a:graphic xmlns:a="http://schemas.openxmlformats.org/drawingml/2006/main">
+                  <a:graphicData uri="http://schemas.microsoft.com/office/word/2010/wordprocessingShape">
+                    <wps:wsp>
+                      <wps:cNvSpPr txBox="1"/>
+                      <wps:spPr>
+                        <a:xfrm>
+                          <a:off x="0" y="0"/>
+                          <a:ext cx="302149" cy="771276"/>
+                        </a:xfrm>
+                        <a:prstGeom prst="rect">
+                          <a:avLst/>
+                        </a:prstGeom>
+                        <a:noFill/>
+                        <a:ln w="6350">
+                          <a:noFill/>
+                        </a:ln>
+                      </wps:spPr>
+                      <wps:txbx>
+                        <w:txbxContent>
+                          <w:p>
+                            <w:pPr>
+                              <w:rPr>
+                                <w:rFonts w:ascii="TH Sarabun New" w:hAnsi="TH Sarabun New" w:cs="TH Sarabun New"/>
+                                <w:b/>
+                                <w:bCs/>
+                                <w:color w:val="EE0000"/>
+                                <w:sz w:val="56"/>
+                                <w:szCs w:val="56"/>
+                              </w:rPr>
+                            </w:pPr>
+                            <w:r>
+                              <w:rPr>
+                                <w:rFonts w:ascii="TH Sarabun New" w:hAnsi="TH Sarabun New" w:cs="TH Sarabun New"/>
+                                <w:b/>
+                                <w:bCs/>
+                                <w:color w:val="EE0000"/>
+                                <w:sz w:val="56"/>
+                                <w:szCs w:val="56"/>
+                              </w:rPr>
+                              <w:t>2</w:t>
+                            </w:r>
+                            <w:r>
+                              <w:rPr>
+                                <w:rFonts w:ascii="TH Sarabun New" w:hAnsi="TH Sarabun New" w:cs="TH Sarabun New"/>
+                                <w:b/>
+                                <w:bCs/>
+                                <w:color w:val="EE0000"/>
+                                <w:sz w:val="56"/>
+                                <w:szCs w:val="56"/>
+                              </w:rPr>
+                              <w:t>1</w:t>
+                            </w:r>
+                          </w:p>
+                        </w:txbxContent>
+                      </wps:txbx>
+                      <wps:bodyPr rot="0" spcFirstLastPara="0" vertOverflow="overflow" horzOverflow="overflow" vert="horz" wrap="square" lIns="91440" tIns="45720" rIns="91440" bIns="45720" numCol="1" spcCol="0" rtlCol="0" fromWordArt="0" anchor="t" anchorCtr="0" forceAA="0" compatLnSpc="1">
+                        <a:prstTxWarp prst="textNoShape">
+                          <a:avLst/>
+                        </a:prstTxWarp>
+                        <a:noAutofit/>
+                      </wps:bodyPr>
+                    </wps:wsp>
+                  </a:graphicData>
+                </a:graphic>
+                <wp14:sizeRelH relativeFrom="margin">
+                  <wp14:pctWidth>0</wp14:pctWidth>
+                </wp14:sizeRelH>
+                <wp14:sizeRelV relativeFrom="margin">
+                  <wp14:pctHeight>0</wp14:pctHeight>
+                </wp14:sizeRelV>
+              </wp:anchor>
+            </w:drawing>
+          </mc:Choice>
+          <mc:Fallback>
+            <w:pict>
+              <v:shapetype w14:anchorId="787EDCB1" id="_x0000_t202" coordsize="21600,21600" o:spt="202" path="m,l,21600r21600,l21600,xe">
+                <v:stroke joinstyle="miter"/>
+                <v:path gradientshapeok="t" o:connecttype="rect"/>
+              </v:shapetype>
+              <v:shape id="Text Box 7" o:spid="_x0000_s1026" type="#_x0000_t202" style="position:absolute;left:0;text-align:left;margin-left:284.95pt;margin-top:1pt;width:23.8pt;height:60.75pt;z-index:251679744;visibility:visible;mso-wrap-style:square;mso-width-percent:0;mso-height-percent:0;mso-wrap-distance-left:9pt;mso-wrap-distance-top:0;mso-wrap-distance-right:9pt;mso-wrap-distance-bottom:0;mso-position-horizontal:absolute;mso-position-horizontal-relative:text;mso-position-vertical:absolute;mso-position-vertical-relative:text;mso-width-percent:0;mso-height-percent:0;mso-width-relative:margin;mso-height-relative:margin;v-text-anchor:top" o:gfxdata="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" filled="f" stroked="f" strokeweight=".5pt">
+                <v:textbox>
+                  <w:txbxContent>
+                    <w:p>
+                      <w:pPr>
+                        <w:rPr>
+                          <w:rFonts w:ascii="TH Sarabun New" w:hAnsi="TH Sarabun New" w:cs="TH Sarabun New"/>
+                          <w:b/>
+                          <w:bCs/>
+                          <w:color w:val="EE0000"/>
+                          <w:sz w:val="56"/>
+                          <w:szCs w:val="56"/>
+                        </w:rPr>
+                      </w:pPr>
+                      <w:r>
+                        <w:rPr>
+                          <w:rFonts w:ascii="TH Sarabun New" w:hAnsi="TH Sarabun New" w:cs="TH Sarabun New"/>
+                          <w:b/>
+                          <w:bCs/>
+                          <w:color w:val="EE0000"/>
+                          <w:sz w:val="56"/>
+                          <w:szCs w:val="56"/>
+                        </w:rPr>
+                        <w:t>2</w:t>
+                      </w:r>
+                      <w:r>
+                        <w:rPr>
+                          <w:rFonts w:ascii="TH Sarabun New" w:hAnsi="TH Sarabun New" w:cs="TH Sarabun New"/>
+                          <w:b/>
+                          <w:bCs/>
+                          <w:color w:val="EE0000"/>
+                          <w:sz w:val="56"/>
+                          <w:szCs w:val="56"/>
+                        </w:rPr>
+                        <w:t>1</w:t>
+                      </w:r>
+                    </w:p>
+                  </w:txbxContent>
+                </v:textbox>
+              </v:shape>
+            </w:pict>
+          </mc:Fallback>
+        </mc:AlternateContent>
+      </w:r>
+      <w:r>
+        <w:rPr>
+          <w:rFonts w:ascii="TH Sarabun New" w:hAnsi="TH Sarabun New" w:cs="TH Sarabun New"/>
+          <w:noProof/>
+          <w:color w:val="FF0000"/>
+          <w:sz w:val="32"/>
+          <w:szCs w:val="32"/>
+          <w:lang w:bidi="th-TH"/>
+        </w:rPr>
+        <mc:AlternateContent>
+          <mc:Choice Requires="wps">
+            <w:drawing>
+              <wp:anchor distT="0" distB="0" distL="114300" distR="114300" simplePos="0" relativeHeight="251674624" behindDoc="0" locked="0" layoutInCell="1" allowOverlap="1" wp14:anchorId="41D85B74" wp14:editId="545F4A98">
+                <wp:simplePos x="0" y="0"/>
+                <wp:positionH relativeFrom="column">
+                  <wp:posOffset>1693600</wp:posOffset>
+                </wp:positionH>
+                <wp:positionV relativeFrom="paragraph">
+                  <wp:posOffset>141578</wp:posOffset>
+                </wp:positionV>
+                <wp:extent cx="302149" cy="771276"/>
+                <wp:effectExtent l="0" t="0" r="0" b="0"/>
+                <wp:wrapNone/>
+                <wp:docPr id="885862134" name="Text Box 7"/>
+                <wp:cNvGraphicFramePr/>
+                <a:graphic xmlns:a="http://schemas.openxmlformats.org/drawingml/2006/main">
+                  <a:graphicData uri="http://schemas.microsoft.com/office/word/2010/wordprocessingShape">
+                    <wps:wsp>
+                      <wps:cNvSpPr txBox="1"/>
+                      <wps:spPr>
+                        <a:xfrm>
+                          <a:off x="0" y="0"/>
+                          <a:ext cx="302149" cy="771276"/>
+                        </a:xfrm>
+                        <a:prstGeom prst="rect">
+                          <a:avLst/>
+                        </a:prstGeom>
+                        <a:noFill/>
+                        <a:ln w="6350">
+                          <a:noFill/>
+                        </a:ln>
+                      </wps:spPr>
+                      <wps:txbx>
+                        <w:txbxContent>
+                          <w:p>
+                            <w:pPr>
+                              <w:rPr>
+                                <w:rFonts w:ascii="TH Sarabun New" w:hAnsi="TH Sarabun New" w:cs="TH Sarabun New"/>
+                                <w:b/>
+                                <w:bCs/>
+                                <w:color w:val="EE0000"/>
+                                <w:sz w:val="56"/>
+                                <w:szCs w:val="56"/>
+                              </w:rPr>
+                            </w:pPr>
+                            <w:r>
+                              <w:rPr>
+                                <w:rFonts w:ascii="TH Sarabun New" w:hAnsi="TH Sarabun New" w:cs="TH Sarabun New"/>
+                                <w:b/>
+                                <w:bCs/>
+                                <w:color w:val="EE0000"/>
+                                <w:sz w:val="56"/>
+                                <w:szCs w:val="56"/>
+                              </w:rPr>
+                              <w:t>1</w:t>
+                            </w:r>
+                          </w:p>
+                        </w:txbxContent>
+                      </wps:txbx>
+                      <wps:bodyPr rot="0" spcFirstLastPara="0" vertOverflow="overflow" horzOverflow="overflow" vert="horz" wrap="square" lIns="91440" tIns="45720" rIns="91440" bIns="45720" numCol="1" spcCol="0" rtlCol="0" fromWordArt="0" anchor="t" anchorCtr="0" forceAA="0" compatLnSpc="1">
+                        <a:prstTxWarp prst="textNoShape">
+                          <a:avLst/>
+                        </a:prstTxWarp>
+                        <a:noAutofit/>
+                      </wps:bodyPr>
+                    </wps:wsp>
+                  </a:graphicData>
+                </a:graphic>
+                <wp14:sizeRelH relativeFrom="margin">
+                  <wp14:pctWidth>0</wp14:pctWidth>
+                </wp14:sizeRelH>
+                <wp14:sizeRelV relativeFrom="margin">
+                  <wp14:pctHeight>0</wp14:pctHeight>
+                </wp14:sizeRelV>
+              </wp:anchor>
+            </w:drawing>
+          </mc:Choice>
+          <mc:Fallback>
+            <w:pict>
+              <v:shape w14:anchorId="41D85B74" id="_x0000_s1027" type="#_x0000_t202" style="position:absolute;left:0;text-align:left;margin-left:133.35pt;margin-top:11.15pt;width:23.8pt;height:60.75pt;z-index:251674624;visibility:visible;mso-wrap-style:square;mso-width-percent:0;mso-height-percent:0;mso-wrap-distance-left:9pt;mso-wrap-distance-top:0;mso-wrap-distance-right:9pt;mso-wrap-distance-bottom:0;mso-position-horizontal:absolute;mso-position-horizontal-relative:text;mso-position-vertical:absolute;mso-position-vertical-relative:text;mso-width-percent:0;mso-height-percent:0;mso-width-relative:margin;mso-height-relative:margin;v-text-anchor:top" o:gfxdata="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" filled="f" stroked="f" strokeweight=".5pt">
+                <v:textbox>
+                  <w:txbxContent>
+                    <w:p>
+                      <w:pPr>
+                        <w:rPr>
+                          <w:rFonts w:ascii="TH Sarabun New" w:hAnsi="TH Sarabun New" w:cs="TH Sarabun New"/>
+                          <w:b/>
+                          <w:bCs/>
+                          <w:color w:val="EE0000"/>
+                          <w:sz w:val="56"/>
+                          <w:szCs w:val="56"/>
+                        </w:rPr>
+                      </w:pPr>
+                      <w:r>
+                        <w:rPr>
+                          <w:rFonts w:ascii="TH Sarabun New" w:hAnsi="TH Sarabun New" w:cs="TH Sarabun New"/>
+                          <w:b/>
+                          <w:bCs/>
+                          <w:color w:val="EE0000"/>
+                          <w:sz w:val="56"/>
+                          <w:szCs w:val="56"/>
+                        </w:rPr>
+                        <w:t>1</w:t>
+                      </w:r>
+                    </w:p>
+                  </w:txbxContent>
+                </v:textbox>
+              </v:shape>
+            </w:pict>
+          </mc:Fallback>
+        </mc:AlternateContent>
+      </w:r>
+    </w:p>
+    <w:p>
+      <w:pPr>
+        <w:spacing w:after="0" w:line="240" w:lineRule="auto"/>
+        <w:jc w:val="center"/>
+        <w:rPr>
+          <w:rFonts w:ascii="TH Sarabun New" w:hAnsi="TH Sarabun New" w:cs="TH Sarabun New"/>
+          <w:color w:val="FF0000"/>
+          <w:sz w:val="32"/>
+          <w:szCs w:val="32"/>
+          <w:lang w:bidi="th-TH"/>
+        </w:rPr>
+      </w:pPr>
+    </w:p>
+    <w:p>
+      <w:pPr>
+        <w:spacing w:after="0" w:line="240" w:lineRule="auto"/>
+        <w:jc w:val="center"/>
+        <w:rPr>
+          <w:rFonts w:ascii="TH Sarabun New" w:hAnsi="TH Sarabun New" w:cs="TH Sarabun New"/>
+          <w:color w:val="FF0000"/>
+          <w:sz w:val="32"/>
+          <w:szCs w:val="32"/>
+          <w:lang w:bidi="th-TH"/>
+        </w:rPr>
+      </w:pPr>
+    </w:p>
+    <w:p>
+      <w:pPr>
+        <w:spacing w:after="0" w:line="240" w:lineRule="auto"/>
+        <w:jc w:val="center"/>
+        <w:rPr>
+          <w:rFonts w:ascii="TH Sarabun New" w:hAnsi="TH Sarabun New" w:cs="TH Sarabun New"/>
+          <w:color w:val="FF0000"/>
+          <w:sz w:val="32"/>
+          <w:szCs w:val="32"/>
+          <w:lang w:bidi="th-TH"/>
+        </w:rPr>
+      </w:pPr>
+    </w:p>
+    <w:p>
+      <w:pPr>
+        <w:spacing w:after="0" w:line="240" w:lineRule="auto"/>
+        <w:jc w:val="center"/>
+        <w:rPr>
+          <w:rFonts w:ascii="TH Sarabun New" w:hAnsi="TH Sarabun New" w:cs="TH Sarabun New"/>
+          <w:color w:val="FF0000"/>
+          <w:sz w:val="32"/>
+          <w:szCs w:val="32"/>
+          <w:lang w:bidi="th-TH"/>
+        </w:rPr>
+      </w:pPr>
+    </w:p>
+    <w:p>
+      <w:pPr>
+        <w:spacing w:after="0" w:line="240" w:lineRule="auto"/>
+        <w:jc w:val="center"/>
+        <w:rPr>
+          <w:rFonts w:ascii="TH Sarabun New" w:hAnsi="TH Sarabun New" w:cs="TH Sarabun New"/>
+          <w:color w:val="FF0000"/>
+          <w:sz w:val="32"/>
+          <w:szCs w:val="32"/>
+          <w:lang w:bidi="th-TH"/>
+        </w:rPr>
+      </w:pPr>
+    </w:p>
+    <w:p>
+      <w:pPr>
+        <w:spacing w:after="0" w:line="240" w:lineRule="auto"/>
+        <w:jc w:val="center"/>
+        <w:rPr>
+          <w:rFonts w:ascii="TH Sarabun New" w:hAnsi="TH Sarabun New" w:cs="TH Sarabun New"/>
+          <w:color w:val="FF0000"/>
+          <w:sz w:val="32"/>
+          <w:szCs w:val="32"/>
+          <w:lang w:bidi="th-TH"/>
+        </w:rPr>
+      </w:pPr>
+    </w:p>
+    <w:p>
+      <w:pPr>
+        <w:spacing w:after="0" w:line="240" w:lineRule="auto"/>
+        <w:jc w:val="center"/>
+        <w:rPr>
+          <w:rFonts w:ascii="TH Sarabun New" w:hAnsi="TH Sarabun New" w:cs="TH Sarabun New"/>
+          <w:color w:val="FF0000"/>
+          <w:sz w:val="32"/>
+          <w:szCs w:val="32"/>
+          <w:lang w:bidi="th-TH"/>
+        </w:rPr>
+      </w:pPr>
+    </w:p>
+    <w:p>
+      <w:pPr>
+        <w:spacing w:after="0" w:line="240" w:lineRule="auto"/>
+        <w:jc w:val="center"/>
+        <w:rPr>
+          <w:rFonts w:ascii="TH Sarabun New" w:hAnsi="TH Sarabun New" w:cs="TH Sarabun New"/>
+          <w:color w:val="FF0000"/>
+          <w:sz w:val="32"/>
+          <w:szCs w:val="32"/>
+          <w:lang w:bidi="th-TH"/>
+        </w:rPr>
+      </w:pPr>
+    </w:p>
+    <w:p>
+      <w:pPr>
+        <w:spacing w:after="0" w:line="240" w:lineRule="auto"/>
+        <w:jc w:val="center"/>
+        <w:rPr>
+          <w:rFonts w:ascii="TH Sarabun New" w:hAnsi="TH Sarabun New" w:cs="TH Sarabun New"/>
+          <w:color w:val="FF0000"/>
+          <w:sz w:val="32"/>
+          <w:szCs w:val="32"/>
+          <w:lang w:bidi="th-TH"/>
+        </w:rPr>
+      </w:pPr>
+      <w:r>
+        <w:rPr>
+          <w:rFonts w:ascii="TH Sarabun New" w:hAnsi="TH Sarabun New" w:cs="TH Sarabun New"/>
+          <w:noProof/>
+          <w:color w:val="FF0000"/>
+          <w:sz w:val="32"/>
+          <w:szCs w:val="32"/>
+          <w:lang w:bidi="th-TH"/>
+        </w:rPr>
+        <mc:AlternateContent>
+          <mc:Choice Requires="wps">
+            <w:drawing>
+              <wp:anchor distT="0" distB="0" distL="114300" distR="114300" simplePos="0" relativeHeight="251676672" behindDoc="0" locked="0" layoutInCell="1" allowOverlap="1" wp14:anchorId="381CF485" wp14:editId="411390B1">
+                <wp:simplePos x="0" y="0"/>
+                <wp:positionH relativeFrom="column">
+                  <wp:posOffset>5622815</wp:posOffset>
+                </wp:positionH>
+                <wp:positionV relativeFrom="paragraph">
+                  <wp:posOffset>69878</wp:posOffset>
+                </wp:positionV>
+                <wp:extent cx="302149" cy="771276"/>
+                <wp:effectExtent l="0" t="0" r="0" b="0"/>
+                <wp:wrapNone/>
+                <wp:docPr id="385792598" name="Text Box 7"/>
+                <wp:cNvGraphicFramePr/>
+                <a:graphic xmlns:a="http://schemas.openxmlformats.org/drawingml/2006/main">
+                  <a:graphicData uri="http://schemas.microsoft.com/office/word/2010/wordprocessingShape">
+                    <wps:wsp>
+                      <wps:cNvSpPr txBox="1"/>
+                      <wps:spPr>
+                        <a:xfrm>
+                          <a:off x="0" y="0"/>
+                          <a:ext cx="302149" cy="771276"/>
+                        </a:xfrm>
+                        <a:prstGeom prst="rect">
+                          <a:avLst/>
+                        </a:prstGeom>
+                        <a:noFill/>
+                        <a:ln w="6350">
+                          <a:noFill/>
+                        </a:ln>
+                      </wps:spPr>
+                      <wps:txbx>
+                        <w:txbxContent>
+                          <w:p>
+                            <w:pPr>
+                              <w:rPr>
+                                <w:rFonts w:ascii="TH Sarabun New" w:hAnsi="TH Sarabun New" w:cs="TH Sarabun New"/>
+                                <w:b/>
+                                <w:bCs/>
+                                <w:color w:val="EE0000"/>
+                                <w:sz w:val="56"/>
+                                <w:szCs w:val="56"/>
+                              </w:rPr>
+                            </w:pPr>
+                            <w:r>
+                              <w:rPr>
+                                <w:rFonts w:ascii="TH Sarabun New" w:hAnsi="TH Sarabun New" w:cs="TH Sarabun New"/>
+                                <w:b/>
+                                <w:bCs/>
+                                <w:color w:val="EE0000"/>
+                                <w:sz w:val="56"/>
+                                <w:szCs w:val="56"/>
+                              </w:rPr>
+                              <w:t>3</w:t>
+                            </w:r>
+                          </w:p>
+                        </w:txbxContent>
+                      </wps:txbx>
+                      <wps:bodyPr rot="0" spcFirstLastPara="0" vertOverflow="overflow" horzOverflow="overflow" vert="horz" wrap="square" lIns="91440" tIns="45720" rIns="91440" bIns="45720" numCol="1" spcCol="0" rtlCol="0" fromWordArt="0" anchor="t" anchorCtr="0" forceAA="0" compatLnSpc="1">
+                        <a:prstTxWarp prst="textNoShape">
+                          <a:avLst/>
+                        </a:prstTxWarp>
+                        <a:noAutofit/>
+                      </wps:bodyPr>
+                    </wps:wsp>
+                  </a:graphicData>
+                </a:graphic>
+                <wp14:sizeRelH relativeFrom="margin">
+                  <wp14:pctWidth>0</wp14:pctWidth>
+                </wp14:sizeRelH>
+                <wp14:sizeRelV relativeFrom="margin">
+                  <wp14:pctHeight>0</wp14:pctHeight>
+                </wp14:sizeRelV>
+              </wp:anchor>
+            </w:drawing>
+          </mc:Choice>
+          <mc:Fallback>
+            <w:pict>
+              <v:shape w14:anchorId="381CF485" id="_x0000_s1028" type="#_x0000_t202" style="position:absolute;left:0;text-align:left;margin-left:442.75pt;margin-top:5.5pt;width:23.8pt;height:60.75pt;z-index:251676672;visibility:visible;mso-wrap-style:square;mso-width-percent:0;mso-height-percent:0;mso-wrap-distance-left:9pt;mso-wrap-distance-top:0;mso-wrap-distance-right:9pt;mso-wrap-distance-bottom:0;mso-position-horizontal:absolute;mso-position-horizontal-relative:text;mso-position-vertical:absolute;mso-position-vertical-relative:text;mso-width-percent:0;mso-height-percent:0;mso-width-relative:margin;mso-height-relative:margin;v-text-anchor:top" o:gfxdata="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" filled="f" stroked="f" strokeweight=".5pt">
+                <v:textbox>
+                  <w:txbxContent>
+                    <w:p>
+                      <w:pPr>
+                        <w:rPr>
+                          <w:rFonts w:ascii="TH Sarabun New" w:hAnsi="TH Sarabun New" w:cs="TH Sarabun New"/>
+                          <w:b/>
+                          <w:bCs/>
+                          <w:color w:val="EE0000"/>
+                          <w:sz w:val="56"/>
+                          <w:szCs w:val="56"/>
+                        </w:rPr>
+                      </w:pPr>
+                      <w:r>
+                        <w:rPr>
+                          <w:rFonts w:ascii="TH Sarabun New" w:hAnsi="TH Sarabun New" w:cs="TH Sarabun New"/>
+                          <w:b/>
+                          <w:bCs/>
+                          <w:color w:val="EE0000"/>
+                          <w:sz w:val="56"/>
+                          <w:szCs w:val="56"/>
+                        </w:rPr>
+                        <w:t>3</w:t>
+                      </w:r>
+                    </w:p>
+                  </w:txbxContent>
+                </v:textbox>
+              </v:shape>
+            </w:pict>
+          </mc:Fallback>
+        </mc:AlternateContent>
+      </w:r>
+    </w:p>
+    <w:p>
+      <w:pPr>
+        <w:spacing w:after="0" w:line="240" w:lineRule="auto"/>
+        <w:jc w:val="center"/>
+        <w:rPr>
+          <w:rFonts w:ascii="TH Sarabun New" w:hAnsi="TH Sarabun New" w:cs="TH Sarabun New"/>
+          <w:color w:val="FF0000"/>
+          <w:sz w:val="32"/>
+          <w:szCs w:val="32"/>
+          <w:lang w:bidi="th-TH"/>
+        </w:rPr>
+      </w:pPr>
+    </w:p>
+    <w:p>
+      <w:pPr>
+        <w:spacing w:after="0" w:line="240" w:lineRule="auto"/>
+        <w:jc w:val="center"/>
+        <w:rPr>
+          <w:rFonts w:ascii="TH Sarabun New" w:hAnsi="TH Sarabun New" w:cs="TH Sarabun New"/>
+          <w:color w:val="FF0000"/>
+          <w:sz w:val="32"/>
+          <w:szCs w:val="32"/>
+          <w:lang w:bidi="th-TH"/>
+        </w:rPr>
+      </w:pPr>
+    </w:p>
+    <w:p>
+      <w:pPr>
+        <w:spacing w:after="0" w:line="240" w:lineRule="auto"/>
+        <w:jc w:val="center"/>
+        <w:rPr>
+          <w:rFonts w:ascii="TH Sarabun New" w:hAnsi="TH Sarabun New" w:cs="TH Sarabun New"/>
+          <w:color w:val="FF0000"/>
+          <w:sz w:val="32"/>
+          <w:szCs w:val="32"/>
+        </w:rPr>
+      </w:pPr>
     </w:p>
     <w:p>
       <w:pPr>
@@ -2745,6 +3770,7 @@
           <w:sz w:val="32"/>
           <w:szCs w:val="32"/>
         </w:rPr>
+        <w:lastRenderedPageBreak/>
         <w:t>3.3</w:t>
       </w:r>
       <w:r>
@@ -2829,29 +3855,449 @@
           <w:color w:val="FF0000"/>
           <w:sz w:val="32"/>
           <w:szCs w:val="32"/>
-        </w:rPr>
-      </w:pPr>
-      <w:r>
-        <w:rPr>
-          <w:rFonts w:ascii="TH Sarabun New" w:hAnsi="TH Sarabun New" w:cs="TH Sarabun New"/>
+          <w:lang w:bidi="th-TH"/>
+        </w:rPr>
+      </w:pPr>
+      <w:r>
+        <w:rPr>
+          <w:rFonts w:ascii="TH Sarabun New" w:hAnsi="TH Sarabun New" w:cs="TH Sarabun New"/>
+          <w:noProof/>
           <w:color w:val="FF0000"/>
           <w:sz w:val="32"/>
           <w:szCs w:val="32"/>
-        </w:rPr>
-        <w:lastRenderedPageBreak/>
-        <w:t xml:space="preserve">[ </w:t>
-      </w:r>
-      <w:r>
-        <w:rPr>
-          <w:rFonts w:ascii="TH Sarabun New" w:hAnsi="TH Sarabun New" w:cs="TH Sarabun New"/>
+          <w:lang w:bidi="th-TH"/>
+        </w:rPr>
+        <w:drawing>
+          <wp:anchor distT="0" distB="0" distL="114300" distR="114300" simplePos="0" relativeHeight="251669504" behindDoc="1" locked="0" layoutInCell="1" allowOverlap="1" wp14:anchorId="6FD93E8D" wp14:editId="6D311EFE">
+            <wp:simplePos x="0" y="0"/>
+            <wp:positionH relativeFrom="margin">
+              <wp:posOffset>-127000</wp:posOffset>
+            </wp:positionH>
+            <wp:positionV relativeFrom="paragraph">
+              <wp:posOffset>45720</wp:posOffset>
+            </wp:positionV>
+            <wp:extent cx="2979420" cy="6647180"/>
+            <wp:effectExtent l="0" t="0" r="0" b="1270"/>
+            <wp:wrapNone/>
+            <wp:docPr id="1281626704" name="Picture 5"/>
+            <wp:cNvGraphicFramePr>
+              <a:graphicFrameLocks xmlns:a="http://schemas.openxmlformats.org/drawingml/2006/main" noChangeAspect="1"/>
+            </wp:cNvGraphicFramePr>
+            <a:graphic xmlns:a="http://schemas.openxmlformats.org/drawingml/2006/main">
+              <a:graphicData uri="http://schemas.openxmlformats.org/drawingml/2006/picture">
+                <pic:pic xmlns:pic="http://schemas.openxmlformats.org/drawingml/2006/picture">
+                  <pic:nvPicPr>
+                    <pic:cNvPr id="0" name="Picture 9"/>
+                    <pic:cNvPicPr>
+                      <a:picLocks noChangeAspect="1" noChangeArrowheads="1"/>
+                    </pic:cNvPicPr>
+                  </pic:nvPicPr>
+                  <pic:blipFill>
+                    <a:blip r:embed="rId12">
+                      <a:extLst>
+                        <a:ext uri="{28A0092B-C50C-407E-A947-70E740481C1C}">
+                          <a14:useLocalDpi xmlns:a14="http://schemas.microsoft.com/office/drawing/2010/main" val="0"/>
+                        </a:ext>
+                      </a:extLst>
+                    </a:blip>
+                    <a:srcRect/>
+                    <a:stretch>
+                      <a:fillRect/>
+                    </a:stretch>
+                  </pic:blipFill>
+                  <pic:spPr bwMode="auto">
+                    <a:xfrm>
+                      <a:off x="0" y="0"/>
+                      <a:ext cx="2979420" cy="6647180"/>
+                    </a:xfrm>
+                    <a:prstGeom prst="rect">
+                      <a:avLst/>
+                    </a:prstGeom>
+                    <a:noFill/>
+                    <a:ln>
+                      <a:noFill/>
+                    </a:ln>
+                  </pic:spPr>
+                </pic:pic>
+              </a:graphicData>
+            </a:graphic>
+            <wp14:sizeRelH relativeFrom="margin">
+              <wp14:pctWidth>0</wp14:pctWidth>
+            </wp14:sizeRelH>
+            <wp14:sizeRelV relativeFrom="margin">
+              <wp14:pctHeight>0</wp14:pctHeight>
+            </wp14:sizeRelV>
+          </wp:anchor>
+        </w:drawing>
+      </w:r>
+      <w:r>
+        <w:rPr>
+          <w:rFonts w:ascii="TH Sarabun New" w:hAnsi="TH Sarabun New" w:cs="TH Sarabun New"/>
+          <w:noProof/>
           <w:color w:val="FF0000"/>
           <w:sz w:val="32"/>
           <w:szCs w:val="32"/>
-          <w:cs/>
           <w:lang w:bidi="th-TH"/>
         </w:rPr>
-        <w:t>วางภาพหน้าจอ หน้าจอจัดการรายชื่อบริษัท ]</w:t>
-      </w:r>
+        <w:drawing>
+          <wp:anchor distT="0" distB="0" distL="114300" distR="114300" simplePos="0" relativeHeight="251670528" behindDoc="1" locked="0" layoutInCell="1" allowOverlap="1" wp14:anchorId="7468FD82" wp14:editId="791BCC64">
+            <wp:simplePos x="0" y="0"/>
+            <wp:positionH relativeFrom="column">
+              <wp:posOffset>3091815</wp:posOffset>
+            </wp:positionH>
+            <wp:positionV relativeFrom="paragraph">
+              <wp:posOffset>54472</wp:posOffset>
+            </wp:positionV>
+            <wp:extent cx="2979420" cy="6647180"/>
+            <wp:effectExtent l="0" t="0" r="0" b="1270"/>
+            <wp:wrapNone/>
+            <wp:docPr id="2005040040" name="Picture 6"/>
+            <wp:cNvGraphicFramePr>
+              <a:graphicFrameLocks xmlns:a="http://schemas.openxmlformats.org/drawingml/2006/main" noChangeAspect="1"/>
+            </wp:cNvGraphicFramePr>
+            <a:graphic xmlns:a="http://schemas.openxmlformats.org/drawingml/2006/main">
+              <a:graphicData uri="http://schemas.openxmlformats.org/drawingml/2006/picture">
+                <pic:pic xmlns:pic="http://schemas.openxmlformats.org/drawingml/2006/picture">
+                  <pic:nvPicPr>
+                    <pic:cNvPr id="0" name="Picture 10"/>
+                    <pic:cNvPicPr>
+                      <a:picLocks noChangeAspect="1" noChangeArrowheads="1"/>
+                    </pic:cNvPicPr>
+                  </pic:nvPicPr>
+                  <pic:blipFill>
+                    <a:blip r:embed="rId13">
+                      <a:extLst>
+                        <a:ext uri="{28A0092B-C50C-407E-A947-70E740481C1C}">
+                          <a14:useLocalDpi xmlns:a14="http://schemas.microsoft.com/office/drawing/2010/main" val="0"/>
+                        </a:ext>
+                      </a:extLst>
+                    </a:blip>
+                    <a:srcRect/>
+                    <a:stretch>
+                      <a:fillRect/>
+                    </a:stretch>
+                  </pic:blipFill>
+                  <pic:spPr bwMode="auto">
+                    <a:xfrm>
+                      <a:off x="0" y="0"/>
+                      <a:ext cx="2979420" cy="6647180"/>
+                    </a:xfrm>
+                    <a:prstGeom prst="rect">
+                      <a:avLst/>
+                    </a:prstGeom>
+                    <a:noFill/>
+                    <a:ln>
+                      <a:noFill/>
+                    </a:ln>
+                  </pic:spPr>
+                </pic:pic>
+              </a:graphicData>
+            </a:graphic>
+            <wp14:sizeRelH relativeFrom="margin">
+              <wp14:pctWidth>0</wp14:pctWidth>
+            </wp14:sizeRelH>
+            <wp14:sizeRelV relativeFrom="margin">
+              <wp14:pctHeight>0</wp14:pctHeight>
+            </wp14:sizeRelV>
+          </wp:anchor>
+        </w:drawing>
+      </w:r>
+    </w:p>
+    <w:p>
+      <w:pPr>
+        <w:spacing w:after="0" w:line="240" w:lineRule="auto"/>
+        <w:jc w:val="center"/>
+        <w:rPr>
+          <w:rFonts w:ascii="TH Sarabun New" w:hAnsi="TH Sarabun New" w:cs="TH Sarabun New"/>
+          <w:color w:val="FF0000"/>
+          <w:sz w:val="32"/>
+          <w:szCs w:val="32"/>
+          <w:lang w:bidi="th-TH"/>
+        </w:rPr>
+      </w:pPr>
+    </w:p>
+    <w:p>
+      <w:pPr>
+        <w:spacing w:after="0" w:line="240" w:lineRule="auto"/>
+        <w:jc w:val="center"/>
+        <w:rPr>
+          <w:rFonts w:ascii="TH Sarabun New" w:hAnsi="TH Sarabun New" w:cs="TH Sarabun New"/>
+          <w:color w:val="FF0000"/>
+          <w:sz w:val="32"/>
+          <w:szCs w:val="32"/>
+          <w:lang w:bidi="th-TH"/>
+        </w:rPr>
+      </w:pPr>
+    </w:p>
+    <w:p>
+      <w:pPr>
+        <w:spacing w:after="0" w:line="240" w:lineRule="auto"/>
+        <w:jc w:val="center"/>
+        <w:rPr>
+          <w:rFonts w:ascii="TH Sarabun New" w:hAnsi="TH Sarabun New" w:cs="TH Sarabun New"/>
+          <w:color w:val="FF0000"/>
+          <w:sz w:val="32"/>
+          <w:szCs w:val="32"/>
+          <w:lang w:bidi="th-TH"/>
+        </w:rPr>
+      </w:pPr>
+    </w:p>
+    <w:p>
+      <w:pPr>
+        <w:spacing w:after="0" w:line="240" w:lineRule="auto"/>
+        <w:jc w:val="center"/>
+        <w:rPr>
+          <w:rFonts w:ascii="TH Sarabun New" w:hAnsi="TH Sarabun New" w:cs="TH Sarabun New"/>
+          <w:color w:val="FF0000"/>
+          <w:sz w:val="32"/>
+          <w:szCs w:val="32"/>
+          <w:lang w:bidi="th-TH"/>
+        </w:rPr>
+      </w:pPr>
+    </w:p>
+    <w:p>
+      <w:pPr>
+        <w:spacing w:after="0" w:line="240" w:lineRule="auto"/>
+        <w:jc w:val="center"/>
+        <w:rPr>
+          <w:rFonts w:ascii="TH Sarabun New" w:hAnsi="TH Sarabun New" w:cs="TH Sarabun New"/>
+          <w:color w:val="FF0000"/>
+          <w:sz w:val="32"/>
+          <w:szCs w:val="32"/>
+          <w:lang w:bidi="th-TH"/>
+        </w:rPr>
+      </w:pPr>
+    </w:p>
+    <w:p>
+      <w:pPr>
+        <w:spacing w:after="0" w:line="240" w:lineRule="auto"/>
+        <w:jc w:val="center"/>
+        <w:rPr>
+          <w:rFonts w:ascii="TH Sarabun New" w:hAnsi="TH Sarabun New" w:cs="TH Sarabun New"/>
+          <w:color w:val="FF0000"/>
+          <w:sz w:val="32"/>
+          <w:szCs w:val="32"/>
+          <w:lang w:bidi="th-TH"/>
+        </w:rPr>
+      </w:pPr>
+    </w:p>
+    <w:p>
+      <w:pPr>
+        <w:spacing w:after="0" w:line="240" w:lineRule="auto"/>
+        <w:jc w:val="center"/>
+        <w:rPr>
+          <w:rFonts w:ascii="TH Sarabun New" w:hAnsi="TH Sarabun New" w:cs="TH Sarabun New"/>
+          <w:color w:val="FF0000"/>
+          <w:sz w:val="32"/>
+          <w:szCs w:val="32"/>
+          <w:lang w:bidi="th-TH"/>
+        </w:rPr>
+      </w:pPr>
+    </w:p>
+    <w:p>
+      <w:pPr>
+        <w:spacing w:after="0" w:line="240" w:lineRule="auto"/>
+        <w:jc w:val="center"/>
+        <w:rPr>
+          <w:rFonts w:ascii="TH Sarabun New" w:hAnsi="TH Sarabun New" w:cs="TH Sarabun New"/>
+          <w:color w:val="FF0000"/>
+          <w:sz w:val="32"/>
+          <w:szCs w:val="32"/>
+          <w:lang w:bidi="th-TH"/>
+        </w:rPr>
+      </w:pPr>
+    </w:p>
+    <w:p>
+      <w:pPr>
+        <w:spacing w:after="0" w:line="240" w:lineRule="auto"/>
+        <w:jc w:val="center"/>
+        <w:rPr>
+          <w:rFonts w:ascii="TH Sarabun New" w:hAnsi="TH Sarabun New" w:cs="TH Sarabun New"/>
+          <w:color w:val="FF0000"/>
+          <w:sz w:val="32"/>
+          <w:szCs w:val="32"/>
+          <w:lang w:bidi="th-TH"/>
+        </w:rPr>
+      </w:pPr>
+    </w:p>
+    <w:p>
+      <w:pPr>
+        <w:spacing w:after="0" w:line="240" w:lineRule="auto"/>
+        <w:jc w:val="center"/>
+        <w:rPr>
+          <w:rFonts w:ascii="TH Sarabun New" w:hAnsi="TH Sarabun New" w:cs="TH Sarabun New"/>
+          <w:color w:val="FF0000"/>
+          <w:sz w:val="32"/>
+          <w:szCs w:val="32"/>
+          <w:lang w:bidi="th-TH"/>
+        </w:rPr>
+      </w:pPr>
+    </w:p>
+    <w:p>
+      <w:pPr>
+        <w:spacing w:after="0" w:line="240" w:lineRule="auto"/>
+        <w:jc w:val="center"/>
+        <w:rPr>
+          <w:rFonts w:ascii="TH Sarabun New" w:hAnsi="TH Sarabun New" w:cs="TH Sarabun New"/>
+          <w:color w:val="FF0000"/>
+          <w:sz w:val="32"/>
+          <w:szCs w:val="32"/>
+          <w:lang w:bidi="th-TH"/>
+        </w:rPr>
+      </w:pPr>
+    </w:p>
+    <w:p>
+      <w:pPr>
+        <w:spacing w:after="0" w:line="240" w:lineRule="auto"/>
+        <w:jc w:val="center"/>
+        <w:rPr>
+          <w:rFonts w:ascii="TH Sarabun New" w:hAnsi="TH Sarabun New" w:cs="TH Sarabun New"/>
+          <w:color w:val="FF0000"/>
+          <w:sz w:val="32"/>
+          <w:szCs w:val="32"/>
+          <w:lang w:bidi="th-TH"/>
+        </w:rPr>
+      </w:pPr>
+    </w:p>
+    <w:p>
+      <w:pPr>
+        <w:spacing w:after="0" w:line="240" w:lineRule="auto"/>
+        <w:jc w:val="center"/>
+        <w:rPr>
+          <w:rFonts w:ascii="TH Sarabun New" w:hAnsi="TH Sarabun New" w:cs="TH Sarabun New"/>
+          <w:color w:val="FF0000"/>
+          <w:sz w:val="32"/>
+          <w:szCs w:val="32"/>
+          <w:lang w:bidi="th-TH"/>
+        </w:rPr>
+      </w:pPr>
+    </w:p>
+    <w:p>
+      <w:pPr>
+        <w:spacing w:after="0" w:line="240" w:lineRule="auto"/>
+        <w:jc w:val="center"/>
+        <w:rPr>
+          <w:rFonts w:ascii="TH Sarabun New" w:hAnsi="TH Sarabun New" w:cs="TH Sarabun New"/>
+          <w:color w:val="FF0000"/>
+          <w:sz w:val="32"/>
+          <w:szCs w:val="32"/>
+          <w:lang w:bidi="th-TH"/>
+        </w:rPr>
+      </w:pPr>
+    </w:p>
+    <w:p>
+      <w:pPr>
+        <w:spacing w:after="0" w:line="240" w:lineRule="auto"/>
+        <w:jc w:val="center"/>
+        <w:rPr>
+          <w:rFonts w:ascii="TH Sarabun New" w:hAnsi="TH Sarabun New" w:cs="TH Sarabun New"/>
+          <w:color w:val="FF0000"/>
+          <w:sz w:val="32"/>
+          <w:szCs w:val="32"/>
+          <w:lang w:bidi="th-TH"/>
+        </w:rPr>
+      </w:pPr>
+    </w:p>
+    <w:p>
+      <w:pPr>
+        <w:spacing w:after="0" w:line="240" w:lineRule="auto"/>
+        <w:jc w:val="center"/>
+        <w:rPr>
+          <w:rFonts w:ascii="TH Sarabun New" w:hAnsi="TH Sarabun New" w:cs="TH Sarabun New"/>
+          <w:color w:val="FF0000"/>
+          <w:sz w:val="32"/>
+          <w:szCs w:val="32"/>
+          <w:lang w:bidi="th-TH"/>
+        </w:rPr>
+      </w:pPr>
+    </w:p>
+    <w:p>
+      <w:pPr>
+        <w:spacing w:after="0" w:line="240" w:lineRule="auto"/>
+        <w:rPr>
+          <w:rFonts w:ascii="TH Sarabun New" w:hAnsi="TH Sarabun New" w:cs="TH Sarabun New"/>
+          <w:color w:val="FF0000"/>
+          <w:sz w:val="32"/>
+          <w:szCs w:val="32"/>
+        </w:rPr>
+      </w:pPr>
+    </w:p>
+    <w:p>
+      <w:pPr>
+        <w:spacing w:after="0" w:line="240" w:lineRule="auto"/>
+        <w:rPr>
+          <w:rFonts w:ascii="TH Sarabun New" w:hAnsi="TH Sarabun New" w:cs="TH Sarabun New"/>
+          <w:color w:val="FF0000"/>
+          <w:sz w:val="32"/>
+          <w:szCs w:val="32"/>
+        </w:rPr>
+      </w:pPr>
+    </w:p>
+    <w:p>
+      <w:pPr>
+        <w:spacing w:after="0" w:line="240" w:lineRule="auto"/>
+        <w:rPr>
+          <w:rFonts w:ascii="TH Sarabun New" w:hAnsi="TH Sarabun New" w:cs="TH Sarabun New"/>
+          <w:color w:val="FF0000"/>
+          <w:sz w:val="32"/>
+          <w:szCs w:val="32"/>
+        </w:rPr>
+      </w:pPr>
+    </w:p>
+    <w:p>
+      <w:pPr>
+        <w:spacing w:after="0" w:line="240" w:lineRule="auto"/>
+        <w:rPr>
+          <w:rFonts w:ascii="TH Sarabun New" w:hAnsi="TH Sarabun New" w:cs="TH Sarabun New"/>
+          <w:color w:val="FF0000"/>
+          <w:sz w:val="32"/>
+          <w:szCs w:val="32"/>
+        </w:rPr>
+      </w:pPr>
+    </w:p>
+    <w:p>
+      <w:pPr>
+        <w:spacing w:after="0" w:line="240" w:lineRule="auto"/>
+        <w:rPr>
+          <w:rFonts w:ascii="TH Sarabun New" w:hAnsi="TH Sarabun New" w:cs="TH Sarabun New"/>
+          <w:color w:val="FF0000"/>
+          <w:sz w:val="32"/>
+          <w:szCs w:val="32"/>
+        </w:rPr>
+      </w:pPr>
+    </w:p>
+    <w:p>
+      <w:pPr>
+        <w:spacing w:after="0" w:line="240" w:lineRule="auto"/>
+        <w:rPr>
+          <w:rFonts w:ascii="TH Sarabun New" w:hAnsi="TH Sarabun New" w:cs="TH Sarabun New"/>
+          <w:color w:val="FF0000"/>
+          <w:sz w:val="32"/>
+          <w:szCs w:val="32"/>
+        </w:rPr>
+      </w:pPr>
+    </w:p>
+    <w:p>
+      <w:pPr>
+        <w:spacing w:after="0" w:line="240" w:lineRule="auto"/>
+        <w:rPr>
+          <w:rFonts w:ascii="TH Sarabun New" w:hAnsi="TH Sarabun New" w:cs="TH Sarabun New"/>
+          <w:color w:val="FF0000"/>
+          <w:sz w:val="32"/>
+          <w:szCs w:val="32"/>
+        </w:rPr>
+      </w:pPr>
+    </w:p>
+    <w:p>
+      <w:pPr>
+        <w:spacing w:after="0" w:line="240" w:lineRule="auto"/>
+        <w:rPr>
+          <w:rFonts w:ascii="TH Sarabun New" w:hAnsi="TH Sarabun New" w:cs="TH Sarabun New"/>
+          <w:color w:val="FF0000"/>
+          <w:sz w:val="32"/>
+          <w:szCs w:val="32"/>
+        </w:rPr>
+      </w:pPr>
     </w:p>
     <w:p>
       <w:pPr>
@@ -2873,6 +4319,7 @@
           <w:sz w:val="32"/>
           <w:szCs w:val="32"/>
         </w:rPr>
+        <w:lastRenderedPageBreak/>
         <w:t xml:space="preserve">4. </w:t>
       </w:r>
       <w:r>
@@ -3171,6 +4618,60 @@
       </w:pPr>
       <w:r>
         <w:rPr>
+          <w:noProof/>
+        </w:rPr>
+        <w:drawing>
+          <wp:anchor distT="0" distB="0" distL="114300" distR="114300" simplePos="0" relativeHeight="251681792" behindDoc="1" locked="0" layoutInCell="1" allowOverlap="1" wp14:anchorId="52FA5C5E" wp14:editId="7D4ABEB7">
+            <wp:simplePos x="0" y="0"/>
+            <wp:positionH relativeFrom="margin">
+              <wp:posOffset>-453197</wp:posOffset>
+            </wp:positionH>
+            <wp:positionV relativeFrom="paragraph">
+              <wp:posOffset>377493</wp:posOffset>
+            </wp:positionV>
+            <wp:extent cx="2185400" cy="4937760"/>
+            <wp:effectExtent l="0" t="0" r="5715" b="0"/>
+            <wp:wrapNone/>
+            <wp:docPr id="1776324251" name="Picture 1"/>
+            <wp:cNvGraphicFramePr>
+              <a:graphicFrameLocks xmlns:a="http://schemas.openxmlformats.org/drawingml/2006/main" noChangeAspect="1"/>
+            </wp:cNvGraphicFramePr>
+            <a:graphic xmlns:a="http://schemas.openxmlformats.org/drawingml/2006/main">
+              <a:graphicData uri="http://schemas.openxmlformats.org/drawingml/2006/picture">
+                <pic:pic xmlns:pic="http://schemas.openxmlformats.org/drawingml/2006/picture">
+                  <pic:nvPicPr>
+                    <pic:cNvPr id="1776324251" name=""/>
+                    <pic:cNvPicPr/>
+                  </pic:nvPicPr>
+                  <pic:blipFill>
+                    <a:blip r:embed="rId14"/>
+                    <a:stretch>
+                      <a:fillRect/>
+                    </a:stretch>
+                  </pic:blipFill>
+                  <pic:spPr>
+                    <a:xfrm>
+                      <a:off x="0" y="0"/>
+                      <a:ext cx="2185400" cy="4937760"/>
+                    </a:xfrm>
+                    <a:prstGeom prst="rect">
+                      <a:avLst/>
+                    </a:prstGeom>
+                  </pic:spPr>
+                </pic:pic>
+              </a:graphicData>
+            </a:graphic>
+            <wp14:sizeRelH relativeFrom="margin">
+              <wp14:pctWidth>0</wp14:pctWidth>
+            </wp14:sizeRelH>
+            <wp14:sizeRelV relativeFrom="margin">
+              <wp14:pctHeight>0</wp14:pctHeight>
+            </wp14:sizeRelV>
+          </wp:anchor>
+        </w:drawing>
+      </w:r>
+      <w:r>
+        <w:rPr>
           <w:rFonts w:ascii="TH Sarabun New" w:hAnsi="TH Sarabun New" w:cs="TH Sarabun New"/>
           <w:sz w:val="32"/>
           <w:szCs w:val="32"/>
@@ -3183,34 +4684,799 @@
     <w:p>
       <w:pPr>
         <w:spacing w:after="0" w:line="240" w:lineRule="auto"/>
-        <w:jc w:val="center"/>
-        <w:rPr>
-          <w:rFonts w:ascii="TH Sarabun New" w:hAnsi="TH Sarabun New" w:cs="TH Sarabun New"/>
+        <w:jc w:val="thaiDistribute"/>
+        <w:rPr>
+          <w:rFonts w:ascii="TH Sarabun New" w:hAnsi="TH Sarabun New" w:cs="TH Sarabun New"/>
+          <w:sz w:val="32"/>
+          <w:szCs w:val="32"/>
+        </w:rPr>
+      </w:pPr>
+      <w:r>
+        <w:rPr>
+          <w:rFonts w:ascii="TH Sarabun New" w:hAnsi="TH Sarabun New" w:cs="TH Sarabun New"/>
+          <w:noProof/>
           <w:color w:val="FF0000"/>
           <w:sz w:val="32"/>
           <w:szCs w:val="32"/>
-        </w:rPr>
-      </w:pPr>
-      <w:r>
-        <w:rPr>
-          <w:rFonts w:ascii="TH Sarabun New" w:hAnsi="TH Sarabun New" w:cs="TH Sarabun New"/>
+          <w:lang w:bidi="th-TH"/>
+        </w:rPr>
+        <mc:AlternateContent>
+          <mc:Choice Requires="wps">
+            <w:drawing>
+              <wp:anchor distT="0" distB="0" distL="114300" distR="114300" simplePos="0" relativeHeight="251689984" behindDoc="0" locked="0" layoutInCell="1" allowOverlap="1" wp14:anchorId="71BF096D" wp14:editId="027DD4DD">
+                <wp:simplePos x="0" y="0"/>
+                <wp:positionH relativeFrom="leftMargin">
+                  <wp:posOffset>4573214</wp:posOffset>
+                </wp:positionH>
+                <wp:positionV relativeFrom="paragraph">
+                  <wp:posOffset>73135</wp:posOffset>
+                </wp:positionV>
+                <wp:extent cx="301625" cy="770890"/>
+                <wp:effectExtent l="0" t="0" r="0" b="0"/>
+                <wp:wrapNone/>
+                <wp:docPr id="473996611" name="Text Box 7"/>
+                <wp:cNvGraphicFramePr/>
+                <a:graphic xmlns:a="http://schemas.openxmlformats.org/drawingml/2006/main">
+                  <a:graphicData uri="http://schemas.microsoft.com/office/word/2010/wordprocessingShape">
+                    <wps:wsp>
+                      <wps:cNvSpPr txBox="1"/>
+                      <wps:spPr>
+                        <a:xfrm>
+                          <a:off x="0" y="0"/>
+                          <a:ext cx="301625" cy="770890"/>
+                        </a:xfrm>
+                        <a:prstGeom prst="rect">
+                          <a:avLst/>
+                        </a:prstGeom>
+                        <a:noFill/>
+                        <a:ln w="6350">
+                          <a:noFill/>
+                        </a:ln>
+                      </wps:spPr>
+                      <wps:txbx>
+                        <w:txbxContent>
+                          <w:p>
+                            <w:pPr>
+                              <w:rPr>
+                                <w:rFonts w:ascii="TH Sarabun New" w:hAnsi="TH Sarabun New" w:cs="TH Sarabun New"/>
+                                <w:b/>
+                                <w:bCs/>
+                                <w:color w:val="EE0000"/>
+                                <w:sz w:val="56"/>
+                                <w:szCs w:val="56"/>
+                              </w:rPr>
+                            </w:pPr>
+                            <w:r>
+                              <w:rPr>
+                                <w:rFonts w:ascii="TH Sarabun New" w:hAnsi="TH Sarabun New" w:cs="TH Sarabun New"/>
+                                <w:b/>
+                                <w:bCs/>
+                                <w:color w:val="EE0000"/>
+                                <w:sz w:val="56"/>
+                                <w:szCs w:val="56"/>
+                              </w:rPr>
+                              <w:t>33</w:t>
+                            </w:r>
+                          </w:p>
+                        </w:txbxContent>
+                      </wps:txbx>
+                      <wps:bodyPr rot="0" spcFirstLastPara="0" vertOverflow="overflow" horzOverflow="overflow" vert="horz" wrap="square" lIns="91440" tIns="45720" rIns="91440" bIns="45720" numCol="1" spcCol="0" rtlCol="0" fromWordArt="0" anchor="t" anchorCtr="0" forceAA="0" compatLnSpc="1">
+                        <a:prstTxWarp prst="textNoShape">
+                          <a:avLst/>
+                        </a:prstTxWarp>
+                        <a:noAutofit/>
+                      </wps:bodyPr>
+                    </wps:wsp>
+                  </a:graphicData>
+                </a:graphic>
+                <wp14:sizeRelH relativeFrom="margin">
+                  <wp14:pctWidth>0</wp14:pctWidth>
+                </wp14:sizeRelH>
+                <wp14:sizeRelV relativeFrom="margin">
+                  <wp14:pctHeight>0</wp14:pctHeight>
+                </wp14:sizeRelV>
+              </wp:anchor>
+            </w:drawing>
+          </mc:Choice>
+          <mc:Fallback>
+            <w:pict>
+              <v:shape w14:anchorId="71BF096D" id="_x0000_s1029" type="#_x0000_t202" style="position:absolute;left:0;text-align:left;margin-left:360.1pt;margin-top:5.75pt;width:23.75pt;height:60.7pt;z-index:251689984;visibility:visible;mso-wrap-style:square;mso-width-percent:0;mso-height-percent:0;mso-wrap-distance-left:9pt;mso-wrap-distance-top:0;mso-wrap-distance-right:9pt;mso-wrap-distance-bottom:0;mso-position-horizontal:absolute;mso-position-horizontal-relative:left-margin-area;mso-position-vertical:absolute;mso-position-vertical-relative:text;mso-width-percent:0;mso-height-percent:0;mso-width-relative:margin;mso-height-relative:margin;v-text-anchor:top" o:gfxdata="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" filled="f" stroked="f" strokeweight=".5pt">
+                <v:textbox>
+                  <w:txbxContent>
+                    <w:p>
+                      <w:pPr>
+                        <w:rPr>
+                          <w:rFonts w:ascii="TH Sarabun New" w:hAnsi="TH Sarabun New" w:cs="TH Sarabun New"/>
+                          <w:b/>
+                          <w:bCs/>
+                          <w:color w:val="EE0000"/>
+                          <w:sz w:val="56"/>
+                          <w:szCs w:val="56"/>
+                        </w:rPr>
+                      </w:pPr>
+                      <w:r>
+                        <w:rPr>
+                          <w:rFonts w:ascii="TH Sarabun New" w:hAnsi="TH Sarabun New" w:cs="TH Sarabun New"/>
+                          <w:b/>
+                          <w:bCs/>
+                          <w:color w:val="EE0000"/>
+                          <w:sz w:val="56"/>
+                          <w:szCs w:val="56"/>
+                        </w:rPr>
+                        <w:t>33</w:t>
+                      </w:r>
+                    </w:p>
+                  </w:txbxContent>
+                </v:textbox>
+                <w10:wrap anchorx="margin"/>
+              </v:shape>
+            </w:pict>
+          </mc:Fallback>
+        </mc:AlternateContent>
+      </w:r>
+      <w:r>
+        <w:rPr>
+          <w:noProof/>
+        </w:rPr>
+        <w:drawing>
+          <wp:anchor distT="0" distB="0" distL="114300" distR="114300" simplePos="0" relativeHeight="251683840" behindDoc="1" locked="0" layoutInCell="1" allowOverlap="1" wp14:anchorId="4A000DE2" wp14:editId="592541AA">
+            <wp:simplePos x="0" y="0"/>
+            <wp:positionH relativeFrom="page">
+              <wp:posOffset>5104876</wp:posOffset>
+            </wp:positionH>
+            <wp:positionV relativeFrom="paragraph">
+              <wp:posOffset>100358</wp:posOffset>
+            </wp:positionV>
+            <wp:extent cx="2240552" cy="4939200"/>
+            <wp:effectExtent l="0" t="0" r="7620" b="0"/>
+            <wp:wrapNone/>
+            <wp:docPr id="1443021" name="Picture 1"/>
+            <wp:cNvGraphicFramePr>
+              <a:graphicFrameLocks xmlns:a="http://schemas.openxmlformats.org/drawingml/2006/main" noChangeAspect="1"/>
+            </wp:cNvGraphicFramePr>
+            <a:graphic xmlns:a="http://schemas.openxmlformats.org/drawingml/2006/main">
+              <a:graphicData uri="http://schemas.openxmlformats.org/drawingml/2006/picture">
+                <pic:pic xmlns:pic="http://schemas.openxmlformats.org/drawingml/2006/picture">
+                  <pic:nvPicPr>
+                    <pic:cNvPr id="1443021" name=""/>
+                    <pic:cNvPicPr/>
+                  </pic:nvPicPr>
+                  <pic:blipFill>
+                    <a:blip r:embed="rId15"/>
+                    <a:stretch>
+                      <a:fillRect/>
+                    </a:stretch>
+                  </pic:blipFill>
+                  <pic:spPr>
+                    <a:xfrm>
+                      <a:off x="0" y="0"/>
+                      <a:ext cx="2240552" cy="4939200"/>
+                    </a:xfrm>
+                    <a:prstGeom prst="rect">
+                      <a:avLst/>
+                    </a:prstGeom>
+                  </pic:spPr>
+                </pic:pic>
+              </a:graphicData>
+            </a:graphic>
+            <wp14:sizeRelH relativeFrom="margin">
+              <wp14:pctWidth>0</wp14:pctWidth>
+            </wp14:sizeRelH>
+            <wp14:sizeRelV relativeFrom="margin">
+              <wp14:pctHeight>0</wp14:pctHeight>
+            </wp14:sizeRelV>
+          </wp:anchor>
+        </w:drawing>
+      </w:r>
+      <w:r>
+        <w:rPr>
+          <w:noProof/>
+        </w:rPr>
+        <w:drawing>
+          <wp:anchor distT="0" distB="0" distL="114300" distR="114300" simplePos="0" relativeHeight="251682816" behindDoc="1" locked="0" layoutInCell="1" allowOverlap="1" wp14:anchorId="636ED122" wp14:editId="1F0639FD">
+            <wp:simplePos x="0" y="0"/>
+            <wp:positionH relativeFrom="margin">
+              <wp:align>center</wp:align>
+            </wp:positionH>
+            <wp:positionV relativeFrom="paragraph">
+              <wp:posOffset>90275</wp:posOffset>
+            </wp:positionV>
+            <wp:extent cx="2168277" cy="4939200"/>
+            <wp:effectExtent l="0" t="0" r="3810" b="0"/>
+            <wp:wrapNone/>
+            <wp:docPr id="1624652765" name="Picture 1"/>
+            <wp:cNvGraphicFramePr>
+              <a:graphicFrameLocks xmlns:a="http://schemas.openxmlformats.org/drawingml/2006/main" noChangeAspect="1"/>
+            </wp:cNvGraphicFramePr>
+            <a:graphic xmlns:a="http://schemas.openxmlformats.org/drawingml/2006/main">
+              <a:graphicData uri="http://schemas.openxmlformats.org/drawingml/2006/picture">
+                <pic:pic xmlns:pic="http://schemas.openxmlformats.org/drawingml/2006/picture">
+                  <pic:nvPicPr>
+                    <pic:cNvPr id="1624652765" name=""/>
+                    <pic:cNvPicPr/>
+                  </pic:nvPicPr>
+                  <pic:blipFill>
+                    <a:blip r:embed="rId16"/>
+                    <a:stretch>
+                      <a:fillRect/>
+                    </a:stretch>
+                  </pic:blipFill>
+                  <pic:spPr>
+                    <a:xfrm>
+                      <a:off x="0" y="0"/>
+                      <a:ext cx="2168277" cy="4939200"/>
+                    </a:xfrm>
+                    <a:prstGeom prst="rect">
+                      <a:avLst/>
+                    </a:prstGeom>
+                  </pic:spPr>
+                </pic:pic>
+              </a:graphicData>
+            </a:graphic>
+            <wp14:sizeRelH relativeFrom="margin">
+              <wp14:pctWidth>0</wp14:pctWidth>
+            </wp14:sizeRelH>
+            <wp14:sizeRelV relativeFrom="margin">
+              <wp14:pctHeight>0</wp14:pctHeight>
+            </wp14:sizeRelV>
+          </wp:anchor>
+        </w:drawing>
+      </w:r>
+    </w:p>
+    <w:p>
+      <w:pPr>
+        <w:spacing w:after="0" w:line="240" w:lineRule="auto"/>
+        <w:jc w:val="thaiDistribute"/>
+        <w:rPr>
+          <w:rFonts w:ascii="TH Sarabun New" w:hAnsi="TH Sarabun New" w:cs="TH Sarabun New"/>
+          <w:sz w:val="32"/>
+          <w:szCs w:val="32"/>
+        </w:rPr>
+      </w:pPr>
+    </w:p>
+    <w:p>
+      <w:pPr>
+        <w:spacing w:after="0" w:line="240" w:lineRule="auto"/>
+        <w:jc w:val="thaiDistribute"/>
+        <w:rPr>
+          <w:rFonts w:ascii="TH Sarabun New" w:hAnsi="TH Sarabun New" w:cs="TH Sarabun New"/>
+          <w:sz w:val="32"/>
+          <w:szCs w:val="32"/>
+        </w:rPr>
+      </w:pPr>
+    </w:p>
+    <w:p>
+      <w:pPr>
+        <w:spacing w:after="0" w:line="240" w:lineRule="auto"/>
+        <w:jc w:val="thaiDistribute"/>
+        <w:rPr>
+          <w:rFonts w:ascii="TH Sarabun New" w:hAnsi="TH Sarabun New" w:cs="TH Sarabun New"/>
+          <w:sz w:val="32"/>
+          <w:szCs w:val="32"/>
+        </w:rPr>
+      </w:pPr>
+      <w:r>
+        <w:rPr>
+          <w:rFonts w:ascii="TH Sarabun New" w:hAnsi="TH Sarabun New" w:cs="TH Sarabun New"/>
+          <w:noProof/>
           <w:color w:val="FF0000"/>
           <w:sz w:val="32"/>
           <w:szCs w:val="32"/>
-        </w:rPr>
-        <w:t xml:space="preserve">[ </w:t>
-      </w:r>
-      <w:r>
-        <w:rPr>
-          <w:rFonts w:ascii="TH Sarabun New" w:hAnsi="TH Sarabun New" w:cs="TH Sarabun New"/>
+          <w:lang w:bidi="th-TH"/>
+        </w:rPr>
+        <mc:AlternateContent>
+          <mc:Choice Requires="wps">
+            <w:drawing>
+              <wp:anchor distT="0" distB="0" distL="114300" distR="114300" simplePos="0" relativeHeight="251687936" behindDoc="0" locked="0" layoutInCell="1" allowOverlap="1" wp14:anchorId="10ACE022" wp14:editId="3ACD64A2">
+                <wp:simplePos x="0" y="0"/>
+                <wp:positionH relativeFrom="leftMargin">
+                  <wp:align>right</wp:align>
+                </wp:positionH>
+                <wp:positionV relativeFrom="paragraph">
+                  <wp:posOffset>327025</wp:posOffset>
+                </wp:positionV>
+                <wp:extent cx="301625" cy="770890"/>
+                <wp:effectExtent l="0" t="0" r="0" b="0"/>
+                <wp:wrapNone/>
+                <wp:docPr id="792852376" name="Text Box 7"/>
+                <wp:cNvGraphicFramePr/>
+                <a:graphic xmlns:a="http://schemas.openxmlformats.org/drawingml/2006/main">
+                  <a:graphicData uri="http://schemas.microsoft.com/office/word/2010/wordprocessingShape">
+                    <wps:wsp>
+                      <wps:cNvSpPr txBox="1"/>
+                      <wps:spPr>
+                        <a:xfrm>
+                          <a:off x="0" y="0"/>
+                          <a:ext cx="301625" cy="770890"/>
+                        </a:xfrm>
+                        <a:prstGeom prst="rect">
+                          <a:avLst/>
+                        </a:prstGeom>
+                        <a:noFill/>
+                        <a:ln w="6350">
+                          <a:noFill/>
+                        </a:ln>
+                      </wps:spPr>
+                      <wps:txbx>
+                        <w:txbxContent>
+                          <w:p>
+                            <w:pPr>
+                              <w:rPr>
+                                <w:rFonts w:ascii="TH Sarabun New" w:hAnsi="TH Sarabun New" w:cs="TH Sarabun New"/>
+                                <w:b/>
+                                <w:bCs/>
+                                <w:color w:val="EE0000"/>
+                                <w:sz w:val="56"/>
+                                <w:szCs w:val="56"/>
+                              </w:rPr>
+                            </w:pPr>
+                            <w:r>
+                              <w:rPr>
+                                <w:rFonts w:ascii="TH Sarabun New" w:hAnsi="TH Sarabun New" w:cs="TH Sarabun New"/>
+                                <w:b/>
+                                <w:bCs/>
+                                <w:color w:val="EE0000"/>
+                                <w:sz w:val="56"/>
+                                <w:szCs w:val="56"/>
+                              </w:rPr>
+                              <w:t>2</w:t>
+                            </w:r>
+                          </w:p>
+                        </w:txbxContent>
+                      </wps:txbx>
+                      <wps:bodyPr rot="0" spcFirstLastPara="0" vertOverflow="overflow" horzOverflow="overflow" vert="horz" wrap="square" lIns="91440" tIns="45720" rIns="91440" bIns="45720" numCol="1" spcCol="0" rtlCol="0" fromWordArt="0" anchor="t" anchorCtr="0" forceAA="0" compatLnSpc="1">
+                        <a:prstTxWarp prst="textNoShape">
+                          <a:avLst/>
+                        </a:prstTxWarp>
+                        <a:noAutofit/>
+                      </wps:bodyPr>
+                    </wps:wsp>
+                  </a:graphicData>
+                </a:graphic>
+                <wp14:sizeRelH relativeFrom="margin">
+                  <wp14:pctWidth>0</wp14:pctWidth>
+                </wp14:sizeRelH>
+                <wp14:sizeRelV relativeFrom="margin">
+                  <wp14:pctHeight>0</wp14:pctHeight>
+                </wp14:sizeRelV>
+              </wp:anchor>
+            </w:drawing>
+          </mc:Choice>
+          <mc:Fallback>
+            <w:pict>
+              <v:shape w14:anchorId="10ACE022" id="_x0000_s1030" type="#_x0000_t202" style="position:absolute;left:0;text-align:left;margin-left:-27.45pt;margin-top:25.75pt;width:23.75pt;height:60.7pt;z-index:251687936;visibility:visible;mso-wrap-style:square;mso-width-percent:0;mso-height-percent:0;mso-wrap-distance-left:9pt;mso-wrap-distance-top:0;mso-wrap-distance-right:9pt;mso-wrap-distance-bottom:0;mso-position-horizontal:right;mso-position-horizontal-relative:left-margin-area;mso-position-vertical:absolute;mso-position-vertical-relative:text;mso-width-percent:0;mso-height-percent:0;mso-width-relative:margin;mso-height-relative:margin;v-text-anchor:top" o:gfxdata="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" filled="f" stroked="f" strokeweight=".5pt">
+                <v:textbox>
+                  <w:txbxContent>
+                    <w:p>
+                      <w:pPr>
+                        <w:rPr>
+                          <w:rFonts w:ascii="TH Sarabun New" w:hAnsi="TH Sarabun New" w:cs="TH Sarabun New"/>
+                          <w:b/>
+                          <w:bCs/>
+                          <w:color w:val="EE0000"/>
+                          <w:sz w:val="56"/>
+                          <w:szCs w:val="56"/>
+                        </w:rPr>
+                      </w:pPr>
+                      <w:r>
+                        <w:rPr>
+                          <w:rFonts w:ascii="TH Sarabun New" w:hAnsi="TH Sarabun New" w:cs="TH Sarabun New"/>
+                          <w:b/>
+                          <w:bCs/>
+                          <w:color w:val="EE0000"/>
+                          <w:sz w:val="56"/>
+                          <w:szCs w:val="56"/>
+                        </w:rPr>
+                        <w:t>2</w:t>
+                      </w:r>
+                    </w:p>
+                  </w:txbxContent>
+                </v:textbox>
+                <w10:wrap anchorx="margin"/>
+              </v:shape>
+            </w:pict>
+          </mc:Fallback>
+        </mc:AlternateContent>
+      </w:r>
+    </w:p>
+    <w:p>
+      <w:pPr>
+        <w:spacing w:after="0" w:line="240" w:lineRule="auto"/>
+        <w:jc w:val="thaiDistribute"/>
+        <w:rPr>
+          <w:rFonts w:ascii="TH Sarabun New" w:hAnsi="TH Sarabun New" w:cs="TH Sarabun New"/>
+          <w:sz w:val="32"/>
+          <w:szCs w:val="32"/>
+        </w:rPr>
+      </w:pPr>
+    </w:p>
+    <w:p>
+      <w:pPr>
+        <w:spacing w:after="0" w:line="240" w:lineRule="auto"/>
+        <w:jc w:val="thaiDistribute"/>
+        <w:rPr>
+          <w:rFonts w:ascii="TH Sarabun New" w:hAnsi="TH Sarabun New" w:cs="TH Sarabun New"/>
+          <w:sz w:val="32"/>
+          <w:szCs w:val="32"/>
+        </w:rPr>
+      </w:pPr>
+    </w:p>
+    <w:p>
+      <w:pPr>
+        <w:spacing w:after="0" w:line="240" w:lineRule="auto"/>
+        <w:jc w:val="thaiDistribute"/>
+        <w:rPr>
+          <w:rFonts w:ascii="TH Sarabun New" w:hAnsi="TH Sarabun New" w:cs="TH Sarabun New"/>
+          <w:sz w:val="32"/>
+          <w:szCs w:val="32"/>
+        </w:rPr>
+      </w:pPr>
+    </w:p>
+    <w:p>
+      <w:pPr>
+        <w:spacing w:after="0" w:line="240" w:lineRule="auto"/>
+        <w:jc w:val="thaiDistribute"/>
+        <w:rPr>
+          <w:rFonts w:ascii="TH Sarabun New" w:hAnsi="TH Sarabun New" w:cs="TH Sarabun New"/>
+          <w:sz w:val="32"/>
+          <w:szCs w:val="32"/>
+        </w:rPr>
+      </w:pPr>
+    </w:p>
+    <w:p>
+      <w:pPr>
+        <w:spacing w:after="0" w:line="240" w:lineRule="auto"/>
+        <w:jc w:val="thaiDistribute"/>
+        <w:rPr>
+          <w:rFonts w:ascii="TH Sarabun New" w:hAnsi="TH Sarabun New" w:cs="TH Sarabun New"/>
+          <w:sz w:val="32"/>
+          <w:szCs w:val="32"/>
+        </w:rPr>
+      </w:pPr>
+    </w:p>
+    <w:p>
+      <w:pPr>
+        <w:spacing w:after="0" w:line="240" w:lineRule="auto"/>
+        <w:jc w:val="thaiDistribute"/>
+        <w:rPr>
+          <w:rFonts w:ascii="TH Sarabun New" w:hAnsi="TH Sarabun New" w:cs="TH Sarabun New"/>
+          <w:sz w:val="32"/>
+          <w:szCs w:val="32"/>
+        </w:rPr>
+      </w:pPr>
+    </w:p>
+    <w:p>
+      <w:pPr>
+        <w:spacing w:after="0" w:line="240" w:lineRule="auto"/>
+        <w:jc w:val="thaiDistribute"/>
+        <w:rPr>
+          <w:rFonts w:ascii="TH Sarabun New" w:hAnsi="TH Sarabun New" w:cs="TH Sarabun New"/>
+          <w:sz w:val="32"/>
+          <w:szCs w:val="32"/>
+        </w:rPr>
+      </w:pPr>
+    </w:p>
+    <w:p>
+      <w:pPr>
+        <w:spacing w:after="0" w:line="240" w:lineRule="auto"/>
+        <w:jc w:val="thaiDistribute"/>
+        <w:rPr>
+          <w:rFonts w:ascii="TH Sarabun New" w:hAnsi="TH Sarabun New" w:cs="TH Sarabun New"/>
+          <w:sz w:val="32"/>
+          <w:szCs w:val="32"/>
+        </w:rPr>
+      </w:pPr>
+      <w:r>
+        <w:rPr>
+          <w:rFonts w:ascii="TH Sarabun New" w:hAnsi="TH Sarabun New" w:cs="TH Sarabun New"/>
+          <w:noProof/>
           <w:color w:val="FF0000"/>
           <w:sz w:val="32"/>
           <w:szCs w:val="32"/>
-          <w:cs/>
           <w:lang w:bidi="th-TH"/>
         </w:rPr>
-        <w:t>วางภาพหน้าจอ หน้าจอแก้ไขข้อมูลส่วนตัวและเปลี่ยนรหัสผ่าน ]</w:t>
-      </w:r>
+        <mc:AlternateContent>
+          <mc:Choice Requires="wps">
+            <w:drawing>
+              <wp:anchor distT="0" distB="0" distL="114300" distR="114300" simplePos="0" relativeHeight="251692032" behindDoc="0" locked="0" layoutInCell="1" allowOverlap="1" wp14:anchorId="4CAC284C" wp14:editId="66CA059E">
+                <wp:simplePos x="0" y="0"/>
+                <wp:positionH relativeFrom="rightMargin">
+                  <wp:align>left</wp:align>
+                </wp:positionH>
+                <wp:positionV relativeFrom="paragraph">
+                  <wp:posOffset>222968</wp:posOffset>
+                </wp:positionV>
+                <wp:extent cx="301625" cy="770890"/>
+                <wp:effectExtent l="0" t="0" r="0" b="0"/>
+                <wp:wrapNone/>
+                <wp:docPr id="1636692175" name="Text Box 7"/>
+                <wp:cNvGraphicFramePr/>
+                <a:graphic xmlns:a="http://schemas.openxmlformats.org/drawingml/2006/main">
+                  <a:graphicData uri="http://schemas.microsoft.com/office/word/2010/wordprocessingShape">
+                    <wps:wsp>
+                      <wps:cNvSpPr txBox="1"/>
+                      <wps:spPr>
+                        <a:xfrm>
+                          <a:off x="0" y="0"/>
+                          <a:ext cx="301625" cy="770890"/>
+                        </a:xfrm>
+                        <a:prstGeom prst="rect">
+                          <a:avLst/>
+                        </a:prstGeom>
+                        <a:noFill/>
+                        <a:ln w="6350">
+                          <a:noFill/>
+                        </a:ln>
+                      </wps:spPr>
+                      <wps:txbx>
+                        <w:txbxContent>
+                          <w:p>
+                            <w:pPr>
+                              <w:rPr>
+                                <w:rFonts w:ascii="TH Sarabun New" w:hAnsi="TH Sarabun New" w:cs="TH Sarabun New"/>
+                                <w:b/>
+                                <w:bCs/>
+                                <w:color w:val="EE0000"/>
+                                <w:sz w:val="56"/>
+                                <w:szCs w:val="56"/>
+                              </w:rPr>
+                            </w:pPr>
+                            <w:r>
+                              <w:rPr>
+                                <w:rFonts w:ascii="TH Sarabun New" w:hAnsi="TH Sarabun New" w:cs="TH Sarabun New"/>
+                                <w:b/>
+                                <w:bCs/>
+                                <w:color w:val="EE0000"/>
+                                <w:sz w:val="56"/>
+                                <w:szCs w:val="56"/>
+                              </w:rPr>
+                              <w:t>4</w:t>
+                            </w:r>
+                          </w:p>
+                        </w:txbxContent>
+                      </wps:txbx>
+                      <wps:bodyPr rot="0" spcFirstLastPara="0" vertOverflow="overflow" horzOverflow="overflow" vert="horz" wrap="square" lIns="91440" tIns="45720" rIns="91440" bIns="45720" numCol="1" spcCol="0" rtlCol="0" fromWordArt="0" anchor="t" anchorCtr="0" forceAA="0" compatLnSpc="1">
+                        <a:prstTxWarp prst="textNoShape">
+                          <a:avLst/>
+                        </a:prstTxWarp>
+                        <a:noAutofit/>
+                      </wps:bodyPr>
+                    </wps:wsp>
+                  </a:graphicData>
+                </a:graphic>
+                <wp14:sizeRelH relativeFrom="margin">
+                  <wp14:pctWidth>0</wp14:pctWidth>
+                </wp14:sizeRelH>
+                <wp14:sizeRelV relativeFrom="margin">
+                  <wp14:pctHeight>0</wp14:pctHeight>
+                </wp14:sizeRelV>
+              </wp:anchor>
+            </w:drawing>
+          </mc:Choice>
+          <mc:Fallback>
+            <w:pict>
+              <v:shape w14:anchorId="4CAC284C" id="_x0000_s1031" type="#_x0000_t202" style="position:absolute;left:0;text-align:left;margin-left:0;margin-top:17.55pt;width:23.75pt;height:60.7pt;z-index:251692032;visibility:visible;mso-wrap-style:square;mso-width-percent:0;mso-height-percent:0;mso-wrap-distance-left:9pt;mso-wrap-distance-top:0;mso-wrap-distance-right:9pt;mso-wrap-distance-bottom:0;mso-position-horizontal:left;mso-position-horizontal-relative:right-margin-area;mso-position-vertical:absolute;mso-position-vertical-relative:text;mso-width-percent:0;mso-height-percent:0;mso-width-relative:margin;mso-height-relative:margin;v-text-anchor:top" o:gfxdata="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" filled="f" stroked="f" strokeweight=".5pt">
+                <v:textbox>
+                  <w:txbxContent>
+                    <w:p>
+                      <w:pPr>
+                        <w:rPr>
+                          <w:rFonts w:ascii="TH Sarabun New" w:hAnsi="TH Sarabun New" w:cs="TH Sarabun New"/>
+                          <w:b/>
+                          <w:bCs/>
+                          <w:color w:val="EE0000"/>
+                          <w:sz w:val="56"/>
+                          <w:szCs w:val="56"/>
+                        </w:rPr>
+                      </w:pPr>
+                      <w:r>
+                        <w:rPr>
+                          <w:rFonts w:ascii="TH Sarabun New" w:hAnsi="TH Sarabun New" w:cs="TH Sarabun New"/>
+                          <w:b/>
+                          <w:bCs/>
+                          <w:color w:val="EE0000"/>
+                          <w:sz w:val="56"/>
+                          <w:szCs w:val="56"/>
+                        </w:rPr>
+                        <w:t>4</w:t>
+                      </w:r>
+                    </w:p>
+                  </w:txbxContent>
+                </v:textbox>
+                <w10:wrap anchorx="margin"/>
+              </v:shape>
+            </w:pict>
+          </mc:Fallback>
+        </mc:AlternateContent>
+      </w:r>
+    </w:p>
+    <w:p>
+      <w:pPr>
+        <w:spacing w:after="0" w:line="240" w:lineRule="auto"/>
+        <w:jc w:val="thaiDistribute"/>
+        <w:rPr>
+          <w:rFonts w:ascii="TH Sarabun New" w:hAnsi="TH Sarabun New" w:cs="TH Sarabun New"/>
+          <w:sz w:val="32"/>
+          <w:szCs w:val="32"/>
+        </w:rPr>
+      </w:pPr>
+    </w:p>
+    <w:p>
+      <w:pPr>
+        <w:spacing w:after="0" w:line="240" w:lineRule="auto"/>
+        <w:jc w:val="thaiDistribute"/>
+        <w:rPr>
+          <w:rFonts w:ascii="TH Sarabun New" w:hAnsi="TH Sarabun New" w:cs="TH Sarabun New"/>
+          <w:sz w:val="32"/>
+          <w:szCs w:val="32"/>
+        </w:rPr>
+      </w:pPr>
+    </w:p>
+    <w:p>
+      <w:pPr>
+        <w:spacing w:after="0" w:line="240" w:lineRule="auto"/>
+        <w:jc w:val="thaiDistribute"/>
+        <w:rPr>
+          <w:rFonts w:ascii="TH Sarabun New" w:hAnsi="TH Sarabun New" w:cs="TH Sarabun New"/>
+          <w:sz w:val="32"/>
+          <w:szCs w:val="32"/>
+        </w:rPr>
+      </w:pPr>
+    </w:p>
+    <w:p>
+      <w:pPr>
+        <w:spacing w:after="0" w:line="240" w:lineRule="auto"/>
+        <w:jc w:val="thaiDistribute"/>
+        <w:rPr>
+          <w:rFonts w:ascii="TH Sarabun New" w:hAnsi="TH Sarabun New" w:cs="TH Sarabun New"/>
+          <w:sz w:val="32"/>
+          <w:szCs w:val="32"/>
+        </w:rPr>
+      </w:pPr>
+      <w:r>
+        <w:rPr>
+          <w:rFonts w:ascii="TH Sarabun New" w:hAnsi="TH Sarabun New" w:cs="TH Sarabun New"/>
+          <w:noProof/>
+          <w:color w:val="FF0000"/>
+          <w:sz w:val="32"/>
+          <w:szCs w:val="32"/>
+          <w:lang w:bidi="th-TH"/>
+        </w:rPr>
+        <mc:AlternateContent>
+          <mc:Choice Requires="wps">
+            <w:drawing>
+              <wp:anchor distT="0" distB="0" distL="114300" distR="114300" simplePos="0" relativeHeight="251685888" behindDoc="0" locked="0" layoutInCell="1" allowOverlap="1" wp14:anchorId="50DA95B6" wp14:editId="09418EE5">
+                <wp:simplePos x="0" y="0"/>
+                <wp:positionH relativeFrom="column">
+                  <wp:posOffset>1304014</wp:posOffset>
+                </wp:positionH>
+                <wp:positionV relativeFrom="paragraph">
+                  <wp:posOffset>211511</wp:posOffset>
+                </wp:positionV>
+                <wp:extent cx="302149" cy="771276"/>
+                <wp:effectExtent l="0" t="0" r="0" b="0"/>
+                <wp:wrapNone/>
+                <wp:docPr id="185007152" name="Text Box 7"/>
+                <wp:cNvGraphicFramePr/>
+                <a:graphic xmlns:a="http://schemas.openxmlformats.org/drawingml/2006/main">
+                  <a:graphicData uri="http://schemas.microsoft.com/office/word/2010/wordprocessingShape">
+                    <wps:wsp>
+                      <wps:cNvSpPr txBox="1"/>
+                      <wps:spPr>
+                        <a:xfrm>
+                          <a:off x="0" y="0"/>
+                          <a:ext cx="302149" cy="771276"/>
+                        </a:xfrm>
+                        <a:prstGeom prst="rect">
+                          <a:avLst/>
+                        </a:prstGeom>
+                        <a:noFill/>
+                        <a:ln w="6350">
+                          <a:noFill/>
+                        </a:ln>
+                      </wps:spPr>
+                      <wps:txbx>
+                        <w:txbxContent>
+                          <w:p>
+                            <w:pPr>
+                              <w:rPr>
+                                <w:rFonts w:ascii="TH Sarabun New" w:hAnsi="TH Sarabun New" w:cs="TH Sarabun New"/>
+                                <w:b/>
+                                <w:bCs/>
+                                <w:color w:val="EE0000"/>
+                                <w:sz w:val="56"/>
+                                <w:szCs w:val="56"/>
+                              </w:rPr>
+                            </w:pPr>
+                            <w:r>
+                              <w:rPr>
+                                <w:rFonts w:ascii="TH Sarabun New" w:hAnsi="TH Sarabun New" w:cs="TH Sarabun New"/>
+                                <w:b/>
+                                <w:bCs/>
+                                <w:color w:val="EE0000"/>
+                                <w:sz w:val="56"/>
+                                <w:szCs w:val="56"/>
+                              </w:rPr>
+                              <w:t>1</w:t>
+                            </w:r>
+                          </w:p>
+                        </w:txbxContent>
+                      </wps:txbx>
+                      <wps:bodyPr rot="0" spcFirstLastPara="0" vertOverflow="overflow" horzOverflow="overflow" vert="horz" wrap="square" lIns="91440" tIns="45720" rIns="91440" bIns="45720" numCol="1" spcCol="0" rtlCol="0" fromWordArt="0" anchor="t" anchorCtr="0" forceAA="0" compatLnSpc="1">
+                        <a:prstTxWarp prst="textNoShape">
+                          <a:avLst/>
+                        </a:prstTxWarp>
+                        <a:noAutofit/>
+                      </wps:bodyPr>
+                    </wps:wsp>
+                  </a:graphicData>
+                </a:graphic>
+                <wp14:sizeRelH relativeFrom="margin">
+                  <wp14:pctWidth>0</wp14:pctWidth>
+                </wp14:sizeRelH>
+                <wp14:sizeRelV relativeFrom="margin">
+                  <wp14:pctHeight>0</wp14:pctHeight>
+                </wp14:sizeRelV>
+              </wp:anchor>
+            </w:drawing>
+          </mc:Choice>
+          <mc:Fallback>
+            <w:pict>
+              <v:shape w14:anchorId="50DA95B6" id="_x0000_s1032" type="#_x0000_t202" style="position:absolute;left:0;text-align:left;margin-left:102.7pt;margin-top:16.65pt;width:23.8pt;height:60.75pt;z-index:251685888;visibility:visible;mso-wrap-style:square;mso-width-percent:0;mso-height-percent:0;mso-wrap-distance-left:9pt;mso-wrap-distance-top:0;mso-wrap-distance-right:9pt;mso-wrap-distance-bottom:0;mso-position-horizontal:absolute;mso-position-horizontal-relative:text;mso-position-vertical:absolute;mso-position-vertical-relative:text;mso-width-percent:0;mso-height-percent:0;mso-width-relative:margin;mso-height-relative:margin;v-text-anchor:top" o:gfxdata="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" filled="f" stroked="f" strokeweight=".5pt">
+                <v:textbox>
+                  <w:txbxContent>
+                    <w:p>
+                      <w:pPr>
+                        <w:rPr>
+                          <w:rFonts w:ascii="TH Sarabun New" w:hAnsi="TH Sarabun New" w:cs="TH Sarabun New"/>
+                          <w:b/>
+                          <w:bCs/>
+                          <w:color w:val="EE0000"/>
+                          <w:sz w:val="56"/>
+                          <w:szCs w:val="56"/>
+                        </w:rPr>
+                      </w:pPr>
+                      <w:r>
+                        <w:rPr>
+                          <w:rFonts w:ascii="TH Sarabun New" w:hAnsi="TH Sarabun New" w:cs="TH Sarabun New"/>
+                          <w:b/>
+                          <w:bCs/>
+                          <w:color w:val="EE0000"/>
+                          <w:sz w:val="56"/>
+                          <w:szCs w:val="56"/>
+                        </w:rPr>
+                        <w:t>1</w:t>
+                      </w:r>
+                    </w:p>
+                  </w:txbxContent>
+                </v:textbox>
+              </v:shape>
+            </w:pict>
+          </mc:Fallback>
+        </mc:AlternateContent>
+      </w:r>
+    </w:p>
+    <w:p>
+      <w:pPr>
+        <w:spacing w:after="0" w:line="240" w:lineRule="auto"/>
+        <w:jc w:val="thaiDistribute"/>
+        <w:rPr>
+          <w:rFonts w:ascii="TH Sarabun New" w:hAnsi="TH Sarabun New" w:cs="TH Sarabun New"/>
+          <w:sz w:val="32"/>
+          <w:szCs w:val="32"/>
+        </w:rPr>
+      </w:pPr>
+    </w:p>
+    <w:p>
+      <w:pPr>
+        <w:spacing w:after="0" w:line="240" w:lineRule="auto"/>
+        <w:jc w:val="thaiDistribute"/>
+        <w:rPr>
+          <w:rFonts w:ascii="TH Sarabun New" w:hAnsi="TH Sarabun New" w:cs="TH Sarabun New"/>
+          <w:sz w:val="32"/>
+          <w:szCs w:val="32"/>
+        </w:rPr>
+      </w:pPr>
     </w:p>
     <w:p>
       <w:pPr>
@@ -3244,6 +5510,7 @@
           <w:sz w:val="32"/>
           <w:szCs w:val="32"/>
         </w:rPr>
+        <w:lastRenderedPageBreak/>
         <w:t>4.2</w:t>
       </w:r>
       <w:r>
@@ -3510,34 +5777,735 @@
     <w:p>
       <w:pPr>
         <w:spacing w:after="0" w:line="240" w:lineRule="auto"/>
-        <w:jc w:val="center"/>
-        <w:rPr>
-          <w:rFonts w:ascii="TH Sarabun New" w:hAnsi="TH Sarabun New" w:cs="TH Sarabun New"/>
+        <w:jc w:val="thaiDistribute"/>
+        <w:rPr>
+          <w:rFonts w:ascii="TH Sarabun New" w:hAnsi="TH Sarabun New" w:cs="TH Sarabun New"/>
+          <w:sz w:val="32"/>
+          <w:szCs w:val="32"/>
+        </w:rPr>
+      </w:pPr>
+      <w:r>
+        <w:rPr>
+          <w:rFonts w:ascii="TH Sarabun New" w:hAnsi="TH Sarabun New" w:cs="TH Sarabun New"/>
+          <w:noProof/>
+          <w:sz w:val="32"/>
+          <w:szCs w:val="32"/>
+        </w:rPr>
+        <w:drawing>
+          <wp:anchor distT="0" distB="0" distL="114300" distR="114300" simplePos="0" relativeHeight="251693056" behindDoc="1" locked="0" layoutInCell="1" allowOverlap="1" wp14:anchorId="5F13C7D1" wp14:editId="6A409312">
+            <wp:simplePos x="0" y="0"/>
+            <wp:positionH relativeFrom="margin">
+              <wp:posOffset>358140</wp:posOffset>
+            </wp:positionH>
+            <wp:positionV relativeFrom="paragraph">
+              <wp:posOffset>113665</wp:posOffset>
+            </wp:positionV>
+            <wp:extent cx="2569845" cy="5795645"/>
+            <wp:effectExtent l="0" t="0" r="1905" b="0"/>
+            <wp:wrapNone/>
+            <wp:docPr id="575595365" name="Picture 1"/>
+            <wp:cNvGraphicFramePr>
+              <a:graphicFrameLocks xmlns:a="http://schemas.openxmlformats.org/drawingml/2006/main" noChangeAspect="1"/>
+            </wp:cNvGraphicFramePr>
+            <a:graphic xmlns:a="http://schemas.openxmlformats.org/drawingml/2006/main">
+              <a:graphicData uri="http://schemas.openxmlformats.org/drawingml/2006/picture">
+                <pic:pic xmlns:pic="http://schemas.openxmlformats.org/drawingml/2006/picture">
+                  <pic:nvPicPr>
+                    <pic:cNvPr id="575595365" name=""/>
+                    <pic:cNvPicPr/>
+                  </pic:nvPicPr>
+                  <pic:blipFill>
+                    <a:blip r:embed="rId17"/>
+                    <a:stretch>
+                      <a:fillRect/>
+                    </a:stretch>
+                  </pic:blipFill>
+                  <pic:spPr>
+                    <a:xfrm>
+                      <a:off x="0" y="0"/>
+                      <a:ext cx="2569845" cy="5795645"/>
+                    </a:xfrm>
+                    <a:prstGeom prst="rect">
+                      <a:avLst/>
+                    </a:prstGeom>
+                  </pic:spPr>
+                </pic:pic>
+              </a:graphicData>
+            </a:graphic>
+            <wp14:sizeRelH relativeFrom="margin">
+              <wp14:pctWidth>0</wp14:pctWidth>
+            </wp14:sizeRelH>
+            <wp14:sizeRelV relativeFrom="margin">
+              <wp14:pctHeight>0</wp14:pctHeight>
+            </wp14:sizeRelV>
+          </wp:anchor>
+        </w:drawing>
+      </w:r>
+      <w:r>
+        <w:rPr>
+          <w:rFonts w:ascii="TH Sarabun New" w:hAnsi="TH Sarabun New" w:cs="TH Sarabun New"/>
+          <w:noProof/>
+          <w:sz w:val="32"/>
+          <w:szCs w:val="32"/>
+        </w:rPr>
+        <w:drawing>
+          <wp:anchor distT="0" distB="0" distL="114300" distR="114300" simplePos="0" relativeHeight="251694080" behindDoc="1" locked="0" layoutInCell="1" allowOverlap="1" wp14:anchorId="4635E245" wp14:editId="514741FB">
+            <wp:simplePos x="0" y="0"/>
+            <wp:positionH relativeFrom="margin">
+              <wp:posOffset>3179528</wp:posOffset>
+            </wp:positionH>
+            <wp:positionV relativeFrom="paragraph">
+              <wp:posOffset>106349</wp:posOffset>
+            </wp:positionV>
+            <wp:extent cx="2597913" cy="5796000"/>
+            <wp:effectExtent l="0" t="0" r="0" b="0"/>
+            <wp:wrapNone/>
+            <wp:docPr id="1082176843" name="Picture 1"/>
+            <wp:cNvGraphicFramePr>
+              <a:graphicFrameLocks xmlns:a="http://schemas.openxmlformats.org/drawingml/2006/main" noChangeAspect="1"/>
+            </wp:cNvGraphicFramePr>
+            <a:graphic xmlns:a="http://schemas.openxmlformats.org/drawingml/2006/main">
+              <a:graphicData uri="http://schemas.openxmlformats.org/drawingml/2006/picture">
+                <pic:pic xmlns:pic="http://schemas.openxmlformats.org/drawingml/2006/picture">
+                  <pic:nvPicPr>
+                    <pic:cNvPr id="1082176843" name=""/>
+                    <pic:cNvPicPr/>
+                  </pic:nvPicPr>
+                  <pic:blipFill>
+                    <a:blip r:embed="rId18"/>
+                    <a:stretch>
+                      <a:fillRect/>
+                    </a:stretch>
+                  </pic:blipFill>
+                  <pic:spPr>
+                    <a:xfrm>
+                      <a:off x="0" y="0"/>
+                      <a:ext cx="2597913" cy="5796000"/>
+                    </a:xfrm>
+                    <a:prstGeom prst="rect">
+                      <a:avLst/>
+                    </a:prstGeom>
+                  </pic:spPr>
+                </pic:pic>
+              </a:graphicData>
+            </a:graphic>
+            <wp14:sizeRelH relativeFrom="margin">
+              <wp14:pctWidth>0</wp14:pctWidth>
+            </wp14:sizeRelH>
+            <wp14:sizeRelV relativeFrom="margin">
+              <wp14:pctHeight>0</wp14:pctHeight>
+            </wp14:sizeRelV>
+          </wp:anchor>
+        </w:drawing>
+      </w:r>
+    </w:p>
+    <w:p>
+      <w:pPr>
+        <w:tabs>
+          <w:tab w:val="left" w:pos="6096"/>
+        </w:tabs>
+        <w:spacing w:after="0" w:line="240" w:lineRule="auto"/>
+        <w:jc w:val="thaiDistribute"/>
+        <w:rPr>
+          <w:rFonts w:ascii="TH Sarabun New" w:hAnsi="TH Sarabun New" w:cs="TH Sarabun New"/>
+          <w:sz w:val="32"/>
+          <w:szCs w:val="32"/>
+        </w:rPr>
+      </w:pPr>
+      <w:r>
+        <w:rPr>
+          <w:rFonts w:ascii="TH Sarabun New" w:hAnsi="TH Sarabun New" w:cs="TH Sarabun New"/>
+          <w:noProof/>
           <w:color w:val="FF0000"/>
           <w:sz w:val="32"/>
           <w:szCs w:val="32"/>
-        </w:rPr>
-      </w:pPr>
-      <w:r>
-        <w:rPr>
-          <w:rFonts w:ascii="TH Sarabun New" w:hAnsi="TH Sarabun New" w:cs="TH Sarabun New"/>
+          <w:lang w:bidi="th-TH"/>
+        </w:rPr>
+        <mc:AlternateContent>
+          <mc:Choice Requires="wps">
+            <w:drawing>
+              <wp:anchor distT="0" distB="0" distL="114300" distR="114300" simplePos="0" relativeHeight="251698176" behindDoc="0" locked="0" layoutInCell="1" allowOverlap="1" wp14:anchorId="1A970CDE" wp14:editId="21A8F77F">
+                <wp:simplePos x="0" y="0"/>
+                <wp:positionH relativeFrom="column">
+                  <wp:posOffset>2626802</wp:posOffset>
+                </wp:positionH>
+                <wp:positionV relativeFrom="paragraph">
+                  <wp:posOffset>210847</wp:posOffset>
+                </wp:positionV>
+                <wp:extent cx="302149" cy="771276"/>
+                <wp:effectExtent l="0" t="0" r="0" b="0"/>
+                <wp:wrapNone/>
+                <wp:docPr id="564185527" name="Text Box 7"/>
+                <wp:cNvGraphicFramePr/>
+                <a:graphic xmlns:a="http://schemas.openxmlformats.org/drawingml/2006/main">
+                  <a:graphicData uri="http://schemas.microsoft.com/office/word/2010/wordprocessingShape">
+                    <wps:wsp>
+                      <wps:cNvSpPr txBox="1"/>
+                      <wps:spPr>
+                        <a:xfrm>
+                          <a:off x="0" y="0"/>
+                          <a:ext cx="302149" cy="771276"/>
+                        </a:xfrm>
+                        <a:prstGeom prst="rect">
+                          <a:avLst/>
+                        </a:prstGeom>
+                        <a:noFill/>
+                        <a:ln w="6350">
+                          <a:noFill/>
+                        </a:ln>
+                      </wps:spPr>
+                      <wps:txbx>
+                        <w:txbxContent>
+                          <w:p>
+                            <w:pPr>
+                              <w:rPr>
+                                <w:rFonts w:ascii="TH Sarabun New" w:hAnsi="TH Sarabun New" w:cs="TH Sarabun New"/>
+                                <w:b/>
+                                <w:bCs/>
+                                <w:color w:val="EE0000"/>
+                                <w:sz w:val="56"/>
+                                <w:szCs w:val="56"/>
+                                <w:lang w:bidi="th-TH"/>
+                              </w:rPr>
+                            </w:pPr>
+                            <w:r>
+                              <w:rPr>
+                                <w:rFonts w:ascii="TH Sarabun New" w:hAnsi="TH Sarabun New" w:cs="TH Sarabun New"/>
+                                <w:b/>
+                                <w:bCs/>
+                                <w:color w:val="EE0000"/>
+                                <w:sz w:val="56"/>
+                                <w:szCs w:val="56"/>
+                                <w:lang w:bidi="th-TH"/>
+                              </w:rPr>
+                              <w:t>2</w:t>
+                            </w:r>
+                          </w:p>
+                        </w:txbxContent>
+                      </wps:txbx>
+                      <wps:bodyPr rot="0" spcFirstLastPara="0" vertOverflow="overflow" horzOverflow="overflow" vert="horz" wrap="square" lIns="91440" tIns="45720" rIns="91440" bIns="45720" numCol="1" spcCol="0" rtlCol="0" fromWordArt="0" anchor="t" anchorCtr="0" forceAA="0" compatLnSpc="1">
+                        <a:prstTxWarp prst="textNoShape">
+                          <a:avLst/>
+                        </a:prstTxWarp>
+                        <a:noAutofit/>
+                      </wps:bodyPr>
+                    </wps:wsp>
+                  </a:graphicData>
+                </a:graphic>
+                <wp14:sizeRelH relativeFrom="margin">
+                  <wp14:pctWidth>0</wp14:pctWidth>
+                </wp14:sizeRelH>
+                <wp14:sizeRelV relativeFrom="margin">
+                  <wp14:pctHeight>0</wp14:pctHeight>
+                </wp14:sizeRelV>
+              </wp:anchor>
+            </w:drawing>
+          </mc:Choice>
+          <mc:Fallback>
+            <w:pict>
+              <v:shape w14:anchorId="1A970CDE" id="_x0000_s1033" type="#_x0000_t202" style="position:absolute;left:0;text-align:left;margin-left:206.85pt;margin-top:16.6pt;width:23.8pt;height:60.75pt;z-index:251698176;visibility:visible;mso-wrap-style:square;mso-width-percent:0;mso-height-percent:0;mso-wrap-distance-left:9pt;mso-wrap-distance-top:0;mso-wrap-distance-right:9pt;mso-wrap-distance-bottom:0;mso-position-horizontal:absolute;mso-position-horizontal-relative:text;mso-position-vertical:absolute;mso-position-vertical-relative:text;mso-width-percent:0;mso-height-percent:0;mso-width-relative:margin;mso-height-relative:margin;v-text-anchor:top" o:gfxdata="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" filled="f" stroked="f" strokeweight=".5pt">
+                <v:textbox>
+                  <w:txbxContent>
+                    <w:p>
+                      <w:pPr>
+                        <w:rPr>
+                          <w:rFonts w:ascii="TH Sarabun New" w:hAnsi="TH Sarabun New" w:cs="TH Sarabun New"/>
+                          <w:b/>
+                          <w:bCs/>
+                          <w:color w:val="EE0000"/>
+                          <w:sz w:val="56"/>
+                          <w:szCs w:val="56"/>
+                          <w:lang w:bidi="th-TH"/>
+                        </w:rPr>
+                      </w:pPr>
+                      <w:r>
+                        <w:rPr>
+                          <w:rFonts w:ascii="TH Sarabun New" w:hAnsi="TH Sarabun New" w:cs="TH Sarabun New"/>
+                          <w:b/>
+                          <w:bCs/>
+                          <w:color w:val="EE0000"/>
+                          <w:sz w:val="56"/>
+                          <w:szCs w:val="56"/>
+                          <w:lang w:bidi="th-TH"/>
+                        </w:rPr>
+                        <w:t>2</w:t>
+                      </w:r>
+                    </w:p>
+                  </w:txbxContent>
+                </v:textbox>
+              </v:shape>
+            </w:pict>
+          </mc:Fallback>
+        </mc:AlternateContent>
+      </w:r>
+    </w:p>
+    <w:p>
+      <w:pPr>
+        <w:spacing w:after="0" w:line="240" w:lineRule="auto"/>
+        <w:jc w:val="thaiDistribute"/>
+        <w:rPr>
+          <w:rFonts w:ascii="TH Sarabun New" w:hAnsi="TH Sarabun New" w:cs="TH Sarabun New"/>
+          <w:sz w:val="32"/>
+          <w:szCs w:val="32"/>
+        </w:rPr>
+      </w:pPr>
+    </w:p>
+    <w:p>
+      <w:pPr>
+        <w:spacing w:after="0" w:line="240" w:lineRule="auto"/>
+        <w:jc w:val="thaiDistribute"/>
+        <w:rPr>
+          <w:rFonts w:ascii="TH Sarabun New" w:hAnsi="TH Sarabun New" w:cs="TH Sarabun New"/>
+          <w:sz w:val="32"/>
+          <w:szCs w:val="32"/>
+        </w:rPr>
+      </w:pPr>
+    </w:p>
+    <w:p>
+      <w:pPr>
+        <w:spacing w:after="0" w:line="240" w:lineRule="auto"/>
+        <w:jc w:val="thaiDistribute"/>
+        <w:rPr>
+          <w:rFonts w:ascii="TH Sarabun New" w:hAnsi="TH Sarabun New" w:cs="TH Sarabun New"/>
+          <w:sz w:val="32"/>
+          <w:szCs w:val="32"/>
+        </w:rPr>
+      </w:pPr>
+    </w:p>
+    <w:p>
+      <w:pPr>
+        <w:spacing w:after="0" w:line="240" w:lineRule="auto"/>
+        <w:jc w:val="thaiDistribute"/>
+        <w:rPr>
+          <w:rFonts w:ascii="TH Sarabun New" w:hAnsi="TH Sarabun New" w:cs="TH Sarabun New"/>
+          <w:sz w:val="32"/>
+          <w:szCs w:val="32"/>
+        </w:rPr>
+      </w:pPr>
+    </w:p>
+    <w:p>
+      <w:pPr>
+        <w:spacing w:after="0" w:line="240" w:lineRule="auto"/>
+        <w:jc w:val="thaiDistribute"/>
+        <w:rPr>
+          <w:rFonts w:ascii="TH Sarabun New" w:hAnsi="TH Sarabun New" w:cs="TH Sarabun New"/>
+          <w:sz w:val="32"/>
+          <w:szCs w:val="32"/>
+        </w:rPr>
+      </w:pPr>
+    </w:p>
+    <w:p>
+      <w:pPr>
+        <w:spacing w:after="0" w:line="240" w:lineRule="auto"/>
+        <w:jc w:val="thaiDistribute"/>
+        <w:rPr>
+          <w:rFonts w:ascii="TH Sarabun New" w:hAnsi="TH Sarabun New" w:cs="TH Sarabun New"/>
+          <w:sz w:val="32"/>
+          <w:szCs w:val="32"/>
+        </w:rPr>
+      </w:pPr>
+    </w:p>
+    <w:p>
+      <w:pPr>
+        <w:spacing w:after="0" w:line="240" w:lineRule="auto"/>
+        <w:jc w:val="thaiDistribute"/>
+        <w:rPr>
+          <w:rFonts w:ascii="TH Sarabun New" w:hAnsi="TH Sarabun New" w:cs="TH Sarabun New"/>
+          <w:sz w:val="32"/>
+          <w:szCs w:val="32"/>
+        </w:rPr>
+      </w:pPr>
+    </w:p>
+    <w:p>
+      <w:pPr>
+        <w:spacing w:after="0" w:line="240" w:lineRule="auto"/>
+        <w:jc w:val="thaiDistribute"/>
+        <w:rPr>
+          <w:rFonts w:ascii="TH Sarabun New" w:hAnsi="TH Sarabun New" w:cs="TH Sarabun New"/>
+          <w:sz w:val="32"/>
+          <w:szCs w:val="32"/>
+        </w:rPr>
+      </w:pPr>
+    </w:p>
+    <w:p>
+      <w:pPr>
+        <w:spacing w:after="0" w:line="240" w:lineRule="auto"/>
+        <w:jc w:val="thaiDistribute"/>
+        <w:rPr>
+          <w:rFonts w:ascii="TH Sarabun New" w:hAnsi="TH Sarabun New" w:cs="TH Sarabun New"/>
+          <w:sz w:val="32"/>
+          <w:szCs w:val="32"/>
+        </w:rPr>
+      </w:pPr>
+    </w:p>
+    <w:p>
+      <w:pPr>
+        <w:spacing w:after="0" w:line="240" w:lineRule="auto"/>
+        <w:jc w:val="thaiDistribute"/>
+        <w:rPr>
+          <w:rFonts w:ascii="TH Sarabun New" w:hAnsi="TH Sarabun New" w:cs="TH Sarabun New"/>
+          <w:sz w:val="32"/>
+          <w:szCs w:val="32"/>
+        </w:rPr>
+      </w:pPr>
+    </w:p>
+    <w:p>
+      <w:pPr>
+        <w:spacing w:after="0" w:line="240" w:lineRule="auto"/>
+        <w:jc w:val="thaiDistribute"/>
+        <w:rPr>
+          <w:rFonts w:ascii="TH Sarabun New" w:hAnsi="TH Sarabun New" w:cs="TH Sarabun New"/>
+          <w:sz w:val="32"/>
+          <w:szCs w:val="32"/>
+        </w:rPr>
+      </w:pPr>
+    </w:p>
+    <w:p>
+      <w:pPr>
+        <w:spacing w:after="0" w:line="240" w:lineRule="auto"/>
+        <w:jc w:val="thaiDistribute"/>
+        <w:rPr>
+          <w:rFonts w:ascii="TH Sarabun New" w:hAnsi="TH Sarabun New" w:cs="TH Sarabun New"/>
+          <w:sz w:val="32"/>
+          <w:szCs w:val="32"/>
+        </w:rPr>
+      </w:pPr>
+    </w:p>
+    <w:p>
+      <w:pPr>
+        <w:spacing w:after="0" w:line="240" w:lineRule="auto"/>
+        <w:jc w:val="thaiDistribute"/>
+        <w:rPr>
+          <w:rFonts w:ascii="TH Sarabun New" w:hAnsi="TH Sarabun New" w:cs="TH Sarabun New"/>
+          <w:sz w:val="32"/>
+          <w:szCs w:val="32"/>
+        </w:rPr>
+      </w:pPr>
+    </w:p>
+    <w:p>
+      <w:pPr>
+        <w:spacing w:after="0" w:line="240" w:lineRule="auto"/>
+        <w:jc w:val="thaiDistribute"/>
+        <w:rPr>
+          <w:rFonts w:ascii="TH Sarabun New" w:hAnsi="TH Sarabun New" w:cs="TH Sarabun New"/>
+          <w:sz w:val="32"/>
+          <w:szCs w:val="32"/>
+        </w:rPr>
+      </w:pPr>
+    </w:p>
+    <w:p>
+      <w:pPr>
+        <w:spacing w:after="0" w:line="240" w:lineRule="auto"/>
+        <w:jc w:val="thaiDistribute"/>
+        <w:rPr>
+          <w:rFonts w:ascii="TH Sarabun New" w:hAnsi="TH Sarabun New" w:cs="TH Sarabun New"/>
+          <w:sz w:val="32"/>
+          <w:szCs w:val="32"/>
+        </w:rPr>
+      </w:pPr>
+    </w:p>
+    <w:p>
+      <w:pPr>
+        <w:spacing w:after="0" w:line="240" w:lineRule="auto"/>
+        <w:jc w:val="thaiDistribute"/>
+        <w:rPr>
+          <w:rFonts w:ascii="TH Sarabun New" w:hAnsi="TH Sarabun New" w:cs="TH Sarabun New"/>
+          <w:sz w:val="32"/>
+          <w:szCs w:val="32"/>
+        </w:rPr>
+      </w:pPr>
+      <w:r>
+        <w:rPr>
+          <w:rFonts w:ascii="TH Sarabun New" w:hAnsi="TH Sarabun New" w:cs="TH Sarabun New"/>
+          <w:noProof/>
           <w:color w:val="FF0000"/>
           <w:sz w:val="32"/>
           <w:szCs w:val="32"/>
-        </w:rPr>
-        <w:t xml:space="preserve">[ </w:t>
-      </w:r>
-      <w:r>
-        <w:rPr>
-          <w:rFonts w:ascii="TH Sarabun New" w:hAnsi="TH Sarabun New" w:cs="TH Sarabun New"/>
+          <w:lang w:bidi="th-TH"/>
+        </w:rPr>
+        <mc:AlternateContent>
+          <mc:Choice Requires="wps">
+            <w:drawing>
+              <wp:anchor distT="0" distB="0" distL="114300" distR="114300" simplePos="0" relativeHeight="251700224" behindDoc="0" locked="0" layoutInCell="1" allowOverlap="1" wp14:anchorId="3AA53EA9" wp14:editId="23193993">
+                <wp:simplePos x="0" y="0"/>
+                <wp:positionH relativeFrom="column">
+                  <wp:posOffset>5431955</wp:posOffset>
+                </wp:positionH>
+                <wp:positionV relativeFrom="paragraph">
+                  <wp:posOffset>233349</wp:posOffset>
+                </wp:positionV>
+                <wp:extent cx="302149" cy="771276"/>
+                <wp:effectExtent l="0" t="0" r="0" b="0"/>
+                <wp:wrapNone/>
+                <wp:docPr id="426698022" name="Text Box 7"/>
+                <wp:cNvGraphicFramePr/>
+                <a:graphic xmlns:a="http://schemas.openxmlformats.org/drawingml/2006/main">
+                  <a:graphicData uri="http://schemas.microsoft.com/office/word/2010/wordprocessingShape">
+                    <wps:wsp>
+                      <wps:cNvSpPr txBox="1"/>
+                      <wps:spPr>
+                        <a:xfrm>
+                          <a:off x="0" y="0"/>
+                          <a:ext cx="302149" cy="771276"/>
+                        </a:xfrm>
+                        <a:prstGeom prst="rect">
+                          <a:avLst/>
+                        </a:prstGeom>
+                        <a:noFill/>
+                        <a:ln w="6350">
+                          <a:noFill/>
+                        </a:ln>
+                      </wps:spPr>
+                      <wps:txbx>
+                        <w:txbxContent>
+                          <w:p>
+                            <w:pPr>
+                              <w:rPr>
+                                <w:rFonts w:ascii="TH Sarabun New" w:hAnsi="TH Sarabun New" w:cs="TH Sarabun New"/>
+                                <w:b/>
+                                <w:bCs/>
+                                <w:color w:val="EE0000"/>
+                                <w:sz w:val="56"/>
+                                <w:szCs w:val="56"/>
+                                <w:lang w:bidi="th-TH"/>
+                              </w:rPr>
+                            </w:pPr>
+                            <w:r>
+                              <w:rPr>
+                                <w:rFonts w:ascii="TH Sarabun New" w:hAnsi="TH Sarabun New" w:cs="TH Sarabun New"/>
+                                <w:b/>
+                                <w:bCs/>
+                                <w:color w:val="EE0000"/>
+                                <w:sz w:val="56"/>
+                                <w:szCs w:val="56"/>
+                                <w:lang w:bidi="th-TH"/>
+                              </w:rPr>
+                              <w:t>3</w:t>
+                            </w:r>
+                          </w:p>
+                        </w:txbxContent>
+                      </wps:txbx>
+                      <wps:bodyPr rot="0" spcFirstLastPara="0" vertOverflow="overflow" horzOverflow="overflow" vert="horz" wrap="square" lIns="91440" tIns="45720" rIns="91440" bIns="45720" numCol="1" spcCol="0" rtlCol="0" fromWordArt="0" anchor="t" anchorCtr="0" forceAA="0" compatLnSpc="1">
+                        <a:prstTxWarp prst="textNoShape">
+                          <a:avLst/>
+                        </a:prstTxWarp>
+                        <a:noAutofit/>
+                      </wps:bodyPr>
+                    </wps:wsp>
+                  </a:graphicData>
+                </a:graphic>
+                <wp14:sizeRelH relativeFrom="margin">
+                  <wp14:pctWidth>0</wp14:pctWidth>
+                </wp14:sizeRelH>
+                <wp14:sizeRelV relativeFrom="margin">
+                  <wp14:pctHeight>0</wp14:pctHeight>
+                </wp14:sizeRelV>
+              </wp:anchor>
+            </w:drawing>
+          </mc:Choice>
+          <mc:Fallback>
+            <w:pict>
+              <v:shape w14:anchorId="3AA53EA9" id="_x0000_s1034" type="#_x0000_t202" style="position:absolute;left:0;text-align:left;margin-left:427.7pt;margin-top:18.35pt;width:23.8pt;height:60.75pt;z-index:251700224;visibility:visible;mso-wrap-style:square;mso-width-percent:0;mso-height-percent:0;mso-wrap-distance-left:9pt;mso-wrap-distance-top:0;mso-wrap-distance-right:9pt;mso-wrap-distance-bottom:0;mso-position-horizontal:absolute;mso-position-horizontal-relative:text;mso-position-vertical:absolute;mso-position-vertical-relative:text;mso-width-percent:0;mso-height-percent:0;mso-width-relative:margin;mso-height-relative:margin;v-text-anchor:top" o:gfxdata="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" filled="f" stroked="f" strokeweight=".5pt">
+                <v:textbox>
+                  <w:txbxContent>
+                    <w:p>
+                      <w:pPr>
+                        <w:rPr>
+                          <w:rFonts w:ascii="TH Sarabun New" w:hAnsi="TH Sarabun New" w:cs="TH Sarabun New"/>
+                          <w:b/>
+                          <w:bCs/>
+                          <w:color w:val="EE0000"/>
+                          <w:sz w:val="56"/>
+                          <w:szCs w:val="56"/>
+                          <w:lang w:bidi="th-TH"/>
+                        </w:rPr>
+                      </w:pPr>
+                      <w:r>
+                        <w:rPr>
+                          <w:rFonts w:ascii="TH Sarabun New" w:hAnsi="TH Sarabun New" w:cs="TH Sarabun New"/>
+                          <w:b/>
+                          <w:bCs/>
+                          <w:color w:val="EE0000"/>
+                          <w:sz w:val="56"/>
+                          <w:szCs w:val="56"/>
+                          <w:lang w:bidi="th-TH"/>
+                        </w:rPr>
+                        <w:t>3</w:t>
+                      </w:r>
+                    </w:p>
+                  </w:txbxContent>
+                </v:textbox>
+              </v:shape>
+            </w:pict>
+          </mc:Fallback>
+        </mc:AlternateContent>
+      </w:r>
+    </w:p>
+    <w:p>
+      <w:pPr>
+        <w:spacing w:after="0" w:line="240" w:lineRule="auto"/>
+        <w:jc w:val="thaiDistribute"/>
+        <w:rPr>
+          <w:rFonts w:ascii="TH Sarabun New" w:hAnsi="TH Sarabun New" w:cs="TH Sarabun New"/>
+          <w:sz w:val="32"/>
+          <w:szCs w:val="32"/>
+        </w:rPr>
+      </w:pPr>
+      <w:r>
+        <w:rPr>
+          <w:rFonts w:ascii="TH Sarabun New" w:hAnsi="TH Sarabun New" w:cs="TH Sarabun New"/>
+          <w:noProof/>
           <w:color w:val="FF0000"/>
           <w:sz w:val="32"/>
           <w:szCs w:val="32"/>
-          <w:cs/>
           <w:lang w:bidi="th-TH"/>
         </w:rPr>
-        <w:t>วางภาพหน้าจอ หน้าจอสร้างและจัดการแผนก ]</w:t>
-      </w:r>
+        <mc:AlternateContent>
+          <mc:Choice Requires="wps">
+            <w:drawing>
+              <wp:anchor distT="0" distB="0" distL="114300" distR="114300" simplePos="0" relativeHeight="251696128" behindDoc="0" locked="0" layoutInCell="1" allowOverlap="1" wp14:anchorId="15B5E615" wp14:editId="43F976EE">
+                <wp:simplePos x="0" y="0"/>
+                <wp:positionH relativeFrom="column">
+                  <wp:posOffset>842534</wp:posOffset>
+                </wp:positionH>
+                <wp:positionV relativeFrom="paragraph">
+                  <wp:posOffset>192102</wp:posOffset>
+                </wp:positionV>
+                <wp:extent cx="302149" cy="771276"/>
+                <wp:effectExtent l="0" t="0" r="0" b="0"/>
+                <wp:wrapNone/>
+                <wp:docPr id="1559081904" name="Text Box 7"/>
+                <wp:cNvGraphicFramePr/>
+                <a:graphic xmlns:a="http://schemas.openxmlformats.org/drawingml/2006/main">
+                  <a:graphicData uri="http://schemas.microsoft.com/office/word/2010/wordprocessingShape">
+                    <wps:wsp>
+                      <wps:cNvSpPr txBox="1"/>
+                      <wps:spPr>
+                        <a:xfrm>
+                          <a:off x="0" y="0"/>
+                          <a:ext cx="302149" cy="771276"/>
+                        </a:xfrm>
+                        <a:prstGeom prst="rect">
+                          <a:avLst/>
+                        </a:prstGeom>
+                        <a:noFill/>
+                        <a:ln w="6350">
+                          <a:noFill/>
+                        </a:ln>
+                      </wps:spPr>
+                      <wps:txbx>
+                        <w:txbxContent>
+                          <w:p>
+                            <w:pPr>
+                              <w:rPr>
+                                <w:rFonts w:ascii="TH Sarabun New" w:hAnsi="TH Sarabun New" w:cs="TH Sarabun New"/>
+                                <w:b/>
+                                <w:bCs/>
+                                <w:color w:val="EE0000"/>
+                                <w:sz w:val="56"/>
+                                <w:szCs w:val="56"/>
+                              </w:rPr>
+                            </w:pPr>
+                            <w:r>
+                              <w:rPr>
+                                <w:rFonts w:ascii="TH Sarabun New" w:hAnsi="TH Sarabun New" w:cs="TH Sarabun New"/>
+                                <w:b/>
+                                <w:bCs/>
+                                <w:color w:val="EE0000"/>
+                                <w:sz w:val="56"/>
+                                <w:szCs w:val="56"/>
+                              </w:rPr>
+                              <w:t>1</w:t>
+                            </w:r>
+                          </w:p>
+                        </w:txbxContent>
+                      </wps:txbx>
+                      <wps:bodyPr rot="0" spcFirstLastPara="0" vertOverflow="overflow" horzOverflow="overflow" vert="horz" wrap="square" lIns="91440" tIns="45720" rIns="91440" bIns="45720" numCol="1" spcCol="0" rtlCol="0" fromWordArt="0" anchor="t" anchorCtr="0" forceAA="0" compatLnSpc="1">
+                        <a:prstTxWarp prst="textNoShape">
+                          <a:avLst/>
+                        </a:prstTxWarp>
+                        <a:noAutofit/>
+                      </wps:bodyPr>
+                    </wps:wsp>
+                  </a:graphicData>
+                </a:graphic>
+                <wp14:sizeRelH relativeFrom="margin">
+                  <wp14:pctWidth>0</wp14:pctWidth>
+                </wp14:sizeRelH>
+                <wp14:sizeRelV relativeFrom="margin">
+                  <wp14:pctHeight>0</wp14:pctHeight>
+                </wp14:sizeRelV>
+              </wp:anchor>
+            </w:drawing>
+          </mc:Choice>
+          <mc:Fallback>
+            <w:pict>
+              <v:shape w14:anchorId="15B5E615" id="_x0000_s1035" type="#_x0000_t202" style="position:absolute;left:0;text-align:left;margin-left:66.35pt;margin-top:15.15pt;width:23.8pt;height:60.75pt;z-index:251696128;visibility:visible;mso-wrap-style:square;mso-width-percent:0;mso-height-percent:0;mso-wrap-distance-left:9pt;mso-wrap-distance-top:0;mso-wrap-distance-right:9pt;mso-wrap-distance-bottom:0;mso-position-horizontal:absolute;mso-position-horizontal-relative:text;mso-position-vertical:absolute;mso-position-vertical-relative:text;mso-width-percent:0;mso-height-percent:0;mso-width-relative:margin;mso-height-relative:margin;v-text-anchor:top" o:gfxdata="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" filled="f" stroked="f" strokeweight=".5pt">
+                <v:textbox>
+                  <w:txbxContent>
+                    <w:p>
+                      <w:pPr>
+                        <w:rPr>
+                          <w:rFonts w:ascii="TH Sarabun New" w:hAnsi="TH Sarabun New" w:cs="TH Sarabun New"/>
+                          <w:b/>
+                          <w:bCs/>
+                          <w:color w:val="EE0000"/>
+                          <w:sz w:val="56"/>
+                          <w:szCs w:val="56"/>
+                        </w:rPr>
+                      </w:pPr>
+                      <w:r>
+                        <w:rPr>
+                          <w:rFonts w:ascii="TH Sarabun New" w:hAnsi="TH Sarabun New" w:cs="TH Sarabun New"/>
+                          <w:b/>
+                          <w:bCs/>
+                          <w:color w:val="EE0000"/>
+                          <w:sz w:val="56"/>
+                          <w:szCs w:val="56"/>
+                        </w:rPr>
+                        <w:t>1</w:t>
+                      </w:r>
+                    </w:p>
+                  </w:txbxContent>
+                </v:textbox>
+              </v:shape>
+            </w:pict>
+          </mc:Fallback>
+        </mc:AlternateContent>
+      </w:r>
+    </w:p>
+    <w:p>
+      <w:pPr>
+        <w:spacing w:after="0" w:line="240" w:lineRule="auto"/>
+        <w:jc w:val="thaiDistribute"/>
+        <w:rPr>
+          <w:rFonts w:ascii="TH Sarabun New" w:hAnsi="TH Sarabun New" w:cs="TH Sarabun New"/>
+          <w:sz w:val="32"/>
+          <w:szCs w:val="32"/>
+        </w:rPr>
+      </w:pPr>
+    </w:p>
+    <w:p>
+      <w:pPr>
+        <w:spacing w:after="0" w:line="240" w:lineRule="auto"/>
+        <w:jc w:val="thaiDistribute"/>
+        <w:rPr>
+          <w:rFonts w:ascii="TH Sarabun New" w:hAnsi="TH Sarabun New" w:cs="TH Sarabun New"/>
+          <w:sz w:val="32"/>
+          <w:szCs w:val="32"/>
+        </w:rPr>
+      </w:pPr>
+    </w:p>
+    <w:p>
+      <w:pPr>
+        <w:spacing w:after="0" w:line="240" w:lineRule="auto"/>
+        <w:jc w:val="thaiDistribute"/>
+        <w:rPr>
+          <w:rFonts w:ascii="TH Sarabun New" w:hAnsi="TH Sarabun New" w:cs="TH Sarabun New"/>
+          <w:sz w:val="32"/>
+          <w:szCs w:val="32"/>
+        </w:rPr>
+      </w:pPr>
     </w:p>
     <w:p>
       <w:pPr>
@@ -3571,6 +6539,7 @@
           <w:sz w:val="32"/>
           <w:szCs w:val="32"/>
         </w:rPr>
+        <w:lastRenderedPageBreak/>
         <w:t>4.3</w:t>
       </w:r>
       <w:r>
@@ -3769,34 +6738,675 @@
     <w:p>
       <w:pPr>
         <w:spacing w:after="0" w:line="240" w:lineRule="auto"/>
-        <w:jc w:val="center"/>
-        <w:rPr>
-          <w:rFonts w:ascii="TH Sarabun New" w:hAnsi="TH Sarabun New" w:cs="TH Sarabun New"/>
-          <w:color w:val="FF0000"/>
-          <w:sz w:val="32"/>
-          <w:szCs w:val="32"/>
-        </w:rPr>
-      </w:pPr>
-      <w:r>
-        <w:rPr>
-          <w:rFonts w:ascii="TH Sarabun New" w:hAnsi="TH Sarabun New" w:cs="TH Sarabun New"/>
-          <w:color w:val="FF0000"/>
-          <w:sz w:val="32"/>
-          <w:szCs w:val="32"/>
-        </w:rPr>
-        <w:t xml:space="preserve">[ </w:t>
-      </w:r>
-      <w:r>
-        <w:rPr>
-          <w:rFonts w:ascii="TH Sarabun New" w:hAnsi="TH Sarabun New" w:cs="TH Sarabun New"/>
-          <w:color w:val="FF0000"/>
+        <w:jc w:val="thaiDistribute"/>
+        <w:rPr>
+          <w:rFonts w:ascii="TH Sarabun New" w:hAnsi="TH Sarabun New" w:cs="TH Sarabun New" w:hint="cs"/>
           <w:sz w:val="32"/>
           <w:szCs w:val="32"/>
           <w:cs/>
           <w:lang w:bidi="th-TH"/>
         </w:rPr>
-        <w:t>วางภาพหน้าจอ หน้าจอจัดสรรสมาชิกเข้าแผนก ]</w:t>
-      </w:r>
+      </w:pPr>
+      <w:r>
+        <w:rPr>
+          <w:rFonts w:ascii="TH Sarabun New" w:hAnsi="TH Sarabun New" w:cs="TH Sarabun New"/>
+          <w:sz w:val="32"/>
+          <w:szCs w:val="32"/>
+        </w:rPr>
+        <w:drawing>
+          <wp:anchor distT="0" distB="0" distL="114300" distR="114300" simplePos="0" relativeHeight="251703296" behindDoc="1" locked="0" layoutInCell="1" allowOverlap="1" wp14:anchorId="7A7FF7DA" wp14:editId="24742E5F">
+            <wp:simplePos x="0" y="0"/>
+            <wp:positionH relativeFrom="margin">
+              <wp:posOffset>4306735</wp:posOffset>
+            </wp:positionH>
+            <wp:positionV relativeFrom="paragraph">
+              <wp:posOffset>120595</wp:posOffset>
+            </wp:positionV>
+            <wp:extent cx="2210908" cy="4945352"/>
+            <wp:effectExtent l="0" t="0" r="0" b="8255"/>
+            <wp:wrapNone/>
+            <wp:docPr id="2087142551" name="Picture 1"/>
+            <wp:cNvGraphicFramePr>
+              <a:graphicFrameLocks xmlns:a="http://schemas.openxmlformats.org/drawingml/2006/main" noChangeAspect="1"/>
+            </wp:cNvGraphicFramePr>
+            <a:graphic xmlns:a="http://schemas.openxmlformats.org/drawingml/2006/main">
+              <a:graphicData uri="http://schemas.openxmlformats.org/drawingml/2006/picture">
+                <pic:pic xmlns:pic="http://schemas.openxmlformats.org/drawingml/2006/picture">
+                  <pic:nvPicPr>
+                    <pic:cNvPr id="2087142551" name=""/>
+                    <pic:cNvPicPr/>
+                  </pic:nvPicPr>
+                  <pic:blipFill>
+                    <a:blip r:embed="rId19"/>
+                    <a:stretch>
+                      <a:fillRect/>
+                    </a:stretch>
+                  </pic:blipFill>
+                  <pic:spPr>
+                    <a:xfrm>
+                      <a:off x="0" y="0"/>
+                      <a:ext cx="2210908" cy="4945352"/>
+                    </a:xfrm>
+                    <a:prstGeom prst="rect">
+                      <a:avLst/>
+                    </a:prstGeom>
+                  </pic:spPr>
+                </pic:pic>
+              </a:graphicData>
+            </a:graphic>
+            <wp14:sizeRelH relativeFrom="margin">
+              <wp14:pctWidth>0</wp14:pctWidth>
+            </wp14:sizeRelH>
+            <wp14:sizeRelV relativeFrom="margin">
+              <wp14:pctHeight>0</wp14:pctHeight>
+            </wp14:sizeRelV>
+          </wp:anchor>
+        </w:drawing>
+      </w:r>
+      <w:r>
+        <w:rPr>
+          <w:rFonts w:ascii="TH Sarabun New" w:hAnsi="TH Sarabun New" w:cs="TH Sarabun New"/>
+          <w:sz w:val="32"/>
+          <w:szCs w:val="32"/>
+          <w:cs/>
+          <w:lang w:bidi="th-TH"/>
+        </w:rPr>
+        <w:drawing>
+          <wp:anchor distT="0" distB="0" distL="114300" distR="114300" simplePos="0" relativeHeight="251702272" behindDoc="1" locked="0" layoutInCell="1" allowOverlap="1" wp14:anchorId="719EAA59" wp14:editId="49650967">
+            <wp:simplePos x="0" y="0"/>
+            <wp:positionH relativeFrom="margin">
+              <wp:posOffset>1915795</wp:posOffset>
+            </wp:positionH>
+            <wp:positionV relativeFrom="paragraph">
+              <wp:posOffset>135890</wp:posOffset>
+            </wp:positionV>
+            <wp:extent cx="2179320" cy="4937760"/>
+            <wp:effectExtent l="0" t="0" r="0" b="0"/>
+            <wp:wrapNone/>
+            <wp:docPr id="1152128133" name="Picture 1"/>
+            <wp:cNvGraphicFramePr>
+              <a:graphicFrameLocks xmlns:a="http://schemas.openxmlformats.org/drawingml/2006/main" noChangeAspect="1"/>
+            </wp:cNvGraphicFramePr>
+            <a:graphic xmlns:a="http://schemas.openxmlformats.org/drawingml/2006/main">
+              <a:graphicData uri="http://schemas.openxmlformats.org/drawingml/2006/picture">
+                <pic:pic xmlns:pic="http://schemas.openxmlformats.org/drawingml/2006/picture">
+                  <pic:nvPicPr>
+                    <pic:cNvPr id="1152128133" name=""/>
+                    <pic:cNvPicPr/>
+                  </pic:nvPicPr>
+                  <pic:blipFill>
+                    <a:blip r:embed="rId20"/>
+                    <a:stretch>
+                      <a:fillRect/>
+                    </a:stretch>
+                  </pic:blipFill>
+                  <pic:spPr>
+                    <a:xfrm>
+                      <a:off x="0" y="0"/>
+                      <a:ext cx="2179320" cy="4937760"/>
+                    </a:xfrm>
+                    <a:prstGeom prst="rect">
+                      <a:avLst/>
+                    </a:prstGeom>
+                  </pic:spPr>
+                </pic:pic>
+              </a:graphicData>
+            </a:graphic>
+            <wp14:sizeRelH relativeFrom="margin">
+              <wp14:pctWidth>0</wp14:pctWidth>
+            </wp14:sizeRelH>
+            <wp14:sizeRelV relativeFrom="margin">
+              <wp14:pctHeight>0</wp14:pctHeight>
+            </wp14:sizeRelV>
+          </wp:anchor>
+        </w:drawing>
+      </w:r>
+      <w:r>
+        <w:rPr>
+          <w:rFonts w:ascii="TH Sarabun New" w:hAnsi="TH Sarabun New" w:cs="TH Sarabun New"/>
+          <w:sz w:val="32"/>
+          <w:szCs w:val="32"/>
+        </w:rPr>
+        <w:drawing>
+          <wp:anchor distT="0" distB="0" distL="114300" distR="114300" simplePos="0" relativeHeight="251701248" behindDoc="1" locked="0" layoutInCell="1" allowOverlap="1" wp14:anchorId="322D5A28" wp14:editId="60CEF8F7">
+            <wp:simplePos x="0" y="0"/>
+            <wp:positionH relativeFrom="column">
+              <wp:posOffset>-492871</wp:posOffset>
+            </wp:positionH>
+            <wp:positionV relativeFrom="paragraph">
+              <wp:posOffset>135890</wp:posOffset>
+            </wp:positionV>
+            <wp:extent cx="2207459" cy="4961614"/>
+            <wp:effectExtent l="0" t="0" r="2540" b="0"/>
+            <wp:wrapNone/>
+            <wp:docPr id="1444946685" name="Picture 1"/>
+            <wp:cNvGraphicFramePr>
+              <a:graphicFrameLocks xmlns:a="http://schemas.openxmlformats.org/drawingml/2006/main" noChangeAspect="1"/>
+            </wp:cNvGraphicFramePr>
+            <a:graphic xmlns:a="http://schemas.openxmlformats.org/drawingml/2006/main">
+              <a:graphicData uri="http://schemas.openxmlformats.org/drawingml/2006/picture">
+                <pic:pic xmlns:pic="http://schemas.openxmlformats.org/drawingml/2006/picture">
+                  <pic:nvPicPr>
+                    <pic:cNvPr id="1444946685" name=""/>
+                    <pic:cNvPicPr/>
+                  </pic:nvPicPr>
+                  <pic:blipFill>
+                    <a:blip r:embed="rId21"/>
+                    <a:stretch>
+                      <a:fillRect/>
+                    </a:stretch>
+                  </pic:blipFill>
+                  <pic:spPr>
+                    <a:xfrm>
+                      <a:off x="0" y="0"/>
+                      <a:ext cx="2207459" cy="4961614"/>
+                    </a:xfrm>
+                    <a:prstGeom prst="rect">
+                      <a:avLst/>
+                    </a:prstGeom>
+                  </pic:spPr>
+                </pic:pic>
+              </a:graphicData>
+            </a:graphic>
+            <wp14:sizeRelH relativeFrom="margin">
+              <wp14:pctWidth>0</wp14:pctWidth>
+            </wp14:sizeRelH>
+            <wp14:sizeRelV relativeFrom="margin">
+              <wp14:pctHeight>0</wp14:pctHeight>
+            </wp14:sizeRelV>
+          </wp:anchor>
+        </w:drawing>
+      </w:r>
+    </w:p>
+    <w:p>
+      <w:pPr>
+        <w:spacing w:after="0" w:line="240" w:lineRule="auto"/>
+        <w:jc w:val="thaiDistribute"/>
+        <w:rPr>
+          <w:rFonts w:ascii="TH Sarabun New" w:hAnsi="TH Sarabun New" w:cs="TH Sarabun New"/>
+          <w:sz w:val="32"/>
+          <w:szCs w:val="32"/>
+        </w:rPr>
+      </w:pPr>
+    </w:p>
+    <w:p>
+      <w:pPr>
+        <w:spacing w:after="0" w:line="240" w:lineRule="auto"/>
+        <w:jc w:val="thaiDistribute"/>
+        <w:rPr>
+          <w:rFonts w:ascii="TH Sarabun New" w:hAnsi="TH Sarabun New" w:cs="TH Sarabun New"/>
+          <w:sz w:val="32"/>
+          <w:szCs w:val="32"/>
+        </w:rPr>
+      </w:pPr>
+    </w:p>
+    <w:p>
+      <w:pPr>
+        <w:spacing w:after="0" w:line="240" w:lineRule="auto"/>
+        <w:jc w:val="thaiDistribute"/>
+        <w:rPr>
+          <w:rFonts w:ascii="TH Sarabun New" w:hAnsi="TH Sarabun New" w:cs="TH Sarabun New"/>
+          <w:sz w:val="32"/>
+          <w:szCs w:val="32"/>
+        </w:rPr>
+      </w:pPr>
+    </w:p>
+    <w:p>
+      <w:pPr>
+        <w:spacing w:after="0" w:line="240" w:lineRule="auto"/>
+        <w:jc w:val="thaiDistribute"/>
+        <w:rPr>
+          <w:rFonts w:ascii="TH Sarabun New" w:hAnsi="TH Sarabun New" w:cs="TH Sarabun New"/>
+          <w:sz w:val="32"/>
+          <w:szCs w:val="32"/>
+        </w:rPr>
+      </w:pPr>
+    </w:p>
+    <w:p>
+      <w:pPr>
+        <w:spacing w:after="0" w:line="240" w:lineRule="auto"/>
+        <w:jc w:val="thaiDistribute"/>
+        <w:rPr>
+          <w:rFonts w:ascii="TH Sarabun New" w:hAnsi="TH Sarabun New" w:cs="TH Sarabun New"/>
+          <w:sz w:val="32"/>
+          <w:szCs w:val="32"/>
+        </w:rPr>
+      </w:pPr>
+    </w:p>
+    <w:p>
+      <w:pPr>
+        <w:spacing w:after="0" w:line="240" w:lineRule="auto"/>
+        <w:jc w:val="thaiDistribute"/>
+        <w:rPr>
+          <w:rFonts w:ascii="TH Sarabun New" w:hAnsi="TH Sarabun New" w:cs="TH Sarabun New"/>
+          <w:sz w:val="32"/>
+          <w:szCs w:val="32"/>
+        </w:rPr>
+      </w:pPr>
+      <w:r>
+        <w:rPr>
+          <w:rFonts w:ascii="TH Sarabun New" w:hAnsi="TH Sarabun New" w:cs="TH Sarabun New"/>
+          <w:noProof/>
+          <w:color w:val="FF0000"/>
+          <w:sz w:val="32"/>
+          <w:szCs w:val="32"/>
+          <w:lang w:bidi="th-TH"/>
+        </w:rPr>
+        <mc:AlternateContent>
+          <mc:Choice Requires="wps">
+            <w:drawing>
+              <wp:anchor distT="0" distB="0" distL="114300" distR="114300" simplePos="0" relativeHeight="251705344" behindDoc="0" locked="0" layoutInCell="1" allowOverlap="1" wp14:anchorId="34F8C5E7" wp14:editId="74F15923">
+                <wp:simplePos x="0" y="0"/>
+                <wp:positionH relativeFrom="column">
+                  <wp:posOffset>1200868</wp:posOffset>
+                </wp:positionH>
+                <wp:positionV relativeFrom="paragraph">
+                  <wp:posOffset>40750</wp:posOffset>
+                </wp:positionV>
+                <wp:extent cx="302149" cy="771276"/>
+                <wp:effectExtent l="0" t="0" r="0" b="0"/>
+                <wp:wrapNone/>
+                <wp:docPr id="2026912021" name="Text Box 7"/>
+                <wp:cNvGraphicFramePr/>
+                <a:graphic xmlns:a="http://schemas.openxmlformats.org/drawingml/2006/main">
+                  <a:graphicData uri="http://schemas.microsoft.com/office/word/2010/wordprocessingShape">
+                    <wps:wsp>
+                      <wps:cNvSpPr txBox="1"/>
+                      <wps:spPr>
+                        <a:xfrm>
+                          <a:off x="0" y="0"/>
+                          <a:ext cx="302149" cy="771276"/>
+                        </a:xfrm>
+                        <a:prstGeom prst="rect">
+                          <a:avLst/>
+                        </a:prstGeom>
+                        <a:noFill/>
+                        <a:ln w="6350">
+                          <a:noFill/>
+                        </a:ln>
+                      </wps:spPr>
+                      <wps:txbx>
+                        <w:txbxContent>
+                          <w:p>
+                            <w:pPr>
+                              <w:rPr>
+                                <w:rFonts w:ascii="TH Sarabun New" w:hAnsi="TH Sarabun New" w:cs="TH Sarabun New"/>
+                                <w:b/>
+                                <w:bCs/>
+                                <w:color w:val="EE0000"/>
+                                <w:sz w:val="56"/>
+                                <w:szCs w:val="56"/>
+                              </w:rPr>
+                            </w:pPr>
+                            <w:r>
+                              <w:rPr>
+                                <w:rFonts w:ascii="TH Sarabun New" w:hAnsi="TH Sarabun New" w:cs="TH Sarabun New"/>
+                                <w:b/>
+                                <w:bCs/>
+                                <w:color w:val="EE0000"/>
+                                <w:sz w:val="56"/>
+                                <w:szCs w:val="56"/>
+                              </w:rPr>
+                              <w:t>1</w:t>
+                            </w:r>
+                          </w:p>
+                        </w:txbxContent>
+                      </wps:txbx>
+                      <wps:bodyPr rot="0" spcFirstLastPara="0" vertOverflow="overflow" horzOverflow="overflow" vert="horz" wrap="square" lIns="91440" tIns="45720" rIns="91440" bIns="45720" numCol="1" spcCol="0" rtlCol="0" fromWordArt="0" anchor="t" anchorCtr="0" forceAA="0" compatLnSpc="1">
+                        <a:prstTxWarp prst="textNoShape">
+                          <a:avLst/>
+                        </a:prstTxWarp>
+                        <a:noAutofit/>
+                      </wps:bodyPr>
+                    </wps:wsp>
+                  </a:graphicData>
+                </a:graphic>
+                <wp14:sizeRelH relativeFrom="margin">
+                  <wp14:pctWidth>0</wp14:pctWidth>
+                </wp14:sizeRelH>
+                <wp14:sizeRelV relativeFrom="margin">
+                  <wp14:pctHeight>0</wp14:pctHeight>
+                </wp14:sizeRelV>
+              </wp:anchor>
+            </w:drawing>
+          </mc:Choice>
+          <mc:Fallback>
+            <w:pict>
+              <v:shape w14:anchorId="34F8C5E7" id="_x0000_s1036" type="#_x0000_t202" style="position:absolute;left:0;text-align:left;margin-left:94.55pt;margin-top:3.2pt;width:23.8pt;height:60.75pt;z-index:251705344;visibility:visible;mso-wrap-style:square;mso-width-percent:0;mso-height-percent:0;mso-wrap-distance-left:9pt;mso-wrap-distance-top:0;mso-wrap-distance-right:9pt;mso-wrap-distance-bottom:0;mso-position-horizontal:absolute;mso-position-horizontal-relative:text;mso-position-vertical:absolute;mso-position-vertical-relative:text;mso-width-percent:0;mso-height-percent:0;mso-width-relative:margin;mso-height-relative:margin;v-text-anchor:top" o:gfxdata="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" filled="f" stroked="f" strokeweight=".5pt">
+                <v:textbox>
+                  <w:txbxContent>
+                    <w:p>
+                      <w:pPr>
+                        <w:rPr>
+                          <w:rFonts w:ascii="TH Sarabun New" w:hAnsi="TH Sarabun New" w:cs="TH Sarabun New"/>
+                          <w:b/>
+                          <w:bCs/>
+                          <w:color w:val="EE0000"/>
+                          <w:sz w:val="56"/>
+                          <w:szCs w:val="56"/>
+                        </w:rPr>
+                      </w:pPr>
+                      <w:r>
+                        <w:rPr>
+                          <w:rFonts w:ascii="TH Sarabun New" w:hAnsi="TH Sarabun New" w:cs="TH Sarabun New"/>
+                          <w:b/>
+                          <w:bCs/>
+                          <w:color w:val="EE0000"/>
+                          <w:sz w:val="56"/>
+                          <w:szCs w:val="56"/>
+                        </w:rPr>
+                        <w:t>1</w:t>
+                      </w:r>
+                    </w:p>
+                  </w:txbxContent>
+                </v:textbox>
+              </v:shape>
+            </w:pict>
+          </mc:Fallback>
+        </mc:AlternateContent>
+      </w:r>
+    </w:p>
+    <w:p>
+      <w:pPr>
+        <w:spacing w:after="0" w:line="240" w:lineRule="auto"/>
+        <w:jc w:val="thaiDistribute"/>
+        <w:rPr>
+          <w:rFonts w:ascii="TH Sarabun New" w:hAnsi="TH Sarabun New" w:cs="TH Sarabun New"/>
+          <w:sz w:val="32"/>
+          <w:szCs w:val="32"/>
+        </w:rPr>
+      </w:pPr>
+    </w:p>
+    <w:p>
+      <w:pPr>
+        <w:spacing w:after="0" w:line="240" w:lineRule="auto"/>
+        <w:jc w:val="thaiDistribute"/>
+        <w:rPr>
+          <w:rFonts w:ascii="TH Sarabun New" w:hAnsi="TH Sarabun New" w:cs="TH Sarabun New"/>
+          <w:sz w:val="32"/>
+          <w:szCs w:val="32"/>
+        </w:rPr>
+      </w:pPr>
+    </w:p>
+    <w:p>
+      <w:pPr>
+        <w:spacing w:after="0" w:line="240" w:lineRule="auto"/>
+        <w:jc w:val="thaiDistribute"/>
+        <w:rPr>
+          <w:rFonts w:ascii="TH Sarabun New" w:hAnsi="TH Sarabun New" w:cs="TH Sarabun New"/>
+          <w:sz w:val="32"/>
+          <w:szCs w:val="32"/>
+        </w:rPr>
+      </w:pPr>
+      <w:r>
+        <w:rPr>
+          <w:rFonts w:ascii="TH Sarabun New" w:hAnsi="TH Sarabun New" w:cs="TH Sarabun New"/>
+          <w:noProof/>
+          <w:color w:val="FF0000"/>
+          <w:sz w:val="32"/>
+          <w:szCs w:val="32"/>
+          <w:lang w:bidi="th-TH"/>
+        </w:rPr>
+        <mc:AlternateContent>
+          <mc:Choice Requires="wps">
+            <w:drawing>
+              <wp:anchor distT="0" distB="0" distL="114300" distR="114300" simplePos="0" relativeHeight="251707392" behindDoc="0" locked="0" layoutInCell="1" allowOverlap="1" wp14:anchorId="34E48A59" wp14:editId="1E2841C0">
+                <wp:simplePos x="0" y="0"/>
+                <wp:positionH relativeFrom="column">
+                  <wp:posOffset>3602769</wp:posOffset>
+                </wp:positionH>
+                <wp:positionV relativeFrom="paragraph">
+                  <wp:posOffset>17614</wp:posOffset>
+                </wp:positionV>
+                <wp:extent cx="302149" cy="771276"/>
+                <wp:effectExtent l="0" t="0" r="0" b="0"/>
+                <wp:wrapNone/>
+                <wp:docPr id="143383561" name="Text Box 7"/>
+                <wp:cNvGraphicFramePr/>
+                <a:graphic xmlns:a="http://schemas.openxmlformats.org/drawingml/2006/main">
+                  <a:graphicData uri="http://schemas.microsoft.com/office/word/2010/wordprocessingShape">
+                    <wps:wsp>
+                      <wps:cNvSpPr txBox="1"/>
+                      <wps:spPr>
+                        <a:xfrm>
+                          <a:off x="0" y="0"/>
+                          <a:ext cx="302149" cy="771276"/>
+                        </a:xfrm>
+                        <a:prstGeom prst="rect">
+                          <a:avLst/>
+                        </a:prstGeom>
+                        <a:noFill/>
+                        <a:ln w="6350">
+                          <a:noFill/>
+                        </a:ln>
+                      </wps:spPr>
+                      <wps:txbx>
+                        <w:txbxContent>
+                          <w:p>
+                            <w:pPr>
+                              <w:rPr>
+                                <w:rFonts w:ascii="TH Sarabun New" w:hAnsi="TH Sarabun New" w:cs="TH Sarabun New" w:hint="cs"/>
+                                <w:b/>
+                                <w:bCs/>
+                                <w:color w:val="EE0000"/>
+                                <w:sz w:val="56"/>
+                                <w:szCs w:val="56"/>
+                                <w:lang w:bidi="th-TH"/>
+                              </w:rPr>
+                            </w:pPr>
+                            <w:r>
+                              <w:rPr>
+                                <w:rFonts w:ascii="TH Sarabun New" w:hAnsi="TH Sarabun New" w:cs="TH Sarabun New"/>
+                                <w:b/>
+                                <w:bCs/>
+                                <w:color w:val="EE0000"/>
+                                <w:sz w:val="56"/>
+                                <w:szCs w:val="56"/>
+                                <w:lang w:bidi="th-TH"/>
+                              </w:rPr>
+                              <w:t>22</w:t>
+                            </w:r>
+                          </w:p>
+                        </w:txbxContent>
+                      </wps:txbx>
+                      <wps:bodyPr rot="0" spcFirstLastPara="0" vertOverflow="overflow" horzOverflow="overflow" vert="horz" wrap="square" lIns="91440" tIns="45720" rIns="91440" bIns="45720" numCol="1" spcCol="0" rtlCol="0" fromWordArt="0" anchor="t" anchorCtr="0" forceAA="0" compatLnSpc="1">
+                        <a:prstTxWarp prst="textNoShape">
+                          <a:avLst/>
+                        </a:prstTxWarp>
+                        <a:noAutofit/>
+                      </wps:bodyPr>
+                    </wps:wsp>
+                  </a:graphicData>
+                </a:graphic>
+                <wp14:sizeRelH relativeFrom="margin">
+                  <wp14:pctWidth>0</wp14:pctWidth>
+                </wp14:sizeRelH>
+                <wp14:sizeRelV relativeFrom="margin">
+                  <wp14:pctHeight>0</wp14:pctHeight>
+                </wp14:sizeRelV>
+              </wp:anchor>
+            </w:drawing>
+          </mc:Choice>
+          <mc:Fallback>
+            <w:pict>
+              <v:shape w14:anchorId="34E48A59" id="_x0000_s1037" type="#_x0000_t202" style="position:absolute;left:0;text-align:left;margin-left:283.7pt;margin-top:1.4pt;width:23.8pt;height:60.75pt;z-index:251707392;visibility:visible;mso-wrap-style:square;mso-width-percent:0;mso-height-percent:0;mso-wrap-distance-left:9pt;mso-wrap-distance-top:0;mso-wrap-distance-right:9pt;mso-wrap-distance-bottom:0;mso-position-horizontal:absolute;mso-position-horizontal-relative:text;mso-position-vertical:absolute;mso-position-vertical-relative:text;mso-width-percent:0;mso-height-percent:0;mso-width-relative:margin;mso-height-relative:margin;v-text-anchor:top" o:gfxdata="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" filled="f" stroked="f" strokeweight=".5pt">
+                <v:textbox>
+                  <w:txbxContent>
+                    <w:p>
+                      <w:pPr>
+                        <w:rPr>
+                          <w:rFonts w:ascii="TH Sarabun New" w:hAnsi="TH Sarabun New" w:cs="TH Sarabun New" w:hint="cs"/>
+                          <w:b/>
+                          <w:bCs/>
+                          <w:color w:val="EE0000"/>
+                          <w:sz w:val="56"/>
+                          <w:szCs w:val="56"/>
+                          <w:lang w:bidi="th-TH"/>
+                        </w:rPr>
+                      </w:pPr>
+                      <w:r>
+                        <w:rPr>
+                          <w:rFonts w:ascii="TH Sarabun New" w:hAnsi="TH Sarabun New" w:cs="TH Sarabun New"/>
+                          <w:b/>
+                          <w:bCs/>
+                          <w:color w:val="EE0000"/>
+                          <w:sz w:val="56"/>
+                          <w:szCs w:val="56"/>
+                          <w:lang w:bidi="th-TH"/>
+                        </w:rPr>
+                        <w:t>22</w:t>
+                      </w:r>
+                    </w:p>
+                  </w:txbxContent>
+                </v:textbox>
+              </v:shape>
+            </w:pict>
+          </mc:Fallback>
+        </mc:AlternateContent>
+      </w:r>
+    </w:p>
+    <w:p>
+      <w:pPr>
+        <w:spacing w:after="0" w:line="240" w:lineRule="auto"/>
+        <w:jc w:val="thaiDistribute"/>
+        <w:rPr>
+          <w:rFonts w:ascii="TH Sarabun New" w:hAnsi="TH Sarabun New" w:cs="TH Sarabun New"/>
+          <w:sz w:val="32"/>
+          <w:szCs w:val="32"/>
+        </w:rPr>
+      </w:pPr>
+    </w:p>
+    <w:p>
+      <w:pPr>
+        <w:spacing w:after="0" w:line="240" w:lineRule="auto"/>
+        <w:jc w:val="thaiDistribute"/>
+        <w:rPr>
+          <w:rFonts w:ascii="TH Sarabun New" w:hAnsi="TH Sarabun New" w:cs="TH Sarabun New"/>
+          <w:sz w:val="32"/>
+          <w:szCs w:val="32"/>
+        </w:rPr>
+      </w:pPr>
+    </w:p>
+    <w:p>
+      <w:pPr>
+        <w:spacing w:after="0" w:line="240" w:lineRule="auto"/>
+        <w:jc w:val="thaiDistribute"/>
+        <w:rPr>
+          <w:rFonts w:ascii="TH Sarabun New" w:hAnsi="TH Sarabun New" w:cs="TH Sarabun New"/>
+          <w:sz w:val="32"/>
+          <w:szCs w:val="32"/>
+        </w:rPr>
+      </w:pPr>
+    </w:p>
+    <w:p>
+      <w:pPr>
+        <w:spacing w:after="0" w:line="240" w:lineRule="auto"/>
+        <w:jc w:val="thaiDistribute"/>
+        <w:rPr>
+          <w:rFonts w:ascii="TH Sarabun New" w:hAnsi="TH Sarabun New" w:cs="TH Sarabun New"/>
+          <w:sz w:val="32"/>
+          <w:szCs w:val="32"/>
+        </w:rPr>
+      </w:pPr>
+    </w:p>
+    <w:p>
+      <w:pPr>
+        <w:spacing w:after="0" w:line="240" w:lineRule="auto"/>
+        <w:jc w:val="thaiDistribute"/>
+        <w:rPr>
+          <w:rFonts w:ascii="TH Sarabun New" w:hAnsi="TH Sarabun New" w:cs="TH Sarabun New"/>
+          <w:sz w:val="32"/>
+          <w:szCs w:val="32"/>
+        </w:rPr>
+      </w:pPr>
+    </w:p>
+    <w:p>
+      <w:pPr>
+        <w:spacing w:after="0" w:line="240" w:lineRule="auto"/>
+        <w:jc w:val="thaiDistribute"/>
+        <w:rPr>
+          <w:rFonts w:ascii="TH Sarabun New" w:hAnsi="TH Sarabun New" w:cs="TH Sarabun New"/>
+          <w:sz w:val="32"/>
+          <w:szCs w:val="32"/>
+        </w:rPr>
+      </w:pPr>
+    </w:p>
+    <w:p>
+      <w:pPr>
+        <w:spacing w:after="0" w:line="240" w:lineRule="auto"/>
+        <w:jc w:val="thaiDistribute"/>
+        <w:rPr>
+          <w:rFonts w:ascii="TH Sarabun New" w:hAnsi="TH Sarabun New" w:cs="TH Sarabun New"/>
+          <w:sz w:val="32"/>
+          <w:szCs w:val="32"/>
+        </w:rPr>
+      </w:pPr>
+    </w:p>
+    <w:p>
+      <w:pPr>
+        <w:spacing w:after="0" w:line="240" w:lineRule="auto"/>
+        <w:jc w:val="thaiDistribute"/>
+        <w:rPr>
+          <w:rFonts w:ascii="TH Sarabun New" w:hAnsi="TH Sarabun New" w:cs="TH Sarabun New"/>
+          <w:sz w:val="32"/>
+          <w:szCs w:val="32"/>
+        </w:rPr>
+      </w:pPr>
+    </w:p>
+    <w:p>
+      <w:pPr>
+        <w:spacing w:after="0" w:line="240" w:lineRule="auto"/>
+        <w:jc w:val="thaiDistribute"/>
+        <w:rPr>
+          <w:rFonts w:ascii="TH Sarabun New" w:hAnsi="TH Sarabun New" w:cs="TH Sarabun New"/>
+          <w:sz w:val="32"/>
+          <w:szCs w:val="32"/>
+        </w:rPr>
+      </w:pPr>
+    </w:p>
+    <w:p>
+      <w:pPr>
+        <w:spacing w:after="0" w:line="240" w:lineRule="auto"/>
+        <w:jc w:val="thaiDistribute"/>
+        <w:rPr>
+          <w:rFonts w:ascii="TH Sarabun New" w:hAnsi="TH Sarabun New" w:cs="TH Sarabun New"/>
+          <w:sz w:val="32"/>
+          <w:szCs w:val="32"/>
+        </w:rPr>
+      </w:pPr>
+    </w:p>
+    <w:p>
+      <w:pPr>
+        <w:spacing w:after="0" w:line="240" w:lineRule="auto"/>
+        <w:jc w:val="thaiDistribute"/>
+        <w:rPr>
+          <w:rFonts w:ascii="TH Sarabun New" w:hAnsi="TH Sarabun New" w:cs="TH Sarabun New"/>
+          <w:sz w:val="32"/>
+          <w:szCs w:val="32"/>
+        </w:rPr>
+      </w:pPr>
+    </w:p>
+    <w:p>
+      <w:pPr>
+        <w:spacing w:after="0" w:line="240" w:lineRule="auto"/>
+        <w:jc w:val="thaiDistribute"/>
+        <w:rPr>
+          <w:rFonts w:ascii="TH Sarabun New" w:hAnsi="TH Sarabun New" w:cs="TH Sarabun New"/>
+          <w:sz w:val="32"/>
+          <w:szCs w:val="32"/>
+        </w:rPr>
+      </w:pPr>
+    </w:p>
+    <w:p>
+      <w:pPr>
+        <w:spacing w:after="0" w:line="240" w:lineRule="auto"/>
+        <w:jc w:val="thaiDistribute"/>
+        <w:rPr>
+          <w:rFonts w:ascii="TH Sarabun New" w:hAnsi="TH Sarabun New" w:cs="TH Sarabun New"/>
+          <w:sz w:val="32"/>
+          <w:szCs w:val="32"/>
+        </w:rPr>
+      </w:pPr>
     </w:p>
     <w:p>
       <w:pPr>
@@ -3841,6 +7451,7 @@
           <w:sz w:val="32"/>
           <w:szCs w:val="32"/>
         </w:rPr>
+        <w:lastRenderedPageBreak/>
         <w:t>4.4</w:t>
       </w:r>
       <w:r>
@@ -4111,6 +7722,62 @@
       <w:r>
         <w:rPr>
           <w:rFonts w:ascii="TH Sarabun New" w:hAnsi="TH Sarabun New" w:cs="TH Sarabun New"/>
+          <w:sz w:val="32"/>
+          <w:szCs w:val="32"/>
+        </w:rPr>
+        <w:drawing>
+          <wp:anchor distT="0" distB="0" distL="114300" distR="114300" simplePos="0" relativeHeight="251708416" behindDoc="1" locked="0" layoutInCell="1" allowOverlap="1" wp14:anchorId="7EC89576" wp14:editId="07123C7F">
+            <wp:simplePos x="0" y="0"/>
+            <wp:positionH relativeFrom="margin">
+              <wp:posOffset>747422</wp:posOffset>
+            </wp:positionH>
+            <wp:positionV relativeFrom="paragraph">
+              <wp:posOffset>275590</wp:posOffset>
+            </wp:positionV>
+            <wp:extent cx="2154803" cy="4899341"/>
+            <wp:effectExtent l="0" t="0" r="0" b="0"/>
+            <wp:wrapNone/>
+            <wp:docPr id="2113895777" name="Picture 1"/>
+            <wp:cNvGraphicFramePr>
+              <a:graphicFrameLocks xmlns:a="http://schemas.openxmlformats.org/drawingml/2006/main" noChangeAspect="1"/>
+            </wp:cNvGraphicFramePr>
+            <a:graphic xmlns:a="http://schemas.openxmlformats.org/drawingml/2006/main">
+              <a:graphicData uri="http://schemas.openxmlformats.org/drawingml/2006/picture">
+                <pic:pic xmlns:pic="http://schemas.openxmlformats.org/drawingml/2006/picture">
+                  <pic:nvPicPr>
+                    <pic:cNvPr id="2113895777" name=""/>
+                    <pic:cNvPicPr/>
+                  </pic:nvPicPr>
+                  <pic:blipFill>
+                    <a:blip r:embed="rId22"/>
+                    <a:stretch>
+                      <a:fillRect/>
+                    </a:stretch>
+                  </pic:blipFill>
+                  <pic:spPr>
+                    <a:xfrm>
+                      <a:off x="0" y="0"/>
+                      <a:ext cx="2154803" cy="4899341"/>
+                    </a:xfrm>
+                    <a:prstGeom prst="rect">
+                      <a:avLst/>
+                    </a:prstGeom>
+                  </pic:spPr>
+                </pic:pic>
+              </a:graphicData>
+            </a:graphic>
+            <wp14:sizeRelH relativeFrom="margin">
+              <wp14:pctWidth>0</wp14:pctWidth>
+            </wp14:sizeRelH>
+            <wp14:sizeRelV relativeFrom="margin">
+              <wp14:pctHeight>0</wp14:pctHeight>
+            </wp14:sizeRelV>
+          </wp:anchor>
+        </w:drawing>
+      </w:r>
+      <w:r>
+        <w:rPr>
+          <w:rFonts w:ascii="TH Sarabun New" w:hAnsi="TH Sarabun New" w:cs="TH Sarabun New"/>
           <w:color w:val="FF0000"/>
           <w:sz w:val="32"/>
           <w:szCs w:val="32"/>
@@ -4126,8 +7793,689 @@
           <w:cs/>
           <w:lang w:bidi="th-TH"/>
         </w:rPr>
-        <w:t>วางภาพหน้าจอ หน้าจอเพิ่มและจัดการพนักงาน ]</w:t>
-      </w:r>
+        <w:t xml:space="preserve">วางภาพหน้าจอ </w:t>
+      </w:r>
+      <w:proofErr w:type="gramStart"/>
+      <w:r>
+        <w:rPr>
+          <w:rFonts w:ascii="TH Sarabun New" w:hAnsi="TH Sarabun New" w:cs="TH Sarabun New"/>
+          <w:color w:val="FF0000"/>
+          <w:sz w:val="32"/>
+          <w:szCs w:val="32"/>
+          <w:cs/>
+          <w:lang w:bidi="th-TH"/>
+        </w:rPr>
+        <w:t>หน้าจอเพิ่มและจัดการพนักงาน ]</w:t>
+      </w:r>
+      <w:proofErr w:type="gramEnd"/>
+    </w:p>
+    <w:p>
+      <w:pPr>
+        <w:spacing w:after="0" w:line="240" w:lineRule="auto"/>
+        <w:jc w:val="thaiDistribute"/>
+        <w:rPr>
+          <w:rFonts w:ascii="TH Sarabun New" w:hAnsi="TH Sarabun New" w:cs="TH Sarabun New"/>
+          <w:sz w:val="32"/>
+          <w:szCs w:val="32"/>
+        </w:rPr>
+      </w:pPr>
+      <w:r>
+        <w:rPr>
+          <w:rFonts w:ascii="TH Sarabun New" w:hAnsi="TH Sarabun New" w:cs="TH Sarabun New"/>
+          <w:sz w:val="32"/>
+          <w:szCs w:val="32"/>
+        </w:rPr>
+        <w:drawing>
+          <wp:anchor distT="0" distB="0" distL="114300" distR="114300" simplePos="0" relativeHeight="251709440" behindDoc="1" locked="0" layoutInCell="1" allowOverlap="1" wp14:anchorId="4B6C0707" wp14:editId="41131E99">
+            <wp:simplePos x="0" y="0"/>
+            <wp:positionH relativeFrom="margin">
+              <wp:posOffset>3005482</wp:posOffset>
+            </wp:positionH>
+            <wp:positionV relativeFrom="paragraph">
+              <wp:posOffset>11430</wp:posOffset>
+            </wp:positionV>
+            <wp:extent cx="2193093" cy="4905955"/>
+            <wp:effectExtent l="0" t="0" r="0" b="0"/>
+            <wp:wrapNone/>
+            <wp:docPr id="649901453" name="Picture 1"/>
+            <wp:cNvGraphicFramePr>
+              <a:graphicFrameLocks xmlns:a="http://schemas.openxmlformats.org/drawingml/2006/main" noChangeAspect="1"/>
+            </wp:cNvGraphicFramePr>
+            <a:graphic xmlns:a="http://schemas.openxmlformats.org/drawingml/2006/main">
+              <a:graphicData uri="http://schemas.openxmlformats.org/drawingml/2006/picture">
+                <pic:pic xmlns:pic="http://schemas.openxmlformats.org/drawingml/2006/picture">
+                  <pic:nvPicPr>
+                    <pic:cNvPr id="649901453" name=""/>
+                    <pic:cNvPicPr/>
+                  </pic:nvPicPr>
+                  <pic:blipFill>
+                    <a:blip r:embed="rId23"/>
+                    <a:stretch>
+                      <a:fillRect/>
+                    </a:stretch>
+                  </pic:blipFill>
+                  <pic:spPr>
+                    <a:xfrm>
+                      <a:off x="0" y="0"/>
+                      <a:ext cx="2193093" cy="4905955"/>
+                    </a:xfrm>
+                    <a:prstGeom prst="rect">
+                      <a:avLst/>
+                    </a:prstGeom>
+                  </pic:spPr>
+                </pic:pic>
+              </a:graphicData>
+            </a:graphic>
+            <wp14:sizeRelH relativeFrom="margin">
+              <wp14:pctWidth>0</wp14:pctWidth>
+            </wp14:sizeRelH>
+            <wp14:sizeRelV relativeFrom="margin">
+              <wp14:pctHeight>0</wp14:pctHeight>
+            </wp14:sizeRelV>
+          </wp:anchor>
+        </w:drawing>
+      </w:r>
+    </w:p>
+    <w:p>
+      <w:pPr>
+        <w:spacing w:after="0" w:line="240" w:lineRule="auto"/>
+        <w:jc w:val="thaiDistribute"/>
+        <w:rPr>
+          <w:rFonts w:ascii="TH Sarabun New" w:hAnsi="TH Sarabun New" w:cs="TH Sarabun New"/>
+          <w:sz w:val="32"/>
+          <w:szCs w:val="32"/>
+        </w:rPr>
+      </w:pPr>
+      <w:r>
+        <w:rPr>
+          <w:rFonts w:ascii="TH Sarabun New" w:hAnsi="TH Sarabun New" w:cs="TH Sarabun New"/>
+          <w:noProof/>
+          <w:color w:val="FF0000"/>
+          <w:sz w:val="32"/>
+          <w:szCs w:val="32"/>
+          <w:lang w:bidi="th-TH"/>
+        </w:rPr>
+        <mc:AlternateContent>
+          <mc:Choice Requires="wps">
+            <w:drawing>
+              <wp:anchor distT="0" distB="0" distL="114300" distR="114300" simplePos="0" relativeHeight="251723776" behindDoc="0" locked="0" layoutInCell="1" allowOverlap="1" wp14:anchorId="711630B3" wp14:editId="1B575E98">
+                <wp:simplePos x="0" y="0"/>
+                <wp:positionH relativeFrom="column">
+                  <wp:posOffset>1773721</wp:posOffset>
+                </wp:positionH>
+                <wp:positionV relativeFrom="paragraph">
+                  <wp:posOffset>11927</wp:posOffset>
+                </wp:positionV>
+                <wp:extent cx="302149" cy="771276"/>
+                <wp:effectExtent l="0" t="0" r="0" b="0"/>
+                <wp:wrapNone/>
+                <wp:docPr id="810516067" name="Text Box 7"/>
+                <wp:cNvGraphicFramePr/>
+                <a:graphic xmlns:a="http://schemas.openxmlformats.org/drawingml/2006/main">
+                  <a:graphicData uri="http://schemas.microsoft.com/office/word/2010/wordprocessingShape">
+                    <wps:wsp>
+                      <wps:cNvSpPr txBox="1"/>
+                      <wps:spPr>
+                        <a:xfrm>
+                          <a:off x="0" y="0"/>
+                          <a:ext cx="302149" cy="771276"/>
+                        </a:xfrm>
+                        <a:prstGeom prst="rect">
+                          <a:avLst/>
+                        </a:prstGeom>
+                        <a:noFill/>
+                        <a:ln w="6350">
+                          <a:noFill/>
+                        </a:ln>
+                      </wps:spPr>
+                      <wps:txbx>
+                        <w:txbxContent>
+                          <w:p>
+                            <w:pPr>
+                              <w:rPr>
+                                <w:rFonts w:ascii="TH Sarabun New" w:hAnsi="TH Sarabun New" w:cs="TH Sarabun New" w:hint="cs"/>
+                                <w:b/>
+                                <w:bCs/>
+                                <w:color w:val="EE0000"/>
+                                <w:sz w:val="56"/>
+                                <w:szCs w:val="56"/>
+                                <w:lang w:bidi="th-TH"/>
+                              </w:rPr>
+                            </w:pPr>
+                            <w:r>
+                              <w:rPr>
+                                <w:rFonts w:ascii="TH Sarabun New" w:hAnsi="TH Sarabun New" w:cs="TH Sarabun New"/>
+                                <w:b/>
+                                <w:bCs/>
+                                <w:color w:val="EE0000"/>
+                                <w:sz w:val="56"/>
+                                <w:szCs w:val="56"/>
+                              </w:rPr>
+                              <w:t>2</w:t>
+                            </w:r>
+                          </w:p>
+                        </w:txbxContent>
+                      </wps:txbx>
+                      <wps:bodyPr rot="0" spcFirstLastPara="0" vertOverflow="overflow" horzOverflow="overflow" vert="horz" wrap="square" lIns="91440" tIns="45720" rIns="91440" bIns="45720" numCol="1" spcCol="0" rtlCol="0" fromWordArt="0" anchor="t" anchorCtr="0" forceAA="0" compatLnSpc="1">
+                        <a:prstTxWarp prst="textNoShape">
+                          <a:avLst/>
+                        </a:prstTxWarp>
+                        <a:noAutofit/>
+                      </wps:bodyPr>
+                    </wps:wsp>
+                  </a:graphicData>
+                </a:graphic>
+                <wp14:sizeRelH relativeFrom="margin">
+                  <wp14:pctWidth>0</wp14:pctWidth>
+                </wp14:sizeRelH>
+                <wp14:sizeRelV relativeFrom="margin">
+                  <wp14:pctHeight>0</wp14:pctHeight>
+                </wp14:sizeRelV>
+              </wp:anchor>
+            </w:drawing>
+          </mc:Choice>
+          <mc:Fallback>
+            <w:pict>
+              <v:shape w14:anchorId="711630B3" id="_x0000_s1038" type="#_x0000_t202" style="position:absolute;left:0;text-align:left;margin-left:139.65pt;margin-top:.95pt;width:23.8pt;height:60.75pt;z-index:251723776;visibility:visible;mso-wrap-style:square;mso-width-percent:0;mso-height-percent:0;mso-wrap-distance-left:9pt;mso-wrap-distance-top:0;mso-wrap-distance-right:9pt;mso-wrap-distance-bottom:0;mso-position-horizontal:absolute;mso-position-horizontal-relative:text;mso-position-vertical:absolute;mso-position-vertical-relative:text;mso-width-percent:0;mso-height-percent:0;mso-width-relative:margin;mso-height-relative:margin;v-text-anchor:top" o:gfxdata="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" filled="f" stroked="f" strokeweight=".5pt">
+                <v:textbox>
+                  <w:txbxContent>
+                    <w:p>
+                      <w:pPr>
+                        <w:rPr>
+                          <w:rFonts w:ascii="TH Sarabun New" w:hAnsi="TH Sarabun New" w:cs="TH Sarabun New" w:hint="cs"/>
+                          <w:b/>
+                          <w:bCs/>
+                          <w:color w:val="EE0000"/>
+                          <w:sz w:val="56"/>
+                          <w:szCs w:val="56"/>
+                          <w:lang w:bidi="th-TH"/>
+                        </w:rPr>
+                      </w:pPr>
+                      <w:r>
+                        <w:rPr>
+                          <w:rFonts w:ascii="TH Sarabun New" w:hAnsi="TH Sarabun New" w:cs="TH Sarabun New"/>
+                          <w:b/>
+                          <w:bCs/>
+                          <w:color w:val="EE0000"/>
+                          <w:sz w:val="56"/>
+                          <w:szCs w:val="56"/>
+                        </w:rPr>
+                        <w:t>2</w:t>
+                      </w:r>
+                    </w:p>
+                  </w:txbxContent>
+                </v:textbox>
+              </v:shape>
+            </w:pict>
+          </mc:Fallback>
+        </mc:AlternateContent>
+      </w:r>
+    </w:p>
+    <w:p>
+      <w:pPr>
+        <w:spacing w:after="0" w:line="240" w:lineRule="auto"/>
+        <w:jc w:val="thaiDistribute"/>
+        <w:rPr>
+          <w:rFonts w:ascii="TH Sarabun New" w:hAnsi="TH Sarabun New" w:cs="TH Sarabun New"/>
+          <w:sz w:val="32"/>
+          <w:szCs w:val="32"/>
+        </w:rPr>
+      </w:pPr>
+    </w:p>
+    <w:p>
+      <w:pPr>
+        <w:spacing w:after="0" w:line="240" w:lineRule="auto"/>
+        <w:jc w:val="thaiDistribute"/>
+        <w:rPr>
+          <w:rFonts w:ascii="TH Sarabun New" w:hAnsi="TH Sarabun New" w:cs="TH Sarabun New"/>
+          <w:sz w:val="32"/>
+          <w:szCs w:val="32"/>
+        </w:rPr>
+      </w:pPr>
+    </w:p>
+    <w:p>
+      <w:pPr>
+        <w:spacing w:after="0" w:line="240" w:lineRule="auto"/>
+        <w:jc w:val="thaiDistribute"/>
+        <w:rPr>
+          <w:rFonts w:ascii="TH Sarabun New" w:hAnsi="TH Sarabun New" w:cs="TH Sarabun New"/>
+          <w:sz w:val="32"/>
+          <w:szCs w:val="32"/>
+        </w:rPr>
+      </w:pPr>
+    </w:p>
+    <w:p>
+      <w:pPr>
+        <w:spacing w:after="0" w:line="240" w:lineRule="auto"/>
+        <w:jc w:val="thaiDistribute"/>
+        <w:rPr>
+          <w:rFonts w:ascii="TH Sarabun New" w:hAnsi="TH Sarabun New" w:cs="TH Sarabun New"/>
+          <w:sz w:val="32"/>
+          <w:szCs w:val="32"/>
+        </w:rPr>
+      </w:pPr>
+    </w:p>
+    <w:p>
+      <w:pPr>
+        <w:spacing w:after="0" w:line="240" w:lineRule="auto"/>
+        <w:jc w:val="thaiDistribute"/>
+        <w:rPr>
+          <w:rFonts w:ascii="TH Sarabun New" w:hAnsi="TH Sarabun New" w:cs="TH Sarabun New"/>
+          <w:sz w:val="32"/>
+          <w:szCs w:val="32"/>
+        </w:rPr>
+      </w:pPr>
+    </w:p>
+    <w:p>
+      <w:pPr>
+        <w:spacing w:after="0" w:line="240" w:lineRule="auto"/>
+        <w:jc w:val="thaiDistribute"/>
+        <w:rPr>
+          <w:rFonts w:ascii="TH Sarabun New" w:hAnsi="TH Sarabun New" w:cs="TH Sarabun New"/>
+          <w:sz w:val="32"/>
+          <w:szCs w:val="32"/>
+        </w:rPr>
+      </w:pPr>
+    </w:p>
+    <w:p>
+      <w:pPr>
+        <w:spacing w:after="0" w:line="240" w:lineRule="auto"/>
+        <w:jc w:val="thaiDistribute"/>
+        <w:rPr>
+          <w:rFonts w:ascii="TH Sarabun New" w:hAnsi="TH Sarabun New" w:cs="TH Sarabun New"/>
+          <w:sz w:val="32"/>
+          <w:szCs w:val="32"/>
+        </w:rPr>
+      </w:pPr>
+    </w:p>
+    <w:p>
+      <w:pPr>
+        <w:spacing w:after="0" w:line="240" w:lineRule="auto"/>
+        <w:jc w:val="thaiDistribute"/>
+        <w:rPr>
+          <w:rFonts w:ascii="TH Sarabun New" w:hAnsi="TH Sarabun New" w:cs="TH Sarabun New"/>
+          <w:sz w:val="32"/>
+          <w:szCs w:val="32"/>
+        </w:rPr>
+      </w:pPr>
+    </w:p>
+    <w:p>
+      <w:pPr>
+        <w:spacing w:after="0" w:line="240" w:lineRule="auto"/>
+        <w:jc w:val="thaiDistribute"/>
+        <w:rPr>
+          <w:rFonts w:ascii="TH Sarabun New" w:hAnsi="TH Sarabun New" w:cs="TH Sarabun New"/>
+          <w:sz w:val="32"/>
+          <w:szCs w:val="32"/>
+        </w:rPr>
+      </w:pPr>
+    </w:p>
+    <w:p>
+      <w:pPr>
+        <w:spacing w:after="0" w:line="240" w:lineRule="auto"/>
+        <w:jc w:val="thaiDistribute"/>
+        <w:rPr>
+          <w:rFonts w:ascii="TH Sarabun New" w:hAnsi="TH Sarabun New" w:cs="TH Sarabun New"/>
+          <w:sz w:val="32"/>
+          <w:szCs w:val="32"/>
+        </w:rPr>
+      </w:pPr>
+    </w:p>
+    <w:p>
+      <w:pPr>
+        <w:spacing w:after="0" w:line="240" w:lineRule="auto"/>
+        <w:jc w:val="thaiDistribute"/>
+        <w:rPr>
+          <w:rFonts w:ascii="TH Sarabun New" w:hAnsi="TH Sarabun New" w:cs="TH Sarabun New"/>
+          <w:sz w:val="32"/>
+          <w:szCs w:val="32"/>
+        </w:rPr>
+      </w:pPr>
+      <w:r>
+        <w:rPr>
+          <w:rFonts w:ascii="TH Sarabun New" w:hAnsi="TH Sarabun New" w:cs="TH Sarabun New"/>
+          <w:noProof/>
+          <w:color w:val="FF0000"/>
+          <w:sz w:val="32"/>
+          <w:szCs w:val="32"/>
+          <w:lang w:bidi="th-TH"/>
+        </w:rPr>
+        <mc:AlternateContent>
+          <mc:Choice Requires="wps">
+            <w:drawing>
+              <wp:anchor distT="0" distB="0" distL="114300" distR="114300" simplePos="0" relativeHeight="251725824" behindDoc="0" locked="0" layoutInCell="1" allowOverlap="1" wp14:anchorId="0DDE7FDA" wp14:editId="4947C6AF">
+                <wp:simplePos x="0" y="0"/>
+                <wp:positionH relativeFrom="column">
+                  <wp:posOffset>4835249</wp:posOffset>
+                </wp:positionH>
+                <wp:positionV relativeFrom="paragraph">
+                  <wp:posOffset>114300</wp:posOffset>
+                </wp:positionV>
+                <wp:extent cx="302149" cy="771276"/>
+                <wp:effectExtent l="0" t="0" r="0" b="0"/>
+                <wp:wrapNone/>
+                <wp:docPr id="1391099659" name="Text Box 7"/>
+                <wp:cNvGraphicFramePr/>
+                <a:graphic xmlns:a="http://schemas.openxmlformats.org/drawingml/2006/main">
+                  <a:graphicData uri="http://schemas.microsoft.com/office/word/2010/wordprocessingShape">
+                    <wps:wsp>
+                      <wps:cNvSpPr txBox="1"/>
+                      <wps:spPr>
+                        <a:xfrm>
+                          <a:off x="0" y="0"/>
+                          <a:ext cx="302149" cy="771276"/>
+                        </a:xfrm>
+                        <a:prstGeom prst="rect">
+                          <a:avLst/>
+                        </a:prstGeom>
+                        <a:noFill/>
+                        <a:ln w="6350">
+                          <a:noFill/>
+                        </a:ln>
+                      </wps:spPr>
+                      <wps:txbx>
+                        <w:txbxContent>
+                          <w:p>
+                            <w:pPr>
+                              <w:rPr>
+                                <w:rFonts w:ascii="TH Sarabun New" w:hAnsi="TH Sarabun New" w:cs="TH Sarabun New" w:hint="cs"/>
+                                <w:b/>
+                                <w:bCs/>
+                                <w:color w:val="EE0000"/>
+                                <w:sz w:val="56"/>
+                                <w:szCs w:val="56"/>
+                                <w:lang w:bidi="th-TH"/>
+                              </w:rPr>
+                            </w:pPr>
+                            <w:r>
+                              <w:rPr>
+                                <w:rFonts w:ascii="TH Sarabun New" w:hAnsi="TH Sarabun New" w:cs="TH Sarabun New"/>
+                                <w:b/>
+                                <w:bCs/>
+                                <w:color w:val="EE0000"/>
+                                <w:sz w:val="56"/>
+                                <w:szCs w:val="56"/>
+                              </w:rPr>
+                              <w:t>3</w:t>
+                            </w:r>
+                          </w:p>
+                        </w:txbxContent>
+                      </wps:txbx>
+                      <wps:bodyPr rot="0" spcFirstLastPara="0" vertOverflow="overflow" horzOverflow="overflow" vert="horz" wrap="square" lIns="91440" tIns="45720" rIns="91440" bIns="45720" numCol="1" spcCol="0" rtlCol="0" fromWordArt="0" anchor="t" anchorCtr="0" forceAA="0" compatLnSpc="1">
+                        <a:prstTxWarp prst="textNoShape">
+                          <a:avLst/>
+                        </a:prstTxWarp>
+                        <a:noAutofit/>
+                      </wps:bodyPr>
+                    </wps:wsp>
+                  </a:graphicData>
+                </a:graphic>
+                <wp14:sizeRelH relativeFrom="margin">
+                  <wp14:pctWidth>0</wp14:pctWidth>
+                </wp14:sizeRelH>
+                <wp14:sizeRelV relativeFrom="margin">
+                  <wp14:pctHeight>0</wp14:pctHeight>
+                </wp14:sizeRelV>
+              </wp:anchor>
+            </w:drawing>
+          </mc:Choice>
+          <mc:Fallback>
+            <w:pict>
+              <v:shape w14:anchorId="0DDE7FDA" id="_x0000_s1039" type="#_x0000_t202" style="position:absolute;left:0;text-align:left;margin-left:380.75pt;margin-top:9pt;width:23.8pt;height:60.75pt;z-index:251725824;visibility:visible;mso-wrap-style:square;mso-width-percent:0;mso-height-percent:0;mso-wrap-distance-left:9pt;mso-wrap-distance-top:0;mso-wrap-distance-right:9pt;mso-wrap-distance-bottom:0;mso-position-horizontal:absolute;mso-position-horizontal-relative:text;mso-position-vertical:absolute;mso-position-vertical-relative:text;mso-width-percent:0;mso-height-percent:0;mso-width-relative:margin;mso-height-relative:margin;v-text-anchor:top" o:gfxdata="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" filled="f" stroked="f" strokeweight=".5pt">
+                <v:textbox>
+                  <w:txbxContent>
+                    <w:p>
+                      <w:pPr>
+                        <w:rPr>
+                          <w:rFonts w:ascii="TH Sarabun New" w:hAnsi="TH Sarabun New" w:cs="TH Sarabun New" w:hint="cs"/>
+                          <w:b/>
+                          <w:bCs/>
+                          <w:color w:val="EE0000"/>
+                          <w:sz w:val="56"/>
+                          <w:szCs w:val="56"/>
+                          <w:lang w:bidi="th-TH"/>
+                        </w:rPr>
+                      </w:pPr>
+                      <w:r>
+                        <w:rPr>
+                          <w:rFonts w:ascii="TH Sarabun New" w:hAnsi="TH Sarabun New" w:cs="TH Sarabun New"/>
+                          <w:b/>
+                          <w:bCs/>
+                          <w:color w:val="EE0000"/>
+                          <w:sz w:val="56"/>
+                          <w:szCs w:val="56"/>
+                        </w:rPr>
+                        <w:t>3</w:t>
+                      </w:r>
+                    </w:p>
+                  </w:txbxContent>
+                </v:textbox>
+              </v:shape>
+            </w:pict>
+          </mc:Fallback>
+        </mc:AlternateContent>
+      </w:r>
+    </w:p>
+    <w:p>
+      <w:pPr>
+        <w:spacing w:after="0" w:line="240" w:lineRule="auto"/>
+        <w:jc w:val="thaiDistribute"/>
+        <w:rPr>
+          <w:rFonts w:ascii="TH Sarabun New" w:hAnsi="TH Sarabun New" w:cs="TH Sarabun New"/>
+          <w:sz w:val="32"/>
+          <w:szCs w:val="32"/>
+        </w:rPr>
+      </w:pPr>
+    </w:p>
+    <w:p>
+      <w:pPr>
+        <w:spacing w:after="0" w:line="240" w:lineRule="auto"/>
+        <w:jc w:val="thaiDistribute"/>
+        <w:rPr>
+          <w:rFonts w:ascii="TH Sarabun New" w:hAnsi="TH Sarabun New" w:cs="TH Sarabun New"/>
+          <w:sz w:val="32"/>
+          <w:szCs w:val="32"/>
+        </w:rPr>
+      </w:pPr>
+    </w:p>
+    <w:p>
+      <w:pPr>
+        <w:spacing w:after="0" w:line="240" w:lineRule="auto"/>
+        <w:jc w:val="thaiDistribute"/>
+        <w:rPr>
+          <w:rFonts w:ascii="TH Sarabun New" w:hAnsi="TH Sarabun New" w:cs="TH Sarabun New"/>
+          <w:sz w:val="32"/>
+          <w:szCs w:val="32"/>
+        </w:rPr>
+      </w:pPr>
+      <w:r>
+        <w:rPr>
+          <w:rFonts w:ascii="TH Sarabun New" w:hAnsi="TH Sarabun New" w:cs="TH Sarabun New"/>
+          <w:noProof/>
+          <w:color w:val="FF0000"/>
+          <w:sz w:val="32"/>
+          <w:szCs w:val="32"/>
+          <w:lang w:bidi="th-TH"/>
+        </w:rPr>
+        <mc:AlternateContent>
+          <mc:Choice Requires="wps">
+            <w:drawing>
+              <wp:anchor distT="0" distB="0" distL="114300" distR="114300" simplePos="0" relativeHeight="251721728" behindDoc="0" locked="0" layoutInCell="1" allowOverlap="1" wp14:anchorId="451334BB" wp14:editId="0E18951E">
+                <wp:simplePos x="0" y="0"/>
+                <wp:positionH relativeFrom="column">
+                  <wp:posOffset>1741308</wp:posOffset>
+                </wp:positionH>
+                <wp:positionV relativeFrom="paragraph">
+                  <wp:posOffset>41717</wp:posOffset>
+                </wp:positionV>
+                <wp:extent cx="302149" cy="771276"/>
+                <wp:effectExtent l="0" t="0" r="0" b="0"/>
+                <wp:wrapNone/>
+                <wp:docPr id="219461467" name="Text Box 7"/>
+                <wp:cNvGraphicFramePr/>
+                <a:graphic xmlns:a="http://schemas.openxmlformats.org/drawingml/2006/main">
+                  <a:graphicData uri="http://schemas.microsoft.com/office/word/2010/wordprocessingShape">
+                    <wps:wsp>
+                      <wps:cNvSpPr txBox="1"/>
+                      <wps:spPr>
+                        <a:xfrm>
+                          <a:off x="0" y="0"/>
+                          <a:ext cx="302149" cy="771276"/>
+                        </a:xfrm>
+                        <a:prstGeom prst="rect">
+                          <a:avLst/>
+                        </a:prstGeom>
+                        <a:noFill/>
+                        <a:ln w="6350">
+                          <a:noFill/>
+                        </a:ln>
+                      </wps:spPr>
+                      <wps:txbx>
+                        <w:txbxContent>
+                          <w:p>
+                            <w:pPr>
+                              <w:rPr>
+                                <w:rFonts w:ascii="TH Sarabun New" w:hAnsi="TH Sarabun New" w:cs="TH Sarabun New"/>
+                                <w:b/>
+                                <w:bCs/>
+                                <w:color w:val="EE0000"/>
+                                <w:sz w:val="56"/>
+                                <w:szCs w:val="56"/>
+                              </w:rPr>
+                            </w:pPr>
+                            <w:r>
+                              <w:rPr>
+                                <w:rFonts w:ascii="TH Sarabun New" w:hAnsi="TH Sarabun New" w:cs="TH Sarabun New"/>
+                                <w:b/>
+                                <w:bCs/>
+                                <w:color w:val="EE0000"/>
+                                <w:sz w:val="56"/>
+                                <w:szCs w:val="56"/>
+                              </w:rPr>
+                              <w:t>1</w:t>
+                            </w:r>
+                          </w:p>
+                        </w:txbxContent>
+                      </wps:txbx>
+                      <wps:bodyPr rot="0" spcFirstLastPara="0" vertOverflow="overflow" horzOverflow="overflow" vert="horz" wrap="square" lIns="91440" tIns="45720" rIns="91440" bIns="45720" numCol="1" spcCol="0" rtlCol="0" fromWordArt="0" anchor="t" anchorCtr="0" forceAA="0" compatLnSpc="1">
+                        <a:prstTxWarp prst="textNoShape">
+                          <a:avLst/>
+                        </a:prstTxWarp>
+                        <a:noAutofit/>
+                      </wps:bodyPr>
+                    </wps:wsp>
+                  </a:graphicData>
+                </a:graphic>
+                <wp14:sizeRelH relativeFrom="margin">
+                  <wp14:pctWidth>0</wp14:pctWidth>
+                </wp14:sizeRelH>
+                <wp14:sizeRelV relativeFrom="margin">
+                  <wp14:pctHeight>0</wp14:pctHeight>
+                </wp14:sizeRelV>
+              </wp:anchor>
+            </w:drawing>
+          </mc:Choice>
+          <mc:Fallback>
+            <w:pict>
+              <v:shape w14:anchorId="451334BB" id="_x0000_s1040" type="#_x0000_t202" style="position:absolute;left:0;text-align:left;margin-left:137.1pt;margin-top:3.3pt;width:23.8pt;height:60.75pt;z-index:251721728;visibility:visible;mso-wrap-style:square;mso-width-percent:0;mso-height-percent:0;mso-wrap-distance-left:9pt;mso-wrap-distance-top:0;mso-wrap-distance-right:9pt;mso-wrap-distance-bottom:0;mso-position-horizontal:absolute;mso-position-horizontal-relative:text;mso-position-vertical:absolute;mso-position-vertical-relative:text;mso-width-percent:0;mso-height-percent:0;mso-width-relative:margin;mso-height-relative:margin;v-text-anchor:top" o:gfxdata="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" filled="f" stroked="f" strokeweight=".5pt">
+                <v:textbox>
+                  <w:txbxContent>
+                    <w:p>
+                      <w:pPr>
+                        <w:rPr>
+                          <w:rFonts w:ascii="TH Sarabun New" w:hAnsi="TH Sarabun New" w:cs="TH Sarabun New"/>
+                          <w:b/>
+                          <w:bCs/>
+                          <w:color w:val="EE0000"/>
+                          <w:sz w:val="56"/>
+                          <w:szCs w:val="56"/>
+                        </w:rPr>
+                      </w:pPr>
+                      <w:r>
+                        <w:rPr>
+                          <w:rFonts w:ascii="TH Sarabun New" w:hAnsi="TH Sarabun New" w:cs="TH Sarabun New"/>
+                          <w:b/>
+                          <w:bCs/>
+                          <w:color w:val="EE0000"/>
+                          <w:sz w:val="56"/>
+                          <w:szCs w:val="56"/>
+                        </w:rPr>
+                        <w:t>1</w:t>
+                      </w:r>
+                    </w:p>
+                  </w:txbxContent>
+                </v:textbox>
+              </v:shape>
+            </w:pict>
+          </mc:Fallback>
+        </mc:AlternateContent>
+      </w:r>
+    </w:p>
+    <w:p>
+      <w:pPr>
+        <w:spacing w:after="0" w:line="240" w:lineRule="auto"/>
+        <w:jc w:val="thaiDistribute"/>
+        <w:rPr>
+          <w:rFonts w:ascii="TH Sarabun New" w:hAnsi="TH Sarabun New" w:cs="TH Sarabun New"/>
+          <w:sz w:val="32"/>
+          <w:szCs w:val="32"/>
+        </w:rPr>
+      </w:pPr>
+    </w:p>
+    <w:p>
+      <w:pPr>
+        <w:spacing w:after="0" w:line="240" w:lineRule="auto"/>
+        <w:jc w:val="thaiDistribute"/>
+        <w:rPr>
+          <w:rFonts w:ascii="TH Sarabun New" w:hAnsi="TH Sarabun New" w:cs="TH Sarabun New"/>
+          <w:sz w:val="32"/>
+          <w:szCs w:val="32"/>
+        </w:rPr>
+      </w:pPr>
+    </w:p>
+    <w:p>
+      <w:pPr>
+        <w:spacing w:after="0" w:line="240" w:lineRule="auto"/>
+        <w:jc w:val="thaiDistribute"/>
+        <w:rPr>
+          <w:rFonts w:ascii="TH Sarabun New" w:hAnsi="TH Sarabun New" w:cs="TH Sarabun New"/>
+          <w:sz w:val="32"/>
+          <w:szCs w:val="32"/>
+        </w:rPr>
+      </w:pPr>
+    </w:p>
+    <w:p>
+      <w:pPr>
+        <w:spacing w:after="0" w:line="240" w:lineRule="auto"/>
+        <w:jc w:val="thaiDistribute"/>
+        <w:rPr>
+          <w:rFonts w:ascii="TH Sarabun New" w:hAnsi="TH Sarabun New" w:cs="TH Sarabun New"/>
+          <w:sz w:val="32"/>
+          <w:szCs w:val="32"/>
+        </w:rPr>
+      </w:pPr>
+    </w:p>
+    <w:p>
+      <w:pPr>
+        <w:spacing w:after="0" w:line="240" w:lineRule="auto"/>
+        <w:jc w:val="thaiDistribute"/>
+        <w:rPr>
+          <w:rFonts w:ascii="TH Sarabun New" w:hAnsi="TH Sarabun New" w:cs="TH Sarabun New"/>
+          <w:sz w:val="32"/>
+          <w:szCs w:val="32"/>
+        </w:rPr>
+      </w:pPr>
+    </w:p>
+    <w:p>
+      <w:pPr>
+        <w:spacing w:after="0" w:line="240" w:lineRule="auto"/>
+        <w:jc w:val="thaiDistribute"/>
+        <w:rPr>
+          <w:rFonts w:ascii="TH Sarabun New" w:hAnsi="TH Sarabun New" w:cs="TH Sarabun New"/>
+          <w:sz w:val="32"/>
+          <w:szCs w:val="32"/>
+        </w:rPr>
+      </w:pPr>
     </w:p>
     <w:p>
       <w:pPr>
@@ -4160,6 +8508,7 @@
           <w:sz w:val="32"/>
           <w:szCs w:val="32"/>
         </w:rPr>
+        <w:lastRenderedPageBreak/>
         <w:t xml:space="preserve">5. </w:t>
       </w:r>
       <w:r>
@@ -4392,43 +8741,381 @@
     <w:p>
       <w:pPr>
         <w:spacing w:after="0" w:line="240" w:lineRule="auto"/>
-        <w:jc w:val="center"/>
-        <w:rPr>
-          <w:rFonts w:ascii="TH Sarabun New" w:hAnsi="TH Sarabun New" w:cs="TH Sarabun New"/>
-          <w:color w:val="FF0000"/>
-          <w:sz w:val="32"/>
-          <w:szCs w:val="32"/>
-        </w:rPr>
-      </w:pPr>
-      <w:r>
-        <w:rPr>
-          <w:rFonts w:ascii="TH Sarabun New" w:hAnsi="TH Sarabun New" w:cs="TH Sarabun New"/>
-          <w:color w:val="FF0000"/>
-          <w:sz w:val="32"/>
-          <w:szCs w:val="32"/>
-        </w:rPr>
-        <w:t xml:space="preserve">[ </w:t>
-      </w:r>
-      <w:r>
-        <w:rPr>
-          <w:rFonts w:ascii="TH Sarabun New" w:hAnsi="TH Sarabun New" w:cs="TH Sarabun New"/>
-          <w:color w:val="FF0000"/>
+        <w:jc w:val="thaiDistribute"/>
+        <w:rPr>
+          <w:rFonts w:ascii="TH Sarabun New" w:hAnsi="TH Sarabun New" w:cs="TH Sarabun New"/>
+          <w:sz w:val="32"/>
+          <w:szCs w:val="32"/>
+        </w:rPr>
+      </w:pPr>
+      <w:r>
+        <w:rPr>
+          <w:rFonts w:ascii="TH Sarabun New" w:hAnsi="TH Sarabun New" w:cs="TH Sarabun New"/>
           <w:sz w:val="32"/>
           <w:szCs w:val="32"/>
           <w:cs/>
           <w:lang w:bidi="th-TH"/>
         </w:rPr>
-        <w:t>วางภาพหน้าจอ หน้าจอแดชบอร์ดและการรับงาน ]</w:t>
-      </w:r>
-    </w:p>
-    <w:p>
-      <w:pPr>
-        <w:spacing w:after="0" w:line="240" w:lineRule="auto"/>
-        <w:jc w:val="thaiDistribute"/>
-        <w:rPr>
-          <w:rFonts w:ascii="TH Sarabun New" w:hAnsi="TH Sarabun New" w:cs="TH Sarabun New"/>
-          <w:sz w:val="32"/>
-          <w:szCs w:val="32"/>
+        <w:drawing>
+          <wp:anchor distT="0" distB="0" distL="114300" distR="114300" simplePos="0" relativeHeight="251712512" behindDoc="1" locked="0" layoutInCell="1" allowOverlap="1" wp14:anchorId="47A25A06" wp14:editId="69B671FB">
+            <wp:simplePos x="0" y="0"/>
+            <wp:positionH relativeFrom="margin">
+              <wp:posOffset>3053080</wp:posOffset>
+            </wp:positionH>
+            <wp:positionV relativeFrom="paragraph">
+              <wp:posOffset>5715</wp:posOffset>
+            </wp:positionV>
+            <wp:extent cx="2552065" cy="5704205"/>
+            <wp:effectExtent l="0" t="0" r="635" b="0"/>
+            <wp:wrapNone/>
+            <wp:docPr id="610896787" name="Picture 1"/>
+            <wp:cNvGraphicFramePr>
+              <a:graphicFrameLocks xmlns:a="http://schemas.openxmlformats.org/drawingml/2006/main" noChangeAspect="1"/>
+            </wp:cNvGraphicFramePr>
+            <a:graphic xmlns:a="http://schemas.openxmlformats.org/drawingml/2006/main">
+              <a:graphicData uri="http://schemas.openxmlformats.org/drawingml/2006/picture">
+                <pic:pic xmlns:pic="http://schemas.openxmlformats.org/drawingml/2006/picture">
+                  <pic:nvPicPr>
+                    <pic:cNvPr id="610896787" name=""/>
+                    <pic:cNvPicPr/>
+                  </pic:nvPicPr>
+                  <pic:blipFill>
+                    <a:blip r:embed="rId24"/>
+                    <a:stretch>
+                      <a:fillRect/>
+                    </a:stretch>
+                  </pic:blipFill>
+                  <pic:spPr>
+                    <a:xfrm>
+                      <a:off x="0" y="0"/>
+                      <a:ext cx="2552065" cy="5704205"/>
+                    </a:xfrm>
+                    <a:prstGeom prst="rect">
+                      <a:avLst/>
+                    </a:prstGeom>
+                  </pic:spPr>
+                </pic:pic>
+              </a:graphicData>
+            </a:graphic>
+            <wp14:sizeRelH relativeFrom="margin">
+              <wp14:pctWidth>0</wp14:pctWidth>
+            </wp14:sizeRelH>
+            <wp14:sizeRelV relativeFrom="margin">
+              <wp14:pctHeight>0</wp14:pctHeight>
+            </wp14:sizeRelV>
+          </wp:anchor>
+        </w:drawing>
+      </w:r>
+      <w:r>
+        <w:rPr>
+          <w:rFonts w:ascii="TH Sarabun New" w:hAnsi="TH Sarabun New" w:cs="TH Sarabun New"/>
+          <w:sz w:val="32"/>
+          <w:szCs w:val="32"/>
+        </w:rPr>
+        <w:drawing>
+          <wp:anchor distT="0" distB="0" distL="114300" distR="114300" simplePos="0" relativeHeight="251711488" behindDoc="1" locked="0" layoutInCell="1" allowOverlap="1" wp14:anchorId="5D8C12E8" wp14:editId="331745F2">
+            <wp:simplePos x="0" y="0"/>
+            <wp:positionH relativeFrom="column">
+              <wp:posOffset>334065</wp:posOffset>
+            </wp:positionH>
+            <wp:positionV relativeFrom="paragraph">
+              <wp:posOffset>5743</wp:posOffset>
+            </wp:positionV>
+            <wp:extent cx="2528514" cy="5697068"/>
+            <wp:effectExtent l="0" t="0" r="5715" b="0"/>
+            <wp:wrapNone/>
+            <wp:docPr id="1372229445" name="Picture 1"/>
+            <wp:cNvGraphicFramePr>
+              <a:graphicFrameLocks xmlns:a="http://schemas.openxmlformats.org/drawingml/2006/main" noChangeAspect="1"/>
+            </wp:cNvGraphicFramePr>
+            <a:graphic xmlns:a="http://schemas.openxmlformats.org/drawingml/2006/main">
+              <a:graphicData uri="http://schemas.openxmlformats.org/drawingml/2006/picture">
+                <pic:pic xmlns:pic="http://schemas.openxmlformats.org/drawingml/2006/picture">
+                  <pic:nvPicPr>
+                    <pic:cNvPr id="1372229445" name=""/>
+                    <pic:cNvPicPr/>
+                  </pic:nvPicPr>
+                  <pic:blipFill>
+                    <a:blip r:embed="rId25"/>
+                    <a:stretch>
+                      <a:fillRect/>
+                    </a:stretch>
+                  </pic:blipFill>
+                  <pic:spPr>
+                    <a:xfrm>
+                      <a:off x="0" y="0"/>
+                      <a:ext cx="2528514" cy="5697068"/>
+                    </a:xfrm>
+                    <a:prstGeom prst="rect">
+                      <a:avLst/>
+                    </a:prstGeom>
+                  </pic:spPr>
+                </pic:pic>
+              </a:graphicData>
+            </a:graphic>
+            <wp14:sizeRelH relativeFrom="margin">
+              <wp14:pctWidth>0</wp14:pctWidth>
+            </wp14:sizeRelH>
+            <wp14:sizeRelV relativeFrom="margin">
+              <wp14:pctHeight>0</wp14:pctHeight>
+            </wp14:sizeRelV>
+          </wp:anchor>
+        </w:drawing>
+      </w:r>
+    </w:p>
+    <w:p>
+      <w:pPr>
+        <w:spacing w:after="0" w:line="240" w:lineRule="auto"/>
+        <w:jc w:val="thaiDistribute"/>
+        <w:rPr>
+          <w:rFonts w:ascii="TH Sarabun New" w:hAnsi="TH Sarabun New" w:cs="TH Sarabun New"/>
+          <w:sz w:val="32"/>
+          <w:szCs w:val="32"/>
+        </w:rPr>
+      </w:pPr>
+    </w:p>
+    <w:p>
+      <w:pPr>
+        <w:spacing w:after="0" w:line="240" w:lineRule="auto"/>
+        <w:jc w:val="thaiDistribute"/>
+        <w:rPr>
+          <w:rFonts w:ascii="TH Sarabun New" w:hAnsi="TH Sarabun New" w:cs="TH Sarabun New"/>
+          <w:sz w:val="32"/>
+          <w:szCs w:val="32"/>
+        </w:rPr>
+      </w:pPr>
+    </w:p>
+    <w:p>
+      <w:pPr>
+        <w:spacing w:after="0" w:line="240" w:lineRule="auto"/>
+        <w:jc w:val="thaiDistribute"/>
+        <w:rPr>
+          <w:rFonts w:ascii="TH Sarabun New" w:hAnsi="TH Sarabun New" w:cs="TH Sarabun New"/>
+          <w:sz w:val="32"/>
+          <w:szCs w:val="32"/>
+        </w:rPr>
+      </w:pPr>
+    </w:p>
+    <w:p>
+      <w:pPr>
+        <w:spacing w:after="0" w:line="240" w:lineRule="auto"/>
+        <w:jc w:val="thaiDistribute"/>
+        <w:rPr>
+          <w:rFonts w:ascii="TH Sarabun New" w:hAnsi="TH Sarabun New" w:cs="TH Sarabun New"/>
+          <w:sz w:val="32"/>
+          <w:szCs w:val="32"/>
+        </w:rPr>
+      </w:pPr>
+    </w:p>
+    <w:p>
+      <w:pPr>
+        <w:spacing w:after="0" w:line="240" w:lineRule="auto"/>
+        <w:jc w:val="thaiDistribute"/>
+        <w:rPr>
+          <w:rFonts w:ascii="TH Sarabun New" w:hAnsi="TH Sarabun New" w:cs="TH Sarabun New"/>
+          <w:sz w:val="32"/>
+          <w:szCs w:val="32"/>
+        </w:rPr>
+      </w:pPr>
+    </w:p>
+    <w:p>
+      <w:pPr>
+        <w:spacing w:after="0" w:line="240" w:lineRule="auto"/>
+        <w:jc w:val="thaiDistribute"/>
+        <w:rPr>
+          <w:rFonts w:ascii="TH Sarabun New" w:hAnsi="TH Sarabun New" w:cs="TH Sarabun New"/>
+          <w:sz w:val="32"/>
+          <w:szCs w:val="32"/>
+        </w:rPr>
+      </w:pPr>
+    </w:p>
+    <w:p>
+      <w:pPr>
+        <w:spacing w:after="0" w:line="240" w:lineRule="auto"/>
+        <w:jc w:val="thaiDistribute"/>
+        <w:rPr>
+          <w:rFonts w:ascii="TH Sarabun New" w:hAnsi="TH Sarabun New" w:cs="TH Sarabun New"/>
+          <w:sz w:val="32"/>
+          <w:szCs w:val="32"/>
+        </w:rPr>
+      </w:pPr>
+    </w:p>
+    <w:p>
+      <w:pPr>
+        <w:spacing w:after="0" w:line="240" w:lineRule="auto"/>
+        <w:jc w:val="thaiDistribute"/>
+        <w:rPr>
+          <w:rFonts w:ascii="TH Sarabun New" w:hAnsi="TH Sarabun New" w:cs="TH Sarabun New"/>
+          <w:sz w:val="32"/>
+          <w:szCs w:val="32"/>
+        </w:rPr>
+      </w:pPr>
+    </w:p>
+    <w:p>
+      <w:pPr>
+        <w:spacing w:after="0" w:line="240" w:lineRule="auto"/>
+        <w:jc w:val="thaiDistribute"/>
+        <w:rPr>
+          <w:rFonts w:ascii="TH Sarabun New" w:hAnsi="TH Sarabun New" w:cs="TH Sarabun New"/>
+          <w:sz w:val="32"/>
+          <w:szCs w:val="32"/>
+        </w:rPr>
+      </w:pPr>
+    </w:p>
+    <w:p>
+      <w:pPr>
+        <w:spacing w:after="0" w:line="240" w:lineRule="auto"/>
+        <w:jc w:val="thaiDistribute"/>
+        <w:rPr>
+          <w:rFonts w:ascii="TH Sarabun New" w:hAnsi="TH Sarabun New" w:cs="TH Sarabun New"/>
+          <w:sz w:val="32"/>
+          <w:szCs w:val="32"/>
+        </w:rPr>
+      </w:pPr>
+    </w:p>
+    <w:p>
+      <w:pPr>
+        <w:spacing w:after="0" w:line="240" w:lineRule="auto"/>
+        <w:jc w:val="thaiDistribute"/>
+        <w:rPr>
+          <w:rFonts w:ascii="TH Sarabun New" w:hAnsi="TH Sarabun New" w:cs="TH Sarabun New"/>
+          <w:sz w:val="32"/>
+          <w:szCs w:val="32"/>
+        </w:rPr>
+      </w:pPr>
+    </w:p>
+    <w:p>
+      <w:pPr>
+        <w:spacing w:after="0" w:line="240" w:lineRule="auto"/>
+        <w:jc w:val="thaiDistribute"/>
+        <w:rPr>
+          <w:rFonts w:ascii="TH Sarabun New" w:hAnsi="TH Sarabun New" w:cs="TH Sarabun New"/>
+          <w:sz w:val="32"/>
+          <w:szCs w:val="32"/>
+        </w:rPr>
+      </w:pPr>
+    </w:p>
+    <w:p>
+      <w:pPr>
+        <w:spacing w:after="0" w:line="240" w:lineRule="auto"/>
+        <w:jc w:val="thaiDistribute"/>
+        <w:rPr>
+          <w:rFonts w:ascii="TH Sarabun New" w:hAnsi="TH Sarabun New" w:cs="TH Sarabun New"/>
+          <w:sz w:val="32"/>
+          <w:szCs w:val="32"/>
+        </w:rPr>
+      </w:pPr>
+    </w:p>
+    <w:p>
+      <w:pPr>
+        <w:spacing w:after="0" w:line="240" w:lineRule="auto"/>
+        <w:jc w:val="thaiDistribute"/>
+        <w:rPr>
+          <w:rFonts w:ascii="TH Sarabun New" w:hAnsi="TH Sarabun New" w:cs="TH Sarabun New"/>
+          <w:sz w:val="32"/>
+          <w:szCs w:val="32"/>
+        </w:rPr>
+      </w:pPr>
+    </w:p>
+    <w:p>
+      <w:pPr>
+        <w:spacing w:after="0" w:line="240" w:lineRule="auto"/>
+        <w:jc w:val="thaiDistribute"/>
+        <w:rPr>
+          <w:rFonts w:ascii="TH Sarabun New" w:hAnsi="TH Sarabun New" w:cs="TH Sarabun New"/>
+          <w:sz w:val="32"/>
+          <w:szCs w:val="32"/>
+        </w:rPr>
+      </w:pPr>
+    </w:p>
+    <w:p>
+      <w:pPr>
+        <w:spacing w:after="0" w:line="240" w:lineRule="auto"/>
+        <w:jc w:val="thaiDistribute"/>
+        <w:rPr>
+          <w:rFonts w:ascii="TH Sarabun New" w:hAnsi="TH Sarabun New" w:cs="TH Sarabun New"/>
+          <w:sz w:val="32"/>
+          <w:szCs w:val="32"/>
+        </w:rPr>
+      </w:pPr>
+    </w:p>
+    <w:p>
+      <w:pPr>
+        <w:spacing w:after="0" w:line="240" w:lineRule="auto"/>
+        <w:jc w:val="thaiDistribute"/>
+        <w:rPr>
+          <w:rFonts w:ascii="TH Sarabun New" w:hAnsi="TH Sarabun New" w:cs="TH Sarabun New"/>
+          <w:sz w:val="32"/>
+          <w:szCs w:val="32"/>
+        </w:rPr>
+      </w:pPr>
+    </w:p>
+    <w:p>
+      <w:pPr>
+        <w:spacing w:after="0" w:line="240" w:lineRule="auto"/>
+        <w:jc w:val="thaiDistribute"/>
+        <w:rPr>
+          <w:rFonts w:ascii="TH Sarabun New" w:hAnsi="TH Sarabun New" w:cs="TH Sarabun New"/>
+          <w:sz w:val="32"/>
+          <w:szCs w:val="32"/>
+        </w:rPr>
+      </w:pPr>
+    </w:p>
+    <w:p>
+      <w:pPr>
+        <w:spacing w:after="0" w:line="240" w:lineRule="auto"/>
+        <w:jc w:val="thaiDistribute"/>
+        <w:rPr>
+          <w:rFonts w:ascii="TH Sarabun New" w:hAnsi="TH Sarabun New" w:cs="TH Sarabun New"/>
+          <w:sz w:val="32"/>
+          <w:szCs w:val="32"/>
+        </w:rPr>
+      </w:pPr>
+    </w:p>
+    <w:p>
+      <w:pPr>
+        <w:spacing w:after="0" w:line="240" w:lineRule="auto"/>
+        <w:jc w:val="thaiDistribute"/>
+        <w:rPr>
+          <w:rFonts w:ascii="TH Sarabun New" w:hAnsi="TH Sarabun New" w:cs="TH Sarabun New"/>
+          <w:sz w:val="32"/>
+          <w:szCs w:val="32"/>
+        </w:rPr>
+      </w:pPr>
+    </w:p>
+    <w:p>
+      <w:pPr>
+        <w:spacing w:after="0" w:line="240" w:lineRule="auto"/>
+        <w:jc w:val="thaiDistribute"/>
+        <w:rPr>
+          <w:rFonts w:ascii="TH Sarabun New" w:hAnsi="TH Sarabun New" w:cs="TH Sarabun New"/>
+          <w:sz w:val="32"/>
+          <w:szCs w:val="32"/>
+          <w:lang w:bidi="th-TH"/>
+        </w:rPr>
+      </w:pPr>
+    </w:p>
+    <w:p>
+      <w:pPr>
+        <w:spacing w:after="0" w:line="240" w:lineRule="auto"/>
+        <w:jc w:val="thaiDistribute"/>
+        <w:rPr>
+          <w:rFonts w:ascii="TH Sarabun New" w:hAnsi="TH Sarabun New" w:cs="TH Sarabun New"/>
+          <w:sz w:val="32"/>
+          <w:szCs w:val="32"/>
+          <w:lang w:bidi="th-TH"/>
+        </w:rPr>
+      </w:pPr>
+    </w:p>
+    <w:p>
+      <w:pPr>
+        <w:spacing w:after="0" w:line="240" w:lineRule="auto"/>
+        <w:jc w:val="thaiDistribute"/>
+        <w:rPr>
+          <w:rFonts w:ascii="TH Sarabun New" w:hAnsi="TH Sarabun New" w:cs="TH Sarabun New" w:hint="cs"/>
+          <w:sz w:val="32"/>
+          <w:szCs w:val="32"/>
+          <w:lang w:bidi="th-TH"/>
         </w:rPr>
       </w:pPr>
     </w:p>
@@ -4453,6 +9140,7 @@
           <w:sz w:val="32"/>
           <w:szCs w:val="32"/>
         </w:rPr>
+        <w:lastRenderedPageBreak/>
         <w:t>5.2</w:t>
       </w:r>
       <w:r>
@@ -4781,43 +9469,593 @@
     <w:p>
       <w:pPr>
         <w:spacing w:after="0" w:line="240" w:lineRule="auto"/>
-        <w:jc w:val="center"/>
-        <w:rPr>
-          <w:rFonts w:ascii="TH Sarabun New" w:hAnsi="TH Sarabun New" w:cs="TH Sarabun New"/>
+        <w:jc w:val="thaiDistribute"/>
+        <w:rPr>
+          <w:rFonts w:ascii="TH Sarabun New" w:hAnsi="TH Sarabun New" w:cs="TH Sarabun New"/>
+          <w:sz w:val="32"/>
+          <w:szCs w:val="32"/>
+        </w:rPr>
+      </w:pPr>
+      <w:r>
+        <w:rPr>
+          <w:rFonts w:ascii="TH Sarabun New" w:hAnsi="TH Sarabun New" w:cs="TH Sarabun New"/>
+          <w:sz w:val="32"/>
+          <w:szCs w:val="32"/>
+        </w:rPr>
+        <w:drawing>
+          <wp:anchor distT="0" distB="0" distL="114300" distR="114300" simplePos="0" relativeHeight="251714560" behindDoc="1" locked="0" layoutInCell="1" allowOverlap="1" wp14:anchorId="78EC07D0" wp14:editId="402899F1">
+            <wp:simplePos x="0" y="0"/>
+            <wp:positionH relativeFrom="margin">
+              <wp:posOffset>3041650</wp:posOffset>
+            </wp:positionH>
+            <wp:positionV relativeFrom="paragraph">
+              <wp:posOffset>6350</wp:posOffset>
+            </wp:positionV>
+            <wp:extent cx="2435860" cy="5469890"/>
+            <wp:effectExtent l="0" t="0" r="2540" b="0"/>
+            <wp:wrapNone/>
+            <wp:docPr id="1563482164" name="Picture 1"/>
+            <wp:cNvGraphicFramePr>
+              <a:graphicFrameLocks xmlns:a="http://schemas.openxmlformats.org/drawingml/2006/main" noChangeAspect="1"/>
+            </wp:cNvGraphicFramePr>
+            <a:graphic xmlns:a="http://schemas.openxmlformats.org/drawingml/2006/main">
+              <a:graphicData uri="http://schemas.openxmlformats.org/drawingml/2006/picture">
+                <pic:pic xmlns:pic="http://schemas.openxmlformats.org/drawingml/2006/picture">
+                  <pic:nvPicPr>
+                    <pic:cNvPr id="1563482164" name=""/>
+                    <pic:cNvPicPr/>
+                  </pic:nvPicPr>
+                  <pic:blipFill>
+                    <a:blip r:embed="rId26"/>
+                    <a:stretch>
+                      <a:fillRect/>
+                    </a:stretch>
+                  </pic:blipFill>
+                  <pic:spPr>
+                    <a:xfrm>
+                      <a:off x="0" y="0"/>
+                      <a:ext cx="2435860" cy="5469890"/>
+                    </a:xfrm>
+                    <a:prstGeom prst="rect">
+                      <a:avLst/>
+                    </a:prstGeom>
+                  </pic:spPr>
+                </pic:pic>
+              </a:graphicData>
+            </a:graphic>
+            <wp14:sizeRelH relativeFrom="margin">
+              <wp14:pctWidth>0</wp14:pctWidth>
+            </wp14:sizeRelH>
+            <wp14:sizeRelV relativeFrom="margin">
+              <wp14:pctHeight>0</wp14:pctHeight>
+            </wp14:sizeRelV>
+          </wp:anchor>
+        </w:drawing>
+      </w:r>
+      <w:r>
+        <w:rPr>
+          <w:rFonts w:ascii="TH Sarabun New" w:hAnsi="TH Sarabun New" w:cs="TH Sarabun New"/>
+          <w:sz w:val="32"/>
+          <w:szCs w:val="32"/>
+        </w:rPr>
+        <w:drawing>
+          <wp:anchor distT="0" distB="0" distL="114300" distR="114300" simplePos="0" relativeHeight="251713536" behindDoc="1" locked="0" layoutInCell="1" allowOverlap="1" wp14:anchorId="111FA8EB" wp14:editId="69E45C54">
+            <wp:simplePos x="0" y="0"/>
+            <wp:positionH relativeFrom="margin">
+              <wp:posOffset>452782</wp:posOffset>
+            </wp:positionH>
+            <wp:positionV relativeFrom="paragraph">
+              <wp:posOffset>6350</wp:posOffset>
+            </wp:positionV>
+            <wp:extent cx="2430206" cy="5438692"/>
+            <wp:effectExtent l="0" t="0" r="8255" b="0"/>
+            <wp:wrapNone/>
+            <wp:docPr id="400034814" name="Picture 1"/>
+            <wp:cNvGraphicFramePr>
+              <a:graphicFrameLocks xmlns:a="http://schemas.openxmlformats.org/drawingml/2006/main" noChangeAspect="1"/>
+            </wp:cNvGraphicFramePr>
+            <a:graphic xmlns:a="http://schemas.openxmlformats.org/drawingml/2006/main">
+              <a:graphicData uri="http://schemas.openxmlformats.org/drawingml/2006/picture">
+                <pic:pic xmlns:pic="http://schemas.openxmlformats.org/drawingml/2006/picture">
+                  <pic:nvPicPr>
+                    <pic:cNvPr id="400034814" name=""/>
+                    <pic:cNvPicPr/>
+                  </pic:nvPicPr>
+                  <pic:blipFill>
+                    <a:blip r:embed="rId27"/>
+                    <a:stretch>
+                      <a:fillRect/>
+                    </a:stretch>
+                  </pic:blipFill>
+                  <pic:spPr>
+                    <a:xfrm>
+                      <a:off x="0" y="0"/>
+                      <a:ext cx="2430206" cy="5438692"/>
+                    </a:xfrm>
+                    <a:prstGeom prst="rect">
+                      <a:avLst/>
+                    </a:prstGeom>
+                  </pic:spPr>
+                </pic:pic>
+              </a:graphicData>
+            </a:graphic>
+            <wp14:sizeRelH relativeFrom="margin">
+              <wp14:pctWidth>0</wp14:pctWidth>
+            </wp14:sizeRelH>
+            <wp14:sizeRelV relativeFrom="margin">
+              <wp14:pctHeight>0</wp14:pctHeight>
+            </wp14:sizeRelV>
+          </wp:anchor>
+        </w:drawing>
+      </w:r>
+    </w:p>
+    <w:p>
+      <w:pPr>
+        <w:spacing w:after="0" w:line="240" w:lineRule="auto"/>
+        <w:jc w:val="thaiDistribute"/>
+        <w:rPr>
+          <w:rFonts w:ascii="TH Sarabun New" w:hAnsi="TH Sarabun New" w:cs="TH Sarabun New"/>
+          <w:sz w:val="32"/>
+          <w:szCs w:val="32"/>
+        </w:rPr>
+      </w:pPr>
+    </w:p>
+    <w:p>
+      <w:pPr>
+        <w:spacing w:after="0" w:line="240" w:lineRule="auto"/>
+        <w:jc w:val="thaiDistribute"/>
+        <w:rPr>
+          <w:rFonts w:ascii="TH Sarabun New" w:hAnsi="TH Sarabun New" w:cs="TH Sarabun New"/>
+          <w:sz w:val="32"/>
+          <w:szCs w:val="32"/>
+        </w:rPr>
+      </w:pPr>
+    </w:p>
+    <w:p>
+      <w:pPr>
+        <w:spacing w:after="0" w:line="240" w:lineRule="auto"/>
+        <w:jc w:val="thaiDistribute"/>
+        <w:rPr>
+          <w:rFonts w:ascii="TH Sarabun New" w:hAnsi="TH Sarabun New" w:cs="TH Sarabun New"/>
+          <w:sz w:val="32"/>
+          <w:szCs w:val="32"/>
+        </w:rPr>
+      </w:pPr>
+    </w:p>
+    <w:p>
+      <w:pPr>
+        <w:spacing w:after="0" w:line="240" w:lineRule="auto"/>
+        <w:jc w:val="thaiDistribute"/>
+        <w:rPr>
+          <w:rFonts w:ascii="TH Sarabun New" w:hAnsi="TH Sarabun New" w:cs="TH Sarabun New"/>
+          <w:sz w:val="32"/>
+          <w:szCs w:val="32"/>
+        </w:rPr>
+      </w:pPr>
+    </w:p>
+    <w:p>
+      <w:pPr>
+        <w:spacing w:after="0" w:line="240" w:lineRule="auto"/>
+        <w:jc w:val="thaiDistribute"/>
+        <w:rPr>
+          <w:rFonts w:ascii="TH Sarabun New" w:hAnsi="TH Sarabun New" w:cs="TH Sarabun New"/>
+          <w:sz w:val="32"/>
+          <w:szCs w:val="32"/>
+        </w:rPr>
+      </w:pPr>
+    </w:p>
+    <w:p>
+      <w:pPr>
+        <w:spacing w:after="0" w:line="240" w:lineRule="auto"/>
+        <w:jc w:val="thaiDistribute"/>
+        <w:rPr>
+          <w:rFonts w:ascii="TH Sarabun New" w:hAnsi="TH Sarabun New" w:cs="TH Sarabun New"/>
+          <w:sz w:val="32"/>
+          <w:szCs w:val="32"/>
+        </w:rPr>
+      </w:pPr>
+    </w:p>
+    <w:p>
+      <w:pPr>
+        <w:spacing w:after="0" w:line="240" w:lineRule="auto"/>
+        <w:jc w:val="thaiDistribute"/>
+        <w:rPr>
+          <w:rFonts w:ascii="TH Sarabun New" w:hAnsi="TH Sarabun New" w:cs="TH Sarabun New"/>
+          <w:sz w:val="32"/>
+          <w:szCs w:val="32"/>
+        </w:rPr>
+      </w:pPr>
+    </w:p>
+    <w:p>
+      <w:pPr>
+        <w:spacing w:after="0" w:line="240" w:lineRule="auto"/>
+        <w:jc w:val="thaiDistribute"/>
+        <w:rPr>
+          <w:rFonts w:ascii="TH Sarabun New" w:hAnsi="TH Sarabun New" w:cs="TH Sarabun New"/>
+          <w:sz w:val="32"/>
+          <w:szCs w:val="32"/>
+        </w:rPr>
+      </w:pPr>
+    </w:p>
+    <w:p>
+      <w:pPr>
+        <w:spacing w:after="0" w:line="240" w:lineRule="auto"/>
+        <w:jc w:val="thaiDistribute"/>
+        <w:rPr>
+          <w:rFonts w:ascii="TH Sarabun New" w:hAnsi="TH Sarabun New" w:cs="TH Sarabun New"/>
+          <w:sz w:val="32"/>
+          <w:szCs w:val="32"/>
+        </w:rPr>
+      </w:pPr>
+    </w:p>
+    <w:p>
+      <w:pPr>
+        <w:spacing w:after="0" w:line="240" w:lineRule="auto"/>
+        <w:jc w:val="thaiDistribute"/>
+        <w:rPr>
+          <w:rFonts w:ascii="TH Sarabun New" w:hAnsi="TH Sarabun New" w:cs="TH Sarabun New"/>
+          <w:sz w:val="32"/>
+          <w:szCs w:val="32"/>
+        </w:rPr>
+      </w:pPr>
+    </w:p>
+    <w:p>
+      <w:pPr>
+        <w:spacing w:after="0" w:line="240" w:lineRule="auto"/>
+        <w:jc w:val="thaiDistribute"/>
+        <w:rPr>
+          <w:rFonts w:ascii="TH Sarabun New" w:hAnsi="TH Sarabun New" w:cs="TH Sarabun New"/>
+          <w:sz w:val="32"/>
+          <w:szCs w:val="32"/>
+        </w:rPr>
+      </w:pPr>
+    </w:p>
+    <w:p>
+      <w:pPr>
+        <w:spacing w:after="0" w:line="240" w:lineRule="auto"/>
+        <w:jc w:val="thaiDistribute"/>
+        <w:rPr>
+          <w:rFonts w:ascii="TH Sarabun New" w:hAnsi="TH Sarabun New" w:cs="TH Sarabun New"/>
+          <w:sz w:val="32"/>
+          <w:szCs w:val="32"/>
+        </w:rPr>
+      </w:pPr>
+    </w:p>
+    <w:p>
+      <w:pPr>
+        <w:spacing w:after="0" w:line="240" w:lineRule="auto"/>
+        <w:jc w:val="thaiDistribute"/>
+        <w:rPr>
+          <w:rFonts w:ascii="TH Sarabun New" w:hAnsi="TH Sarabun New" w:cs="TH Sarabun New"/>
+          <w:sz w:val="32"/>
+          <w:szCs w:val="32"/>
+        </w:rPr>
+      </w:pPr>
+    </w:p>
+    <w:p>
+      <w:pPr>
+        <w:spacing w:after="0" w:line="240" w:lineRule="auto"/>
+        <w:jc w:val="thaiDistribute"/>
+        <w:rPr>
+          <w:rFonts w:ascii="TH Sarabun New" w:hAnsi="TH Sarabun New" w:cs="TH Sarabun New"/>
+          <w:sz w:val="32"/>
+          <w:szCs w:val="32"/>
+        </w:rPr>
+      </w:pPr>
+    </w:p>
+    <w:p>
+      <w:pPr>
+        <w:spacing w:after="0" w:line="240" w:lineRule="auto"/>
+        <w:jc w:val="thaiDistribute"/>
+        <w:rPr>
+          <w:rFonts w:ascii="TH Sarabun New" w:hAnsi="TH Sarabun New" w:cs="TH Sarabun New"/>
+          <w:sz w:val="32"/>
+          <w:szCs w:val="32"/>
+        </w:rPr>
+      </w:pPr>
+      <w:r>
+        <w:rPr>
+          <w:rFonts w:ascii="TH Sarabun New" w:hAnsi="TH Sarabun New" w:cs="TH Sarabun New"/>
+          <w:noProof/>
           <w:color w:val="FF0000"/>
           <w:sz w:val="32"/>
           <w:szCs w:val="32"/>
-        </w:rPr>
-      </w:pPr>
-      <w:r>
-        <w:rPr>
-          <w:rFonts w:ascii="TH Sarabun New" w:hAnsi="TH Sarabun New" w:cs="TH Sarabun New"/>
+          <w:lang w:bidi="th-TH"/>
+        </w:rPr>
+        <mc:AlternateContent>
+          <mc:Choice Requires="wps">
+            <w:drawing>
+              <wp:anchor distT="0" distB="0" distL="114300" distR="114300" simplePos="0" relativeHeight="251729920" behindDoc="0" locked="0" layoutInCell="1" allowOverlap="1" wp14:anchorId="689FB623" wp14:editId="6F654995">
+                <wp:simplePos x="0" y="0"/>
+                <wp:positionH relativeFrom="column">
+                  <wp:posOffset>4667416</wp:posOffset>
+                </wp:positionH>
+                <wp:positionV relativeFrom="paragraph">
+                  <wp:posOffset>198120</wp:posOffset>
+                </wp:positionV>
+                <wp:extent cx="302149" cy="771276"/>
+                <wp:effectExtent l="0" t="0" r="0" b="0"/>
+                <wp:wrapNone/>
+                <wp:docPr id="492887865" name="Text Box 7"/>
+                <wp:cNvGraphicFramePr/>
+                <a:graphic xmlns:a="http://schemas.openxmlformats.org/drawingml/2006/main">
+                  <a:graphicData uri="http://schemas.microsoft.com/office/word/2010/wordprocessingShape">
+                    <wps:wsp>
+                      <wps:cNvSpPr txBox="1"/>
+                      <wps:spPr>
+                        <a:xfrm>
+                          <a:off x="0" y="0"/>
+                          <a:ext cx="302149" cy="771276"/>
+                        </a:xfrm>
+                        <a:prstGeom prst="rect">
+                          <a:avLst/>
+                        </a:prstGeom>
+                        <a:noFill/>
+                        <a:ln w="6350">
+                          <a:noFill/>
+                        </a:ln>
+                      </wps:spPr>
+                      <wps:txbx>
+                        <w:txbxContent>
+                          <w:p>
+                            <w:pPr>
+                              <w:rPr>
+                                <w:rFonts w:ascii="TH Sarabun New" w:hAnsi="TH Sarabun New" w:cs="TH Sarabun New" w:hint="cs"/>
+                                <w:b/>
+                                <w:bCs/>
+                                <w:color w:val="EE0000"/>
+                                <w:sz w:val="56"/>
+                                <w:szCs w:val="56"/>
+                                <w:lang w:bidi="th-TH"/>
+                              </w:rPr>
+                            </w:pPr>
+                            <w:r>
+                              <w:rPr>
+                                <w:rFonts w:ascii="TH Sarabun New" w:hAnsi="TH Sarabun New" w:cs="TH Sarabun New"/>
+                                <w:b/>
+                                <w:bCs/>
+                                <w:color w:val="EE0000"/>
+                                <w:sz w:val="56"/>
+                                <w:szCs w:val="56"/>
+                              </w:rPr>
+                              <w:t>2</w:t>
+                            </w:r>
+                          </w:p>
+                        </w:txbxContent>
+                      </wps:txbx>
+                      <wps:bodyPr rot="0" spcFirstLastPara="0" vertOverflow="overflow" horzOverflow="overflow" vert="horz" wrap="square" lIns="91440" tIns="45720" rIns="91440" bIns="45720" numCol="1" spcCol="0" rtlCol="0" fromWordArt="0" anchor="t" anchorCtr="0" forceAA="0" compatLnSpc="1">
+                        <a:prstTxWarp prst="textNoShape">
+                          <a:avLst/>
+                        </a:prstTxWarp>
+                        <a:noAutofit/>
+                      </wps:bodyPr>
+                    </wps:wsp>
+                  </a:graphicData>
+                </a:graphic>
+                <wp14:sizeRelH relativeFrom="margin">
+                  <wp14:pctWidth>0</wp14:pctWidth>
+                </wp14:sizeRelH>
+                <wp14:sizeRelV relativeFrom="margin">
+                  <wp14:pctHeight>0</wp14:pctHeight>
+                </wp14:sizeRelV>
+              </wp:anchor>
+            </w:drawing>
+          </mc:Choice>
+          <mc:Fallback>
+            <w:pict>
+              <v:shape w14:anchorId="689FB623" id="_x0000_s1041" type="#_x0000_t202" style="position:absolute;left:0;text-align:left;margin-left:367.5pt;margin-top:15.6pt;width:23.8pt;height:60.75pt;z-index:251729920;visibility:visible;mso-wrap-style:square;mso-width-percent:0;mso-height-percent:0;mso-wrap-distance-left:9pt;mso-wrap-distance-top:0;mso-wrap-distance-right:9pt;mso-wrap-distance-bottom:0;mso-position-horizontal:absolute;mso-position-horizontal-relative:text;mso-position-vertical:absolute;mso-position-vertical-relative:text;mso-width-percent:0;mso-height-percent:0;mso-width-relative:margin;mso-height-relative:margin;v-text-anchor:top" o:gfxdata="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" filled="f" stroked="f" strokeweight=".5pt">
+                <v:textbox>
+                  <w:txbxContent>
+                    <w:p>
+                      <w:pPr>
+                        <w:rPr>
+                          <w:rFonts w:ascii="TH Sarabun New" w:hAnsi="TH Sarabun New" w:cs="TH Sarabun New" w:hint="cs"/>
+                          <w:b/>
+                          <w:bCs/>
+                          <w:color w:val="EE0000"/>
+                          <w:sz w:val="56"/>
+                          <w:szCs w:val="56"/>
+                          <w:lang w:bidi="th-TH"/>
+                        </w:rPr>
+                      </w:pPr>
+                      <w:r>
+                        <w:rPr>
+                          <w:rFonts w:ascii="TH Sarabun New" w:hAnsi="TH Sarabun New" w:cs="TH Sarabun New"/>
+                          <w:b/>
+                          <w:bCs/>
+                          <w:color w:val="EE0000"/>
+                          <w:sz w:val="56"/>
+                          <w:szCs w:val="56"/>
+                        </w:rPr>
+                        <w:t>2</w:t>
+                      </w:r>
+                    </w:p>
+                  </w:txbxContent>
+                </v:textbox>
+              </v:shape>
+            </w:pict>
+          </mc:Fallback>
+        </mc:AlternateContent>
+      </w:r>
+      <w:r>
+        <w:rPr>
+          <w:rFonts w:ascii="TH Sarabun New" w:hAnsi="TH Sarabun New" w:cs="TH Sarabun New"/>
+          <w:noProof/>
           <w:color w:val="FF0000"/>
           <w:sz w:val="32"/>
           <w:szCs w:val="32"/>
-        </w:rPr>
-        <w:t xml:space="preserve">[ </w:t>
-      </w:r>
-      <w:r>
-        <w:rPr>
-          <w:rFonts w:ascii="TH Sarabun New" w:hAnsi="TH Sarabun New" w:cs="TH Sarabun New"/>
-          <w:color w:val="FF0000"/>
-          <w:sz w:val="32"/>
-          <w:szCs w:val="32"/>
-          <w:cs/>
           <w:lang w:bidi="th-TH"/>
         </w:rPr>
-        <w:t>วางภาพหน้าจอ หน้าจอสร้างงานใหม่ ]</w:t>
-      </w:r>
-    </w:p>
-    <w:p>
-      <w:pPr>
-        <w:spacing w:after="0" w:line="240" w:lineRule="auto"/>
-        <w:jc w:val="thaiDistribute"/>
-        <w:rPr>
-          <w:rFonts w:ascii="TH Sarabun New" w:hAnsi="TH Sarabun New" w:cs="TH Sarabun New"/>
-          <w:sz w:val="32"/>
-          <w:szCs w:val="32"/>
+        <mc:AlternateContent>
+          <mc:Choice Requires="wps">
+            <w:drawing>
+              <wp:anchor distT="0" distB="0" distL="114300" distR="114300" simplePos="0" relativeHeight="251727872" behindDoc="0" locked="0" layoutInCell="1" allowOverlap="1" wp14:anchorId="780B8397" wp14:editId="034C7EED">
+                <wp:simplePos x="0" y="0"/>
+                <wp:positionH relativeFrom="column">
+                  <wp:posOffset>2615509</wp:posOffset>
+                </wp:positionH>
+                <wp:positionV relativeFrom="paragraph">
+                  <wp:posOffset>4500</wp:posOffset>
+                </wp:positionV>
+                <wp:extent cx="302149" cy="771276"/>
+                <wp:effectExtent l="0" t="0" r="0" b="0"/>
+                <wp:wrapNone/>
+                <wp:docPr id="456779066" name="Text Box 7"/>
+                <wp:cNvGraphicFramePr/>
+                <a:graphic xmlns:a="http://schemas.openxmlformats.org/drawingml/2006/main">
+                  <a:graphicData uri="http://schemas.microsoft.com/office/word/2010/wordprocessingShape">
+                    <wps:wsp>
+                      <wps:cNvSpPr txBox="1"/>
+                      <wps:spPr>
+                        <a:xfrm>
+                          <a:off x="0" y="0"/>
+                          <a:ext cx="302149" cy="771276"/>
+                        </a:xfrm>
+                        <a:prstGeom prst="rect">
+                          <a:avLst/>
+                        </a:prstGeom>
+                        <a:noFill/>
+                        <a:ln w="6350">
+                          <a:noFill/>
+                        </a:ln>
+                      </wps:spPr>
+                      <wps:txbx>
+                        <w:txbxContent>
+                          <w:p>
+                            <w:pPr>
+                              <w:rPr>
+                                <w:rFonts w:ascii="TH Sarabun New" w:hAnsi="TH Sarabun New" w:cs="TH Sarabun New" w:hint="cs"/>
+                                <w:b/>
+                                <w:bCs/>
+                                <w:color w:val="EE0000"/>
+                                <w:sz w:val="56"/>
+                                <w:szCs w:val="56"/>
+                                <w:lang w:bidi="th-TH"/>
+                              </w:rPr>
+                            </w:pPr>
+                            <w:r>
+                              <w:rPr>
+                                <w:rFonts w:ascii="TH Sarabun New" w:hAnsi="TH Sarabun New" w:cs="TH Sarabun New"/>
+                                <w:b/>
+                                <w:bCs/>
+                                <w:color w:val="EE0000"/>
+                                <w:sz w:val="56"/>
+                                <w:szCs w:val="56"/>
+                              </w:rPr>
+                              <w:t>1</w:t>
+                            </w:r>
+                          </w:p>
+                        </w:txbxContent>
+                      </wps:txbx>
+                      <wps:bodyPr rot="0" spcFirstLastPara="0" vertOverflow="overflow" horzOverflow="overflow" vert="horz" wrap="square" lIns="91440" tIns="45720" rIns="91440" bIns="45720" numCol="1" spcCol="0" rtlCol="0" fromWordArt="0" anchor="t" anchorCtr="0" forceAA="0" compatLnSpc="1">
+                        <a:prstTxWarp prst="textNoShape">
+                          <a:avLst/>
+                        </a:prstTxWarp>
+                        <a:noAutofit/>
+                      </wps:bodyPr>
+                    </wps:wsp>
+                  </a:graphicData>
+                </a:graphic>
+                <wp14:sizeRelH relativeFrom="margin">
+                  <wp14:pctWidth>0</wp14:pctWidth>
+                </wp14:sizeRelH>
+                <wp14:sizeRelV relativeFrom="margin">
+                  <wp14:pctHeight>0</wp14:pctHeight>
+                </wp14:sizeRelV>
+              </wp:anchor>
+            </w:drawing>
+          </mc:Choice>
+          <mc:Fallback>
+            <w:pict>
+              <v:shape w14:anchorId="780B8397" id="_x0000_s1042" type="#_x0000_t202" style="position:absolute;left:0;text-align:left;margin-left:205.95pt;margin-top:.35pt;width:23.8pt;height:60.75pt;z-index:251727872;visibility:visible;mso-wrap-style:square;mso-width-percent:0;mso-height-percent:0;mso-wrap-distance-left:9pt;mso-wrap-distance-top:0;mso-wrap-distance-right:9pt;mso-wrap-distance-bottom:0;mso-position-horizontal:absolute;mso-position-horizontal-relative:text;mso-position-vertical:absolute;mso-position-vertical-relative:text;mso-width-percent:0;mso-height-percent:0;mso-width-relative:margin;mso-height-relative:margin;v-text-anchor:top" o:gfxdata="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" filled="f" stroked="f" strokeweight=".5pt">
+                <v:textbox>
+                  <w:txbxContent>
+                    <w:p>
+                      <w:pPr>
+                        <w:rPr>
+                          <w:rFonts w:ascii="TH Sarabun New" w:hAnsi="TH Sarabun New" w:cs="TH Sarabun New" w:hint="cs"/>
+                          <w:b/>
+                          <w:bCs/>
+                          <w:color w:val="EE0000"/>
+                          <w:sz w:val="56"/>
+                          <w:szCs w:val="56"/>
+                          <w:lang w:bidi="th-TH"/>
+                        </w:rPr>
+                      </w:pPr>
+                      <w:r>
+                        <w:rPr>
+                          <w:rFonts w:ascii="TH Sarabun New" w:hAnsi="TH Sarabun New" w:cs="TH Sarabun New"/>
+                          <w:b/>
+                          <w:bCs/>
+                          <w:color w:val="EE0000"/>
+                          <w:sz w:val="56"/>
+                          <w:szCs w:val="56"/>
+                        </w:rPr>
+                        <w:t>1</w:t>
+                      </w:r>
+                    </w:p>
+                  </w:txbxContent>
+                </v:textbox>
+              </v:shape>
+            </w:pict>
+          </mc:Fallback>
+        </mc:AlternateContent>
+      </w:r>
+    </w:p>
+    <w:p>
+      <w:pPr>
+        <w:spacing w:after="0" w:line="240" w:lineRule="auto"/>
+        <w:jc w:val="thaiDistribute"/>
+        <w:rPr>
+          <w:rFonts w:ascii="TH Sarabun New" w:hAnsi="TH Sarabun New" w:cs="TH Sarabun New"/>
+          <w:sz w:val="32"/>
+          <w:szCs w:val="32"/>
+        </w:rPr>
+      </w:pPr>
+    </w:p>
+    <w:p>
+      <w:pPr>
+        <w:spacing w:after="0" w:line="240" w:lineRule="auto"/>
+        <w:jc w:val="thaiDistribute"/>
+        <w:rPr>
+          <w:rFonts w:ascii="TH Sarabun New" w:hAnsi="TH Sarabun New" w:cs="TH Sarabun New"/>
+          <w:sz w:val="32"/>
+          <w:szCs w:val="32"/>
+        </w:rPr>
+      </w:pPr>
+    </w:p>
+    <w:p>
+      <w:pPr>
+        <w:spacing w:after="0" w:line="240" w:lineRule="auto"/>
+        <w:jc w:val="thaiDistribute"/>
+        <w:rPr>
+          <w:rFonts w:ascii="TH Sarabun New" w:hAnsi="TH Sarabun New" w:cs="TH Sarabun New"/>
+          <w:sz w:val="32"/>
+          <w:szCs w:val="32"/>
+        </w:rPr>
+      </w:pPr>
+    </w:p>
+    <w:p>
+      <w:pPr>
+        <w:spacing w:after="0" w:line="240" w:lineRule="auto"/>
+        <w:jc w:val="thaiDistribute"/>
+        <w:rPr>
+          <w:rFonts w:ascii="TH Sarabun New" w:hAnsi="TH Sarabun New" w:cs="TH Sarabun New"/>
+          <w:sz w:val="32"/>
+          <w:szCs w:val="32"/>
+          <w:lang w:bidi="th-TH"/>
+        </w:rPr>
+      </w:pPr>
+    </w:p>
+    <w:p>
+      <w:pPr>
+        <w:spacing w:after="0" w:line="240" w:lineRule="auto"/>
+        <w:jc w:val="thaiDistribute"/>
+        <w:rPr>
+          <w:rFonts w:ascii="TH Sarabun New" w:hAnsi="TH Sarabun New" w:cs="TH Sarabun New" w:hint="cs"/>
+          <w:sz w:val="32"/>
+          <w:szCs w:val="32"/>
+          <w:lang w:bidi="th-TH"/>
         </w:rPr>
       </w:pPr>
     </w:p>
@@ -4842,6 +10080,7 @@
           <w:sz w:val="32"/>
           <w:szCs w:val="32"/>
         </w:rPr>
+        <w:lastRenderedPageBreak/>
         <w:t>5.3</w:t>
       </w:r>
       <w:r>
@@ -4890,7 +10129,6 @@
           <w:cs/>
           <w:lang w:bidi="th-TH"/>
         </w:rPr>
-        <w:lastRenderedPageBreak/>
         <w:t>แตะที่เมนู งานที่สร้าง</w:t>
       </w:r>
       <w:r>
@@ -4993,8 +10231,388 @@
           <w:cs/>
           <w:lang w:bidi="th-TH"/>
         </w:rPr>
-        <w:t>วางภาพหน้าจอ หน้าจองานที่สร้าง ]</w:t>
-      </w:r>
+        <w:t xml:space="preserve">วางภาพหน้าจอ </w:t>
+      </w:r>
+      <w:proofErr w:type="gramStart"/>
+      <w:r>
+        <w:rPr>
+          <w:rFonts w:ascii="TH Sarabun New" w:hAnsi="TH Sarabun New" w:cs="TH Sarabun New"/>
+          <w:color w:val="FF0000"/>
+          <w:sz w:val="32"/>
+          <w:szCs w:val="32"/>
+          <w:cs/>
+          <w:lang w:bidi="th-TH"/>
+        </w:rPr>
+        <w:t>หน้าจองานที่สร้าง ]</w:t>
+      </w:r>
+      <w:proofErr w:type="gramEnd"/>
+    </w:p>
+    <w:p>
+      <w:pPr>
+        <w:spacing w:after="0" w:line="240" w:lineRule="auto"/>
+        <w:jc w:val="thaiDistribute"/>
+        <w:rPr>
+          <w:rFonts w:ascii="TH Sarabun New" w:hAnsi="TH Sarabun New" w:cs="TH Sarabun New"/>
+          <w:sz w:val="32"/>
+          <w:szCs w:val="32"/>
+        </w:rPr>
+      </w:pPr>
+      <w:r>
+        <w:rPr>
+          <w:rFonts w:ascii="TH Sarabun New" w:hAnsi="TH Sarabun New" w:cs="TH Sarabun New"/>
+          <w:sz w:val="32"/>
+          <w:szCs w:val="32"/>
+        </w:rPr>
+        <w:drawing>
+          <wp:anchor distT="0" distB="0" distL="114300" distR="114300" simplePos="0" relativeHeight="251716608" behindDoc="1" locked="0" layoutInCell="1" allowOverlap="1" wp14:anchorId="1BFE1992" wp14:editId="7BBC7623">
+            <wp:simplePos x="0" y="0"/>
+            <wp:positionH relativeFrom="margin">
+              <wp:align>right</wp:align>
+            </wp:positionH>
+            <wp:positionV relativeFrom="paragraph">
+              <wp:posOffset>10697</wp:posOffset>
+            </wp:positionV>
+            <wp:extent cx="2893778" cy="6495214"/>
+            <wp:effectExtent l="0" t="0" r="1905" b="1270"/>
+            <wp:wrapNone/>
+            <wp:docPr id="964224777" name="Picture 1"/>
+            <wp:cNvGraphicFramePr>
+              <a:graphicFrameLocks xmlns:a="http://schemas.openxmlformats.org/drawingml/2006/main" noChangeAspect="1"/>
+            </wp:cNvGraphicFramePr>
+            <a:graphic xmlns:a="http://schemas.openxmlformats.org/drawingml/2006/main">
+              <a:graphicData uri="http://schemas.openxmlformats.org/drawingml/2006/picture">
+                <pic:pic xmlns:pic="http://schemas.openxmlformats.org/drawingml/2006/picture">
+                  <pic:nvPicPr>
+                    <pic:cNvPr id="964224777" name=""/>
+                    <pic:cNvPicPr/>
+                  </pic:nvPicPr>
+                  <pic:blipFill>
+                    <a:blip r:embed="rId28"/>
+                    <a:stretch>
+                      <a:fillRect/>
+                    </a:stretch>
+                  </pic:blipFill>
+                  <pic:spPr>
+                    <a:xfrm>
+                      <a:off x="0" y="0"/>
+                      <a:ext cx="2893778" cy="6495214"/>
+                    </a:xfrm>
+                    <a:prstGeom prst="rect">
+                      <a:avLst/>
+                    </a:prstGeom>
+                  </pic:spPr>
+                </pic:pic>
+              </a:graphicData>
+            </a:graphic>
+            <wp14:sizeRelH relativeFrom="margin">
+              <wp14:pctWidth>0</wp14:pctWidth>
+            </wp14:sizeRelH>
+            <wp14:sizeRelV relativeFrom="margin">
+              <wp14:pctHeight>0</wp14:pctHeight>
+            </wp14:sizeRelV>
+          </wp:anchor>
+        </w:drawing>
+      </w:r>
+      <w:r>
+        <w:rPr>
+          <w:rFonts w:ascii="TH Sarabun New" w:hAnsi="TH Sarabun New" w:cs="TH Sarabun New"/>
+          <w:sz w:val="32"/>
+          <w:szCs w:val="32"/>
+        </w:rPr>
+        <w:drawing>
+          <wp:anchor distT="0" distB="0" distL="114300" distR="114300" simplePos="0" relativeHeight="251715584" behindDoc="1" locked="0" layoutInCell="1" allowOverlap="1" wp14:anchorId="014280F4" wp14:editId="283FB20D">
+            <wp:simplePos x="0" y="0"/>
+            <wp:positionH relativeFrom="margin">
+              <wp:align>left</wp:align>
+            </wp:positionH>
+            <wp:positionV relativeFrom="paragraph">
+              <wp:posOffset>21188</wp:posOffset>
+            </wp:positionV>
+            <wp:extent cx="2894275" cy="6505342"/>
+            <wp:effectExtent l="0" t="0" r="1905" b="0"/>
+            <wp:wrapNone/>
+            <wp:docPr id="1396599883" name="Picture 1"/>
+            <wp:cNvGraphicFramePr>
+              <a:graphicFrameLocks xmlns:a="http://schemas.openxmlformats.org/drawingml/2006/main" noChangeAspect="1"/>
+            </wp:cNvGraphicFramePr>
+            <a:graphic xmlns:a="http://schemas.openxmlformats.org/drawingml/2006/main">
+              <a:graphicData uri="http://schemas.openxmlformats.org/drawingml/2006/picture">
+                <pic:pic xmlns:pic="http://schemas.openxmlformats.org/drawingml/2006/picture">
+                  <pic:nvPicPr>
+                    <pic:cNvPr id="1396599883" name=""/>
+                    <pic:cNvPicPr/>
+                  </pic:nvPicPr>
+                  <pic:blipFill>
+                    <a:blip r:embed="rId29"/>
+                    <a:stretch>
+                      <a:fillRect/>
+                    </a:stretch>
+                  </pic:blipFill>
+                  <pic:spPr>
+                    <a:xfrm>
+                      <a:off x="0" y="0"/>
+                      <a:ext cx="2894275" cy="6505342"/>
+                    </a:xfrm>
+                    <a:prstGeom prst="rect">
+                      <a:avLst/>
+                    </a:prstGeom>
+                  </pic:spPr>
+                </pic:pic>
+              </a:graphicData>
+            </a:graphic>
+            <wp14:sizeRelH relativeFrom="margin">
+              <wp14:pctWidth>0</wp14:pctWidth>
+            </wp14:sizeRelH>
+            <wp14:sizeRelV relativeFrom="margin">
+              <wp14:pctHeight>0</wp14:pctHeight>
+            </wp14:sizeRelV>
+          </wp:anchor>
+        </w:drawing>
+      </w:r>
+    </w:p>
+    <w:p>
+      <w:pPr>
+        <w:spacing w:after="0" w:line="240" w:lineRule="auto"/>
+        <w:jc w:val="thaiDistribute"/>
+        <w:rPr>
+          <w:rFonts w:ascii="TH Sarabun New" w:hAnsi="TH Sarabun New" w:cs="TH Sarabun New"/>
+          <w:sz w:val="32"/>
+          <w:szCs w:val="32"/>
+        </w:rPr>
+      </w:pPr>
+    </w:p>
+    <w:p>
+      <w:pPr>
+        <w:spacing w:after="0" w:line="240" w:lineRule="auto"/>
+        <w:jc w:val="thaiDistribute"/>
+        <w:rPr>
+          <w:rFonts w:ascii="TH Sarabun New" w:hAnsi="TH Sarabun New" w:cs="TH Sarabun New"/>
+          <w:sz w:val="32"/>
+          <w:szCs w:val="32"/>
+        </w:rPr>
+      </w:pPr>
+    </w:p>
+    <w:p>
+      <w:pPr>
+        <w:spacing w:after="0" w:line="240" w:lineRule="auto"/>
+        <w:jc w:val="thaiDistribute"/>
+        <w:rPr>
+          <w:rFonts w:ascii="TH Sarabun New" w:hAnsi="TH Sarabun New" w:cs="TH Sarabun New"/>
+          <w:sz w:val="32"/>
+          <w:szCs w:val="32"/>
+        </w:rPr>
+      </w:pPr>
+    </w:p>
+    <w:p>
+      <w:pPr>
+        <w:spacing w:after="0" w:line="240" w:lineRule="auto"/>
+        <w:jc w:val="thaiDistribute"/>
+        <w:rPr>
+          <w:rFonts w:ascii="TH Sarabun New" w:hAnsi="TH Sarabun New" w:cs="TH Sarabun New"/>
+          <w:sz w:val="32"/>
+          <w:szCs w:val="32"/>
+        </w:rPr>
+      </w:pPr>
+    </w:p>
+    <w:p>
+      <w:pPr>
+        <w:spacing w:after="0" w:line="240" w:lineRule="auto"/>
+        <w:jc w:val="thaiDistribute"/>
+        <w:rPr>
+          <w:rFonts w:ascii="TH Sarabun New" w:hAnsi="TH Sarabun New" w:cs="TH Sarabun New"/>
+          <w:sz w:val="32"/>
+          <w:szCs w:val="32"/>
+        </w:rPr>
+      </w:pPr>
+    </w:p>
+    <w:p>
+      <w:pPr>
+        <w:spacing w:after="0" w:line="240" w:lineRule="auto"/>
+        <w:jc w:val="thaiDistribute"/>
+        <w:rPr>
+          <w:rFonts w:ascii="TH Sarabun New" w:hAnsi="TH Sarabun New" w:cs="TH Sarabun New"/>
+          <w:sz w:val="32"/>
+          <w:szCs w:val="32"/>
+        </w:rPr>
+      </w:pPr>
+    </w:p>
+    <w:p>
+      <w:pPr>
+        <w:spacing w:after="0" w:line="240" w:lineRule="auto"/>
+        <w:jc w:val="thaiDistribute"/>
+        <w:rPr>
+          <w:rFonts w:ascii="TH Sarabun New" w:hAnsi="TH Sarabun New" w:cs="TH Sarabun New"/>
+          <w:sz w:val="32"/>
+          <w:szCs w:val="32"/>
+        </w:rPr>
+      </w:pPr>
+    </w:p>
+    <w:p>
+      <w:pPr>
+        <w:spacing w:after="0" w:line="240" w:lineRule="auto"/>
+        <w:jc w:val="thaiDistribute"/>
+        <w:rPr>
+          <w:rFonts w:ascii="TH Sarabun New" w:hAnsi="TH Sarabun New" w:cs="TH Sarabun New"/>
+          <w:sz w:val="32"/>
+          <w:szCs w:val="32"/>
+        </w:rPr>
+      </w:pPr>
+    </w:p>
+    <w:p>
+      <w:pPr>
+        <w:spacing w:after="0" w:line="240" w:lineRule="auto"/>
+        <w:jc w:val="thaiDistribute"/>
+        <w:rPr>
+          <w:rFonts w:ascii="TH Sarabun New" w:hAnsi="TH Sarabun New" w:cs="TH Sarabun New"/>
+          <w:sz w:val="32"/>
+          <w:szCs w:val="32"/>
+        </w:rPr>
+      </w:pPr>
+    </w:p>
+    <w:p>
+      <w:pPr>
+        <w:spacing w:after="0" w:line="240" w:lineRule="auto"/>
+        <w:jc w:val="thaiDistribute"/>
+        <w:rPr>
+          <w:rFonts w:ascii="TH Sarabun New" w:hAnsi="TH Sarabun New" w:cs="TH Sarabun New"/>
+          <w:sz w:val="32"/>
+          <w:szCs w:val="32"/>
+        </w:rPr>
+      </w:pPr>
+    </w:p>
+    <w:p>
+      <w:pPr>
+        <w:spacing w:after="0" w:line="240" w:lineRule="auto"/>
+        <w:jc w:val="thaiDistribute"/>
+        <w:rPr>
+          <w:rFonts w:ascii="TH Sarabun New" w:hAnsi="TH Sarabun New" w:cs="TH Sarabun New"/>
+          <w:sz w:val="32"/>
+          <w:szCs w:val="32"/>
+        </w:rPr>
+      </w:pPr>
+    </w:p>
+    <w:p>
+      <w:pPr>
+        <w:spacing w:after="0" w:line="240" w:lineRule="auto"/>
+        <w:jc w:val="thaiDistribute"/>
+        <w:rPr>
+          <w:rFonts w:ascii="TH Sarabun New" w:hAnsi="TH Sarabun New" w:cs="TH Sarabun New"/>
+          <w:sz w:val="32"/>
+          <w:szCs w:val="32"/>
+        </w:rPr>
+      </w:pPr>
+    </w:p>
+    <w:p>
+      <w:pPr>
+        <w:spacing w:after="0" w:line="240" w:lineRule="auto"/>
+        <w:jc w:val="thaiDistribute"/>
+        <w:rPr>
+          <w:rFonts w:ascii="TH Sarabun New" w:hAnsi="TH Sarabun New" w:cs="TH Sarabun New"/>
+          <w:sz w:val="32"/>
+          <w:szCs w:val="32"/>
+        </w:rPr>
+      </w:pPr>
+    </w:p>
+    <w:p>
+      <w:pPr>
+        <w:spacing w:after="0" w:line="240" w:lineRule="auto"/>
+        <w:jc w:val="thaiDistribute"/>
+        <w:rPr>
+          <w:rFonts w:ascii="TH Sarabun New" w:hAnsi="TH Sarabun New" w:cs="TH Sarabun New"/>
+          <w:sz w:val="32"/>
+          <w:szCs w:val="32"/>
+        </w:rPr>
+      </w:pPr>
+    </w:p>
+    <w:p>
+      <w:pPr>
+        <w:spacing w:after="0" w:line="240" w:lineRule="auto"/>
+        <w:jc w:val="thaiDistribute"/>
+        <w:rPr>
+          <w:rFonts w:ascii="TH Sarabun New" w:hAnsi="TH Sarabun New" w:cs="TH Sarabun New"/>
+          <w:sz w:val="32"/>
+          <w:szCs w:val="32"/>
+        </w:rPr>
+      </w:pPr>
+    </w:p>
+    <w:p>
+      <w:pPr>
+        <w:spacing w:after="0" w:line="240" w:lineRule="auto"/>
+        <w:jc w:val="thaiDistribute"/>
+        <w:rPr>
+          <w:rFonts w:ascii="TH Sarabun New" w:hAnsi="TH Sarabun New" w:cs="TH Sarabun New"/>
+          <w:sz w:val="32"/>
+          <w:szCs w:val="32"/>
+        </w:rPr>
+      </w:pPr>
+    </w:p>
+    <w:p>
+      <w:pPr>
+        <w:spacing w:after="0" w:line="240" w:lineRule="auto"/>
+        <w:jc w:val="thaiDistribute"/>
+        <w:rPr>
+          <w:rFonts w:ascii="TH Sarabun New" w:hAnsi="TH Sarabun New" w:cs="TH Sarabun New"/>
+          <w:sz w:val="32"/>
+          <w:szCs w:val="32"/>
+        </w:rPr>
+      </w:pPr>
+    </w:p>
+    <w:p>
+      <w:pPr>
+        <w:spacing w:after="0" w:line="240" w:lineRule="auto"/>
+        <w:jc w:val="thaiDistribute"/>
+        <w:rPr>
+          <w:rFonts w:ascii="TH Sarabun New" w:hAnsi="TH Sarabun New" w:cs="TH Sarabun New"/>
+          <w:sz w:val="32"/>
+          <w:szCs w:val="32"/>
+        </w:rPr>
+      </w:pPr>
+    </w:p>
+    <w:p>
+      <w:pPr>
+        <w:spacing w:after="0" w:line="240" w:lineRule="auto"/>
+        <w:jc w:val="thaiDistribute"/>
+        <w:rPr>
+          <w:rFonts w:ascii="TH Sarabun New" w:hAnsi="TH Sarabun New" w:cs="TH Sarabun New"/>
+          <w:sz w:val="32"/>
+          <w:szCs w:val="32"/>
+        </w:rPr>
+      </w:pPr>
+    </w:p>
+    <w:p>
+      <w:pPr>
+        <w:spacing w:after="0" w:line="240" w:lineRule="auto"/>
+        <w:jc w:val="thaiDistribute"/>
+        <w:rPr>
+          <w:rFonts w:ascii="TH Sarabun New" w:hAnsi="TH Sarabun New" w:cs="TH Sarabun New"/>
+          <w:sz w:val="32"/>
+          <w:szCs w:val="32"/>
+        </w:rPr>
+      </w:pPr>
+    </w:p>
+    <w:p>
+      <w:pPr>
+        <w:spacing w:after="0" w:line="240" w:lineRule="auto"/>
+        <w:jc w:val="thaiDistribute"/>
+        <w:rPr>
+          <w:rFonts w:ascii="TH Sarabun New" w:hAnsi="TH Sarabun New" w:cs="TH Sarabun New"/>
+          <w:sz w:val="32"/>
+          <w:szCs w:val="32"/>
+          <w:lang w:bidi="th-TH"/>
+        </w:rPr>
+      </w:pPr>
+    </w:p>
+    <w:p>
+      <w:pPr>
+        <w:spacing w:after="0" w:line="240" w:lineRule="auto"/>
+        <w:jc w:val="thaiDistribute"/>
+        <w:rPr>
+          <w:rFonts w:ascii="TH Sarabun New" w:hAnsi="TH Sarabun New" w:cs="TH Sarabun New" w:hint="cs"/>
+          <w:sz w:val="32"/>
+          <w:szCs w:val="32"/>
+          <w:lang w:bidi="th-TH"/>
+        </w:rPr>
+      </w:pPr>
     </w:p>
     <w:p>
       <w:pPr>
@@ -5028,6 +10646,7 @@
           <w:sz w:val="32"/>
           <w:szCs w:val="32"/>
         </w:rPr>
+        <w:lastRenderedPageBreak/>
         <w:t>5.4</w:t>
       </w:r>
       <w:r>
@@ -5222,51 +10841,788 @@
     <w:p>
       <w:pPr>
         <w:spacing w:after="0" w:line="240" w:lineRule="auto"/>
-        <w:jc w:val="center"/>
-        <w:rPr>
-          <w:rFonts w:ascii="TH Sarabun New" w:hAnsi="TH Sarabun New" w:cs="TH Sarabun New"/>
+        <w:jc w:val="thaiDistribute"/>
+        <w:rPr>
+          <w:rFonts w:ascii="TH Sarabun New" w:hAnsi="TH Sarabun New" w:cs="TH Sarabun New"/>
+          <w:sz w:val="32"/>
+          <w:szCs w:val="32"/>
+        </w:rPr>
+      </w:pPr>
+      <w:r>
+        <w:rPr>
+          <w:rFonts w:ascii="TH Sarabun New" w:hAnsi="TH Sarabun New" w:cs="TH Sarabun New"/>
+          <w:sz w:val="32"/>
+          <w:szCs w:val="32"/>
+        </w:rPr>
+        <w:drawing>
+          <wp:anchor distT="0" distB="0" distL="114300" distR="114300" simplePos="0" relativeHeight="251718656" behindDoc="1" locked="0" layoutInCell="1" allowOverlap="1" wp14:anchorId="5A2D3101" wp14:editId="5702FE43">
+            <wp:simplePos x="0" y="0"/>
+            <wp:positionH relativeFrom="margin">
+              <wp:posOffset>3021495</wp:posOffset>
+            </wp:positionH>
+            <wp:positionV relativeFrom="paragraph">
+              <wp:posOffset>126960</wp:posOffset>
+            </wp:positionV>
+            <wp:extent cx="2790907" cy="6361266"/>
+            <wp:effectExtent l="0" t="0" r="0" b="1905"/>
+            <wp:wrapNone/>
+            <wp:docPr id="302966072" name="Picture 1"/>
+            <wp:cNvGraphicFramePr>
+              <a:graphicFrameLocks xmlns:a="http://schemas.openxmlformats.org/drawingml/2006/main" noChangeAspect="1"/>
+            </wp:cNvGraphicFramePr>
+            <a:graphic xmlns:a="http://schemas.openxmlformats.org/drawingml/2006/main">
+              <a:graphicData uri="http://schemas.openxmlformats.org/drawingml/2006/picture">
+                <pic:pic xmlns:pic="http://schemas.openxmlformats.org/drawingml/2006/picture">
+                  <pic:nvPicPr>
+                    <pic:cNvPr id="302966072" name=""/>
+                    <pic:cNvPicPr/>
+                  </pic:nvPicPr>
+                  <pic:blipFill>
+                    <a:blip r:embed="rId30"/>
+                    <a:stretch>
+                      <a:fillRect/>
+                    </a:stretch>
+                  </pic:blipFill>
+                  <pic:spPr>
+                    <a:xfrm>
+                      <a:off x="0" y="0"/>
+                      <a:ext cx="2793677" cy="6367579"/>
+                    </a:xfrm>
+                    <a:prstGeom prst="rect">
+                      <a:avLst/>
+                    </a:prstGeom>
+                  </pic:spPr>
+                </pic:pic>
+              </a:graphicData>
+            </a:graphic>
+            <wp14:sizeRelH relativeFrom="margin">
+              <wp14:pctWidth>0</wp14:pctWidth>
+            </wp14:sizeRelH>
+            <wp14:sizeRelV relativeFrom="margin">
+              <wp14:pctHeight>0</wp14:pctHeight>
+            </wp14:sizeRelV>
+          </wp:anchor>
+        </w:drawing>
+      </w:r>
+      <w:r>
+        <w:rPr>
+          <w:rFonts w:ascii="TH Sarabun New" w:hAnsi="TH Sarabun New" w:cs="TH Sarabun New"/>
+          <w:sz w:val="32"/>
+          <w:szCs w:val="32"/>
+        </w:rPr>
+        <w:drawing>
+          <wp:anchor distT="0" distB="0" distL="114300" distR="114300" simplePos="0" relativeHeight="251717632" behindDoc="1" locked="0" layoutInCell="1" allowOverlap="1" wp14:anchorId="44ECF6B7" wp14:editId="7B399978">
+            <wp:simplePos x="0" y="0"/>
+            <wp:positionH relativeFrom="margin">
+              <wp:align>left</wp:align>
+            </wp:positionH>
+            <wp:positionV relativeFrom="paragraph">
+              <wp:posOffset>122914</wp:posOffset>
+            </wp:positionV>
+            <wp:extent cx="2818945" cy="6376946"/>
+            <wp:effectExtent l="0" t="0" r="635" b="5080"/>
+            <wp:wrapNone/>
+            <wp:docPr id="2018225121" name="Picture 1"/>
+            <wp:cNvGraphicFramePr>
+              <a:graphicFrameLocks xmlns:a="http://schemas.openxmlformats.org/drawingml/2006/main" noChangeAspect="1"/>
+            </wp:cNvGraphicFramePr>
+            <a:graphic xmlns:a="http://schemas.openxmlformats.org/drawingml/2006/main">
+              <a:graphicData uri="http://schemas.openxmlformats.org/drawingml/2006/picture">
+                <pic:pic xmlns:pic="http://schemas.openxmlformats.org/drawingml/2006/picture">
+                  <pic:nvPicPr>
+                    <pic:cNvPr id="2018225121" name=""/>
+                    <pic:cNvPicPr/>
+                  </pic:nvPicPr>
+                  <pic:blipFill>
+                    <a:blip r:embed="rId31"/>
+                    <a:stretch>
+                      <a:fillRect/>
+                    </a:stretch>
+                  </pic:blipFill>
+                  <pic:spPr>
+                    <a:xfrm>
+                      <a:off x="0" y="0"/>
+                      <a:ext cx="2818945" cy="6376946"/>
+                    </a:xfrm>
+                    <a:prstGeom prst="rect">
+                      <a:avLst/>
+                    </a:prstGeom>
+                  </pic:spPr>
+                </pic:pic>
+              </a:graphicData>
+            </a:graphic>
+            <wp14:sizeRelH relativeFrom="margin">
+              <wp14:pctWidth>0</wp14:pctWidth>
+            </wp14:sizeRelH>
+            <wp14:sizeRelV relativeFrom="margin">
+              <wp14:pctHeight>0</wp14:pctHeight>
+            </wp14:sizeRelV>
+          </wp:anchor>
+        </w:drawing>
+      </w:r>
+    </w:p>
+    <w:p>
+      <w:pPr>
+        <w:spacing w:after="0" w:line="240" w:lineRule="auto"/>
+        <w:jc w:val="thaiDistribute"/>
+        <w:rPr>
+          <w:rFonts w:ascii="TH Sarabun New" w:hAnsi="TH Sarabun New" w:cs="TH Sarabun New"/>
+          <w:sz w:val="32"/>
+          <w:szCs w:val="32"/>
+        </w:rPr>
+      </w:pPr>
+    </w:p>
+    <w:p>
+      <w:pPr>
+        <w:spacing w:after="0" w:line="240" w:lineRule="auto"/>
+        <w:jc w:val="thaiDistribute"/>
+        <w:rPr>
+          <w:rFonts w:ascii="TH Sarabun New" w:hAnsi="TH Sarabun New" w:cs="TH Sarabun New"/>
+          <w:sz w:val="32"/>
+          <w:szCs w:val="32"/>
+        </w:rPr>
+      </w:pPr>
+    </w:p>
+    <w:p>
+      <w:pPr>
+        <w:spacing w:after="0" w:line="240" w:lineRule="auto"/>
+        <w:jc w:val="thaiDistribute"/>
+        <w:rPr>
+          <w:rFonts w:ascii="TH Sarabun New" w:hAnsi="TH Sarabun New" w:cs="TH Sarabun New"/>
+          <w:sz w:val="32"/>
+          <w:szCs w:val="32"/>
+        </w:rPr>
+      </w:pPr>
+    </w:p>
+    <w:p>
+      <w:pPr>
+        <w:spacing w:after="0" w:line="240" w:lineRule="auto"/>
+        <w:jc w:val="thaiDistribute"/>
+        <w:rPr>
+          <w:rFonts w:ascii="TH Sarabun New" w:hAnsi="TH Sarabun New" w:cs="TH Sarabun New"/>
+          <w:sz w:val="32"/>
+          <w:szCs w:val="32"/>
+        </w:rPr>
+      </w:pPr>
+    </w:p>
+    <w:p>
+      <w:pPr>
+        <w:spacing w:after="0" w:line="240" w:lineRule="auto"/>
+        <w:jc w:val="thaiDistribute"/>
+        <w:rPr>
+          <w:rFonts w:ascii="TH Sarabun New" w:hAnsi="TH Sarabun New" w:cs="TH Sarabun New"/>
+          <w:sz w:val="32"/>
+          <w:szCs w:val="32"/>
+        </w:rPr>
+      </w:pPr>
+      <w:r>
+        <w:rPr>
+          <w:rFonts w:ascii="TH Sarabun New" w:hAnsi="TH Sarabun New" w:cs="TH Sarabun New"/>
+          <w:noProof/>
           <w:color w:val="FF0000"/>
           <w:sz w:val="32"/>
           <w:szCs w:val="32"/>
-        </w:rPr>
-      </w:pPr>
-      <w:r>
-        <w:rPr>
-          <w:rFonts w:ascii="TH Sarabun New" w:hAnsi="TH Sarabun New" w:cs="TH Sarabun New"/>
+          <w:lang w:bidi="th-TH"/>
+        </w:rPr>
+        <mc:AlternateContent>
+          <mc:Choice Requires="wps">
+            <w:drawing>
+              <wp:anchor distT="0" distB="0" distL="114300" distR="114300" simplePos="0" relativeHeight="251734016" behindDoc="0" locked="0" layoutInCell="1" allowOverlap="1" wp14:anchorId="0383D4CF" wp14:editId="421393AA">
+                <wp:simplePos x="0" y="0"/>
+                <wp:positionH relativeFrom="column">
+                  <wp:posOffset>2162754</wp:posOffset>
+                </wp:positionH>
+                <wp:positionV relativeFrom="paragraph">
+                  <wp:posOffset>11044</wp:posOffset>
+                </wp:positionV>
+                <wp:extent cx="302149" cy="771276"/>
+                <wp:effectExtent l="0" t="0" r="0" b="0"/>
+                <wp:wrapNone/>
+                <wp:docPr id="936689673" name="Text Box 7"/>
+                <wp:cNvGraphicFramePr/>
+                <a:graphic xmlns:a="http://schemas.openxmlformats.org/drawingml/2006/main">
+                  <a:graphicData uri="http://schemas.microsoft.com/office/word/2010/wordprocessingShape">
+                    <wps:wsp>
+                      <wps:cNvSpPr txBox="1"/>
+                      <wps:spPr>
+                        <a:xfrm>
+                          <a:off x="0" y="0"/>
+                          <a:ext cx="302149" cy="771276"/>
+                        </a:xfrm>
+                        <a:prstGeom prst="rect">
+                          <a:avLst/>
+                        </a:prstGeom>
+                        <a:noFill/>
+                        <a:ln w="6350">
+                          <a:noFill/>
+                        </a:ln>
+                      </wps:spPr>
+                      <wps:txbx>
+                        <w:txbxContent>
+                          <w:p>
+                            <w:pPr>
+                              <w:rPr>
+                                <w:rFonts w:ascii="TH Sarabun New" w:hAnsi="TH Sarabun New" w:cs="TH Sarabun New" w:hint="cs"/>
+                                <w:b/>
+                                <w:bCs/>
+                                <w:color w:val="EE0000"/>
+                                <w:sz w:val="56"/>
+                                <w:szCs w:val="56"/>
+                                <w:lang w:bidi="th-TH"/>
+                              </w:rPr>
+                            </w:pPr>
+                            <w:r>
+                              <w:rPr>
+                                <w:rFonts w:ascii="TH Sarabun New" w:hAnsi="TH Sarabun New" w:cs="TH Sarabun New"/>
+                                <w:b/>
+                                <w:bCs/>
+                                <w:color w:val="EE0000"/>
+                                <w:sz w:val="56"/>
+                                <w:szCs w:val="56"/>
+                              </w:rPr>
+                              <w:t>2</w:t>
+                            </w:r>
+                          </w:p>
+                        </w:txbxContent>
+                      </wps:txbx>
+                      <wps:bodyPr rot="0" spcFirstLastPara="0" vertOverflow="overflow" horzOverflow="overflow" vert="horz" wrap="square" lIns="91440" tIns="45720" rIns="91440" bIns="45720" numCol="1" spcCol="0" rtlCol="0" fromWordArt="0" anchor="t" anchorCtr="0" forceAA="0" compatLnSpc="1">
+                        <a:prstTxWarp prst="textNoShape">
+                          <a:avLst/>
+                        </a:prstTxWarp>
+                        <a:noAutofit/>
+                      </wps:bodyPr>
+                    </wps:wsp>
+                  </a:graphicData>
+                </a:graphic>
+                <wp14:sizeRelH relativeFrom="margin">
+                  <wp14:pctWidth>0</wp14:pctWidth>
+                </wp14:sizeRelH>
+                <wp14:sizeRelV relativeFrom="margin">
+                  <wp14:pctHeight>0</wp14:pctHeight>
+                </wp14:sizeRelV>
+              </wp:anchor>
+            </w:drawing>
+          </mc:Choice>
+          <mc:Fallback>
+            <w:pict>
+              <v:shape w14:anchorId="0383D4CF" id="_x0000_s1043" type="#_x0000_t202" style="position:absolute;left:0;text-align:left;margin-left:170.3pt;margin-top:.85pt;width:23.8pt;height:60.75pt;z-index:251734016;visibility:visible;mso-wrap-style:square;mso-width-percent:0;mso-height-percent:0;mso-wrap-distance-left:9pt;mso-wrap-distance-top:0;mso-wrap-distance-right:9pt;mso-wrap-distance-bottom:0;mso-position-horizontal:absolute;mso-position-horizontal-relative:text;mso-position-vertical:absolute;mso-position-vertical-relative:text;mso-width-percent:0;mso-height-percent:0;mso-width-relative:margin;mso-height-relative:margin;v-text-anchor:top" o:gfxdata="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" filled="f" stroked="f" strokeweight=".5pt">
+                <v:textbox>
+                  <w:txbxContent>
+                    <w:p>
+                      <w:pPr>
+                        <w:rPr>
+                          <w:rFonts w:ascii="TH Sarabun New" w:hAnsi="TH Sarabun New" w:cs="TH Sarabun New" w:hint="cs"/>
+                          <w:b/>
+                          <w:bCs/>
+                          <w:color w:val="EE0000"/>
+                          <w:sz w:val="56"/>
+                          <w:szCs w:val="56"/>
+                          <w:lang w:bidi="th-TH"/>
+                        </w:rPr>
+                      </w:pPr>
+                      <w:r>
+                        <w:rPr>
+                          <w:rFonts w:ascii="TH Sarabun New" w:hAnsi="TH Sarabun New" w:cs="TH Sarabun New"/>
+                          <w:b/>
+                          <w:bCs/>
+                          <w:color w:val="EE0000"/>
+                          <w:sz w:val="56"/>
+                          <w:szCs w:val="56"/>
+                        </w:rPr>
+                        <w:t>2</w:t>
+                      </w:r>
+                    </w:p>
+                  </w:txbxContent>
+                </v:textbox>
+              </v:shape>
+            </w:pict>
+          </mc:Fallback>
+        </mc:AlternateContent>
+      </w:r>
+    </w:p>
+    <w:p>
+      <w:pPr>
+        <w:spacing w:after="0" w:line="240" w:lineRule="auto"/>
+        <w:jc w:val="thaiDistribute"/>
+        <w:rPr>
+          <w:rFonts w:ascii="TH Sarabun New" w:hAnsi="TH Sarabun New" w:cs="TH Sarabun New"/>
+          <w:sz w:val="32"/>
+          <w:szCs w:val="32"/>
+        </w:rPr>
+      </w:pPr>
+    </w:p>
+    <w:p>
+      <w:pPr>
+        <w:spacing w:after="0" w:line="240" w:lineRule="auto"/>
+        <w:jc w:val="thaiDistribute"/>
+        <w:rPr>
+          <w:rFonts w:ascii="TH Sarabun New" w:hAnsi="TH Sarabun New" w:cs="TH Sarabun New"/>
+          <w:sz w:val="32"/>
+          <w:szCs w:val="32"/>
+        </w:rPr>
+      </w:pPr>
+    </w:p>
+    <w:p>
+      <w:pPr>
+        <w:spacing w:after="0" w:line="240" w:lineRule="auto"/>
+        <w:jc w:val="thaiDistribute"/>
+        <w:rPr>
+          <w:rFonts w:ascii="TH Sarabun New" w:hAnsi="TH Sarabun New" w:cs="TH Sarabun New"/>
+          <w:sz w:val="32"/>
+          <w:szCs w:val="32"/>
+        </w:rPr>
+      </w:pPr>
+    </w:p>
+    <w:p>
+      <w:pPr>
+        <w:spacing w:after="0" w:line="240" w:lineRule="auto"/>
+        <w:jc w:val="thaiDistribute"/>
+        <w:rPr>
+          <w:rFonts w:ascii="TH Sarabun New" w:hAnsi="TH Sarabun New" w:cs="TH Sarabun New"/>
+          <w:sz w:val="32"/>
+          <w:szCs w:val="32"/>
+        </w:rPr>
+      </w:pPr>
+    </w:p>
+    <w:p>
+      <w:pPr>
+        <w:spacing w:after="0" w:line="240" w:lineRule="auto"/>
+        <w:jc w:val="thaiDistribute"/>
+        <w:rPr>
+          <w:rFonts w:ascii="TH Sarabun New" w:hAnsi="TH Sarabun New" w:cs="TH Sarabun New"/>
+          <w:sz w:val="32"/>
+          <w:szCs w:val="32"/>
+        </w:rPr>
+      </w:pPr>
+    </w:p>
+    <w:p>
+      <w:pPr>
+        <w:spacing w:after="0" w:line="240" w:lineRule="auto"/>
+        <w:jc w:val="thaiDistribute"/>
+        <w:rPr>
+          <w:rFonts w:ascii="TH Sarabun New" w:hAnsi="TH Sarabun New" w:cs="TH Sarabun New"/>
+          <w:sz w:val="32"/>
+          <w:szCs w:val="32"/>
+        </w:rPr>
+      </w:pPr>
+    </w:p>
+    <w:p>
+      <w:pPr>
+        <w:spacing w:after="0" w:line="240" w:lineRule="auto"/>
+        <w:jc w:val="thaiDistribute"/>
+        <w:rPr>
+          <w:rFonts w:ascii="TH Sarabun New" w:hAnsi="TH Sarabun New" w:cs="TH Sarabun New"/>
+          <w:sz w:val="32"/>
+          <w:szCs w:val="32"/>
+        </w:rPr>
+      </w:pPr>
+    </w:p>
+    <w:p>
+      <w:pPr>
+        <w:spacing w:after="0" w:line="240" w:lineRule="auto"/>
+        <w:jc w:val="thaiDistribute"/>
+        <w:rPr>
+          <w:rFonts w:ascii="TH Sarabun New" w:hAnsi="TH Sarabun New" w:cs="TH Sarabun New"/>
+          <w:sz w:val="32"/>
+          <w:szCs w:val="32"/>
+        </w:rPr>
+      </w:pPr>
+    </w:p>
+    <w:p>
+      <w:pPr>
+        <w:spacing w:after="0" w:line="240" w:lineRule="auto"/>
+        <w:jc w:val="thaiDistribute"/>
+        <w:rPr>
+          <w:rFonts w:ascii="TH Sarabun New" w:hAnsi="TH Sarabun New" w:cs="TH Sarabun New"/>
+          <w:sz w:val="32"/>
+          <w:szCs w:val="32"/>
+        </w:rPr>
+      </w:pPr>
+    </w:p>
+    <w:p>
+      <w:pPr>
+        <w:spacing w:after="0" w:line="240" w:lineRule="auto"/>
+        <w:jc w:val="thaiDistribute"/>
+        <w:rPr>
+          <w:rFonts w:ascii="TH Sarabun New" w:hAnsi="TH Sarabun New" w:cs="TH Sarabun New"/>
+          <w:sz w:val="32"/>
+          <w:szCs w:val="32"/>
+        </w:rPr>
+      </w:pPr>
+    </w:p>
+    <w:p>
+      <w:pPr>
+        <w:spacing w:after="0" w:line="240" w:lineRule="auto"/>
+        <w:jc w:val="thaiDistribute"/>
+        <w:rPr>
+          <w:rFonts w:ascii="TH Sarabun New" w:hAnsi="TH Sarabun New" w:cs="TH Sarabun New"/>
+          <w:sz w:val="32"/>
+          <w:szCs w:val="32"/>
+        </w:rPr>
+      </w:pPr>
+    </w:p>
+    <w:p>
+      <w:pPr>
+        <w:spacing w:after="0" w:line="240" w:lineRule="auto"/>
+        <w:jc w:val="thaiDistribute"/>
+        <w:rPr>
+          <w:rFonts w:ascii="TH Sarabun New" w:hAnsi="TH Sarabun New" w:cs="TH Sarabun New"/>
+          <w:sz w:val="32"/>
+          <w:szCs w:val="32"/>
+        </w:rPr>
+      </w:pPr>
+    </w:p>
+    <w:p>
+      <w:pPr>
+        <w:spacing w:after="0" w:line="240" w:lineRule="auto"/>
+        <w:jc w:val="thaiDistribute"/>
+        <w:rPr>
+          <w:rFonts w:ascii="TH Sarabun New" w:hAnsi="TH Sarabun New" w:cs="TH Sarabun New"/>
+          <w:sz w:val="32"/>
+          <w:szCs w:val="32"/>
+        </w:rPr>
+      </w:pPr>
+      <w:r>
+        <w:rPr>
+          <w:rFonts w:ascii="TH Sarabun New" w:hAnsi="TH Sarabun New" w:cs="TH Sarabun New"/>
+          <w:noProof/>
           <w:color w:val="FF0000"/>
           <w:sz w:val="32"/>
           <w:szCs w:val="32"/>
-        </w:rPr>
-        <w:t xml:space="preserve">[ </w:t>
-      </w:r>
-      <w:r>
-        <w:rPr>
-          <w:rFonts w:ascii="TH Sarabun New" w:hAnsi="TH Sarabun New" w:cs="TH Sarabun New"/>
+          <w:lang w:bidi="th-TH"/>
+        </w:rPr>
+        <mc:AlternateContent>
+          <mc:Choice Requires="wps">
+            <w:drawing>
+              <wp:anchor distT="0" distB="0" distL="114300" distR="114300" simplePos="0" relativeHeight="251736064" behindDoc="0" locked="0" layoutInCell="1" allowOverlap="1" wp14:anchorId="039D1C38" wp14:editId="07A71D9C">
+                <wp:simplePos x="0" y="0"/>
+                <wp:positionH relativeFrom="column">
+                  <wp:posOffset>5320168</wp:posOffset>
+                </wp:positionH>
+                <wp:positionV relativeFrom="paragraph">
+                  <wp:posOffset>114603</wp:posOffset>
+                </wp:positionV>
+                <wp:extent cx="302149" cy="771276"/>
+                <wp:effectExtent l="0" t="0" r="0" b="0"/>
+                <wp:wrapNone/>
+                <wp:docPr id="1984387262" name="Text Box 7"/>
+                <wp:cNvGraphicFramePr/>
+                <a:graphic xmlns:a="http://schemas.openxmlformats.org/drawingml/2006/main">
+                  <a:graphicData uri="http://schemas.microsoft.com/office/word/2010/wordprocessingShape">
+                    <wps:wsp>
+                      <wps:cNvSpPr txBox="1"/>
+                      <wps:spPr>
+                        <a:xfrm>
+                          <a:off x="0" y="0"/>
+                          <a:ext cx="302149" cy="771276"/>
+                        </a:xfrm>
+                        <a:prstGeom prst="rect">
+                          <a:avLst/>
+                        </a:prstGeom>
+                        <a:noFill/>
+                        <a:ln w="6350">
+                          <a:noFill/>
+                        </a:ln>
+                      </wps:spPr>
+                      <wps:txbx>
+                        <w:txbxContent>
+                          <w:p>
+                            <w:pPr>
+                              <w:rPr>
+                                <w:rFonts w:ascii="TH Sarabun New" w:hAnsi="TH Sarabun New" w:cs="TH Sarabun New" w:hint="cs"/>
+                                <w:b/>
+                                <w:bCs/>
+                                <w:color w:val="EE0000"/>
+                                <w:sz w:val="56"/>
+                                <w:szCs w:val="56"/>
+                                <w:lang w:bidi="th-TH"/>
+                              </w:rPr>
+                            </w:pPr>
+                            <w:r>
+                              <w:rPr>
+                                <w:rFonts w:ascii="TH Sarabun New" w:hAnsi="TH Sarabun New" w:cs="TH Sarabun New"/>
+                                <w:b/>
+                                <w:bCs/>
+                                <w:color w:val="EE0000"/>
+                                <w:sz w:val="56"/>
+                                <w:szCs w:val="56"/>
+                              </w:rPr>
+                              <w:t>3</w:t>
+                            </w:r>
+                          </w:p>
+                        </w:txbxContent>
+                      </wps:txbx>
+                      <wps:bodyPr rot="0" spcFirstLastPara="0" vertOverflow="overflow" horzOverflow="overflow" vert="horz" wrap="square" lIns="91440" tIns="45720" rIns="91440" bIns="45720" numCol="1" spcCol="0" rtlCol="0" fromWordArt="0" anchor="t" anchorCtr="0" forceAA="0" compatLnSpc="1">
+                        <a:prstTxWarp prst="textNoShape">
+                          <a:avLst/>
+                        </a:prstTxWarp>
+                        <a:noAutofit/>
+                      </wps:bodyPr>
+                    </wps:wsp>
+                  </a:graphicData>
+                </a:graphic>
+                <wp14:sizeRelH relativeFrom="margin">
+                  <wp14:pctWidth>0</wp14:pctWidth>
+                </wp14:sizeRelH>
+                <wp14:sizeRelV relativeFrom="margin">
+                  <wp14:pctHeight>0</wp14:pctHeight>
+                </wp14:sizeRelV>
+              </wp:anchor>
+            </w:drawing>
+          </mc:Choice>
+          <mc:Fallback>
+            <w:pict>
+              <v:shape w14:anchorId="039D1C38" id="_x0000_s1044" type="#_x0000_t202" style="position:absolute;left:0;text-align:left;margin-left:418.9pt;margin-top:9pt;width:23.8pt;height:60.75pt;z-index:251736064;visibility:visible;mso-wrap-style:square;mso-width-percent:0;mso-height-percent:0;mso-wrap-distance-left:9pt;mso-wrap-distance-top:0;mso-wrap-distance-right:9pt;mso-wrap-distance-bottom:0;mso-position-horizontal:absolute;mso-position-horizontal-relative:text;mso-position-vertical:absolute;mso-position-vertical-relative:text;mso-width-percent:0;mso-height-percent:0;mso-width-relative:margin;mso-height-relative:margin;v-text-anchor:top" o:gfxdata="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" filled="f" stroked="f" strokeweight=".5pt">
+                <v:textbox>
+                  <w:txbxContent>
+                    <w:p>
+                      <w:pPr>
+                        <w:rPr>
+                          <w:rFonts w:ascii="TH Sarabun New" w:hAnsi="TH Sarabun New" w:cs="TH Sarabun New" w:hint="cs"/>
+                          <w:b/>
+                          <w:bCs/>
+                          <w:color w:val="EE0000"/>
+                          <w:sz w:val="56"/>
+                          <w:szCs w:val="56"/>
+                          <w:lang w:bidi="th-TH"/>
+                        </w:rPr>
+                      </w:pPr>
+                      <w:r>
+                        <w:rPr>
+                          <w:rFonts w:ascii="TH Sarabun New" w:hAnsi="TH Sarabun New" w:cs="TH Sarabun New"/>
+                          <w:b/>
+                          <w:bCs/>
+                          <w:color w:val="EE0000"/>
+                          <w:sz w:val="56"/>
+                          <w:szCs w:val="56"/>
+                        </w:rPr>
+                        <w:t>3</w:t>
+                      </w:r>
+                    </w:p>
+                  </w:txbxContent>
+                </v:textbox>
+              </v:shape>
+            </w:pict>
+          </mc:Fallback>
+        </mc:AlternateContent>
+      </w:r>
+    </w:p>
+    <w:p>
+      <w:pPr>
+        <w:spacing w:after="0" w:line="240" w:lineRule="auto"/>
+        <w:jc w:val="thaiDistribute"/>
+        <w:rPr>
+          <w:rFonts w:ascii="TH Sarabun New" w:hAnsi="TH Sarabun New" w:cs="TH Sarabun New"/>
+          <w:sz w:val="32"/>
+          <w:szCs w:val="32"/>
+        </w:rPr>
+      </w:pPr>
+    </w:p>
+    <w:p>
+      <w:pPr>
+        <w:spacing w:after="0" w:line="240" w:lineRule="auto"/>
+        <w:jc w:val="thaiDistribute"/>
+        <w:rPr>
+          <w:rFonts w:ascii="TH Sarabun New" w:hAnsi="TH Sarabun New" w:cs="TH Sarabun New"/>
+          <w:sz w:val="32"/>
+          <w:szCs w:val="32"/>
+        </w:rPr>
+      </w:pPr>
+      <w:r>
+        <w:rPr>
+          <w:rFonts w:ascii="TH Sarabun New" w:hAnsi="TH Sarabun New" w:cs="TH Sarabun New"/>
+          <w:noProof/>
           <w:color w:val="FF0000"/>
+          <w:sz w:val="32"/>
+          <w:szCs w:val="32"/>
+          <w:lang w:bidi="th-TH"/>
+        </w:rPr>
+        <mc:AlternateContent>
+          <mc:Choice Requires="wps">
+            <w:drawing>
+              <wp:anchor distT="0" distB="0" distL="114300" distR="114300" simplePos="0" relativeHeight="251731968" behindDoc="0" locked="0" layoutInCell="1" allowOverlap="1" wp14:anchorId="7ACE88E6" wp14:editId="4D99E408">
+                <wp:simplePos x="0" y="0"/>
+                <wp:positionH relativeFrom="column">
+                  <wp:posOffset>1781092</wp:posOffset>
+                </wp:positionH>
+                <wp:positionV relativeFrom="paragraph">
+                  <wp:posOffset>176171</wp:posOffset>
+                </wp:positionV>
+                <wp:extent cx="302149" cy="771276"/>
+                <wp:effectExtent l="0" t="0" r="0" b="0"/>
+                <wp:wrapNone/>
+                <wp:docPr id="21357264" name="Text Box 7"/>
+                <wp:cNvGraphicFramePr/>
+                <a:graphic xmlns:a="http://schemas.openxmlformats.org/drawingml/2006/main">
+                  <a:graphicData uri="http://schemas.microsoft.com/office/word/2010/wordprocessingShape">
+                    <wps:wsp>
+                      <wps:cNvSpPr txBox="1"/>
+                      <wps:spPr>
+                        <a:xfrm>
+                          <a:off x="0" y="0"/>
+                          <a:ext cx="302149" cy="771276"/>
+                        </a:xfrm>
+                        <a:prstGeom prst="rect">
+                          <a:avLst/>
+                        </a:prstGeom>
+                        <a:noFill/>
+                        <a:ln w="6350">
+                          <a:noFill/>
+                        </a:ln>
+                      </wps:spPr>
+                      <wps:txbx>
+                        <w:txbxContent>
+                          <w:p>
+                            <w:pPr>
+                              <w:rPr>
+                                <w:rFonts w:ascii="TH Sarabun New" w:hAnsi="TH Sarabun New" w:cs="TH Sarabun New" w:hint="cs"/>
+                                <w:b/>
+                                <w:bCs/>
+                                <w:color w:val="EE0000"/>
+                                <w:sz w:val="56"/>
+                                <w:szCs w:val="56"/>
+                                <w:lang w:bidi="th-TH"/>
+                              </w:rPr>
+                            </w:pPr>
+                            <w:r>
+                              <w:rPr>
+                                <w:rFonts w:ascii="TH Sarabun New" w:hAnsi="TH Sarabun New" w:cs="TH Sarabun New"/>
+                                <w:b/>
+                                <w:bCs/>
+                                <w:color w:val="EE0000"/>
+                                <w:sz w:val="56"/>
+                                <w:szCs w:val="56"/>
+                              </w:rPr>
+                              <w:t>1</w:t>
+                            </w:r>
+                          </w:p>
+                        </w:txbxContent>
+                      </wps:txbx>
+                      <wps:bodyPr rot="0" spcFirstLastPara="0" vertOverflow="overflow" horzOverflow="overflow" vert="horz" wrap="square" lIns="91440" tIns="45720" rIns="91440" bIns="45720" numCol="1" spcCol="0" rtlCol="0" fromWordArt="0" anchor="t" anchorCtr="0" forceAA="0" compatLnSpc="1">
+                        <a:prstTxWarp prst="textNoShape">
+                          <a:avLst/>
+                        </a:prstTxWarp>
+                        <a:noAutofit/>
+                      </wps:bodyPr>
+                    </wps:wsp>
+                  </a:graphicData>
+                </a:graphic>
+                <wp14:sizeRelH relativeFrom="margin">
+                  <wp14:pctWidth>0</wp14:pctWidth>
+                </wp14:sizeRelH>
+                <wp14:sizeRelV relativeFrom="margin">
+                  <wp14:pctHeight>0</wp14:pctHeight>
+                </wp14:sizeRelV>
+              </wp:anchor>
+            </w:drawing>
+          </mc:Choice>
+          <mc:Fallback>
+            <w:pict>
+              <v:shape w14:anchorId="7ACE88E6" id="_x0000_s1045" type="#_x0000_t202" style="position:absolute;left:0;text-align:left;margin-left:140.25pt;margin-top:13.85pt;width:23.8pt;height:60.75pt;z-index:251731968;visibility:visible;mso-wrap-style:square;mso-width-percent:0;mso-height-percent:0;mso-wrap-distance-left:9pt;mso-wrap-distance-top:0;mso-wrap-distance-right:9pt;mso-wrap-distance-bottom:0;mso-position-horizontal:absolute;mso-position-horizontal-relative:text;mso-position-vertical:absolute;mso-position-vertical-relative:text;mso-width-percent:0;mso-height-percent:0;mso-width-relative:margin;mso-height-relative:margin;v-text-anchor:top" o:gfxdata="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" filled="f" stroked="f" strokeweight=".5pt">
+                <v:textbox>
+                  <w:txbxContent>
+                    <w:p>
+                      <w:pPr>
+                        <w:rPr>
+                          <w:rFonts w:ascii="TH Sarabun New" w:hAnsi="TH Sarabun New" w:cs="TH Sarabun New" w:hint="cs"/>
+                          <w:b/>
+                          <w:bCs/>
+                          <w:color w:val="EE0000"/>
+                          <w:sz w:val="56"/>
+                          <w:szCs w:val="56"/>
+                          <w:lang w:bidi="th-TH"/>
+                        </w:rPr>
+                      </w:pPr>
+                      <w:r>
+                        <w:rPr>
+                          <w:rFonts w:ascii="TH Sarabun New" w:hAnsi="TH Sarabun New" w:cs="TH Sarabun New"/>
+                          <w:b/>
+                          <w:bCs/>
+                          <w:color w:val="EE0000"/>
+                          <w:sz w:val="56"/>
+                          <w:szCs w:val="56"/>
+                        </w:rPr>
+                        <w:t>1</w:t>
+                      </w:r>
+                    </w:p>
+                  </w:txbxContent>
+                </v:textbox>
+              </v:shape>
+            </w:pict>
+          </mc:Fallback>
+        </mc:AlternateContent>
+      </w:r>
+    </w:p>
+    <w:p>
+      <w:pPr>
+        <w:spacing w:after="0" w:line="240" w:lineRule="auto"/>
+        <w:jc w:val="thaiDistribute"/>
+        <w:rPr>
+          <w:rFonts w:ascii="TH Sarabun New" w:hAnsi="TH Sarabun New" w:cs="TH Sarabun New"/>
+          <w:sz w:val="32"/>
+          <w:szCs w:val="32"/>
+        </w:rPr>
+      </w:pPr>
+    </w:p>
+    <w:p>
+      <w:pPr>
+        <w:spacing w:after="0" w:line="240" w:lineRule="auto"/>
+        <w:jc w:val="thaiDistribute"/>
+        <w:rPr>
+          <w:rFonts w:ascii="TH Sarabun New" w:hAnsi="TH Sarabun New" w:cs="TH Sarabun New"/>
+          <w:sz w:val="32"/>
+          <w:szCs w:val="32"/>
+        </w:rPr>
+      </w:pPr>
+    </w:p>
+    <w:p>
+      <w:pPr>
+        <w:spacing w:after="0" w:line="240" w:lineRule="auto"/>
+        <w:jc w:val="thaiDistribute"/>
+        <w:rPr>
+          <w:rFonts w:ascii="TH Sarabun New" w:hAnsi="TH Sarabun New" w:cs="TH Sarabun New"/>
+          <w:sz w:val="32"/>
+          <w:szCs w:val="32"/>
+        </w:rPr>
+      </w:pPr>
+    </w:p>
+    <w:p>
+      <w:pPr>
+        <w:spacing w:after="0" w:line="240" w:lineRule="auto"/>
+        <w:ind w:firstLine="720"/>
+        <w:jc w:val="thaiDistribute"/>
+        <w:rPr>
+          <w:rFonts w:ascii="TH Sarabun New" w:hAnsi="TH Sarabun New" w:cs="TH Sarabun New"/>
+          <w:b/>
+          <w:bCs/>
+          <w:sz w:val="32"/>
+          <w:szCs w:val="32"/>
+        </w:rPr>
+      </w:pPr>
+      <w:r>
+        <w:rPr>
+          <w:rFonts w:ascii="TH Sarabun New" w:hAnsi="TH Sarabun New" w:cs="TH Sarabun New"/>
+          <w:b/>
+          <w:bCs/>
+          <w:sz w:val="32"/>
+          <w:szCs w:val="32"/>
+        </w:rPr>
+        <w:lastRenderedPageBreak/>
+        <w:t>5.5</w:t>
+      </w:r>
+      <w:r>
+        <w:rPr>
+          <w:rFonts w:ascii="TH Sarabun New" w:hAnsi="TH Sarabun New" w:cs="TH Sarabun New"/>
+          <w:b/>
+          <w:bCs/>
           <w:sz w:val="32"/>
           <w:szCs w:val="32"/>
           <w:cs/>
           <w:lang w:bidi="th-TH"/>
         </w:rPr>
-        <w:t>วางภาพหน้าจอ หน้าจองานของฉันและการอัปเดตสถานะ ]</w:t>
-      </w:r>
-    </w:p>
-    <w:p>
-      <w:pPr>
-        <w:spacing w:after="0" w:line="240" w:lineRule="auto"/>
-        <w:jc w:val="thaiDistribute"/>
-        <w:rPr>
-          <w:rFonts w:ascii="TH Sarabun New" w:hAnsi="TH Sarabun New" w:cs="TH Sarabun New"/>
-          <w:sz w:val="32"/>
-          <w:szCs w:val="32"/>
-        </w:rPr>
-      </w:pPr>
-    </w:p>
-    <w:p>
-      <w:pPr>
-        <w:spacing w:after="0" w:line="240" w:lineRule="auto"/>
-        <w:ind w:firstLine="720"/>
-        <w:jc w:val="thaiDistribute"/>
+        <w:t xml:space="preserve"> การจัดการโปรไฟล์ส่วนตัว</w:t>
+      </w:r>
+      <w:r>
         <w:rPr>
           <w:rFonts w:ascii="TH Sarabun New" w:hAnsi="TH Sarabun New" w:cs="TH Sarabun New"/>
           <w:b/>
@@ -5274,34 +11630,21 @@
           <w:sz w:val="32"/>
           <w:szCs w:val="32"/>
         </w:rPr>
-      </w:pPr>
-      <w:r>
-        <w:rPr>
-          <w:rFonts w:ascii="TH Sarabun New" w:hAnsi="TH Sarabun New" w:cs="TH Sarabun New"/>
-          <w:b/>
-          <w:bCs/>
-          <w:sz w:val="32"/>
-          <w:szCs w:val="32"/>
-        </w:rPr>
-        <w:t>5.5</w:t>
-      </w:r>
-      <w:r>
-        <w:rPr>
-          <w:rFonts w:ascii="TH Sarabun New" w:hAnsi="TH Sarabun New" w:cs="TH Sarabun New"/>
-          <w:b/>
-          <w:bCs/>
+        <w:t xml:space="preserve"> </w:t>
+      </w:r>
+      <w:r>
+        <w:rPr>
+          <w:rFonts w:ascii="TH Sarabun New" w:hAnsi="TH Sarabun New" w:cs="TH Sarabun New"/>
           <w:sz w:val="32"/>
           <w:szCs w:val="32"/>
           <w:cs/>
           <w:lang w:bidi="th-TH"/>
         </w:rPr>
-        <w:t xml:space="preserve"> การจัดการโปรไฟล์ส่วนตัว</w:t>
-      </w:r>
-      <w:r>
-        <w:rPr>
-          <w:rFonts w:ascii="TH Sarabun New" w:hAnsi="TH Sarabun New" w:cs="TH Sarabun New"/>
-          <w:b/>
-          <w:bCs/>
+        <w:t>แตะที่เมนู โปรไฟล์</w:t>
+      </w:r>
+      <w:r>
+        <w:rPr>
+          <w:rFonts w:ascii="TH Sarabun New" w:hAnsi="TH Sarabun New" w:cs="TH Sarabun New"/>
           <w:sz w:val="32"/>
           <w:szCs w:val="32"/>
         </w:rPr>
@@ -5315,67 +11658,620 @@
           <w:cs/>
           <w:lang w:bidi="th-TH"/>
         </w:rPr>
-        <w:t>แตะที่เมนู โปรไฟล์</w:t>
-      </w:r>
-      <w:r>
-        <w:rPr>
-          <w:rFonts w:ascii="TH Sarabun New" w:hAnsi="TH Sarabun New" w:cs="TH Sarabun New"/>
-          <w:sz w:val="32"/>
-          <w:szCs w:val="32"/>
-        </w:rPr>
-        <w:t xml:space="preserve"> </w:t>
-      </w:r>
-      <w:r>
-        <w:rPr>
-          <w:rFonts w:ascii="TH Sarabun New" w:hAnsi="TH Sarabun New" w:cs="TH Sarabun New"/>
-          <w:sz w:val="32"/>
-          <w:szCs w:val="32"/>
-          <w:cs/>
+        <w:t>ด้านล่าง เพื่อดูสถิติผลงานส่วนบุคคล ข้อมูลแผนก และสามารถแตะแก้ไขข้อมูลส่วนตัวเพื่อเปลี่ยนรหัสผ่าน อัปเดตเบอร์โทรศัพท์ หรือรูปโปรไฟล์ได้ตลอดเวลา</w:t>
+      </w:r>
+    </w:p>
+    <w:p>
+      <w:pPr>
+        <w:spacing w:after="0" w:line="240" w:lineRule="auto"/>
+        <w:jc w:val="thaiDistribute"/>
+        <w:rPr>
+          <w:rFonts w:ascii="TH Sarabun New" w:hAnsi="TH Sarabun New" w:cs="TH Sarabun New"/>
+          <w:sz w:val="32"/>
+          <w:szCs w:val="32"/>
+        </w:rPr>
+      </w:pPr>
+      <w:r>
+        <w:rPr>
+          <w:rFonts w:ascii="TH Sarabun New" w:hAnsi="TH Sarabun New" w:cs="TH Sarabun New"/>
+          <w:sz w:val="32"/>
+          <w:szCs w:val="32"/>
+        </w:rPr>
+        <w:drawing>
+          <wp:anchor distT="0" distB="0" distL="114300" distR="114300" simplePos="0" relativeHeight="251719680" behindDoc="1" locked="0" layoutInCell="1" allowOverlap="1" wp14:anchorId="3A1E485D" wp14:editId="4F03949F">
+            <wp:simplePos x="0" y="0"/>
+            <wp:positionH relativeFrom="margin">
+              <wp:align>center</wp:align>
+            </wp:positionH>
+            <wp:positionV relativeFrom="paragraph">
+              <wp:posOffset>30507</wp:posOffset>
+            </wp:positionV>
+            <wp:extent cx="2925591" cy="6575729"/>
+            <wp:effectExtent l="0" t="0" r="8255" b="0"/>
+            <wp:wrapNone/>
+            <wp:docPr id="455146908" name="Picture 1"/>
+            <wp:cNvGraphicFramePr>
+              <a:graphicFrameLocks xmlns:a="http://schemas.openxmlformats.org/drawingml/2006/main" noChangeAspect="1"/>
+            </wp:cNvGraphicFramePr>
+            <a:graphic xmlns:a="http://schemas.openxmlformats.org/drawingml/2006/main">
+              <a:graphicData uri="http://schemas.openxmlformats.org/drawingml/2006/picture">
+                <pic:pic xmlns:pic="http://schemas.openxmlformats.org/drawingml/2006/picture">
+                  <pic:nvPicPr>
+                    <pic:cNvPr id="455146908" name=""/>
+                    <pic:cNvPicPr/>
+                  </pic:nvPicPr>
+                  <pic:blipFill>
+                    <a:blip r:embed="rId32"/>
+                    <a:stretch>
+                      <a:fillRect/>
+                    </a:stretch>
+                  </pic:blipFill>
+                  <pic:spPr>
+                    <a:xfrm>
+                      <a:off x="0" y="0"/>
+                      <a:ext cx="2925591" cy="6575729"/>
+                    </a:xfrm>
+                    <a:prstGeom prst="rect">
+                      <a:avLst/>
+                    </a:prstGeom>
+                  </pic:spPr>
+                </pic:pic>
+              </a:graphicData>
+            </a:graphic>
+            <wp14:sizeRelH relativeFrom="margin">
+              <wp14:pctWidth>0</wp14:pctWidth>
+            </wp14:sizeRelH>
+            <wp14:sizeRelV relativeFrom="margin">
+              <wp14:pctHeight>0</wp14:pctHeight>
+            </wp14:sizeRelV>
+          </wp:anchor>
+        </w:drawing>
+      </w:r>
+    </w:p>
+    <w:p>
+      <w:pPr>
+        <w:spacing w:after="0" w:line="240" w:lineRule="auto"/>
+        <w:jc w:val="thaiDistribute"/>
+        <w:rPr>
+          <w:rFonts w:ascii="TH Sarabun New" w:hAnsi="TH Sarabun New" w:cs="TH Sarabun New"/>
+          <w:sz w:val="32"/>
+          <w:szCs w:val="32"/>
+        </w:rPr>
+      </w:pPr>
+    </w:p>
+    <w:p>
+      <w:pPr>
+        <w:spacing w:after="0" w:line="240" w:lineRule="auto"/>
+        <w:jc w:val="thaiDistribute"/>
+        <w:rPr>
+          <w:rFonts w:ascii="TH Sarabun New" w:hAnsi="TH Sarabun New" w:cs="TH Sarabun New"/>
+          <w:sz w:val="32"/>
+          <w:szCs w:val="32"/>
+        </w:rPr>
+      </w:pPr>
+    </w:p>
+    <w:p>
+      <w:pPr>
+        <w:spacing w:after="0" w:line="240" w:lineRule="auto"/>
+        <w:jc w:val="thaiDistribute"/>
+        <w:rPr>
+          <w:rFonts w:ascii="TH Sarabun New" w:hAnsi="TH Sarabun New" w:cs="TH Sarabun New"/>
+          <w:sz w:val="32"/>
+          <w:szCs w:val="32"/>
+        </w:rPr>
+      </w:pPr>
+    </w:p>
+    <w:p>
+      <w:pPr>
+        <w:spacing w:after="0" w:line="240" w:lineRule="auto"/>
+        <w:jc w:val="thaiDistribute"/>
+        <w:rPr>
+          <w:rFonts w:ascii="TH Sarabun New" w:hAnsi="TH Sarabun New" w:cs="TH Sarabun New"/>
+          <w:sz w:val="32"/>
+          <w:szCs w:val="32"/>
+        </w:rPr>
+      </w:pPr>
+    </w:p>
+    <w:p>
+      <w:pPr>
+        <w:spacing w:after="0" w:line="240" w:lineRule="auto"/>
+        <w:jc w:val="thaiDistribute"/>
+        <w:rPr>
+          <w:rFonts w:ascii="TH Sarabun New" w:hAnsi="TH Sarabun New" w:cs="TH Sarabun New"/>
+          <w:sz w:val="32"/>
+          <w:szCs w:val="32"/>
+        </w:rPr>
+      </w:pPr>
+    </w:p>
+    <w:p>
+      <w:pPr>
+        <w:spacing w:after="0" w:line="240" w:lineRule="auto"/>
+        <w:jc w:val="thaiDistribute"/>
+        <w:rPr>
+          <w:rFonts w:ascii="TH Sarabun New" w:hAnsi="TH Sarabun New" w:cs="TH Sarabun New"/>
+          <w:sz w:val="32"/>
+          <w:szCs w:val="32"/>
+        </w:rPr>
+      </w:pPr>
+    </w:p>
+    <w:p>
+      <w:pPr>
+        <w:spacing w:after="0" w:line="240" w:lineRule="auto"/>
+        <w:jc w:val="thaiDistribute"/>
+        <w:rPr>
+          <w:rFonts w:ascii="TH Sarabun New" w:hAnsi="TH Sarabun New" w:cs="TH Sarabun New"/>
+          <w:sz w:val="32"/>
+          <w:szCs w:val="32"/>
+        </w:rPr>
+      </w:pPr>
+    </w:p>
+    <w:p>
+      <w:pPr>
+        <w:spacing w:after="0" w:line="240" w:lineRule="auto"/>
+        <w:jc w:val="thaiDistribute"/>
+        <w:rPr>
+          <w:rFonts w:ascii="TH Sarabun New" w:hAnsi="TH Sarabun New" w:cs="TH Sarabun New"/>
+          <w:sz w:val="32"/>
+          <w:szCs w:val="32"/>
+        </w:rPr>
+      </w:pPr>
+      <w:r>
+        <w:rPr>
+          <w:rFonts w:ascii="TH Sarabun New" w:hAnsi="TH Sarabun New" w:cs="TH Sarabun New"/>
+          <w:noProof/>
+          <w:color w:val="FF0000"/>
+          <w:sz w:val="32"/>
+          <w:szCs w:val="32"/>
           <w:lang w:bidi="th-TH"/>
         </w:rPr>
-        <w:t>ด้านล่าง เพื่อดูสถิติผลงานส่วนบุคคล ข้อมูลแผนก และสามารถแตะแก้ไขข้อมูลส่วนตัวเพื่อเปลี่ยนรหัสผ่าน อัปเดตเบอร์โทรศัพท์ หรือรูปโปรไฟล์ได้ตลอดเวลา</w:t>
-      </w:r>
-    </w:p>
-    <w:p>
-      <w:pPr>
-        <w:spacing w:after="0" w:line="240" w:lineRule="auto"/>
-        <w:jc w:val="center"/>
-        <w:rPr>
-          <w:rFonts w:ascii="TH Sarabun New" w:hAnsi="TH Sarabun New" w:cs="TH Sarabun New"/>
+        <mc:AlternateContent>
+          <mc:Choice Requires="wps">
+            <w:drawing>
+              <wp:anchor distT="0" distB="0" distL="114300" distR="114300" simplePos="0" relativeHeight="251738112" behindDoc="0" locked="0" layoutInCell="1" allowOverlap="1" wp14:anchorId="35ED7AB2" wp14:editId="2C277CF6">
+                <wp:simplePos x="0" y="0"/>
+                <wp:positionH relativeFrom="column">
+                  <wp:posOffset>1621680</wp:posOffset>
+                </wp:positionH>
+                <wp:positionV relativeFrom="paragraph">
+                  <wp:posOffset>189451</wp:posOffset>
+                </wp:positionV>
+                <wp:extent cx="302149" cy="771276"/>
+                <wp:effectExtent l="0" t="0" r="0" b="0"/>
+                <wp:wrapNone/>
+                <wp:docPr id="57527220" name="Text Box 7"/>
+                <wp:cNvGraphicFramePr/>
+                <a:graphic xmlns:a="http://schemas.openxmlformats.org/drawingml/2006/main">
+                  <a:graphicData uri="http://schemas.microsoft.com/office/word/2010/wordprocessingShape">
+                    <wps:wsp>
+                      <wps:cNvSpPr txBox="1"/>
+                      <wps:spPr>
+                        <a:xfrm>
+                          <a:off x="0" y="0"/>
+                          <a:ext cx="302149" cy="771276"/>
+                        </a:xfrm>
+                        <a:prstGeom prst="rect">
+                          <a:avLst/>
+                        </a:prstGeom>
+                        <a:noFill/>
+                        <a:ln w="6350">
+                          <a:noFill/>
+                        </a:ln>
+                      </wps:spPr>
+                      <wps:txbx>
+                        <w:txbxContent>
+                          <w:p>
+                            <w:pPr>
+                              <w:rPr>
+                                <w:rFonts w:ascii="TH Sarabun New" w:hAnsi="TH Sarabun New" w:cs="TH Sarabun New" w:hint="cs"/>
+                                <w:b/>
+                                <w:bCs/>
+                                <w:color w:val="EE0000"/>
+                                <w:sz w:val="56"/>
+                                <w:szCs w:val="56"/>
+                                <w:lang w:bidi="th-TH"/>
+                              </w:rPr>
+                            </w:pPr>
+                            <w:r>
+                              <w:rPr>
+                                <w:rFonts w:ascii="TH Sarabun New" w:hAnsi="TH Sarabun New" w:cs="TH Sarabun New"/>
+                                <w:b/>
+                                <w:bCs/>
+                                <w:color w:val="EE0000"/>
+                                <w:sz w:val="56"/>
+                                <w:szCs w:val="56"/>
+                              </w:rPr>
+                              <w:t>2</w:t>
+                            </w:r>
+                          </w:p>
+                        </w:txbxContent>
+                      </wps:txbx>
+                      <wps:bodyPr rot="0" spcFirstLastPara="0" vertOverflow="overflow" horzOverflow="overflow" vert="horz" wrap="square" lIns="91440" tIns="45720" rIns="91440" bIns="45720" numCol="1" spcCol="0" rtlCol="0" fromWordArt="0" anchor="t" anchorCtr="0" forceAA="0" compatLnSpc="1">
+                        <a:prstTxWarp prst="textNoShape">
+                          <a:avLst/>
+                        </a:prstTxWarp>
+                        <a:noAutofit/>
+                      </wps:bodyPr>
+                    </wps:wsp>
+                  </a:graphicData>
+                </a:graphic>
+                <wp14:sizeRelH relativeFrom="margin">
+                  <wp14:pctWidth>0</wp14:pctWidth>
+                </wp14:sizeRelH>
+                <wp14:sizeRelV relativeFrom="margin">
+                  <wp14:pctHeight>0</wp14:pctHeight>
+                </wp14:sizeRelV>
+              </wp:anchor>
+            </w:drawing>
+          </mc:Choice>
+          <mc:Fallback>
+            <w:pict>
+              <v:shape w14:anchorId="35ED7AB2" id="_x0000_s1046" type="#_x0000_t202" style="position:absolute;left:0;text-align:left;margin-left:127.7pt;margin-top:14.9pt;width:23.8pt;height:60.75pt;z-index:251738112;visibility:visible;mso-wrap-style:square;mso-width-percent:0;mso-height-percent:0;mso-wrap-distance-left:9pt;mso-wrap-distance-top:0;mso-wrap-distance-right:9pt;mso-wrap-distance-bottom:0;mso-position-horizontal:absolute;mso-position-horizontal-relative:text;mso-position-vertical:absolute;mso-position-vertical-relative:text;mso-width-percent:0;mso-height-percent:0;mso-width-relative:margin;mso-height-relative:margin;v-text-anchor:top" o:gfxdata="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" filled="f" stroked="f" strokeweight=".5pt">
+                <v:textbox>
+                  <w:txbxContent>
+                    <w:p>
+                      <w:pPr>
+                        <w:rPr>
+                          <w:rFonts w:ascii="TH Sarabun New" w:hAnsi="TH Sarabun New" w:cs="TH Sarabun New" w:hint="cs"/>
+                          <w:b/>
+                          <w:bCs/>
+                          <w:color w:val="EE0000"/>
+                          <w:sz w:val="56"/>
+                          <w:szCs w:val="56"/>
+                          <w:lang w:bidi="th-TH"/>
+                        </w:rPr>
+                      </w:pPr>
+                      <w:r>
+                        <w:rPr>
+                          <w:rFonts w:ascii="TH Sarabun New" w:hAnsi="TH Sarabun New" w:cs="TH Sarabun New"/>
+                          <w:b/>
+                          <w:bCs/>
+                          <w:color w:val="EE0000"/>
+                          <w:sz w:val="56"/>
+                          <w:szCs w:val="56"/>
+                        </w:rPr>
+                        <w:t>2</w:t>
+                      </w:r>
+                    </w:p>
+                  </w:txbxContent>
+                </v:textbox>
+              </v:shape>
+            </w:pict>
+          </mc:Fallback>
+        </mc:AlternateContent>
+      </w:r>
+    </w:p>
+    <w:p>
+      <w:pPr>
+        <w:spacing w:after="0" w:line="240" w:lineRule="auto"/>
+        <w:jc w:val="thaiDistribute"/>
+        <w:rPr>
+          <w:rFonts w:ascii="TH Sarabun New" w:hAnsi="TH Sarabun New" w:cs="TH Sarabun New"/>
+          <w:sz w:val="32"/>
+          <w:szCs w:val="32"/>
+        </w:rPr>
+      </w:pPr>
+    </w:p>
+    <w:p>
+      <w:pPr>
+        <w:spacing w:after="0" w:line="240" w:lineRule="auto"/>
+        <w:jc w:val="thaiDistribute"/>
+        <w:rPr>
+          <w:rFonts w:ascii="TH Sarabun New" w:hAnsi="TH Sarabun New" w:cs="TH Sarabun New"/>
+          <w:sz w:val="32"/>
+          <w:szCs w:val="32"/>
+        </w:rPr>
+      </w:pPr>
+    </w:p>
+    <w:p>
+      <w:pPr>
+        <w:spacing w:after="0" w:line="240" w:lineRule="auto"/>
+        <w:jc w:val="thaiDistribute"/>
+        <w:rPr>
+          <w:rFonts w:ascii="TH Sarabun New" w:hAnsi="TH Sarabun New" w:cs="TH Sarabun New"/>
+          <w:sz w:val="32"/>
+          <w:szCs w:val="32"/>
+        </w:rPr>
+      </w:pPr>
+    </w:p>
+    <w:p>
+      <w:pPr>
+        <w:spacing w:after="0" w:line="240" w:lineRule="auto"/>
+        <w:jc w:val="thaiDistribute"/>
+        <w:rPr>
+          <w:rFonts w:ascii="TH Sarabun New" w:hAnsi="TH Sarabun New" w:cs="TH Sarabun New"/>
+          <w:sz w:val="32"/>
+          <w:szCs w:val="32"/>
+        </w:rPr>
+      </w:pPr>
+    </w:p>
+    <w:p>
+      <w:pPr>
+        <w:spacing w:after="0" w:line="240" w:lineRule="auto"/>
+        <w:jc w:val="thaiDistribute"/>
+        <w:rPr>
+          <w:rFonts w:ascii="TH Sarabun New" w:hAnsi="TH Sarabun New" w:cs="TH Sarabun New"/>
+          <w:sz w:val="32"/>
+          <w:szCs w:val="32"/>
+        </w:rPr>
+      </w:pPr>
+    </w:p>
+    <w:p>
+      <w:pPr>
+        <w:spacing w:after="0" w:line="240" w:lineRule="auto"/>
+        <w:jc w:val="thaiDistribute"/>
+        <w:rPr>
+          <w:rFonts w:ascii="TH Sarabun New" w:hAnsi="TH Sarabun New" w:cs="TH Sarabun New"/>
+          <w:sz w:val="32"/>
+          <w:szCs w:val="32"/>
+        </w:rPr>
+      </w:pPr>
+    </w:p>
+    <w:p>
+      <w:pPr>
+        <w:spacing w:after="0" w:line="240" w:lineRule="auto"/>
+        <w:jc w:val="thaiDistribute"/>
+        <w:rPr>
+          <w:rFonts w:ascii="TH Sarabun New" w:hAnsi="TH Sarabun New" w:cs="TH Sarabun New"/>
+          <w:sz w:val="32"/>
+          <w:szCs w:val="32"/>
+        </w:rPr>
+      </w:pPr>
+    </w:p>
+    <w:p>
+      <w:pPr>
+        <w:spacing w:after="0" w:line="240" w:lineRule="auto"/>
+        <w:jc w:val="thaiDistribute"/>
+        <w:rPr>
+          <w:rFonts w:ascii="TH Sarabun New" w:hAnsi="TH Sarabun New" w:cs="TH Sarabun New"/>
+          <w:sz w:val="32"/>
+          <w:szCs w:val="32"/>
+        </w:rPr>
+      </w:pPr>
+    </w:p>
+    <w:p>
+      <w:pPr>
+        <w:spacing w:after="0" w:line="240" w:lineRule="auto"/>
+        <w:jc w:val="thaiDistribute"/>
+        <w:rPr>
+          <w:rFonts w:ascii="TH Sarabun New" w:hAnsi="TH Sarabun New" w:cs="TH Sarabun New"/>
+          <w:sz w:val="32"/>
+          <w:szCs w:val="32"/>
+        </w:rPr>
+      </w:pPr>
+    </w:p>
+    <w:p>
+      <w:pPr>
+        <w:spacing w:after="0" w:line="240" w:lineRule="auto"/>
+        <w:jc w:val="thaiDistribute"/>
+        <w:rPr>
+          <w:rFonts w:ascii="TH Sarabun New" w:hAnsi="TH Sarabun New" w:cs="TH Sarabun New"/>
+          <w:sz w:val="32"/>
+          <w:szCs w:val="32"/>
+        </w:rPr>
+      </w:pPr>
+    </w:p>
+    <w:p>
+      <w:pPr>
+        <w:spacing w:after="0" w:line="240" w:lineRule="auto"/>
+        <w:jc w:val="thaiDistribute"/>
+        <w:rPr>
+          <w:rFonts w:ascii="TH Sarabun New" w:hAnsi="TH Sarabun New" w:cs="TH Sarabun New"/>
+          <w:sz w:val="32"/>
+          <w:szCs w:val="32"/>
+        </w:rPr>
+      </w:pPr>
+    </w:p>
+    <w:p>
+      <w:pPr>
+        <w:spacing w:after="0" w:line="240" w:lineRule="auto"/>
+        <w:jc w:val="thaiDistribute"/>
+        <w:rPr>
+          <w:rFonts w:ascii="TH Sarabun New" w:hAnsi="TH Sarabun New" w:cs="TH Sarabun New"/>
+          <w:sz w:val="32"/>
+          <w:szCs w:val="32"/>
+        </w:rPr>
+      </w:pPr>
+    </w:p>
+    <w:p>
+      <w:pPr>
+        <w:spacing w:after="0" w:line="240" w:lineRule="auto"/>
+        <w:jc w:val="thaiDistribute"/>
+        <w:rPr>
+          <w:rFonts w:ascii="TH Sarabun New" w:hAnsi="TH Sarabun New" w:cs="TH Sarabun New"/>
+          <w:sz w:val="32"/>
+          <w:szCs w:val="32"/>
+        </w:rPr>
+      </w:pPr>
+      <w:r>
+        <w:rPr>
+          <w:rFonts w:ascii="TH Sarabun New" w:hAnsi="TH Sarabun New" w:cs="TH Sarabun New"/>
+          <w:noProof/>
           <w:color w:val="FF0000"/>
           <w:sz w:val="32"/>
           <w:szCs w:val="32"/>
-        </w:rPr>
-      </w:pPr>
-      <w:r>
-        <w:rPr>
-          <w:rFonts w:ascii="TH Sarabun New" w:hAnsi="TH Sarabun New" w:cs="TH Sarabun New"/>
-          <w:color w:val="FF0000"/>
-          <w:sz w:val="32"/>
-          <w:szCs w:val="32"/>
-        </w:rPr>
-        <w:t xml:space="preserve">[ </w:t>
-      </w:r>
-      <w:r>
-        <w:rPr>
-          <w:rFonts w:ascii="TH Sarabun New" w:hAnsi="TH Sarabun New" w:cs="TH Sarabun New"/>
-          <w:color w:val="FF0000"/>
-          <w:sz w:val="32"/>
-          <w:szCs w:val="32"/>
-          <w:cs/>
           <w:lang w:bidi="th-TH"/>
         </w:rPr>
-        <w:t>วางภาพหน้าจอ หน้าจอโปรไฟล์ส่วนตัว ]</w:t>
-      </w:r>
-    </w:p>
-    <w:p>
-      <w:pPr>
-        <w:spacing w:after="0" w:line="240" w:lineRule="auto"/>
-        <w:jc w:val="thaiDistribute"/>
-        <w:rPr>
-          <w:rFonts w:ascii="TH Sarabun New" w:hAnsi="TH Sarabun New" w:cs="TH Sarabun New"/>
-          <w:sz w:val="32"/>
-          <w:szCs w:val="32"/>
+        <mc:AlternateContent>
+          <mc:Choice Requires="wps">
+            <w:drawing>
+              <wp:anchor distT="0" distB="0" distL="114300" distR="114300" simplePos="0" relativeHeight="251740160" behindDoc="0" locked="0" layoutInCell="1" allowOverlap="1" wp14:anchorId="6A420396" wp14:editId="02E97608">
+                <wp:simplePos x="0" y="0"/>
+                <wp:positionH relativeFrom="column">
+                  <wp:posOffset>4048263</wp:posOffset>
+                </wp:positionH>
+                <wp:positionV relativeFrom="paragraph">
+                  <wp:posOffset>85670</wp:posOffset>
+                </wp:positionV>
+                <wp:extent cx="302149" cy="771276"/>
+                <wp:effectExtent l="0" t="0" r="0" b="0"/>
+                <wp:wrapNone/>
+                <wp:docPr id="997620738" name="Text Box 7"/>
+                <wp:cNvGraphicFramePr/>
+                <a:graphic xmlns:a="http://schemas.openxmlformats.org/drawingml/2006/main">
+                  <a:graphicData uri="http://schemas.microsoft.com/office/word/2010/wordprocessingShape">
+                    <wps:wsp>
+                      <wps:cNvSpPr txBox="1"/>
+                      <wps:spPr>
+                        <a:xfrm>
+                          <a:off x="0" y="0"/>
+                          <a:ext cx="302149" cy="771276"/>
+                        </a:xfrm>
+                        <a:prstGeom prst="rect">
+                          <a:avLst/>
+                        </a:prstGeom>
+                        <a:noFill/>
+                        <a:ln w="6350">
+                          <a:noFill/>
+                        </a:ln>
+                      </wps:spPr>
+                      <wps:txbx>
+                        <w:txbxContent>
+                          <w:p>
+                            <w:pPr>
+                              <w:rPr>
+                                <w:rFonts w:ascii="TH Sarabun New" w:hAnsi="TH Sarabun New" w:cs="TH Sarabun New" w:hint="cs"/>
+                                <w:b/>
+                                <w:bCs/>
+                                <w:color w:val="EE0000"/>
+                                <w:sz w:val="56"/>
+                                <w:szCs w:val="56"/>
+                                <w:lang w:bidi="th-TH"/>
+                              </w:rPr>
+                            </w:pPr>
+                            <w:r>
+                              <w:rPr>
+                                <w:rFonts w:ascii="TH Sarabun New" w:hAnsi="TH Sarabun New" w:cs="TH Sarabun New"/>
+                                <w:b/>
+                                <w:bCs/>
+                                <w:color w:val="EE0000"/>
+                                <w:sz w:val="56"/>
+                                <w:szCs w:val="56"/>
+                              </w:rPr>
+                              <w:t>1</w:t>
+                            </w:r>
+                          </w:p>
+                        </w:txbxContent>
+                      </wps:txbx>
+                      <wps:bodyPr rot="0" spcFirstLastPara="0" vertOverflow="overflow" horzOverflow="overflow" vert="horz" wrap="square" lIns="91440" tIns="45720" rIns="91440" bIns="45720" numCol="1" spcCol="0" rtlCol="0" fromWordArt="0" anchor="t" anchorCtr="0" forceAA="0" compatLnSpc="1">
+                        <a:prstTxWarp prst="textNoShape">
+                          <a:avLst/>
+                        </a:prstTxWarp>
+                        <a:noAutofit/>
+                      </wps:bodyPr>
+                    </wps:wsp>
+                  </a:graphicData>
+                </a:graphic>
+                <wp14:sizeRelH relativeFrom="margin">
+                  <wp14:pctWidth>0</wp14:pctWidth>
+                </wp14:sizeRelH>
+                <wp14:sizeRelV relativeFrom="margin">
+                  <wp14:pctHeight>0</wp14:pctHeight>
+                </wp14:sizeRelV>
+              </wp:anchor>
+            </w:drawing>
+          </mc:Choice>
+          <mc:Fallback>
+            <w:pict>
+              <v:shape w14:anchorId="6A420396" id="_x0000_s1047" type="#_x0000_t202" style="position:absolute;left:0;text-align:left;margin-left:318.75pt;margin-top:6.75pt;width:23.8pt;height:60.75pt;z-index:251740160;visibility:visible;mso-wrap-style:square;mso-width-percent:0;mso-height-percent:0;mso-wrap-distance-left:9pt;mso-wrap-distance-top:0;mso-wrap-distance-right:9pt;mso-wrap-distance-bottom:0;mso-position-horizontal:absolute;mso-position-horizontal-relative:text;mso-position-vertical:absolute;mso-position-vertical-relative:text;mso-width-percent:0;mso-height-percent:0;mso-width-relative:margin;mso-height-relative:margin;v-text-anchor:top" o:gfxdata="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" filled="f" stroked="f" strokeweight=".5pt">
+                <v:textbox>
+                  <w:txbxContent>
+                    <w:p>
+                      <w:pPr>
+                        <w:rPr>
+                          <w:rFonts w:ascii="TH Sarabun New" w:hAnsi="TH Sarabun New" w:cs="TH Sarabun New" w:hint="cs"/>
+                          <w:b/>
+                          <w:bCs/>
+                          <w:color w:val="EE0000"/>
+                          <w:sz w:val="56"/>
+                          <w:szCs w:val="56"/>
+                          <w:lang w:bidi="th-TH"/>
+                        </w:rPr>
+                      </w:pPr>
+                      <w:r>
+                        <w:rPr>
+                          <w:rFonts w:ascii="TH Sarabun New" w:hAnsi="TH Sarabun New" w:cs="TH Sarabun New"/>
+                          <w:b/>
+                          <w:bCs/>
+                          <w:color w:val="EE0000"/>
+                          <w:sz w:val="56"/>
+                          <w:szCs w:val="56"/>
+                        </w:rPr>
+                        <w:t>1</w:t>
+                      </w:r>
+                    </w:p>
+                  </w:txbxContent>
+                </v:textbox>
+              </v:shape>
+            </w:pict>
+          </mc:Fallback>
+        </mc:AlternateContent>
+      </w:r>
+    </w:p>
+    <w:p>
+      <w:pPr>
+        <w:spacing w:after="0" w:line="240" w:lineRule="auto"/>
+        <w:jc w:val="thaiDistribute"/>
+        <w:rPr>
+          <w:rFonts w:ascii="TH Sarabun New" w:hAnsi="TH Sarabun New" w:cs="TH Sarabun New"/>
+          <w:sz w:val="32"/>
+          <w:szCs w:val="32"/>
+        </w:rPr>
+      </w:pPr>
+    </w:p>
+    <w:p>
+      <w:pPr>
+        <w:spacing w:after="0" w:line="240" w:lineRule="auto"/>
+        <w:jc w:val="thaiDistribute"/>
+        <w:rPr>
+          <w:rFonts w:ascii="TH Sarabun New" w:hAnsi="TH Sarabun New" w:cs="TH Sarabun New"/>
+          <w:sz w:val="32"/>
+          <w:szCs w:val="32"/>
+        </w:rPr>
+      </w:pPr>
+    </w:p>
+    <w:p>
+      <w:pPr>
+        <w:spacing w:after="0" w:line="240" w:lineRule="auto"/>
+        <w:jc w:val="thaiDistribute"/>
+        <w:rPr>
+          <w:rFonts w:ascii="TH Sarabun New" w:hAnsi="TH Sarabun New" w:cs="TH Sarabun New"/>
+          <w:sz w:val="32"/>
+          <w:szCs w:val="32"/>
+        </w:rPr>
+      </w:pPr>
+    </w:p>
+    <w:p>
+      <w:pPr>
+        <w:spacing w:after="0" w:line="240" w:lineRule="auto"/>
+        <w:jc w:val="thaiDistribute"/>
+        <w:rPr>
+          <w:rFonts w:ascii="TH Sarabun New" w:hAnsi="TH Sarabun New" w:cs="TH Sarabun New"/>
+          <w:sz w:val="32"/>
+          <w:szCs w:val="32"/>
+        </w:rPr>
+      </w:pPr>
+    </w:p>
+    <w:p>
+      <w:pPr>
+        <w:spacing w:after="0" w:line="240" w:lineRule="auto"/>
+        <w:jc w:val="thaiDistribute"/>
+        <w:rPr>
+          <w:rFonts w:ascii="TH Sarabun New" w:hAnsi="TH Sarabun New" w:cs="TH Sarabun New"/>
+          <w:sz w:val="32"/>
+          <w:szCs w:val="32"/>
+          <w:lang w:bidi="th-TH"/>
+        </w:rPr>
+      </w:pPr>
+    </w:p>
+    <w:p>
+      <w:pPr>
+        <w:spacing w:after="0" w:line="240" w:lineRule="auto"/>
+        <w:jc w:val="thaiDistribute"/>
+        <w:rPr>
+          <w:rFonts w:ascii="TH Sarabun New" w:hAnsi="TH Sarabun New" w:cs="TH Sarabun New" w:hint="cs"/>
+          <w:sz w:val="32"/>
+          <w:szCs w:val="32"/>
+          <w:lang w:bidi="th-TH"/>
         </w:rPr>
       </w:pPr>
     </w:p>
@@ -5429,6 +12325,7 @@
                 <w:cs/>
                 <w:lang w:bidi="th-TH"/>
               </w:rPr>
+              <w:lastRenderedPageBreak/>
               <w:t>ฟังก์ชันบนแอปพลิเคชัน</w:t>
             </w:r>
           </w:p>
@@ -6606,7 +13503,6 @@
                 <w:cs/>
                 <w:lang w:bidi="th-TH"/>
               </w:rPr>
-              <w:lastRenderedPageBreak/>
               <w:t>จัดการโปรไฟล์และเปลี่ยนรหัสผ่าน</w:t>
             </w:r>
           </w:p>
@@ -6721,8 +13617,8 @@
       </w:pPr>
     </w:p>
     <w:sectPr>
-      <w:headerReference w:type="default" r:id="rId8"/>
-      <w:footerReference w:type="default" r:id="rId9"/>
+      <w:headerReference w:type="default" r:id="rId33"/>
+      <w:footerReference w:type="default" r:id="rId34"/>
       <w:pgSz w:w="12240" w:h="15840"/>
       <w:pgMar w:top="1440" w:right="1440" w:bottom="1440" w:left="1440" w:header="720" w:footer="720" w:gutter="0"/>
       <w:cols w:space="720"/>
@@ -6734,7 +13630,7 @@
 </file>
 
 <file path=word/endnotes.xml><?xml version="1.0" encoding="utf-8"?>
-<w:endnotes xmlns:wpc="http://schemas.microsoft.com/office/word/2010/wordprocessingCanvas" xmlns:cx="http://schemas.microsoft.com/office/drawing/2014/chartex" xmlns:cx1="http://schemas.microsoft.com/office/drawing/2015/9/8/chartex" xmlns:cx2="http://schemas.microsoft.com/office/drawing/2015/10/21/chartex" xmlns:cx3="http://schemas.microsoft.com/office/drawing/2016/5/9/chartex" xmlns:cx4="http://schemas.microsoft.com/office/drawing/2016/5/10/chartex" xmlns:cx5="http://schemas.microsoft.com/office/drawing/2016/5/11/chartex" xmlns:cx6="http://schemas.microsoft.com/office/drawing/2016/5/12/chartex" xmlns:cx7="http://schemas.microsoft.com/office/drawing/2016/5/13/chartex" xmlns:cx8="http://schemas.microsoft.com/office/drawing/2016/5/14/chartex" xmlns:mc="http://schemas.openxmlformats.org/markup-compatibility/2006" xmlns:aink="http://schemas.microsoft.com/office/drawing/2016/ink" xmlns:am3d="http://schemas.microsoft.com/office/drawing/2017/model3d" xmlns:o="urn:schemas-microsoft-com:office:office" xmlns:r="http://schemas.openxmlformats.org/officeDocument/2006/relationships" xmlns:m="http://schemas.openxmlformats.org/officeDocument/2006/math" xmlns:v="urn:schemas-microsoft-com:vml" xmlns:wp14="http://schemas.microsoft.com/office/word/2010/wordprocessingDrawing" xmlns:wp="http://schemas.openxmlformats.org/drawingml/2006/wordprocessingDrawing" xmlns:w10="urn:schemas-microsoft-com:office:word" xmlns:w="http://schemas.openxmlformats.org/wordprocessingml/2006/main" xmlns:w14="http://schemas.microsoft.com/office/word/2010/wordml" xmlns:w15="http://schemas.microsoft.com/office/word/2012/wordml" xmlns:w16cex="http://schemas.microsoft.com/office/word/2018/wordml/cex" xmlns:w16cid="http://schemas.microsoft.com/office/word/2016/wordml/cid" xmlns:w16="http://schemas.microsoft.com/office/word/2018/wordml" xmlns:w16sdtdh="http://schemas.microsoft.com/office/word/2020/wordml/sdtdatahash" xmlns:w16se="http://schemas.microsoft.com/office/word/2015/wordml/symex" xmlns:wpg="http://schemas.microsoft.com/office/word/2010/wordprocessingGroup" xmlns:wpi="http://schemas.microsoft.com/office/word/2010/wordprocessingInk" xmlns:wne="http://schemas.microsoft.com/office/word/2006/wordml" xmlns:wps="http://schemas.microsoft.com/office/word/2010/wordprocessingShape" mc:Ignorable="w14 w15 w16se w16cid w16 w16cex w16sdtdh wp14">
+<w:endnotes xmlns:wpc="http://schemas.microsoft.com/office/word/2010/wordprocessingCanvas" xmlns:cx="http://schemas.microsoft.com/office/drawing/2014/chartex" xmlns:cx1="http://schemas.microsoft.com/office/drawing/2015/9/8/chartex" xmlns:cx2="http://schemas.microsoft.com/office/drawing/2015/10/21/chartex" xmlns:cx3="http://schemas.microsoft.com/office/drawing/2016/5/9/chartex" xmlns:cx4="http://schemas.microsoft.com/office/drawing/2016/5/10/chartex" xmlns:cx5="http://schemas.microsoft.com/office/drawing/2016/5/11/chartex" xmlns:cx6="http://schemas.microsoft.com/office/drawing/2016/5/12/chartex" xmlns:cx7="http://schemas.microsoft.com/office/drawing/2016/5/13/chartex" xmlns:cx8="http://schemas.microsoft.com/office/drawing/2016/5/14/chartex" xmlns:mc="http://schemas.openxmlformats.org/markup-compatibility/2006" xmlns:aink="http://schemas.microsoft.com/office/drawing/2016/ink" xmlns:am3d="http://schemas.microsoft.com/office/drawing/2017/model3d" xmlns:o="urn:schemas-microsoft-com:office:office" xmlns:oel="http://schemas.microsoft.com/office/2019/extlst" xmlns:r="http://schemas.openxmlformats.org/officeDocument/2006/relationships" xmlns:m="http://schemas.openxmlformats.org/officeDocument/2006/math" xmlns:v="urn:schemas-microsoft-com:vml" xmlns:wp14="http://schemas.microsoft.com/office/word/2010/wordprocessingDrawing" xmlns:wp="http://schemas.openxmlformats.org/drawingml/2006/wordprocessingDrawing" xmlns:w10="urn:schemas-microsoft-com:office:word" xmlns:w="http://schemas.openxmlformats.org/wordprocessingml/2006/main" xmlns:w14="http://schemas.microsoft.com/office/word/2010/wordml" xmlns:w15="http://schemas.microsoft.com/office/word/2012/wordml" xmlns:w16cex="http://schemas.microsoft.com/office/word/2018/wordml/cex" xmlns:w16cid="http://schemas.microsoft.com/office/word/2016/wordml/cid" xmlns:w16="http://schemas.microsoft.com/office/word/2018/wordml" xmlns:w16du="http://schemas.microsoft.com/office/word/2023/wordml/word16du" xmlns:w16sdtdh="http://schemas.microsoft.com/office/word/2020/wordml/sdtdatahash" xmlns:w16sdtfl="http://schemas.microsoft.com/office/word/2024/wordml/sdtformatlock" xmlns:w16se="http://schemas.microsoft.com/office/word/2015/wordml/symex" xmlns:wpg="http://schemas.microsoft.com/office/word/2010/wordprocessingGroup" xmlns:wpi="http://schemas.microsoft.com/office/word/2010/wordprocessingInk" xmlns:wne="http://schemas.microsoft.com/office/word/2006/wordml" xmlns:wps="http://schemas.microsoft.com/office/word/2010/wordprocessingShape" mc:Ignorable="w14 w15 w16se w16cid w16 w16cex w16sdtdh w16sdtfl w16du wp14">
   <w:endnote w:type="separator" w:id="-1">
     <w:p>
       <w:pPr>
@@ -6759,7 +13655,7 @@
 </file>
 
 <file path=word/footer1.xml><?xml version="1.0" encoding="utf-8"?>
-<w:ftr xmlns:wpc="http://schemas.microsoft.com/office/word/2010/wordprocessingCanvas" xmlns:cx="http://schemas.microsoft.com/office/drawing/2014/chartex" xmlns:cx1="http://schemas.microsoft.com/office/drawing/2015/9/8/chartex" xmlns:cx2="http://schemas.microsoft.com/office/drawing/2015/10/21/chartex" xmlns:cx3="http://schemas.microsoft.com/office/drawing/2016/5/9/chartex" xmlns:cx4="http://schemas.microsoft.com/office/drawing/2016/5/10/chartex" xmlns:cx5="http://schemas.microsoft.com/office/drawing/2016/5/11/chartex" xmlns:cx6="http://schemas.microsoft.com/office/drawing/2016/5/12/chartex" xmlns:cx7="http://schemas.microsoft.com/office/drawing/2016/5/13/chartex" xmlns:cx8="http://schemas.microsoft.com/office/drawing/2016/5/14/chartex" xmlns:mc="http://schemas.openxmlformats.org/markup-compatibility/2006" xmlns:aink="http://schemas.microsoft.com/office/drawing/2016/ink" xmlns:am3d="http://schemas.microsoft.com/office/drawing/2017/model3d" xmlns:o="urn:schemas-microsoft-com:office:office" xmlns:r="http://schemas.openxmlformats.org/officeDocument/2006/relationships" xmlns:m="http://schemas.openxmlformats.org/officeDocument/2006/math" xmlns:v="urn:schemas-microsoft-com:vml" xmlns:wp14="http://schemas.microsoft.com/office/word/2010/wordprocessingDrawing" xmlns:wp="http://schemas.openxmlformats.org/drawingml/2006/wordprocessingDrawing" xmlns:w10="urn:schemas-microsoft-com:office:word" xmlns:w="http://schemas.openxmlformats.org/wordprocessingml/2006/main" xmlns:w14="http://schemas.microsoft.com/office/word/2010/wordml" xmlns:w15="http://schemas.microsoft.com/office/word/2012/wordml" xmlns:w16cex="http://schemas.microsoft.com/office/word/2018/wordml/cex" xmlns:w16cid="http://schemas.microsoft.com/office/word/2016/wordml/cid" xmlns:w16="http://schemas.microsoft.com/office/word/2018/wordml" xmlns:w16sdtdh="http://schemas.microsoft.com/office/word/2020/wordml/sdtdatahash" xmlns:w16se="http://schemas.microsoft.com/office/word/2015/wordml/symex" xmlns:wpg="http://schemas.microsoft.com/office/word/2010/wordprocessingGroup" xmlns:wpi="http://schemas.microsoft.com/office/word/2010/wordprocessingInk" xmlns:wne="http://schemas.microsoft.com/office/word/2006/wordml" xmlns:wps="http://schemas.microsoft.com/office/word/2010/wordprocessingShape" mc:Ignorable="w14 w15 w16se w16cid w16 w16cex w16sdtdh wp14">
+<w:ftr xmlns:wpc="http://schemas.microsoft.com/office/word/2010/wordprocessingCanvas" xmlns:cx="http://schemas.microsoft.com/office/drawing/2014/chartex" xmlns:cx1="http://schemas.microsoft.com/office/drawing/2015/9/8/chartex" xmlns:cx2="http://schemas.microsoft.com/office/drawing/2015/10/21/chartex" xmlns:cx3="http://schemas.microsoft.com/office/drawing/2016/5/9/chartex" xmlns:cx4="http://schemas.microsoft.com/office/drawing/2016/5/10/chartex" xmlns:cx5="http://schemas.microsoft.com/office/drawing/2016/5/11/chartex" xmlns:cx6="http://schemas.microsoft.com/office/drawing/2016/5/12/chartex" xmlns:cx7="http://schemas.microsoft.com/office/drawing/2016/5/13/chartex" xmlns:cx8="http://schemas.microsoft.com/office/drawing/2016/5/14/chartex" xmlns:mc="http://schemas.openxmlformats.org/markup-compatibility/2006" xmlns:aink="http://schemas.microsoft.com/office/drawing/2016/ink" xmlns:am3d="http://schemas.microsoft.com/office/drawing/2017/model3d" xmlns:o="urn:schemas-microsoft-com:office:office" xmlns:oel="http://schemas.microsoft.com/office/2019/extlst" xmlns:r="http://schemas.openxmlformats.org/officeDocument/2006/relationships" xmlns:m="http://schemas.openxmlformats.org/officeDocument/2006/math" xmlns:v="urn:schemas-microsoft-com:vml" xmlns:wp14="http://schemas.microsoft.com/office/word/2010/wordprocessingDrawing" xmlns:wp="http://schemas.openxmlformats.org/drawingml/2006/wordprocessingDrawing" xmlns:w10="urn:schemas-microsoft-com:office:word" xmlns:w="http://schemas.openxmlformats.org/wordprocessingml/2006/main" xmlns:w14="http://schemas.microsoft.com/office/word/2010/wordml" xmlns:w15="http://schemas.microsoft.com/office/word/2012/wordml" xmlns:w16cex="http://schemas.microsoft.com/office/word/2018/wordml/cex" xmlns:w16cid="http://schemas.microsoft.com/office/word/2016/wordml/cid" xmlns:w16="http://schemas.microsoft.com/office/word/2018/wordml" xmlns:w16du="http://schemas.microsoft.com/office/word/2023/wordml/word16du" xmlns:w16sdtdh="http://schemas.microsoft.com/office/word/2020/wordml/sdtdatahash" xmlns:w16sdtfl="http://schemas.microsoft.com/office/word/2024/wordml/sdtformatlock" xmlns:w16se="http://schemas.microsoft.com/office/word/2015/wordml/symex" xmlns:wpg="http://schemas.microsoft.com/office/word/2010/wordprocessingGroup" xmlns:wpi="http://schemas.microsoft.com/office/word/2010/wordprocessingInk" xmlns:wne="http://schemas.microsoft.com/office/word/2006/wordml" xmlns:wps="http://schemas.microsoft.com/office/word/2010/wordprocessingShape" mc:Ignorable="w14 w15 w16se w16cid w16 w16cex w16sdtdh w16sdtfl w16du wp14">
   <w:p>
     <w:pPr>
       <w:pStyle w:val="Footer"/>
@@ -6777,7 +13673,7 @@
 </file>
 
 <file path=word/footnotes.xml><?xml version="1.0" encoding="utf-8"?>
-<w:footnotes xmlns:wpc="http://schemas.microsoft.com/office/word/2010/wordprocessingCanvas" xmlns:cx="http://schemas.microsoft.com/office/drawing/2014/chartex" xmlns:cx1="http://schemas.microsoft.com/office/drawing/2015/9/8/chartex" xmlns:cx2="http://schemas.microsoft.com/office/drawing/2015/10/21/chartex" xmlns:cx3="http://schemas.microsoft.com/office/drawing/2016/5/9/chartex" xmlns:cx4="http://schemas.microsoft.com/office/drawing/2016/5/10/chartex" xmlns:cx5="http://schemas.microsoft.com/office/drawing/2016/5/11/chartex" xmlns:cx6="http://schemas.microsoft.com/office/drawing/2016/5/12/chartex" xmlns:cx7="http://schemas.microsoft.com/office/drawing/2016/5/13/chartex" xmlns:cx8="http://schemas.microsoft.com/office/drawing/2016/5/14/chartex" xmlns:mc="http://schemas.openxmlformats.org/markup-compatibility/2006" xmlns:aink="http://schemas.microsoft.com/office/drawing/2016/ink" xmlns:am3d="http://schemas.microsoft.com/office/drawing/2017/model3d" xmlns:o="urn:schemas-microsoft-com:office:office" xmlns:r="http://schemas.openxmlformats.org/officeDocument/2006/relationships" xmlns:m="http://schemas.openxmlformats.org/officeDocument/2006/math" xmlns:v="urn:schemas-microsoft-com:vml" xmlns:wp14="http://schemas.microsoft.com/office/word/2010/wordprocessingDrawing" xmlns:wp="http://schemas.openxmlformats.org/drawingml/2006/wordprocessingDrawing" xmlns:w10="urn:schemas-microsoft-com:office:word" xmlns:w="http://schemas.openxmlformats.org/wordprocessingml/2006/main" xmlns:w14="http://schemas.microsoft.com/office/word/2010/wordml" xmlns:w15="http://schemas.microsoft.com/office/word/2012/wordml" xmlns:w16cex="http://schemas.microsoft.com/office/word/2018/wordml/cex" xmlns:w16cid="http://schemas.microsoft.com/office/word/2016/wordml/cid" xmlns:w16="http://schemas.microsoft.com/office/word/2018/wordml" xmlns:w16sdtdh="http://schemas.microsoft.com/office/word/2020/wordml/sdtdatahash" xmlns:w16se="http://schemas.microsoft.com/office/word/2015/wordml/symex" xmlns:wpg="http://schemas.microsoft.com/office/word/2010/wordprocessingGroup" xmlns:wpi="http://schemas.microsoft.com/office/word/2010/wordprocessingInk" xmlns:wne="http://schemas.microsoft.com/office/word/2006/wordml" xmlns:wps="http://schemas.microsoft.com/office/word/2010/wordprocessingShape" mc:Ignorable="w14 w15 w16se w16cid w16 w16cex w16sdtdh wp14">
+<w:footnotes xmlns:wpc="http://schemas.microsoft.com/office/word/2010/wordprocessingCanvas" xmlns:cx="http://schemas.microsoft.com/office/drawing/2014/chartex" xmlns:cx1="http://schemas.microsoft.com/office/drawing/2015/9/8/chartex" xmlns:cx2="http://schemas.microsoft.com/office/drawing/2015/10/21/chartex" xmlns:cx3="http://schemas.microsoft.com/office/drawing/2016/5/9/chartex" xmlns:cx4="http://schemas.microsoft.com/office/drawing/2016/5/10/chartex" xmlns:cx5="http://schemas.microsoft.com/office/drawing/2016/5/11/chartex" xmlns:cx6="http://schemas.microsoft.com/office/drawing/2016/5/12/chartex" xmlns:cx7="http://schemas.microsoft.com/office/drawing/2016/5/13/chartex" xmlns:cx8="http://schemas.microsoft.com/office/drawing/2016/5/14/chartex" xmlns:mc="http://schemas.openxmlformats.org/markup-compatibility/2006" xmlns:aink="http://schemas.microsoft.com/office/drawing/2016/ink" xmlns:am3d="http://schemas.microsoft.com/office/drawing/2017/model3d" xmlns:o="urn:schemas-microsoft-com:office:office" xmlns:oel="http://schemas.microsoft.com/office/2019/extlst" xmlns:r="http://schemas.openxmlformats.org/officeDocument/2006/relationships" xmlns:m="http://schemas.openxmlformats.org/officeDocument/2006/math" xmlns:v="urn:schemas-microsoft-com:vml" xmlns:wp14="http://schemas.microsoft.com/office/word/2010/wordprocessingDrawing" xmlns:wp="http://schemas.openxmlformats.org/drawingml/2006/wordprocessingDrawing" xmlns:w10="urn:schemas-microsoft-com:office:word" xmlns:w="http://schemas.openxmlformats.org/wordprocessingml/2006/main" xmlns:w14="http://schemas.microsoft.com/office/word/2010/wordml" xmlns:w15="http://schemas.microsoft.com/office/word/2012/wordml" xmlns:w16cex="http://schemas.microsoft.com/office/word/2018/wordml/cex" xmlns:w16cid="http://schemas.microsoft.com/office/word/2016/wordml/cid" xmlns:w16="http://schemas.microsoft.com/office/word/2018/wordml" xmlns:w16du="http://schemas.microsoft.com/office/word/2023/wordml/word16du" xmlns:w16sdtdh="http://schemas.microsoft.com/office/word/2020/wordml/sdtdatahash" xmlns:w16sdtfl="http://schemas.microsoft.com/office/word/2024/wordml/sdtformatlock" xmlns:w16se="http://schemas.microsoft.com/office/word/2015/wordml/symex" xmlns:wpg="http://schemas.microsoft.com/office/word/2010/wordprocessingGroup" xmlns:wpi="http://schemas.microsoft.com/office/word/2010/wordprocessingInk" xmlns:wne="http://schemas.microsoft.com/office/word/2006/wordml" xmlns:wps="http://schemas.microsoft.com/office/word/2010/wordprocessingShape" mc:Ignorable="w14 w15 w16se w16cid w16 w16cex w16sdtdh w16sdtfl w16du wp14">
   <w:footnote w:type="separator" w:id="-1">
     <w:p>
       <w:pPr>
@@ -6802,25 +13698,34 @@
 </file>
 
 <file path=word/header1.xml><?xml version="1.0" encoding="utf-8"?>
-<w:hdr xmlns:wpc="http://schemas.microsoft.com/office/word/2010/wordprocessingCanvas" xmlns:cx="http://schemas.microsoft.com/office/drawing/2014/chartex" xmlns:cx1="http://schemas.microsoft.com/office/drawing/2015/9/8/chartex" xmlns:cx2="http://schemas.microsoft.com/office/drawing/2015/10/21/chartex" xmlns:cx3="http://schemas.microsoft.com/office/drawing/2016/5/9/chartex" xmlns:cx4="http://schemas.microsoft.com/office/drawing/2016/5/10/chartex" xmlns:cx5="http://schemas.microsoft.com/office/drawing/2016/5/11/chartex" xmlns:cx6="http://schemas.microsoft.com/office/drawing/2016/5/12/chartex" xmlns:cx7="http://schemas.microsoft.com/office/drawing/2016/5/13/chartex" xmlns:cx8="http://schemas.microsoft.com/office/drawing/2016/5/14/chartex" xmlns:mc="http://schemas.openxmlformats.org/markup-compatibility/2006" xmlns:aink="http://schemas.microsoft.com/office/drawing/2016/ink" xmlns:am3d="http://schemas.microsoft.com/office/drawing/2017/model3d" xmlns:o="urn:schemas-microsoft-com:office:office" xmlns:r="http://schemas.openxmlformats.org/officeDocument/2006/relationships" xmlns:m="http://schemas.openxmlformats.org/officeDocument/2006/math" xmlns:v="urn:schemas-microsoft-com:vml" xmlns:wp14="http://schemas.microsoft.com/office/word/2010/wordprocessingDrawing" xmlns:wp="http://schemas.openxmlformats.org/drawingml/2006/wordprocessingDrawing" xmlns:w10="urn:schemas-microsoft-com:office:word" xmlns:w="http://schemas.openxmlformats.org/wordprocessingml/2006/main" xmlns:w14="http://schemas.microsoft.com/office/word/2010/wordml" xmlns:w15="http://schemas.microsoft.com/office/word/2012/wordml" xmlns:w16cex="http://schemas.microsoft.com/office/word/2018/wordml/cex" xmlns:w16cid="http://schemas.microsoft.com/office/word/2016/wordml/cid" xmlns:w16="http://schemas.microsoft.com/office/word/2018/wordml" xmlns:w16sdtdh="http://schemas.microsoft.com/office/word/2020/wordml/sdtdatahash" xmlns:w16se="http://schemas.microsoft.com/office/word/2015/wordml/symex" xmlns:wpg="http://schemas.microsoft.com/office/word/2010/wordprocessingGroup" xmlns:wpi="http://schemas.microsoft.com/office/word/2010/wordprocessingInk" xmlns:wne="http://schemas.microsoft.com/office/word/2006/wordml" xmlns:wps="http://schemas.microsoft.com/office/word/2010/wordprocessingShape" mc:Ignorable="w14 w15 w16se w16cid w16 w16cex w16sdtdh wp14">
+<w:hdr xmlns:wpc="http://schemas.microsoft.com/office/word/2010/wordprocessingCanvas" xmlns:cx="http://schemas.microsoft.com/office/drawing/2014/chartex" xmlns:cx1="http://schemas.microsoft.com/office/drawing/2015/9/8/chartex" xmlns:cx2="http://schemas.microsoft.com/office/drawing/2015/10/21/chartex" xmlns:cx3="http://schemas.microsoft.com/office/drawing/2016/5/9/chartex" xmlns:cx4="http://schemas.microsoft.com/office/drawing/2016/5/10/chartex" xmlns:cx5="http://schemas.microsoft.com/office/drawing/2016/5/11/chartex" xmlns:cx6="http://schemas.microsoft.com/office/drawing/2016/5/12/chartex" xmlns:cx7="http://schemas.microsoft.com/office/drawing/2016/5/13/chartex" xmlns:cx8="http://schemas.microsoft.com/office/drawing/2016/5/14/chartex" xmlns:mc="http://schemas.openxmlformats.org/markup-compatibility/2006" xmlns:aink="http://schemas.microsoft.com/office/drawing/2016/ink" xmlns:am3d="http://schemas.microsoft.com/office/drawing/2017/model3d" xmlns:o="urn:schemas-microsoft-com:office:office" xmlns:oel="http://schemas.microsoft.com/office/2019/extlst" xmlns:r="http://schemas.openxmlformats.org/officeDocument/2006/relationships" xmlns:m="http://schemas.openxmlformats.org/officeDocument/2006/math" xmlns:v="urn:schemas-microsoft-com:vml" xmlns:wp14="http://schemas.microsoft.com/office/word/2010/wordprocessingDrawing" xmlns:wp="http://schemas.openxmlformats.org/drawingml/2006/wordprocessingDrawing" xmlns:w10="urn:schemas-microsoft-com:office:word" xmlns:w="http://schemas.openxmlformats.org/wordprocessingml/2006/main" xmlns:w14="http://schemas.microsoft.com/office/word/2010/wordml" xmlns:w15="http://schemas.microsoft.com/office/word/2012/wordml" xmlns:w16cex="http://schemas.microsoft.com/office/word/2018/wordml/cex" xmlns:w16cid="http://schemas.microsoft.com/office/word/2016/wordml/cid" xmlns:w16="http://schemas.microsoft.com/office/word/2018/wordml" xmlns:w16du="http://schemas.microsoft.com/office/word/2023/wordml/word16du" xmlns:w16sdtdh="http://schemas.microsoft.com/office/word/2020/wordml/sdtdatahash" xmlns:w16sdtfl="http://schemas.microsoft.com/office/word/2024/wordml/sdtformatlock" xmlns:w16se="http://schemas.microsoft.com/office/word/2015/wordml/symex" xmlns:wpg="http://schemas.microsoft.com/office/word/2010/wordprocessingGroup" xmlns:wpi="http://schemas.microsoft.com/office/word/2010/wordprocessingInk" xmlns:wne="http://schemas.microsoft.com/office/word/2006/wordml" xmlns:wps="http://schemas.microsoft.com/office/word/2010/wordprocessingShape" mc:Ignorable="w14 w15 w16se w16cid w16 w16cex w16sdtdh w16sdtfl w16du wp14">
   <w:p>
     <w:pPr>
       <w:pStyle w:val="Header"/>
       <w:jc w:val="right"/>
     </w:pPr>
+    <w:proofErr w:type="spellStart"/>
     <w:r>
       <w:rPr>
         <w:color w:val="787878"/>
         <w:sz w:val="20"/>
       </w:rPr>
-      <w:t>คู่มือการใช้งานแอปพลิเคชัน Smart Task Assignment</w:t>
+      <w:t>คู่มือการใช้งานแอปพลิเคชัน</w:t>
+    </w:r>
+    <w:proofErr w:type="spellEnd"/>
+    <w:r>
+      <w:rPr>
+        <w:color w:val="787878"/>
+        <w:sz w:val="20"/>
+      </w:rPr>
+      <w:t xml:space="preserve"> Smart Task Assignment</w:t>
     </w:r>
   </w:p>
 </w:hdr>
 </file>
 
 <file path=word/numbering.xml><?xml version="1.0" encoding="utf-8"?>
-<w:numbering xmlns:wpc="http://schemas.microsoft.com/office/word/2010/wordprocessingCanvas" xmlns:cx="http://schemas.microsoft.com/office/drawing/2014/chartex" xmlns:cx1="http://schemas.microsoft.com/office/drawing/2015/9/8/chartex" xmlns:cx2="http://schemas.microsoft.com/office/drawing/2015/10/21/chartex" xmlns:cx3="http://schemas.microsoft.com/office/drawing/2016/5/9/chartex" xmlns:cx4="http://schemas.microsoft.com/office/drawing/2016/5/10/chartex" xmlns:cx5="http://schemas.microsoft.com/office/drawing/2016/5/11/chartex" xmlns:cx6="http://schemas.microsoft.com/office/drawing/2016/5/12/chartex" xmlns:cx7="http://schemas.microsoft.com/office/drawing/2016/5/13/chartex" xmlns:cx8="http://schemas.microsoft.com/office/drawing/2016/5/14/chartex" xmlns:mc="http://schemas.openxmlformats.org/markup-compatibility/2006" xmlns:aink="http://schemas.microsoft.com/office/drawing/2016/ink" xmlns:am3d="http://schemas.microsoft.com/office/drawing/2017/model3d" xmlns:o="urn:schemas-microsoft-com:office:office" xmlns:r="http://schemas.openxmlformats.org/officeDocument/2006/relationships" xmlns:m="http://schemas.openxmlformats.org/officeDocument/2006/math" xmlns:v="urn:schemas-microsoft-com:vml" xmlns:wp14="http://schemas.microsoft.com/office/word/2010/wordprocessingDrawing" xmlns:wp="http://schemas.openxmlformats.org/drawingml/2006/wordprocessingDrawing" xmlns:w10="urn:schemas-microsoft-com:office:word" xmlns:w="http://schemas.openxmlformats.org/wordprocessingml/2006/main" xmlns:w14="http://schemas.microsoft.com/office/word/2010/wordml" xmlns:w15="http://schemas.microsoft.com/office/word/2012/wordml" xmlns:w16cex="http://schemas.microsoft.com/office/word/2018/wordml/cex" xmlns:w16cid="http://schemas.microsoft.com/office/word/2016/wordml/cid" xmlns:w16="http://schemas.microsoft.com/office/word/2018/wordml" xmlns:w16sdtdh="http://schemas.microsoft.com/office/word/2020/wordml/sdtdatahash" xmlns:w16se="http://schemas.microsoft.com/office/word/2015/wordml/symex" xmlns:wpg="http://schemas.microsoft.com/office/word/2010/wordprocessingGroup" xmlns:wpi="http://schemas.microsoft.com/office/word/2010/wordprocessingInk" xmlns:wne="http://schemas.microsoft.com/office/word/2006/wordml" xmlns:wps="http://schemas.microsoft.com/office/word/2010/wordprocessingShape" mc:Ignorable="w14 w15 w16se w16cid w16 w16cex w16sdtdh wp14">
+<w:numbering xmlns:wpc="http://schemas.microsoft.com/office/word/2010/wordprocessingCanvas" xmlns:cx="http://schemas.microsoft.com/office/drawing/2014/chartex" xmlns:cx1="http://schemas.microsoft.com/office/drawing/2015/9/8/chartex" xmlns:cx2="http://schemas.microsoft.com/office/drawing/2015/10/21/chartex" xmlns:cx3="http://schemas.microsoft.com/office/drawing/2016/5/9/chartex" xmlns:cx4="http://schemas.microsoft.com/office/drawing/2016/5/10/chartex" xmlns:cx5="http://schemas.microsoft.com/office/drawing/2016/5/11/chartex" xmlns:cx6="http://schemas.microsoft.com/office/drawing/2016/5/12/chartex" xmlns:cx7="http://schemas.microsoft.com/office/drawing/2016/5/13/chartex" xmlns:cx8="http://schemas.microsoft.com/office/drawing/2016/5/14/chartex" xmlns:mc="http://schemas.openxmlformats.org/markup-compatibility/2006" xmlns:aink="http://schemas.microsoft.com/office/drawing/2016/ink" xmlns:am3d="http://schemas.microsoft.com/office/drawing/2017/model3d" xmlns:o="urn:schemas-microsoft-com:office:office" xmlns:oel="http://schemas.microsoft.com/office/2019/extlst" xmlns:r="http://schemas.openxmlformats.org/officeDocument/2006/relationships" xmlns:m="http://schemas.openxmlformats.org/officeDocument/2006/math" xmlns:v="urn:schemas-microsoft-com:vml" xmlns:wp14="http://schemas.microsoft.com/office/word/2010/wordprocessingDrawing" xmlns:wp="http://schemas.openxmlformats.org/drawingml/2006/wordprocessingDrawing" xmlns:w10="urn:schemas-microsoft-com:office:word" xmlns:w="http://schemas.openxmlformats.org/wordprocessingml/2006/main" xmlns:w14="http://schemas.microsoft.com/office/word/2010/wordml" xmlns:w15="http://schemas.microsoft.com/office/word/2012/wordml" xmlns:w16cex="http://schemas.microsoft.com/office/word/2018/wordml/cex" xmlns:w16cid="http://schemas.microsoft.com/office/word/2016/wordml/cid" xmlns:w16="http://schemas.microsoft.com/office/word/2018/wordml" xmlns:w16du="http://schemas.microsoft.com/office/word/2023/wordml/word16du" xmlns:w16sdtdh="http://schemas.microsoft.com/office/word/2020/wordml/sdtdatahash" xmlns:w16sdtfl="http://schemas.microsoft.com/office/word/2024/wordml/sdtformatlock" xmlns:w16se="http://schemas.microsoft.com/office/word/2015/wordml/symex" xmlns:wpg="http://schemas.microsoft.com/office/word/2010/wordprocessingGroup" xmlns:wpi="http://schemas.microsoft.com/office/word/2010/wordprocessingInk" xmlns:wne="http://schemas.microsoft.com/office/word/2006/wordml" xmlns:wps="http://schemas.microsoft.com/office/word/2010/wordprocessingShape" mc:Ignorable="w14 w15 w16se w16cid w16 w16cex w16sdtdh w16sdtfl w16du wp14">
   <w:abstractNum w:abstractNumId="0" w15:restartNumberingAfterBreak="0">
     <w:nsid w:val="FFFFFF7C"/>
     <w:multiLevelType w:val="singleLevel"/>
@@ -9435,107 +16340,107 @@
       </w:rPr>
     </w:lvl>
   </w:abstractNum>
-  <w:num w:numId="1">
+  <w:num w:numId="1" w16cid:durableId="1599217829">
     <w:abstractNumId w:val="8"/>
   </w:num>
-  <w:num w:numId="2">
+  <w:num w:numId="2" w16cid:durableId="1130901651">
     <w:abstractNumId w:val="6"/>
   </w:num>
-  <w:num w:numId="3">
+  <w:num w:numId="3" w16cid:durableId="1078600931">
     <w:abstractNumId w:val="5"/>
   </w:num>
-  <w:num w:numId="4">
+  <w:num w:numId="4" w16cid:durableId="1708748802">
     <w:abstractNumId w:val="4"/>
   </w:num>
-  <w:num w:numId="5">
+  <w:num w:numId="5" w16cid:durableId="1755516016">
     <w:abstractNumId w:val="7"/>
   </w:num>
-  <w:num w:numId="6">
+  <w:num w:numId="6" w16cid:durableId="1464300886">
     <w:abstractNumId w:val="3"/>
   </w:num>
-  <w:num w:numId="7">
+  <w:num w:numId="7" w16cid:durableId="1503933730">
     <w:abstractNumId w:val="2"/>
   </w:num>
-  <w:num w:numId="8">
+  <w:num w:numId="8" w16cid:durableId="1605265424">
     <w:abstractNumId w:val="1"/>
   </w:num>
-  <w:num w:numId="9">
+  <w:num w:numId="9" w16cid:durableId="463349694">
     <w:abstractNumId w:val="0"/>
   </w:num>
-  <w:num w:numId="10">
+  <w:num w:numId="10" w16cid:durableId="1657686926">
     <w:abstractNumId w:val="13"/>
   </w:num>
-  <w:num w:numId="11">
+  <w:num w:numId="11" w16cid:durableId="1283734207">
     <w:abstractNumId w:val="11"/>
   </w:num>
-  <w:num w:numId="12">
+  <w:num w:numId="12" w16cid:durableId="1679236629">
     <w:abstractNumId w:val="20"/>
   </w:num>
-  <w:num w:numId="13">
+  <w:num w:numId="13" w16cid:durableId="585111178">
     <w:abstractNumId w:val="21"/>
   </w:num>
-  <w:num w:numId="14">
+  <w:num w:numId="14" w16cid:durableId="2049062564">
     <w:abstractNumId w:val="10"/>
   </w:num>
-  <w:num w:numId="15">
+  <w:num w:numId="15" w16cid:durableId="298340577">
     <w:abstractNumId w:val="19"/>
   </w:num>
-  <w:num w:numId="16">
+  <w:num w:numId="16" w16cid:durableId="89745634">
     <w:abstractNumId w:val="27"/>
   </w:num>
-  <w:num w:numId="17">
+  <w:num w:numId="17" w16cid:durableId="708379519">
     <w:abstractNumId w:val="18"/>
   </w:num>
-  <w:num w:numId="18">
+  <w:num w:numId="18" w16cid:durableId="985167756">
     <w:abstractNumId w:val="16"/>
   </w:num>
-  <w:num w:numId="19">
+  <w:num w:numId="19" w16cid:durableId="1920600279">
     <w:abstractNumId w:val="24"/>
   </w:num>
-  <w:num w:numId="20">
+  <w:num w:numId="20" w16cid:durableId="1641617848">
     <w:abstractNumId w:val="26"/>
   </w:num>
-  <w:num w:numId="21">
+  <w:num w:numId="21" w16cid:durableId="1400204808">
     <w:abstractNumId w:val="14"/>
   </w:num>
-  <w:num w:numId="22">
+  <w:num w:numId="22" w16cid:durableId="1905143402">
     <w:abstractNumId w:val="31"/>
   </w:num>
-  <w:num w:numId="23">
+  <w:num w:numId="23" w16cid:durableId="1248490977">
     <w:abstractNumId w:val="25"/>
   </w:num>
-  <w:num w:numId="24">
+  <w:num w:numId="24" w16cid:durableId="1937788566">
     <w:abstractNumId w:val="9"/>
   </w:num>
-  <w:num w:numId="25">
+  <w:num w:numId="25" w16cid:durableId="1889487070">
     <w:abstractNumId w:val="12"/>
   </w:num>
-  <w:num w:numId="26">
+  <w:num w:numId="26" w16cid:durableId="916859606">
     <w:abstractNumId w:val="17"/>
   </w:num>
-  <w:num w:numId="27">
+  <w:num w:numId="27" w16cid:durableId="727457175">
     <w:abstractNumId w:val="22"/>
   </w:num>
-  <w:num w:numId="28">
+  <w:num w:numId="28" w16cid:durableId="1850826410">
     <w:abstractNumId w:val="15"/>
   </w:num>
-  <w:num w:numId="29">
+  <w:num w:numId="29" w16cid:durableId="963314273">
     <w:abstractNumId w:val="30"/>
   </w:num>
-  <w:num w:numId="30">
+  <w:num w:numId="30" w16cid:durableId="1902207685">
     <w:abstractNumId w:val="23"/>
   </w:num>
-  <w:num w:numId="31">
+  <w:num w:numId="31" w16cid:durableId="53240715">
     <w:abstractNumId w:val="28"/>
   </w:num>
-  <w:num w:numId="32">
+  <w:num w:numId="32" w16cid:durableId="1814328514">
     <w:abstractNumId w:val="29"/>
   </w:num>
 </w:numbering>
 </file>
 
 <file path=word/styles.xml><?xml version="1.0" encoding="utf-8"?>
-<w:styles xmlns:mc="http://schemas.openxmlformats.org/markup-compatibility/2006" xmlns:r="http://schemas.openxmlformats.org/officeDocument/2006/relationships" xmlns:w="http://schemas.openxmlformats.org/wordprocessingml/2006/main" xmlns:w14="http://schemas.microsoft.com/office/word/2010/wordml" xmlns:w15="http://schemas.microsoft.com/office/word/2012/wordml" xmlns:w16cex="http://schemas.microsoft.com/office/word/2018/wordml/cex" xmlns:w16cid="http://schemas.microsoft.com/office/word/2016/wordml/cid" xmlns:w16="http://schemas.microsoft.com/office/word/2018/wordml" xmlns:w16sdtdh="http://schemas.microsoft.com/office/word/2020/wordml/sdtdatahash" xmlns:w16se="http://schemas.microsoft.com/office/word/2015/wordml/symex" mc:Ignorable="w14 w15 w16se w16cid w16 w16cex w16sdtdh">
+<w:styles xmlns:mc="http://schemas.openxmlformats.org/markup-compatibility/2006" xmlns:r="http://schemas.openxmlformats.org/officeDocument/2006/relationships" xmlns:w="http://schemas.openxmlformats.org/wordprocessingml/2006/main" xmlns:w14="http://schemas.microsoft.com/office/word/2010/wordml" xmlns:w15="http://schemas.microsoft.com/office/word/2012/wordml" xmlns:w16cex="http://schemas.microsoft.com/office/word/2018/wordml/cex" xmlns:w16cid="http://schemas.microsoft.com/office/word/2016/wordml/cid" xmlns:w16="http://schemas.microsoft.com/office/word/2018/wordml" xmlns:w16du="http://schemas.microsoft.com/office/word/2023/wordml/word16du" xmlns:w16sdtdh="http://schemas.microsoft.com/office/word/2020/wordml/sdtdatahash" xmlns:w16sdtfl="http://schemas.microsoft.com/office/word/2024/wordml/sdtformatlock" xmlns:w16se="http://schemas.microsoft.com/office/word/2015/wordml/symex" mc:Ignorable="w14 w15 w16se w16cid w16 w16cex w16sdtdh w16sdtfl w16du">
   <w:docDefaults>
     <w:rPrDefault>
       <w:rPr>

--- a/Document/คู่มือการใช้งาน/Smart_Task_Assignment_Mobile_User_Manual_V2.docx
+++ b/Document/คู่มือการใช้งาน/Smart_Task_Assignment_Mobile_User_Manual_V2.docx
@@ -1,6 +1,6 @@
 
 <file path=word/document.xml><?xml version="1.0" encoding="utf-8"?>
-<w:document xmlns:wpc="http://schemas.microsoft.com/office/word/2010/wordprocessingCanvas" xmlns:cx="http://schemas.microsoft.com/office/drawing/2014/chartex" xmlns:cx1="http://schemas.microsoft.com/office/drawing/2015/9/8/chartex" xmlns:cx2="http://schemas.microsoft.com/office/drawing/2015/10/21/chartex" xmlns:cx3="http://schemas.microsoft.com/office/drawing/2016/5/9/chartex" xmlns:cx4="http://schemas.microsoft.com/office/drawing/2016/5/10/chartex" xmlns:cx5="http://schemas.microsoft.com/office/drawing/2016/5/11/chartex" xmlns:cx6="http://schemas.microsoft.com/office/drawing/2016/5/12/chartex" xmlns:cx7="http://schemas.microsoft.com/office/drawing/2016/5/13/chartex" xmlns:cx8="http://schemas.microsoft.com/office/drawing/2016/5/14/chartex" xmlns:mc="http://schemas.openxmlformats.org/markup-compatibility/2006" xmlns:aink="http://schemas.microsoft.com/office/drawing/2016/ink" xmlns:am3d="http://schemas.microsoft.com/office/drawing/2017/model3d" xmlns:o="urn:schemas-microsoft-com:office:office" xmlns:oel="http://schemas.microsoft.com/office/2019/extlst" xmlns:r="http://schemas.openxmlformats.org/officeDocument/2006/relationships" xmlns:m="http://schemas.openxmlformats.org/officeDocument/2006/math" xmlns:v="urn:schemas-microsoft-com:vml" xmlns:wp14="http://schemas.microsoft.com/office/word/2010/wordprocessingDrawing" xmlns:wp="http://schemas.openxmlformats.org/drawingml/2006/wordprocessingDrawing" xmlns:w10="urn:schemas-microsoft-com:office:word" xmlns:w="http://schemas.openxmlformats.org/wordprocessingml/2006/main" xmlns:w14="http://schemas.microsoft.com/office/word/2010/wordml" xmlns:w15="http://schemas.microsoft.com/office/word/2012/wordml" xmlns:w16cex="http://schemas.microsoft.com/office/word/2018/wordml/cex" xmlns:w16cid="http://schemas.microsoft.com/office/word/2016/wordml/cid" xmlns:w16="http://schemas.microsoft.com/office/word/2018/wordml" xmlns:w16du="http://schemas.microsoft.com/office/word/2023/wordml/word16du" xmlns:w16sdtdh="http://schemas.microsoft.com/office/word/2020/wordml/sdtdatahash" xmlns:w16sdtfl="http://schemas.microsoft.com/office/word/2024/wordml/sdtformatlock" xmlns:w16se="http://schemas.microsoft.com/office/word/2015/wordml/symex" xmlns:wpg="http://schemas.microsoft.com/office/word/2010/wordprocessingGroup" xmlns:wpi="http://schemas.microsoft.com/office/word/2010/wordprocessingInk" xmlns:wne="http://schemas.microsoft.com/office/word/2006/wordml" xmlns:wps="http://schemas.microsoft.com/office/word/2010/wordprocessingShape" mc:Ignorable="w14 w15 w16se w16cid w16 w16cex w16sdtdh w16sdtfl w16du wp14">
+<w:document xmlns:wpc="http://schemas.microsoft.com/office/word/2010/wordprocessingCanvas" xmlns:cx="http://schemas.microsoft.com/office/drawing/2014/chartex" xmlns:cx1="http://schemas.microsoft.com/office/drawing/2015/9/8/chartex" xmlns:cx2="http://schemas.microsoft.com/office/drawing/2015/10/21/chartex" xmlns:cx3="http://schemas.microsoft.com/office/drawing/2016/5/9/chartex" xmlns:cx4="http://schemas.microsoft.com/office/drawing/2016/5/10/chartex" xmlns:cx5="http://schemas.microsoft.com/office/drawing/2016/5/11/chartex" xmlns:cx6="http://schemas.microsoft.com/office/drawing/2016/5/12/chartex" xmlns:cx7="http://schemas.microsoft.com/office/drawing/2016/5/13/chartex" xmlns:cx8="http://schemas.microsoft.com/office/drawing/2016/5/14/chartex" xmlns:mc="http://schemas.openxmlformats.org/markup-compatibility/2006" xmlns:aink="http://schemas.microsoft.com/office/drawing/2016/ink" xmlns:am3d="http://schemas.microsoft.com/office/drawing/2017/model3d" xmlns:o="urn:schemas-microsoft-com:office:office" xmlns:r="http://schemas.openxmlformats.org/officeDocument/2006/relationships" xmlns:m="http://schemas.openxmlformats.org/officeDocument/2006/math" xmlns:v="urn:schemas-microsoft-com:vml" xmlns:wp14="http://schemas.microsoft.com/office/word/2010/wordprocessingDrawing" xmlns:wp="http://schemas.openxmlformats.org/drawingml/2006/wordprocessingDrawing" xmlns:w10="urn:schemas-microsoft-com:office:word" xmlns:w="http://schemas.openxmlformats.org/wordprocessingml/2006/main" xmlns:w14="http://schemas.microsoft.com/office/word/2010/wordml" xmlns:w15="http://schemas.microsoft.com/office/word/2012/wordml" xmlns:w16cex="http://schemas.microsoft.com/office/word/2018/wordml/cex" xmlns:w16cid="http://schemas.microsoft.com/office/word/2016/wordml/cid" xmlns:w16="http://schemas.microsoft.com/office/word/2018/wordml" xmlns:w16sdtdh="http://schemas.microsoft.com/office/word/2020/wordml/sdtdatahash" xmlns:w16se="http://schemas.microsoft.com/office/word/2015/wordml/symex" xmlns:wpg="http://schemas.microsoft.com/office/word/2010/wordprocessingGroup" xmlns:wpi="http://schemas.microsoft.com/office/word/2010/wordprocessingInk" xmlns:wne="http://schemas.microsoft.com/office/word/2006/wordml" xmlns:wps="http://schemas.microsoft.com/office/word/2010/wordprocessingShape" mc:Ignorable="w14 w15 w16se w16cid w16 w16cex w16sdtdh wp14">
   <w:body>
     <w:p>
       <w:pPr>
@@ -2328,7 +2328,7 @@
         <w:spacing w:after="0" w:line="240" w:lineRule="auto"/>
         <w:jc w:val="center"/>
         <w:rPr>
-          <w:rFonts w:ascii="TH Sarabun New" w:hAnsi="TH Sarabun New" w:cs="TH Sarabun New" w:hint="cs"/>
+          <w:rFonts w:ascii="TH Sarabun New" w:hAnsi="TH Sarabun New" w:cs="TH Sarabun New"/>
           <w:color w:val="FF0000"/>
           <w:sz w:val="32"/>
           <w:szCs w:val="32"/>
@@ -3122,7 +3122,7 @@
                 <v:stroke joinstyle="miter"/>
                 <v:path gradientshapeok="t" o:connecttype="rect"/>
               </v:shapetype>
-              <v:shape id="Text Box 7" o:spid="_x0000_s1026" type="#_x0000_t202" style="position:absolute;left:0;text-align:left;margin-left:284.95pt;margin-top:1pt;width:23.8pt;height:60.75pt;z-index:251679744;visibility:visible;mso-wrap-style:square;mso-width-percent:0;mso-height-percent:0;mso-wrap-distance-left:9pt;mso-wrap-distance-top:0;mso-wrap-distance-right:9pt;mso-wrap-distance-bottom:0;mso-position-horizontal:absolute;mso-position-horizontal-relative:text;mso-position-vertical:absolute;mso-position-vertical-relative:text;mso-width-percent:0;mso-height-percent:0;mso-width-relative:margin;mso-height-relative:margin;v-text-anchor:top" o:gfxdata="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" filled="f" stroked="f" strokeweight=".5pt">
+              <v:shape id="Text Box 7" o:spid="_x0000_s1026" type="#_x0000_t202" style="position:absolute;left:0;text-align:left;margin-left:284.95pt;margin-top:1pt;width:23.8pt;height:60.75pt;z-index:251679744;visibility:visible;mso-wrap-style:square;mso-width-percent:0;mso-height-percent:0;mso-wrap-distance-left:9pt;mso-wrap-distance-top:0;mso-wrap-distance-right:9pt;mso-wrap-distance-bottom:0;mso-position-horizontal:absolute;mso-position-horizontal-relative:text;mso-position-vertical:absolute;mso-position-vertical-relative:text;mso-width-percent:0;mso-height-percent:0;mso-width-relative:margin;mso-height-relative:margin;v-text-anchor:top" o:gfxdata="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" filled="f" stroked="f" strokeweight=".5pt">
                 <v:textbox>
                   <w:txbxContent>
                     <w:p>
@@ -3255,7 +3255,7 @@
           </mc:Choice>
           <mc:Fallback>
             <w:pict>
-              <v:shape w14:anchorId="41D85B74" id="_x0000_s1027" type="#_x0000_t202" style="position:absolute;left:0;text-align:left;margin-left:133.35pt;margin-top:11.15pt;width:23.8pt;height:60.75pt;z-index:251674624;visibility:visible;mso-wrap-style:square;mso-width-percent:0;mso-height-percent:0;mso-wrap-distance-left:9pt;mso-wrap-distance-top:0;mso-wrap-distance-right:9pt;mso-wrap-distance-bottom:0;mso-position-horizontal:absolute;mso-position-horizontal-relative:text;mso-position-vertical:absolute;mso-position-vertical-relative:text;mso-width-percent:0;mso-height-percent:0;mso-width-relative:margin;mso-height-relative:margin;v-text-anchor:top" o:gfxdata="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" filled="f" stroked="f" strokeweight=".5pt">
+              <v:shape w14:anchorId="41D85B74" id="_x0000_s1027" type="#_x0000_t202" style="position:absolute;left:0;text-align:left;margin-left:133.35pt;margin-top:11.15pt;width:23.8pt;height:60.75pt;z-index:251674624;visibility:visible;mso-wrap-style:square;mso-width-percent:0;mso-height-percent:0;mso-wrap-distance-left:9pt;mso-wrap-distance-top:0;mso-wrap-distance-right:9pt;mso-wrap-distance-bottom:0;mso-position-horizontal:absolute;mso-position-horizontal-relative:text;mso-position-vertical:absolute;mso-position-vertical-relative:text;mso-width-percent:0;mso-height-percent:0;mso-width-relative:margin;mso-height-relative:margin;v-text-anchor:top" o:gfxdata="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" filled="f" stroked="f" strokeweight=".5pt">
                 <v:textbox>
                   <w:txbxContent>
                     <w:p>
@@ -3494,7 +3494,7 @@
           </mc:Choice>
           <mc:Fallback>
             <w:pict>
-              <v:shape w14:anchorId="381CF485" id="_x0000_s1028" type="#_x0000_t202" style="position:absolute;left:0;text-align:left;margin-left:442.75pt;margin-top:5.5pt;width:23.8pt;height:60.75pt;z-index:251676672;visibility:visible;mso-wrap-style:square;mso-width-percent:0;mso-height-percent:0;mso-wrap-distance-left:9pt;mso-wrap-distance-top:0;mso-wrap-distance-right:9pt;mso-wrap-distance-bottom:0;mso-position-horizontal:absolute;mso-position-horizontal-relative:text;mso-position-vertical:absolute;mso-position-vertical-relative:text;mso-width-percent:0;mso-height-percent:0;mso-width-relative:margin;mso-height-relative:margin;v-text-anchor:top" o:gfxdata="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" filled="f" stroked="f" strokeweight=".5pt">
+              <v:shape w14:anchorId="381CF485" id="_x0000_s1028" type="#_x0000_t202" style="position:absolute;left:0;text-align:left;margin-left:442.75pt;margin-top:5.5pt;width:23.8pt;height:60.75pt;z-index:251676672;visibility:visible;mso-wrap-style:square;mso-width-percent:0;mso-height-percent:0;mso-wrap-distance-left:9pt;mso-wrap-distance-top:0;mso-wrap-distance-right:9pt;mso-wrap-distance-bottom:0;mso-position-horizontal:absolute;mso-position-horizontal-relative:text;mso-position-vertical:absolute;mso-position-vertical-relative:text;mso-width-percent:0;mso-height-percent:0;mso-width-relative:margin;mso-height-relative:margin;v-text-anchor:top" o:gfxdata="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" filled="f" stroked="f" strokeweight=".5pt">
                 <v:textbox>
                   <w:txbxContent>
                     <w:p>
@@ -4780,7 +4780,7 @@
           </mc:Choice>
           <mc:Fallback>
             <w:pict>
-              <v:shape w14:anchorId="71BF096D" id="_x0000_s1029" type="#_x0000_t202" style="position:absolute;left:0;text-align:left;margin-left:360.1pt;margin-top:5.75pt;width:23.75pt;height:60.7pt;z-index:251689984;visibility:visible;mso-wrap-style:square;mso-width-percent:0;mso-height-percent:0;mso-wrap-distance-left:9pt;mso-wrap-distance-top:0;mso-wrap-distance-right:9pt;mso-wrap-distance-bottom:0;mso-position-horizontal:absolute;mso-position-horizontal-relative:left-margin-area;mso-position-vertical:absolute;mso-position-vertical-relative:text;mso-width-percent:0;mso-height-percent:0;mso-width-relative:margin;mso-height-relative:margin;v-text-anchor:top" o:gfxdata="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" filled="f" stroked="f" strokeweight=".5pt">
+              <v:shape w14:anchorId="71BF096D" id="_x0000_s1029" type="#_x0000_t202" style="position:absolute;left:0;text-align:left;margin-left:360.1pt;margin-top:5.75pt;width:23.75pt;height:60.7pt;z-index:251689984;visibility:visible;mso-wrap-style:square;mso-width-percent:0;mso-height-percent:0;mso-wrap-distance-left:9pt;mso-wrap-distance-top:0;mso-wrap-distance-right:9pt;mso-wrap-distance-bottom:0;mso-position-horizontal:absolute;mso-position-horizontal-relative:left-margin-area;mso-position-vertical:absolute;mso-position-vertical-relative:text;mso-width-percent:0;mso-height-percent:0;mso-width-relative:margin;mso-height-relative:margin;v-text-anchor:top" o:gfxdata="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" filled="f" stroked="f" strokeweight=".5pt">
                 <v:textbox>
                   <w:txbxContent>
                     <w:p>
@@ -5044,7 +5044,7 @@
           </mc:Choice>
           <mc:Fallback>
             <w:pict>
-              <v:shape w14:anchorId="10ACE022" id="_x0000_s1030" type="#_x0000_t202" style="position:absolute;left:0;text-align:left;margin-left:-27.45pt;margin-top:25.75pt;width:23.75pt;height:60.7pt;z-index:251687936;visibility:visible;mso-wrap-style:square;mso-width-percent:0;mso-height-percent:0;mso-wrap-distance-left:9pt;mso-wrap-distance-top:0;mso-wrap-distance-right:9pt;mso-wrap-distance-bottom:0;mso-position-horizontal:right;mso-position-horizontal-relative:left-margin-area;mso-position-vertical:absolute;mso-position-vertical-relative:text;mso-width-percent:0;mso-height-percent:0;mso-width-relative:margin;mso-height-relative:margin;v-text-anchor:top" o:gfxdata="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" filled="f" stroked="f" strokeweight=".5pt">
+              <v:shape w14:anchorId="10ACE022" id="_x0000_s1030" type="#_x0000_t202" style="position:absolute;left:0;text-align:left;margin-left:-27.45pt;margin-top:25.75pt;width:23.75pt;height:60.7pt;z-index:251687936;visibility:visible;mso-wrap-style:square;mso-width-percent:0;mso-height-percent:0;mso-wrap-distance-left:9pt;mso-wrap-distance-top:0;mso-wrap-distance-right:9pt;mso-wrap-distance-bottom:0;mso-position-horizontal:right;mso-position-horizontal-relative:left-margin-area;mso-position-vertical:absolute;mso-position-vertical-relative:text;mso-width-percent:0;mso-height-percent:0;mso-width-relative:margin;mso-height-relative:margin;v-text-anchor:top" o:gfxdata="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" filled="f" stroked="f" strokeweight=".5pt">
                 <v:textbox>
                   <w:txbxContent>
                     <w:p>
@@ -5255,7 +5255,7 @@
           </mc:Choice>
           <mc:Fallback>
             <w:pict>
-              <v:shape w14:anchorId="4CAC284C" id="_x0000_s1031" type="#_x0000_t202" style="position:absolute;left:0;text-align:left;margin-left:0;margin-top:17.55pt;width:23.75pt;height:60.7pt;z-index:251692032;visibility:visible;mso-wrap-style:square;mso-width-percent:0;mso-height-percent:0;mso-wrap-distance-left:9pt;mso-wrap-distance-top:0;mso-wrap-distance-right:9pt;mso-wrap-distance-bottom:0;mso-position-horizontal:left;mso-position-horizontal-relative:right-margin-area;mso-position-vertical:absolute;mso-position-vertical-relative:text;mso-width-percent:0;mso-height-percent:0;mso-width-relative:margin;mso-height-relative:margin;v-text-anchor:top" o:gfxdata="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" filled="f" stroked="f" strokeweight=".5pt">
+              <v:shape w14:anchorId="4CAC284C" id="_x0000_s1031" type="#_x0000_t202" style="position:absolute;left:0;text-align:left;margin-left:0;margin-top:17.55pt;width:23.75pt;height:60.7pt;z-index:251692032;visibility:visible;mso-wrap-style:square;mso-width-percent:0;mso-height-percent:0;mso-wrap-distance-left:9pt;mso-wrap-distance-top:0;mso-wrap-distance-right:9pt;mso-wrap-distance-bottom:0;mso-position-horizontal:left;mso-position-horizontal-relative:right-margin-area;mso-position-vertical:absolute;mso-position-vertical-relative:text;mso-width-percent:0;mso-height-percent:0;mso-width-relative:margin;mso-height-relative:margin;v-text-anchor:top" o:gfxdata="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" filled="f" stroked="f" strokeweight=".5pt">
                 <v:textbox>
                   <w:txbxContent>
                     <w:p>
@@ -5422,7 +5422,7 @@
           </mc:Choice>
           <mc:Fallback>
             <w:pict>
-              <v:shape w14:anchorId="50DA95B6" id="_x0000_s1032" type="#_x0000_t202" style="position:absolute;left:0;text-align:left;margin-left:102.7pt;margin-top:16.65pt;width:23.8pt;height:60.75pt;z-index:251685888;visibility:visible;mso-wrap-style:square;mso-width-percent:0;mso-height-percent:0;mso-wrap-distance-left:9pt;mso-wrap-distance-top:0;mso-wrap-distance-right:9pt;mso-wrap-distance-bottom:0;mso-position-horizontal:absolute;mso-position-horizontal-relative:text;mso-position-vertical:absolute;mso-position-vertical-relative:text;mso-width-percent:0;mso-height-percent:0;mso-width-relative:margin;mso-height-relative:margin;v-text-anchor:top" o:gfxdata="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" filled="f" stroked="f" strokeweight=".5pt">
+              <v:shape w14:anchorId="50DA95B6" id="_x0000_s1032" type="#_x0000_t202" style="position:absolute;left:0;text-align:left;margin-left:102.7pt;margin-top:16.65pt;width:23.8pt;height:60.75pt;z-index:251685888;visibility:visible;mso-wrap-style:square;mso-width-percent:0;mso-height-percent:0;mso-wrap-distance-left:9pt;mso-wrap-distance-top:0;mso-wrap-distance-right:9pt;mso-wrap-distance-bottom:0;mso-position-horizontal:absolute;mso-position-horizontal-relative:text;mso-position-vertical:absolute;mso-position-vertical-relative:text;mso-width-percent:0;mso-height-percent:0;mso-width-relative:margin;mso-height-relative:margin;v-text-anchor:top" o:gfxdata="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" filled="f" stroked="f" strokeweight=".5pt">
                 <v:textbox>
                   <w:txbxContent>
                     <w:p>
@@ -6003,7 +6003,7 @@
           </mc:Choice>
           <mc:Fallback>
             <w:pict>
-              <v:shape w14:anchorId="1A970CDE" id="_x0000_s1033" type="#_x0000_t202" style="position:absolute;left:0;text-align:left;margin-left:206.85pt;margin-top:16.6pt;width:23.8pt;height:60.75pt;z-index:251698176;visibility:visible;mso-wrap-style:square;mso-width-percent:0;mso-height-percent:0;mso-wrap-distance-left:9pt;mso-wrap-distance-top:0;mso-wrap-distance-right:9pt;mso-wrap-distance-bottom:0;mso-position-horizontal:absolute;mso-position-horizontal-relative:text;mso-position-vertical:absolute;mso-position-vertical-relative:text;mso-width-percent:0;mso-height-percent:0;mso-width-relative:margin;mso-height-relative:margin;v-text-anchor:top" o:gfxdata="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" filled="f" stroked="f" strokeweight=".5pt">
+              <v:shape w14:anchorId="1A970CDE" id="_x0000_s1033" type="#_x0000_t202" style="position:absolute;left:0;text-align:left;margin-left:206.85pt;margin-top:16.6pt;width:23.8pt;height:60.75pt;z-index:251698176;visibility:visible;mso-wrap-style:square;mso-width-percent:0;mso-height-percent:0;mso-wrap-distance-left:9pt;mso-wrap-distance-top:0;mso-wrap-distance-right:9pt;mso-wrap-distance-bottom:0;mso-position-horizontal:absolute;mso-position-horizontal-relative:text;mso-position-vertical:absolute;mso-position-vertical-relative:text;mso-width-percent:0;mso-height-percent:0;mso-width-relative:margin;mso-height-relative:margin;v-text-anchor:top" o:gfxdata="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" filled="f" stroked="f" strokeweight=".5pt">
                 <v:textbox>
                   <w:txbxContent>
                     <w:p>
@@ -6305,7 +6305,7 @@
           </mc:Choice>
           <mc:Fallback>
             <w:pict>
-              <v:shape w14:anchorId="3AA53EA9" id="_x0000_s1034" type="#_x0000_t202" style="position:absolute;left:0;text-align:left;margin-left:427.7pt;margin-top:18.35pt;width:23.8pt;height:60.75pt;z-index:251700224;visibility:visible;mso-wrap-style:square;mso-width-percent:0;mso-height-percent:0;mso-wrap-distance-left:9pt;mso-wrap-distance-top:0;mso-wrap-distance-right:9pt;mso-wrap-distance-bottom:0;mso-position-horizontal:absolute;mso-position-horizontal-relative:text;mso-position-vertical:absolute;mso-position-vertical-relative:text;mso-width-percent:0;mso-height-percent:0;mso-width-relative:margin;mso-height-relative:margin;v-text-anchor:top" o:gfxdata="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" filled="f" stroked="f" strokeweight=".5pt">
+              <v:shape w14:anchorId="3AA53EA9" id="_x0000_s1034" type="#_x0000_t202" style="position:absolute;left:0;text-align:left;margin-left:427.7pt;margin-top:18.35pt;width:23.8pt;height:60.75pt;z-index:251700224;visibility:visible;mso-wrap-style:square;mso-width-percent:0;mso-height-percent:0;mso-wrap-distance-left:9pt;mso-wrap-distance-top:0;mso-wrap-distance-right:9pt;mso-wrap-distance-bottom:0;mso-position-horizontal:absolute;mso-position-horizontal-relative:text;mso-position-vertical:absolute;mso-position-vertical-relative:text;mso-width-percent:0;mso-height-percent:0;mso-width-relative:margin;mso-height-relative:margin;v-text-anchor:top" o:gfxdata="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" filled="f" stroked="f" strokeweight=".5pt">
                 <v:textbox>
                   <w:txbxContent>
                     <w:p>
@@ -6440,7 +6440,7 @@
           </mc:Choice>
           <mc:Fallback>
             <w:pict>
-              <v:shape w14:anchorId="15B5E615" id="_x0000_s1035" type="#_x0000_t202" style="position:absolute;left:0;text-align:left;margin-left:66.35pt;margin-top:15.15pt;width:23.8pt;height:60.75pt;z-index:251696128;visibility:visible;mso-wrap-style:square;mso-width-percent:0;mso-height-percent:0;mso-wrap-distance-left:9pt;mso-wrap-distance-top:0;mso-wrap-distance-right:9pt;mso-wrap-distance-bottom:0;mso-position-horizontal:absolute;mso-position-horizontal-relative:text;mso-position-vertical:absolute;mso-position-vertical-relative:text;mso-width-percent:0;mso-height-percent:0;mso-width-relative:margin;mso-height-relative:margin;v-text-anchor:top" o:gfxdata="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" filled="f" stroked="f" strokeweight=".5pt">
+              <v:shape w14:anchorId="15B5E615" id="_x0000_s1035" type="#_x0000_t202" style="position:absolute;left:0;text-align:left;margin-left:66.35pt;margin-top:15.15pt;width:23.8pt;height:60.75pt;z-index:251696128;visibility:visible;mso-wrap-style:square;mso-width-percent:0;mso-height-percent:0;mso-wrap-distance-left:9pt;mso-wrap-distance-top:0;mso-wrap-distance-right:9pt;mso-wrap-distance-bottom:0;mso-position-horizontal:absolute;mso-position-horizontal-relative:text;mso-position-vertical:absolute;mso-position-vertical-relative:text;mso-width-percent:0;mso-height-percent:0;mso-width-relative:margin;mso-height-relative:margin;v-text-anchor:top" o:gfxdata="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" filled="f" stroked="f" strokeweight=".5pt">
                 <v:textbox>
                   <w:txbxContent>
                     <w:p>
@@ -6740,7 +6740,7 @@
         <w:spacing w:after="0" w:line="240" w:lineRule="auto"/>
         <w:jc w:val="thaiDistribute"/>
         <w:rPr>
-          <w:rFonts w:ascii="TH Sarabun New" w:hAnsi="TH Sarabun New" w:cs="TH Sarabun New" w:hint="cs"/>
+          <w:rFonts w:ascii="TH Sarabun New" w:hAnsi="TH Sarabun New" w:cs="TH Sarabun New"/>
           <w:sz w:val="32"/>
           <w:szCs w:val="32"/>
           <w:cs/>
@@ -6750,6 +6750,7 @@
       <w:r>
         <w:rPr>
           <w:rFonts w:ascii="TH Sarabun New" w:hAnsi="TH Sarabun New" w:cs="TH Sarabun New"/>
+          <w:noProof/>
           <w:sz w:val="32"/>
           <w:szCs w:val="32"/>
         </w:rPr>
@@ -6806,6 +6807,7 @@
       <w:r>
         <w:rPr>
           <w:rFonts w:ascii="TH Sarabun New" w:hAnsi="TH Sarabun New" w:cs="TH Sarabun New"/>
+          <w:noProof/>
           <w:sz w:val="32"/>
           <w:szCs w:val="32"/>
           <w:cs/>
@@ -6864,6 +6866,7 @@
       <w:r>
         <w:rPr>
           <w:rFonts w:ascii="TH Sarabun New" w:hAnsi="TH Sarabun New" w:cs="TH Sarabun New"/>
+          <w:noProof/>
           <w:sz w:val="32"/>
           <w:szCs w:val="32"/>
         </w:rPr>
@@ -7072,7 +7075,7 @@
           </mc:Choice>
           <mc:Fallback>
             <w:pict>
-              <v:shape w14:anchorId="34F8C5E7" id="_x0000_s1036" type="#_x0000_t202" style="position:absolute;left:0;text-align:left;margin-left:94.55pt;margin-top:3.2pt;width:23.8pt;height:60.75pt;z-index:251705344;visibility:visible;mso-wrap-style:square;mso-width-percent:0;mso-height-percent:0;mso-wrap-distance-left:9pt;mso-wrap-distance-top:0;mso-wrap-distance-right:9pt;mso-wrap-distance-bottom:0;mso-position-horizontal:absolute;mso-position-horizontal-relative:text;mso-position-vertical:absolute;mso-position-vertical-relative:text;mso-width-percent:0;mso-height-percent:0;mso-width-relative:margin;mso-height-relative:margin;v-text-anchor:top" o:gfxdata="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" filled="f" stroked="f" strokeweight=".5pt">
+              <v:shape w14:anchorId="34F8C5E7" id="_x0000_s1036" type="#_x0000_t202" style="position:absolute;left:0;text-align:left;margin-left:94.55pt;margin-top:3.2pt;width:23.8pt;height:60.75pt;z-index:251705344;visibility:visible;mso-wrap-style:square;mso-width-percent:0;mso-height-percent:0;mso-wrap-distance-left:9pt;mso-wrap-distance-top:0;mso-wrap-distance-right:9pt;mso-wrap-distance-bottom:0;mso-position-horizontal:absolute;mso-position-horizontal-relative:text;mso-position-vertical:absolute;mso-position-vertical-relative:text;mso-width-percent:0;mso-height-percent:0;mso-width-relative:margin;mso-height-relative:margin;v-text-anchor:top" o:gfxdata="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" filled="f" stroked="f" strokeweight=".5pt">
                 <v:textbox>
                   <w:txbxContent>
                     <w:p>
@@ -7185,7 +7188,7 @@
                           <w:p>
                             <w:pPr>
                               <w:rPr>
-                                <w:rFonts w:ascii="TH Sarabun New" w:hAnsi="TH Sarabun New" w:cs="TH Sarabun New" w:hint="cs"/>
+                                <w:rFonts w:ascii="TH Sarabun New" w:hAnsi="TH Sarabun New" w:cs="TH Sarabun New"/>
                                 <w:b/>
                                 <w:bCs/>
                                 <w:color w:val="EE0000"/>
@@ -7229,13 +7232,13 @@
           </mc:Choice>
           <mc:Fallback>
             <w:pict>
-              <v:shape w14:anchorId="34E48A59" id="_x0000_s1037" type="#_x0000_t202" style="position:absolute;left:0;text-align:left;margin-left:283.7pt;margin-top:1.4pt;width:23.8pt;height:60.75pt;z-index:251707392;visibility:visible;mso-wrap-style:square;mso-width-percent:0;mso-height-percent:0;mso-wrap-distance-left:9pt;mso-wrap-distance-top:0;mso-wrap-distance-right:9pt;mso-wrap-distance-bottom:0;mso-position-horizontal:absolute;mso-position-horizontal-relative:text;mso-position-vertical:absolute;mso-position-vertical-relative:text;mso-width-percent:0;mso-height-percent:0;mso-width-relative:margin;mso-height-relative:margin;v-text-anchor:top" o:gfxdata="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" filled="f" stroked="f" strokeweight=".5pt">
+              <v:shape w14:anchorId="34E48A59" id="_x0000_s1037" type="#_x0000_t202" style="position:absolute;left:0;text-align:left;margin-left:283.7pt;margin-top:1.4pt;width:23.8pt;height:60.75pt;z-index:251707392;visibility:visible;mso-wrap-style:square;mso-width-percent:0;mso-height-percent:0;mso-wrap-distance-left:9pt;mso-wrap-distance-top:0;mso-wrap-distance-right:9pt;mso-wrap-distance-bottom:0;mso-position-horizontal:absolute;mso-position-horizontal-relative:text;mso-position-vertical:absolute;mso-position-vertical-relative:text;mso-width-percent:0;mso-height-percent:0;mso-width-relative:margin;mso-height-relative:margin;v-text-anchor:top" o:gfxdata="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" filled="f" stroked="f" strokeweight=".5pt">
                 <v:textbox>
                   <w:txbxContent>
                     <w:p>
                       <w:pPr>
                         <w:rPr>
-                          <w:rFonts w:ascii="TH Sarabun New" w:hAnsi="TH Sarabun New" w:cs="TH Sarabun New" w:hint="cs"/>
+                          <w:rFonts w:ascii="TH Sarabun New" w:hAnsi="TH Sarabun New" w:cs="TH Sarabun New"/>
                           <w:b/>
                           <w:bCs/>
                           <w:color w:val="EE0000"/>
@@ -7722,6 +7725,7 @@
       <w:r>
         <w:rPr>
           <w:rFonts w:ascii="TH Sarabun New" w:hAnsi="TH Sarabun New" w:cs="TH Sarabun New"/>
+          <w:noProof/>
           <w:sz w:val="32"/>
           <w:szCs w:val="32"/>
         </w:rPr>
@@ -7775,53 +7779,21 @@
           </wp:anchor>
         </w:drawing>
       </w:r>
-      <w:r>
-        <w:rPr>
-          <w:rFonts w:ascii="TH Sarabun New" w:hAnsi="TH Sarabun New" w:cs="TH Sarabun New"/>
-          <w:color w:val="FF0000"/>
-          <w:sz w:val="32"/>
-          <w:szCs w:val="32"/>
-        </w:rPr>
-        <w:t xml:space="preserve">[ </w:t>
-      </w:r>
-      <w:r>
-        <w:rPr>
-          <w:rFonts w:ascii="TH Sarabun New" w:hAnsi="TH Sarabun New" w:cs="TH Sarabun New"/>
-          <w:color w:val="FF0000"/>
-          <w:sz w:val="32"/>
-          <w:szCs w:val="32"/>
-          <w:cs/>
-          <w:lang w:bidi="th-TH"/>
-        </w:rPr>
-        <w:t xml:space="preserve">วางภาพหน้าจอ </w:t>
-      </w:r>
-      <w:proofErr w:type="gramStart"/>
-      <w:r>
-        <w:rPr>
-          <w:rFonts w:ascii="TH Sarabun New" w:hAnsi="TH Sarabun New" w:cs="TH Sarabun New"/>
-          <w:color w:val="FF0000"/>
-          <w:sz w:val="32"/>
-          <w:szCs w:val="32"/>
-          <w:cs/>
-          <w:lang w:bidi="th-TH"/>
-        </w:rPr>
-        <w:t>หน้าจอเพิ่มและจัดการพนักงาน ]</w:t>
-      </w:r>
-      <w:proofErr w:type="gramEnd"/>
-    </w:p>
-    <w:p>
-      <w:pPr>
-        <w:spacing w:after="0" w:line="240" w:lineRule="auto"/>
-        <w:jc w:val="thaiDistribute"/>
-        <w:rPr>
-          <w:rFonts w:ascii="TH Sarabun New" w:hAnsi="TH Sarabun New" w:cs="TH Sarabun New"/>
-          <w:sz w:val="32"/>
-          <w:szCs w:val="32"/>
-        </w:rPr>
-      </w:pPr>
-      <w:r>
-        <w:rPr>
-          <w:rFonts w:ascii="TH Sarabun New" w:hAnsi="TH Sarabun New" w:cs="TH Sarabun New"/>
+    </w:p>
+    <w:p>
+      <w:pPr>
+        <w:spacing w:after="0" w:line="240" w:lineRule="auto"/>
+        <w:jc w:val="thaiDistribute"/>
+        <w:rPr>
+          <w:rFonts w:ascii="TH Sarabun New" w:hAnsi="TH Sarabun New" w:cs="TH Sarabun New"/>
+          <w:sz w:val="32"/>
+          <w:szCs w:val="32"/>
+        </w:rPr>
+      </w:pPr>
+      <w:r>
+        <w:rPr>
+          <w:rFonts w:ascii="TH Sarabun New" w:hAnsi="TH Sarabun New" w:cs="TH Sarabun New"/>
+          <w:noProof/>
           <w:sz w:val="32"/>
           <w:szCs w:val="32"/>
         </w:rPr>
@@ -7933,7 +7905,7 @@
                           <w:p>
                             <w:pPr>
                               <w:rPr>
-                                <w:rFonts w:ascii="TH Sarabun New" w:hAnsi="TH Sarabun New" w:cs="TH Sarabun New" w:hint="cs"/>
+                                <w:rFonts w:ascii="TH Sarabun New" w:hAnsi="TH Sarabun New" w:cs="TH Sarabun New"/>
                                 <w:b/>
                                 <w:bCs/>
                                 <w:color w:val="EE0000"/>
@@ -7976,13 +7948,13 @@
           </mc:Choice>
           <mc:Fallback>
             <w:pict>
-              <v:shape w14:anchorId="711630B3" id="_x0000_s1038" type="#_x0000_t202" style="position:absolute;left:0;text-align:left;margin-left:139.65pt;margin-top:.95pt;width:23.8pt;height:60.75pt;z-index:251723776;visibility:visible;mso-wrap-style:square;mso-width-percent:0;mso-height-percent:0;mso-wrap-distance-left:9pt;mso-wrap-distance-top:0;mso-wrap-distance-right:9pt;mso-wrap-distance-bottom:0;mso-position-horizontal:absolute;mso-position-horizontal-relative:text;mso-position-vertical:absolute;mso-position-vertical-relative:text;mso-width-percent:0;mso-height-percent:0;mso-width-relative:margin;mso-height-relative:margin;v-text-anchor:top" o:gfxdata="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" filled="f" stroked="f" strokeweight=".5pt">
+              <v:shape w14:anchorId="711630B3" id="_x0000_s1038" type="#_x0000_t202" style="position:absolute;left:0;text-align:left;margin-left:139.65pt;margin-top:.95pt;width:23.8pt;height:60.75pt;z-index:251723776;visibility:visible;mso-wrap-style:square;mso-width-percent:0;mso-height-percent:0;mso-wrap-distance-left:9pt;mso-wrap-distance-top:0;mso-wrap-distance-right:9pt;mso-wrap-distance-bottom:0;mso-position-horizontal:absolute;mso-position-horizontal-relative:text;mso-position-vertical:absolute;mso-position-vertical-relative:text;mso-width-percent:0;mso-height-percent:0;mso-width-relative:margin;mso-height-relative:margin;v-text-anchor:top" o:gfxdata="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" filled="f" stroked="f" strokeweight=".5pt">
                 <v:textbox>
                   <w:txbxContent>
                     <w:p>
                       <w:pPr>
                         <w:rPr>
-                          <w:rFonts w:ascii="TH Sarabun New" w:hAnsi="TH Sarabun New" w:cs="TH Sarabun New" w:hint="cs"/>
+                          <w:rFonts w:ascii="TH Sarabun New" w:hAnsi="TH Sarabun New" w:cs="TH Sarabun New"/>
                           <w:b/>
                           <w:bCs/>
                           <w:color w:val="EE0000"/>
@@ -8178,7 +8150,7 @@
                           <w:p>
                             <w:pPr>
                               <w:rPr>
-                                <w:rFonts w:ascii="TH Sarabun New" w:hAnsi="TH Sarabun New" w:cs="TH Sarabun New" w:hint="cs"/>
+                                <w:rFonts w:ascii="TH Sarabun New" w:hAnsi="TH Sarabun New" w:cs="TH Sarabun New"/>
                                 <w:b/>
                                 <w:bCs/>
                                 <w:color w:val="EE0000"/>
@@ -8221,13 +8193,13 @@
           </mc:Choice>
           <mc:Fallback>
             <w:pict>
-              <v:shape w14:anchorId="0DDE7FDA" id="_x0000_s1039" type="#_x0000_t202" style="position:absolute;left:0;text-align:left;margin-left:380.75pt;margin-top:9pt;width:23.8pt;height:60.75pt;z-index:251725824;visibility:visible;mso-wrap-style:square;mso-width-percent:0;mso-height-percent:0;mso-wrap-distance-left:9pt;mso-wrap-distance-top:0;mso-wrap-distance-right:9pt;mso-wrap-distance-bottom:0;mso-position-horizontal:absolute;mso-position-horizontal-relative:text;mso-position-vertical:absolute;mso-position-vertical-relative:text;mso-width-percent:0;mso-height-percent:0;mso-width-relative:margin;mso-height-relative:margin;v-text-anchor:top" o:gfxdata="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" filled="f" stroked="f" strokeweight=".5pt">
+              <v:shape w14:anchorId="0DDE7FDA" id="_x0000_s1039" type="#_x0000_t202" style="position:absolute;left:0;text-align:left;margin-left:380.75pt;margin-top:9pt;width:23.8pt;height:60.75pt;z-index:251725824;visibility:visible;mso-wrap-style:square;mso-width-percent:0;mso-height-percent:0;mso-wrap-distance-left:9pt;mso-wrap-distance-top:0;mso-wrap-distance-right:9pt;mso-wrap-distance-bottom:0;mso-position-horizontal:absolute;mso-position-horizontal-relative:text;mso-position-vertical:absolute;mso-position-vertical-relative:text;mso-width-percent:0;mso-height-percent:0;mso-width-relative:margin;mso-height-relative:margin;v-text-anchor:top" o:gfxdata="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" filled="f" stroked="f" strokeweight=".5pt">
                 <v:textbox>
                   <w:txbxContent>
                     <w:p>
                       <w:pPr>
                         <w:rPr>
-                          <w:rFonts w:ascii="TH Sarabun New" w:hAnsi="TH Sarabun New" w:cs="TH Sarabun New" w:hint="cs"/>
+                          <w:rFonts w:ascii="TH Sarabun New" w:hAnsi="TH Sarabun New" w:cs="TH Sarabun New"/>
                           <w:b/>
                           <w:bCs/>
                           <w:color w:val="EE0000"/>
@@ -8377,7 +8349,7 @@
           </mc:Choice>
           <mc:Fallback>
             <w:pict>
-              <v:shape w14:anchorId="451334BB" id="_x0000_s1040" type="#_x0000_t202" style="position:absolute;left:0;text-align:left;margin-left:137.1pt;margin-top:3.3pt;width:23.8pt;height:60.75pt;z-index:251721728;visibility:visible;mso-wrap-style:square;mso-width-percent:0;mso-height-percent:0;mso-wrap-distance-left:9pt;mso-wrap-distance-top:0;mso-wrap-distance-right:9pt;mso-wrap-distance-bottom:0;mso-position-horizontal:absolute;mso-position-horizontal-relative:text;mso-position-vertical:absolute;mso-position-vertical-relative:text;mso-width-percent:0;mso-height-percent:0;mso-width-relative:margin;mso-height-relative:margin;v-text-anchor:top" o:gfxdata="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" filled="f" stroked="f" strokeweight=".5pt">
+              <v:shape w14:anchorId="451334BB" id="_x0000_s1040" type="#_x0000_t202" style="position:absolute;left:0;text-align:left;margin-left:137.1pt;margin-top:3.3pt;width:23.8pt;height:60.75pt;z-index:251721728;visibility:visible;mso-wrap-style:square;mso-width-percent:0;mso-height-percent:0;mso-wrap-distance-left:9pt;mso-wrap-distance-top:0;mso-wrap-distance-right:9pt;mso-wrap-distance-bottom:0;mso-position-horizontal:absolute;mso-position-horizontal-relative:text;mso-position-vertical:absolute;mso-position-vertical-relative:text;mso-width-percent:0;mso-height-percent:0;mso-width-relative:margin;mso-height-relative:margin;v-text-anchor:top" o:gfxdata="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" filled="f" stroked="f" strokeweight=".5pt">
                 <v:textbox>
                   <w:txbxContent>
                     <w:p>
@@ -8751,6 +8723,7 @@
       <w:r>
         <w:rPr>
           <w:rFonts w:ascii="TH Sarabun New" w:hAnsi="TH Sarabun New" w:cs="TH Sarabun New"/>
+          <w:noProof/>
           <w:sz w:val="32"/>
           <w:szCs w:val="32"/>
           <w:cs/>
@@ -8809,6 +8782,7 @@
       <w:r>
         <w:rPr>
           <w:rFonts w:ascii="TH Sarabun New" w:hAnsi="TH Sarabun New" w:cs="TH Sarabun New"/>
+          <w:noProof/>
           <w:sz w:val="32"/>
           <w:szCs w:val="32"/>
         </w:rPr>
@@ -9112,7 +9086,7 @@
         <w:spacing w:after="0" w:line="240" w:lineRule="auto"/>
         <w:jc w:val="thaiDistribute"/>
         <w:rPr>
-          <w:rFonts w:ascii="TH Sarabun New" w:hAnsi="TH Sarabun New" w:cs="TH Sarabun New" w:hint="cs"/>
+          <w:rFonts w:ascii="TH Sarabun New" w:hAnsi="TH Sarabun New" w:cs="TH Sarabun New"/>
           <w:sz w:val="32"/>
           <w:szCs w:val="32"/>
           <w:lang w:bidi="th-TH"/>
@@ -9479,6 +9453,7 @@
       <w:r>
         <w:rPr>
           <w:rFonts w:ascii="TH Sarabun New" w:hAnsi="TH Sarabun New" w:cs="TH Sarabun New"/>
+          <w:noProof/>
           <w:sz w:val="32"/>
           <w:szCs w:val="32"/>
         </w:rPr>
@@ -9535,6 +9510,7 @@
       <w:r>
         <w:rPr>
           <w:rFonts w:ascii="TH Sarabun New" w:hAnsi="TH Sarabun New" w:cs="TH Sarabun New"/>
+          <w:noProof/>
           <w:sz w:val="32"/>
           <w:szCs w:val="32"/>
         </w:rPr>
@@ -9800,7 +9776,7 @@
                           <w:p>
                             <w:pPr>
                               <w:rPr>
-                                <w:rFonts w:ascii="TH Sarabun New" w:hAnsi="TH Sarabun New" w:cs="TH Sarabun New" w:hint="cs"/>
+                                <w:rFonts w:ascii="TH Sarabun New" w:hAnsi="TH Sarabun New" w:cs="TH Sarabun New"/>
                                 <w:b/>
                                 <w:bCs/>
                                 <w:color w:val="EE0000"/>
@@ -9843,13 +9819,13 @@
           </mc:Choice>
           <mc:Fallback>
             <w:pict>
-              <v:shape w14:anchorId="689FB623" id="_x0000_s1041" type="#_x0000_t202" style="position:absolute;left:0;text-align:left;margin-left:367.5pt;margin-top:15.6pt;width:23.8pt;height:60.75pt;z-index:251729920;visibility:visible;mso-wrap-style:square;mso-width-percent:0;mso-height-percent:0;mso-wrap-distance-left:9pt;mso-wrap-distance-top:0;mso-wrap-distance-right:9pt;mso-wrap-distance-bottom:0;mso-position-horizontal:absolute;mso-position-horizontal-relative:text;mso-position-vertical:absolute;mso-position-vertical-relative:text;mso-width-percent:0;mso-height-percent:0;mso-width-relative:margin;mso-height-relative:margin;v-text-anchor:top" o:gfxdata="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" filled="f" stroked="f" strokeweight=".5pt">
+              <v:shape w14:anchorId="689FB623" id="_x0000_s1041" type="#_x0000_t202" style="position:absolute;left:0;text-align:left;margin-left:367.5pt;margin-top:15.6pt;width:23.8pt;height:60.75pt;z-index:251729920;visibility:visible;mso-wrap-style:square;mso-width-percent:0;mso-height-percent:0;mso-wrap-distance-left:9pt;mso-wrap-distance-top:0;mso-wrap-distance-right:9pt;mso-wrap-distance-bottom:0;mso-position-horizontal:absolute;mso-position-horizontal-relative:text;mso-position-vertical:absolute;mso-position-vertical-relative:text;mso-width-percent:0;mso-height-percent:0;mso-width-relative:margin;mso-height-relative:margin;v-text-anchor:top" o:gfxdata="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" filled="f" stroked="f" strokeweight=".5pt">
                 <v:textbox>
                   <w:txbxContent>
                     <w:p>
                       <w:pPr>
                         <w:rPr>
-                          <w:rFonts w:ascii="TH Sarabun New" w:hAnsi="TH Sarabun New" w:cs="TH Sarabun New" w:hint="cs"/>
+                          <w:rFonts w:ascii="TH Sarabun New" w:hAnsi="TH Sarabun New" w:cs="TH Sarabun New"/>
                           <w:b/>
                           <w:bCs/>
                           <w:color w:val="EE0000"/>
@@ -9924,7 +9900,7 @@
                           <w:p>
                             <w:pPr>
                               <w:rPr>
-                                <w:rFonts w:ascii="TH Sarabun New" w:hAnsi="TH Sarabun New" w:cs="TH Sarabun New" w:hint="cs"/>
+                                <w:rFonts w:ascii="TH Sarabun New" w:hAnsi="TH Sarabun New" w:cs="TH Sarabun New"/>
                                 <w:b/>
                                 <w:bCs/>
                                 <w:color w:val="EE0000"/>
@@ -9967,13 +9943,13 @@
           </mc:Choice>
           <mc:Fallback>
             <w:pict>
-              <v:shape w14:anchorId="780B8397" id="_x0000_s1042" type="#_x0000_t202" style="position:absolute;left:0;text-align:left;margin-left:205.95pt;margin-top:.35pt;width:23.8pt;height:60.75pt;z-index:251727872;visibility:visible;mso-wrap-style:square;mso-width-percent:0;mso-height-percent:0;mso-wrap-distance-left:9pt;mso-wrap-distance-top:0;mso-wrap-distance-right:9pt;mso-wrap-distance-bottom:0;mso-position-horizontal:absolute;mso-position-horizontal-relative:text;mso-position-vertical:absolute;mso-position-vertical-relative:text;mso-width-percent:0;mso-height-percent:0;mso-width-relative:margin;mso-height-relative:margin;v-text-anchor:top" o:gfxdata="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" filled="f" stroked="f" strokeweight=".5pt">
+              <v:shape w14:anchorId="780B8397" id="_x0000_s1042" type="#_x0000_t202" style="position:absolute;left:0;text-align:left;margin-left:205.95pt;margin-top:.35pt;width:23.8pt;height:60.75pt;z-index:251727872;visibility:visible;mso-wrap-style:square;mso-width-percent:0;mso-height-percent:0;mso-wrap-distance-left:9pt;mso-wrap-distance-top:0;mso-wrap-distance-right:9pt;mso-wrap-distance-bottom:0;mso-position-horizontal:absolute;mso-position-horizontal-relative:text;mso-position-vertical:absolute;mso-position-vertical-relative:text;mso-width-percent:0;mso-height-percent:0;mso-width-relative:margin;mso-height-relative:margin;v-text-anchor:top" o:gfxdata="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" filled="f" stroked="f" strokeweight=".5pt">
                 <v:textbox>
                   <w:txbxContent>
                     <w:p>
                       <w:pPr>
                         <w:rPr>
-                          <w:rFonts w:ascii="TH Sarabun New" w:hAnsi="TH Sarabun New" w:cs="TH Sarabun New" w:hint="cs"/>
+                          <w:rFonts w:ascii="TH Sarabun New" w:hAnsi="TH Sarabun New" w:cs="TH Sarabun New"/>
                           <w:b/>
                           <w:bCs/>
                           <w:color w:val="EE0000"/>
@@ -10052,7 +10028,7 @@
         <w:spacing w:after="0" w:line="240" w:lineRule="auto"/>
         <w:jc w:val="thaiDistribute"/>
         <w:rPr>
-          <w:rFonts w:ascii="TH Sarabun New" w:hAnsi="TH Sarabun New" w:cs="TH Sarabun New" w:hint="cs"/>
+          <w:rFonts w:ascii="TH Sarabun New" w:hAnsi="TH Sarabun New" w:cs="TH Sarabun New"/>
           <w:sz w:val="32"/>
           <w:szCs w:val="32"/>
           <w:lang w:bidi="th-TH"/>
@@ -10213,53 +10189,21 @@
           <w:szCs w:val="32"/>
         </w:rPr>
       </w:pPr>
-      <w:r>
-        <w:rPr>
-          <w:rFonts w:ascii="TH Sarabun New" w:hAnsi="TH Sarabun New" w:cs="TH Sarabun New"/>
-          <w:color w:val="FF0000"/>
-          <w:sz w:val="32"/>
-          <w:szCs w:val="32"/>
-        </w:rPr>
-        <w:t xml:space="preserve">[ </w:t>
-      </w:r>
-      <w:r>
-        <w:rPr>
-          <w:rFonts w:ascii="TH Sarabun New" w:hAnsi="TH Sarabun New" w:cs="TH Sarabun New"/>
-          <w:color w:val="FF0000"/>
-          <w:sz w:val="32"/>
-          <w:szCs w:val="32"/>
-          <w:cs/>
-          <w:lang w:bidi="th-TH"/>
-        </w:rPr>
-        <w:t xml:space="preserve">วางภาพหน้าจอ </w:t>
-      </w:r>
-      <w:proofErr w:type="gramStart"/>
-      <w:r>
-        <w:rPr>
-          <w:rFonts w:ascii="TH Sarabun New" w:hAnsi="TH Sarabun New" w:cs="TH Sarabun New"/>
-          <w:color w:val="FF0000"/>
-          <w:sz w:val="32"/>
-          <w:szCs w:val="32"/>
-          <w:cs/>
-          <w:lang w:bidi="th-TH"/>
-        </w:rPr>
-        <w:t>หน้าจองานที่สร้าง ]</w:t>
-      </w:r>
-      <w:proofErr w:type="gramEnd"/>
-    </w:p>
-    <w:p>
-      <w:pPr>
-        <w:spacing w:after="0" w:line="240" w:lineRule="auto"/>
-        <w:jc w:val="thaiDistribute"/>
-        <w:rPr>
-          <w:rFonts w:ascii="TH Sarabun New" w:hAnsi="TH Sarabun New" w:cs="TH Sarabun New"/>
-          <w:sz w:val="32"/>
-          <w:szCs w:val="32"/>
-        </w:rPr>
-      </w:pPr>
-      <w:r>
-        <w:rPr>
-          <w:rFonts w:ascii="TH Sarabun New" w:hAnsi="TH Sarabun New" w:cs="TH Sarabun New"/>
+    </w:p>
+    <w:p>
+      <w:pPr>
+        <w:spacing w:after="0" w:line="240" w:lineRule="auto"/>
+        <w:jc w:val="thaiDistribute"/>
+        <w:rPr>
+          <w:rFonts w:ascii="TH Sarabun New" w:hAnsi="TH Sarabun New" w:cs="TH Sarabun New"/>
+          <w:sz w:val="32"/>
+          <w:szCs w:val="32"/>
+        </w:rPr>
+      </w:pPr>
+      <w:r>
+        <w:rPr>
+          <w:rFonts w:ascii="TH Sarabun New" w:hAnsi="TH Sarabun New" w:cs="TH Sarabun New"/>
+          <w:noProof/>
           <w:sz w:val="32"/>
           <w:szCs w:val="32"/>
         </w:rPr>
@@ -10316,6 +10260,7 @@
       <w:r>
         <w:rPr>
           <w:rFonts w:ascii="TH Sarabun New" w:hAnsi="TH Sarabun New" w:cs="TH Sarabun New"/>
+          <w:noProof/>
           <w:sz w:val="32"/>
           <w:szCs w:val="32"/>
         </w:rPr>
@@ -10607,7 +10552,7 @@
         <w:spacing w:after="0" w:line="240" w:lineRule="auto"/>
         <w:jc w:val="thaiDistribute"/>
         <w:rPr>
-          <w:rFonts w:ascii="TH Sarabun New" w:hAnsi="TH Sarabun New" w:cs="TH Sarabun New" w:hint="cs"/>
+          <w:rFonts w:ascii="TH Sarabun New" w:hAnsi="TH Sarabun New" w:cs="TH Sarabun New"/>
           <w:sz w:val="32"/>
           <w:szCs w:val="32"/>
           <w:lang w:bidi="th-TH"/>
@@ -10851,6 +10796,7 @@
       <w:r>
         <w:rPr>
           <w:rFonts w:ascii="TH Sarabun New" w:hAnsi="TH Sarabun New" w:cs="TH Sarabun New"/>
+          <w:noProof/>
           <w:sz w:val="32"/>
           <w:szCs w:val="32"/>
         </w:rPr>
@@ -10907,6 +10853,7 @@
       <w:r>
         <w:rPr>
           <w:rFonts w:ascii="TH Sarabun New" w:hAnsi="TH Sarabun New" w:cs="TH Sarabun New"/>
+          <w:noProof/>
           <w:sz w:val="32"/>
           <w:szCs w:val="32"/>
         </w:rPr>
@@ -11062,7 +11009,7 @@
                           <w:p>
                             <w:pPr>
                               <w:rPr>
-                                <w:rFonts w:ascii="TH Sarabun New" w:hAnsi="TH Sarabun New" w:cs="TH Sarabun New" w:hint="cs"/>
+                                <w:rFonts w:ascii="TH Sarabun New" w:hAnsi="TH Sarabun New" w:cs="TH Sarabun New"/>
                                 <w:b/>
                                 <w:bCs/>
                                 <w:color w:val="EE0000"/>
@@ -11105,13 +11052,13 @@
           </mc:Choice>
           <mc:Fallback>
             <w:pict>
-              <v:shape w14:anchorId="0383D4CF" id="_x0000_s1043" type="#_x0000_t202" style="position:absolute;left:0;text-align:left;margin-left:170.3pt;margin-top:.85pt;width:23.8pt;height:60.75pt;z-index:251734016;visibility:visible;mso-wrap-style:square;mso-width-percent:0;mso-height-percent:0;mso-wrap-distance-left:9pt;mso-wrap-distance-top:0;mso-wrap-distance-right:9pt;mso-wrap-distance-bottom:0;mso-position-horizontal:absolute;mso-position-horizontal-relative:text;mso-position-vertical:absolute;mso-position-vertical-relative:text;mso-width-percent:0;mso-height-percent:0;mso-width-relative:margin;mso-height-relative:margin;v-text-anchor:top" o:gfxdata="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" filled="f" stroked="f" strokeweight=".5pt">
+              <v:shape w14:anchorId="0383D4CF" id="_x0000_s1043" type="#_x0000_t202" style="position:absolute;left:0;text-align:left;margin-left:170.3pt;margin-top:.85pt;width:23.8pt;height:60.75pt;z-index:251734016;visibility:visible;mso-wrap-style:square;mso-width-percent:0;mso-height-percent:0;mso-wrap-distance-left:9pt;mso-wrap-distance-top:0;mso-wrap-distance-right:9pt;mso-wrap-distance-bottom:0;mso-position-horizontal:absolute;mso-position-horizontal-relative:text;mso-position-vertical:absolute;mso-position-vertical-relative:text;mso-width-percent:0;mso-height-percent:0;mso-width-relative:margin;mso-height-relative:margin;v-text-anchor:top" o:gfxdata="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" filled="f" stroked="f" strokeweight=".5pt">
                 <v:textbox>
                   <w:txbxContent>
                     <w:p>
                       <w:pPr>
                         <w:rPr>
-                          <w:rFonts w:ascii="TH Sarabun New" w:hAnsi="TH Sarabun New" w:cs="TH Sarabun New" w:hint="cs"/>
+                          <w:rFonts w:ascii="TH Sarabun New" w:hAnsi="TH Sarabun New" w:cs="TH Sarabun New"/>
                           <w:b/>
                           <w:bCs/>
                           <w:color w:val="EE0000"/>
@@ -11329,7 +11276,7 @@
                           <w:p>
                             <w:pPr>
                               <w:rPr>
-                                <w:rFonts w:ascii="TH Sarabun New" w:hAnsi="TH Sarabun New" w:cs="TH Sarabun New" w:hint="cs"/>
+                                <w:rFonts w:ascii="TH Sarabun New" w:hAnsi="TH Sarabun New" w:cs="TH Sarabun New"/>
                                 <w:b/>
                                 <w:bCs/>
                                 <w:color w:val="EE0000"/>
@@ -11372,13 +11319,13 @@
           </mc:Choice>
           <mc:Fallback>
             <w:pict>
-              <v:shape w14:anchorId="039D1C38" id="_x0000_s1044" type="#_x0000_t202" style="position:absolute;left:0;text-align:left;margin-left:418.9pt;margin-top:9pt;width:23.8pt;height:60.75pt;z-index:251736064;visibility:visible;mso-wrap-style:square;mso-width-percent:0;mso-height-percent:0;mso-wrap-distance-left:9pt;mso-wrap-distance-top:0;mso-wrap-distance-right:9pt;mso-wrap-distance-bottom:0;mso-position-horizontal:absolute;mso-position-horizontal-relative:text;mso-position-vertical:absolute;mso-position-vertical-relative:text;mso-width-percent:0;mso-height-percent:0;mso-width-relative:margin;mso-height-relative:margin;v-text-anchor:top" o:gfxdata="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" filled="f" stroked="f" strokeweight=".5pt">
+              <v:shape w14:anchorId="039D1C38" id="_x0000_s1044" type="#_x0000_t202" style="position:absolute;left:0;text-align:left;margin-left:418.9pt;margin-top:9pt;width:23.8pt;height:60.75pt;z-index:251736064;visibility:visible;mso-wrap-style:square;mso-width-percent:0;mso-height-percent:0;mso-wrap-distance-left:9pt;mso-wrap-distance-top:0;mso-wrap-distance-right:9pt;mso-wrap-distance-bottom:0;mso-position-horizontal:absolute;mso-position-horizontal-relative:text;mso-position-vertical:absolute;mso-position-vertical-relative:text;mso-width-percent:0;mso-height-percent:0;mso-width-relative:margin;mso-height-relative:margin;v-text-anchor:top" o:gfxdata="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" filled="f" stroked="f" strokeweight=".5pt">
                 <v:textbox>
                   <w:txbxContent>
                     <w:p>
                       <w:pPr>
                         <w:rPr>
-                          <w:rFonts w:ascii="TH Sarabun New" w:hAnsi="TH Sarabun New" w:cs="TH Sarabun New" w:hint="cs"/>
+                          <w:rFonts w:ascii="TH Sarabun New" w:hAnsi="TH Sarabun New" w:cs="TH Sarabun New"/>
                           <w:b/>
                           <w:bCs/>
                           <w:color w:val="EE0000"/>
@@ -11475,7 +11422,7 @@
                           <w:p>
                             <w:pPr>
                               <w:rPr>
-                                <w:rFonts w:ascii="TH Sarabun New" w:hAnsi="TH Sarabun New" w:cs="TH Sarabun New" w:hint="cs"/>
+                                <w:rFonts w:ascii="TH Sarabun New" w:hAnsi="TH Sarabun New" w:cs="TH Sarabun New"/>
                                 <w:b/>
                                 <w:bCs/>
                                 <w:color w:val="EE0000"/>
@@ -11518,13 +11465,13 @@
           </mc:Choice>
           <mc:Fallback>
             <w:pict>
-              <v:shape w14:anchorId="7ACE88E6" id="_x0000_s1045" type="#_x0000_t202" style="position:absolute;left:0;text-align:left;margin-left:140.25pt;margin-top:13.85pt;width:23.8pt;height:60.75pt;z-index:251731968;visibility:visible;mso-wrap-style:square;mso-width-percent:0;mso-height-percent:0;mso-wrap-distance-left:9pt;mso-wrap-distance-top:0;mso-wrap-distance-right:9pt;mso-wrap-distance-bottom:0;mso-position-horizontal:absolute;mso-position-horizontal-relative:text;mso-position-vertical:absolute;mso-position-vertical-relative:text;mso-width-percent:0;mso-height-percent:0;mso-width-relative:margin;mso-height-relative:margin;v-text-anchor:top" o:gfxdata="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" filled="f" stroked="f" strokeweight=".5pt">
+              <v:shape w14:anchorId="7ACE88E6" id="_x0000_s1045" type="#_x0000_t202" style="position:absolute;left:0;text-align:left;margin-left:140.25pt;margin-top:13.85pt;width:23.8pt;height:60.75pt;z-index:251731968;visibility:visible;mso-wrap-style:square;mso-width-percent:0;mso-height-percent:0;mso-wrap-distance-left:9pt;mso-wrap-distance-top:0;mso-wrap-distance-right:9pt;mso-wrap-distance-bottom:0;mso-position-horizontal:absolute;mso-position-horizontal-relative:text;mso-position-vertical:absolute;mso-position-vertical-relative:text;mso-width-percent:0;mso-height-percent:0;mso-width-relative:margin;mso-height-relative:margin;v-text-anchor:top" o:gfxdata="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" filled="f" stroked="f" strokeweight=".5pt">
                 <v:textbox>
                   <w:txbxContent>
                     <w:p>
                       <w:pPr>
                         <w:rPr>
-                          <w:rFonts w:ascii="TH Sarabun New" w:hAnsi="TH Sarabun New" w:cs="TH Sarabun New" w:hint="cs"/>
+                          <w:rFonts w:ascii="TH Sarabun New" w:hAnsi="TH Sarabun New" w:cs="TH Sarabun New"/>
                           <w:b/>
                           <w:bCs/>
                           <w:color w:val="EE0000"/>
@@ -11674,6 +11621,7 @@
       <w:r>
         <w:rPr>
           <w:rFonts w:ascii="TH Sarabun New" w:hAnsi="TH Sarabun New" w:cs="TH Sarabun New"/>
+          <w:noProof/>
           <w:sz w:val="32"/>
           <w:szCs w:val="32"/>
         </w:rPr>
@@ -11862,7 +11810,7 @@
                           <w:p>
                             <w:pPr>
                               <w:rPr>
-                                <w:rFonts w:ascii="TH Sarabun New" w:hAnsi="TH Sarabun New" w:cs="TH Sarabun New" w:hint="cs"/>
+                                <w:rFonts w:ascii="TH Sarabun New" w:hAnsi="TH Sarabun New" w:cs="TH Sarabun New"/>
                                 <w:b/>
                                 <w:bCs/>
                                 <w:color w:val="EE0000"/>
@@ -11905,13 +11853,13 @@
           </mc:Choice>
           <mc:Fallback>
             <w:pict>
-              <v:shape w14:anchorId="35ED7AB2" id="_x0000_s1046" type="#_x0000_t202" style="position:absolute;left:0;text-align:left;margin-left:127.7pt;margin-top:14.9pt;width:23.8pt;height:60.75pt;z-index:251738112;visibility:visible;mso-wrap-style:square;mso-width-percent:0;mso-height-percent:0;mso-wrap-distance-left:9pt;mso-wrap-distance-top:0;mso-wrap-distance-right:9pt;mso-wrap-distance-bottom:0;mso-position-horizontal:absolute;mso-position-horizontal-relative:text;mso-position-vertical:absolute;mso-position-vertical-relative:text;mso-width-percent:0;mso-height-percent:0;mso-width-relative:margin;mso-height-relative:margin;v-text-anchor:top" o:gfxdata="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" filled="f" stroked="f" strokeweight=".5pt">
+              <v:shape w14:anchorId="35ED7AB2" id="_x0000_s1046" type="#_x0000_t202" style="position:absolute;left:0;text-align:left;margin-left:127.7pt;margin-top:14.9pt;width:23.8pt;height:60.75pt;z-index:251738112;visibility:visible;mso-wrap-style:square;mso-width-percent:0;mso-height-percent:0;mso-wrap-distance-left:9pt;mso-wrap-distance-top:0;mso-wrap-distance-right:9pt;mso-wrap-distance-bottom:0;mso-position-horizontal:absolute;mso-position-horizontal-relative:text;mso-position-vertical:absolute;mso-position-vertical-relative:text;mso-width-percent:0;mso-height-percent:0;mso-width-relative:margin;mso-height-relative:margin;v-text-anchor:top" o:gfxdata="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" filled="f" stroked="f" strokeweight=".5pt">
                 <v:textbox>
                   <w:txbxContent>
                     <w:p>
                       <w:pPr>
                         <w:rPr>
-                          <w:rFonts w:ascii="TH Sarabun New" w:hAnsi="TH Sarabun New" w:cs="TH Sarabun New" w:hint="cs"/>
+                          <w:rFonts w:ascii="TH Sarabun New" w:hAnsi="TH Sarabun New" w:cs="TH Sarabun New"/>
                           <w:b/>
                           <w:bCs/>
                           <w:color w:val="EE0000"/>
@@ -12129,7 +12077,7 @@
                           <w:p>
                             <w:pPr>
                               <w:rPr>
-                                <w:rFonts w:ascii="TH Sarabun New" w:hAnsi="TH Sarabun New" w:cs="TH Sarabun New" w:hint="cs"/>
+                                <w:rFonts w:ascii="TH Sarabun New" w:hAnsi="TH Sarabun New" w:cs="TH Sarabun New"/>
                                 <w:b/>
                                 <w:bCs/>
                                 <w:color w:val="EE0000"/>
@@ -12172,13 +12120,13 @@
           </mc:Choice>
           <mc:Fallback>
             <w:pict>
-              <v:shape w14:anchorId="6A420396" id="_x0000_s1047" type="#_x0000_t202" style="position:absolute;left:0;text-align:left;margin-left:318.75pt;margin-top:6.75pt;width:23.8pt;height:60.75pt;z-index:251740160;visibility:visible;mso-wrap-style:square;mso-width-percent:0;mso-height-percent:0;mso-wrap-distance-left:9pt;mso-wrap-distance-top:0;mso-wrap-distance-right:9pt;mso-wrap-distance-bottom:0;mso-position-horizontal:absolute;mso-position-horizontal-relative:text;mso-position-vertical:absolute;mso-position-vertical-relative:text;mso-width-percent:0;mso-height-percent:0;mso-width-relative:margin;mso-height-relative:margin;v-text-anchor:top" o:gfxdata="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" filled="f" stroked="f" strokeweight=".5pt">
+              <v:shape w14:anchorId="6A420396" id="_x0000_s1047" type="#_x0000_t202" style="position:absolute;left:0;text-align:left;margin-left:318.75pt;margin-top:6.75pt;width:23.8pt;height:60.75pt;z-index:251740160;visibility:visible;mso-wrap-style:square;mso-width-percent:0;mso-height-percent:0;mso-wrap-distance-left:9pt;mso-wrap-distance-top:0;mso-wrap-distance-right:9pt;mso-wrap-distance-bottom:0;mso-position-horizontal:absolute;mso-position-horizontal-relative:text;mso-position-vertical:absolute;mso-position-vertical-relative:text;mso-width-percent:0;mso-height-percent:0;mso-width-relative:margin;mso-height-relative:margin;v-text-anchor:top" o:gfxdata="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" filled="f" stroked="f" strokeweight=".5pt">
                 <v:textbox>
                   <w:txbxContent>
                     <w:p>
                       <w:pPr>
                         <w:rPr>
-                          <w:rFonts w:ascii="TH Sarabun New" w:hAnsi="TH Sarabun New" w:cs="TH Sarabun New" w:hint="cs"/>
+                          <w:rFonts w:ascii="TH Sarabun New" w:hAnsi="TH Sarabun New" w:cs="TH Sarabun New"/>
                           <w:b/>
                           <w:bCs/>
                           <w:color w:val="EE0000"/>
@@ -12268,7 +12216,7 @@
         <w:spacing w:after="0" w:line="240" w:lineRule="auto"/>
         <w:jc w:val="thaiDistribute"/>
         <w:rPr>
-          <w:rFonts w:ascii="TH Sarabun New" w:hAnsi="TH Sarabun New" w:cs="TH Sarabun New" w:hint="cs"/>
+          <w:rFonts w:ascii="TH Sarabun New" w:hAnsi="TH Sarabun New" w:cs="TH Sarabun New"/>
           <w:sz w:val="32"/>
           <w:szCs w:val="32"/>
           <w:lang w:bidi="th-TH"/>
@@ -13630,7 +13578,7 @@
 </file>
 
 <file path=word/endnotes.xml><?xml version="1.0" encoding="utf-8"?>
-<w:endnotes xmlns:wpc="http://schemas.microsoft.com/office/word/2010/wordprocessingCanvas" xmlns:cx="http://schemas.microsoft.com/office/drawing/2014/chartex" xmlns:cx1="http://schemas.microsoft.com/office/drawing/2015/9/8/chartex" xmlns:cx2="http://schemas.microsoft.com/office/drawing/2015/10/21/chartex" xmlns:cx3="http://schemas.microsoft.com/office/drawing/2016/5/9/chartex" xmlns:cx4="http://schemas.microsoft.com/office/drawing/2016/5/10/chartex" xmlns:cx5="http://schemas.microsoft.com/office/drawing/2016/5/11/chartex" xmlns:cx6="http://schemas.microsoft.com/office/drawing/2016/5/12/chartex" xmlns:cx7="http://schemas.microsoft.com/office/drawing/2016/5/13/chartex" xmlns:cx8="http://schemas.microsoft.com/office/drawing/2016/5/14/chartex" xmlns:mc="http://schemas.openxmlformats.org/markup-compatibility/2006" xmlns:aink="http://schemas.microsoft.com/office/drawing/2016/ink" xmlns:am3d="http://schemas.microsoft.com/office/drawing/2017/model3d" xmlns:o="urn:schemas-microsoft-com:office:office" xmlns:oel="http://schemas.microsoft.com/office/2019/extlst" xmlns:r="http://schemas.openxmlformats.org/officeDocument/2006/relationships" xmlns:m="http://schemas.openxmlformats.org/officeDocument/2006/math" xmlns:v="urn:schemas-microsoft-com:vml" xmlns:wp14="http://schemas.microsoft.com/office/word/2010/wordprocessingDrawing" xmlns:wp="http://schemas.openxmlformats.org/drawingml/2006/wordprocessingDrawing" xmlns:w10="urn:schemas-microsoft-com:office:word" xmlns:w="http://schemas.openxmlformats.org/wordprocessingml/2006/main" xmlns:w14="http://schemas.microsoft.com/office/word/2010/wordml" xmlns:w15="http://schemas.microsoft.com/office/word/2012/wordml" xmlns:w16cex="http://schemas.microsoft.com/office/word/2018/wordml/cex" xmlns:w16cid="http://schemas.microsoft.com/office/word/2016/wordml/cid" xmlns:w16="http://schemas.microsoft.com/office/word/2018/wordml" xmlns:w16du="http://schemas.microsoft.com/office/word/2023/wordml/word16du" xmlns:w16sdtdh="http://schemas.microsoft.com/office/word/2020/wordml/sdtdatahash" xmlns:w16sdtfl="http://schemas.microsoft.com/office/word/2024/wordml/sdtformatlock" xmlns:w16se="http://schemas.microsoft.com/office/word/2015/wordml/symex" xmlns:wpg="http://schemas.microsoft.com/office/word/2010/wordprocessingGroup" xmlns:wpi="http://schemas.microsoft.com/office/word/2010/wordprocessingInk" xmlns:wne="http://schemas.microsoft.com/office/word/2006/wordml" xmlns:wps="http://schemas.microsoft.com/office/word/2010/wordprocessingShape" mc:Ignorable="w14 w15 w16se w16cid w16 w16cex w16sdtdh w16sdtfl w16du wp14">
+<w:endnotes xmlns:wpc="http://schemas.microsoft.com/office/word/2010/wordprocessingCanvas" xmlns:cx="http://schemas.microsoft.com/office/drawing/2014/chartex" xmlns:cx1="http://schemas.microsoft.com/office/drawing/2015/9/8/chartex" xmlns:cx2="http://schemas.microsoft.com/office/drawing/2015/10/21/chartex" xmlns:cx3="http://schemas.microsoft.com/office/drawing/2016/5/9/chartex" xmlns:cx4="http://schemas.microsoft.com/office/drawing/2016/5/10/chartex" xmlns:cx5="http://schemas.microsoft.com/office/drawing/2016/5/11/chartex" xmlns:cx6="http://schemas.microsoft.com/office/drawing/2016/5/12/chartex" xmlns:cx7="http://schemas.microsoft.com/office/drawing/2016/5/13/chartex" xmlns:cx8="http://schemas.microsoft.com/office/drawing/2016/5/14/chartex" xmlns:mc="http://schemas.openxmlformats.org/markup-compatibility/2006" xmlns:aink="http://schemas.microsoft.com/office/drawing/2016/ink" xmlns:am3d="http://schemas.microsoft.com/office/drawing/2017/model3d" xmlns:o="urn:schemas-microsoft-com:office:office" xmlns:r="http://schemas.openxmlformats.org/officeDocument/2006/relationships" xmlns:m="http://schemas.openxmlformats.org/officeDocument/2006/math" xmlns:v="urn:schemas-microsoft-com:vml" xmlns:wp14="http://schemas.microsoft.com/office/word/2010/wordprocessingDrawing" xmlns:wp="http://schemas.openxmlformats.org/drawingml/2006/wordprocessingDrawing" xmlns:w10="urn:schemas-microsoft-com:office:word" xmlns:w="http://schemas.openxmlformats.org/wordprocessingml/2006/main" xmlns:w14="http://schemas.microsoft.com/office/word/2010/wordml" xmlns:w15="http://schemas.microsoft.com/office/word/2012/wordml" xmlns:w16cex="http://schemas.microsoft.com/office/word/2018/wordml/cex" xmlns:w16cid="http://schemas.microsoft.com/office/word/2016/wordml/cid" xmlns:w16="http://schemas.microsoft.com/office/word/2018/wordml" xmlns:w16sdtdh="http://schemas.microsoft.com/office/word/2020/wordml/sdtdatahash" xmlns:w16se="http://schemas.microsoft.com/office/word/2015/wordml/symex" xmlns:wpg="http://schemas.microsoft.com/office/word/2010/wordprocessingGroup" xmlns:wpi="http://schemas.microsoft.com/office/word/2010/wordprocessingInk" xmlns:wne="http://schemas.microsoft.com/office/word/2006/wordml" xmlns:wps="http://schemas.microsoft.com/office/word/2010/wordprocessingShape" mc:Ignorable="w14 w15 w16se w16cid w16 w16cex w16sdtdh wp14">
   <w:endnote w:type="separator" w:id="-1">
     <w:p>
       <w:pPr>
@@ -13655,7 +13603,7 @@
 </file>
 
 <file path=word/footer1.xml><?xml version="1.0" encoding="utf-8"?>
-<w:ftr xmlns:wpc="http://schemas.microsoft.com/office/word/2010/wordprocessingCanvas" xmlns:cx="http://schemas.microsoft.com/office/drawing/2014/chartex" xmlns:cx1="http://schemas.microsoft.com/office/drawing/2015/9/8/chartex" xmlns:cx2="http://schemas.microsoft.com/office/drawing/2015/10/21/chartex" xmlns:cx3="http://schemas.microsoft.com/office/drawing/2016/5/9/chartex" xmlns:cx4="http://schemas.microsoft.com/office/drawing/2016/5/10/chartex" xmlns:cx5="http://schemas.microsoft.com/office/drawing/2016/5/11/chartex" xmlns:cx6="http://schemas.microsoft.com/office/drawing/2016/5/12/chartex" xmlns:cx7="http://schemas.microsoft.com/office/drawing/2016/5/13/chartex" xmlns:cx8="http://schemas.microsoft.com/office/drawing/2016/5/14/chartex" xmlns:mc="http://schemas.openxmlformats.org/markup-compatibility/2006" xmlns:aink="http://schemas.microsoft.com/office/drawing/2016/ink" xmlns:am3d="http://schemas.microsoft.com/office/drawing/2017/model3d" xmlns:o="urn:schemas-microsoft-com:office:office" xmlns:oel="http://schemas.microsoft.com/office/2019/extlst" xmlns:r="http://schemas.openxmlformats.org/officeDocument/2006/relationships" xmlns:m="http://schemas.openxmlformats.org/officeDocument/2006/math" xmlns:v="urn:schemas-microsoft-com:vml" xmlns:wp14="http://schemas.microsoft.com/office/word/2010/wordprocessingDrawing" xmlns:wp="http://schemas.openxmlformats.org/drawingml/2006/wordprocessingDrawing" xmlns:w10="urn:schemas-microsoft-com:office:word" xmlns:w="http://schemas.openxmlformats.org/wordprocessingml/2006/main" xmlns:w14="http://schemas.microsoft.com/office/word/2010/wordml" xmlns:w15="http://schemas.microsoft.com/office/word/2012/wordml" xmlns:w16cex="http://schemas.microsoft.com/office/word/2018/wordml/cex" xmlns:w16cid="http://schemas.microsoft.com/office/word/2016/wordml/cid" xmlns:w16="http://schemas.microsoft.com/office/word/2018/wordml" xmlns:w16du="http://schemas.microsoft.com/office/word/2023/wordml/word16du" xmlns:w16sdtdh="http://schemas.microsoft.com/office/word/2020/wordml/sdtdatahash" xmlns:w16sdtfl="http://schemas.microsoft.com/office/word/2024/wordml/sdtformatlock" xmlns:w16se="http://schemas.microsoft.com/office/word/2015/wordml/symex" xmlns:wpg="http://schemas.microsoft.com/office/word/2010/wordprocessingGroup" xmlns:wpi="http://schemas.microsoft.com/office/word/2010/wordprocessingInk" xmlns:wne="http://schemas.microsoft.com/office/word/2006/wordml" xmlns:wps="http://schemas.microsoft.com/office/word/2010/wordprocessingShape" mc:Ignorable="w14 w15 w16se w16cid w16 w16cex w16sdtdh w16sdtfl w16du wp14">
+<w:ftr xmlns:wpc="http://schemas.microsoft.com/office/word/2010/wordprocessingCanvas" xmlns:cx="http://schemas.microsoft.com/office/drawing/2014/chartex" xmlns:cx1="http://schemas.microsoft.com/office/drawing/2015/9/8/chartex" xmlns:cx2="http://schemas.microsoft.com/office/drawing/2015/10/21/chartex" xmlns:cx3="http://schemas.microsoft.com/office/drawing/2016/5/9/chartex" xmlns:cx4="http://schemas.microsoft.com/office/drawing/2016/5/10/chartex" xmlns:cx5="http://schemas.microsoft.com/office/drawing/2016/5/11/chartex" xmlns:cx6="http://schemas.microsoft.com/office/drawing/2016/5/12/chartex" xmlns:cx7="http://schemas.microsoft.com/office/drawing/2016/5/13/chartex" xmlns:cx8="http://schemas.microsoft.com/office/drawing/2016/5/14/chartex" xmlns:mc="http://schemas.openxmlformats.org/markup-compatibility/2006" xmlns:aink="http://schemas.microsoft.com/office/drawing/2016/ink" xmlns:am3d="http://schemas.microsoft.com/office/drawing/2017/model3d" xmlns:o="urn:schemas-microsoft-com:office:office" xmlns:r="http://schemas.openxmlformats.org/officeDocument/2006/relationships" xmlns:m="http://schemas.openxmlformats.org/officeDocument/2006/math" xmlns:v="urn:schemas-microsoft-com:vml" xmlns:wp14="http://schemas.microsoft.com/office/word/2010/wordprocessingDrawing" xmlns:wp="http://schemas.openxmlformats.org/drawingml/2006/wordprocessingDrawing" xmlns:w10="urn:schemas-microsoft-com:office:word" xmlns:w="http://schemas.openxmlformats.org/wordprocessingml/2006/main" xmlns:w14="http://schemas.microsoft.com/office/word/2010/wordml" xmlns:w15="http://schemas.microsoft.com/office/word/2012/wordml" xmlns:w16cex="http://schemas.microsoft.com/office/word/2018/wordml/cex" xmlns:w16cid="http://schemas.microsoft.com/office/word/2016/wordml/cid" xmlns:w16="http://schemas.microsoft.com/office/word/2018/wordml" xmlns:w16sdtdh="http://schemas.microsoft.com/office/word/2020/wordml/sdtdatahash" xmlns:w16se="http://schemas.microsoft.com/office/word/2015/wordml/symex" xmlns:wpg="http://schemas.microsoft.com/office/word/2010/wordprocessingGroup" xmlns:wpi="http://schemas.microsoft.com/office/word/2010/wordprocessingInk" xmlns:wne="http://schemas.microsoft.com/office/word/2006/wordml" xmlns:wps="http://schemas.microsoft.com/office/word/2010/wordprocessingShape" mc:Ignorable="w14 w15 w16se w16cid w16 w16cex w16sdtdh wp14">
   <w:p>
     <w:pPr>
       <w:pStyle w:val="Footer"/>
@@ -13673,7 +13621,7 @@
 </file>
 
 <file path=word/footnotes.xml><?xml version="1.0" encoding="utf-8"?>
-<w:footnotes xmlns:wpc="http://schemas.microsoft.com/office/word/2010/wordprocessingCanvas" xmlns:cx="http://schemas.microsoft.com/office/drawing/2014/chartex" xmlns:cx1="http://schemas.microsoft.com/office/drawing/2015/9/8/chartex" xmlns:cx2="http://schemas.microsoft.com/office/drawing/2015/10/21/chartex" xmlns:cx3="http://schemas.microsoft.com/office/drawing/2016/5/9/chartex" xmlns:cx4="http://schemas.microsoft.com/office/drawing/2016/5/10/chartex" xmlns:cx5="http://schemas.microsoft.com/office/drawing/2016/5/11/chartex" xmlns:cx6="http://schemas.microsoft.com/office/drawing/2016/5/12/chartex" xmlns:cx7="http://schemas.microsoft.com/office/drawing/2016/5/13/chartex" xmlns:cx8="http://schemas.microsoft.com/office/drawing/2016/5/14/chartex" xmlns:mc="http://schemas.openxmlformats.org/markup-compatibility/2006" xmlns:aink="http://schemas.microsoft.com/office/drawing/2016/ink" xmlns:am3d="http://schemas.microsoft.com/office/drawing/2017/model3d" xmlns:o="urn:schemas-microsoft-com:office:office" xmlns:oel="http://schemas.microsoft.com/office/2019/extlst" xmlns:r="http://schemas.openxmlformats.org/officeDocument/2006/relationships" xmlns:m="http://schemas.openxmlformats.org/officeDocument/2006/math" xmlns:v="urn:schemas-microsoft-com:vml" xmlns:wp14="http://schemas.microsoft.com/office/word/2010/wordprocessingDrawing" xmlns:wp="http://schemas.openxmlformats.org/drawingml/2006/wordprocessingDrawing" xmlns:w10="urn:schemas-microsoft-com:office:word" xmlns:w="http://schemas.openxmlformats.org/wordprocessingml/2006/main" xmlns:w14="http://schemas.microsoft.com/office/word/2010/wordml" xmlns:w15="http://schemas.microsoft.com/office/word/2012/wordml" xmlns:w16cex="http://schemas.microsoft.com/office/word/2018/wordml/cex" xmlns:w16cid="http://schemas.microsoft.com/office/word/2016/wordml/cid" xmlns:w16="http://schemas.microsoft.com/office/word/2018/wordml" xmlns:w16du="http://schemas.microsoft.com/office/word/2023/wordml/word16du" xmlns:w16sdtdh="http://schemas.microsoft.com/office/word/2020/wordml/sdtdatahash" xmlns:w16sdtfl="http://schemas.microsoft.com/office/word/2024/wordml/sdtformatlock" xmlns:w16se="http://schemas.microsoft.com/office/word/2015/wordml/symex" xmlns:wpg="http://schemas.microsoft.com/office/word/2010/wordprocessingGroup" xmlns:wpi="http://schemas.microsoft.com/office/word/2010/wordprocessingInk" xmlns:wne="http://schemas.microsoft.com/office/word/2006/wordml" xmlns:wps="http://schemas.microsoft.com/office/word/2010/wordprocessingShape" mc:Ignorable="w14 w15 w16se w16cid w16 w16cex w16sdtdh w16sdtfl w16du wp14">
+<w:footnotes xmlns:wpc="http://schemas.microsoft.com/office/word/2010/wordprocessingCanvas" xmlns:cx="http://schemas.microsoft.com/office/drawing/2014/chartex" xmlns:cx1="http://schemas.microsoft.com/office/drawing/2015/9/8/chartex" xmlns:cx2="http://schemas.microsoft.com/office/drawing/2015/10/21/chartex" xmlns:cx3="http://schemas.microsoft.com/office/drawing/2016/5/9/chartex" xmlns:cx4="http://schemas.microsoft.com/office/drawing/2016/5/10/chartex" xmlns:cx5="http://schemas.microsoft.com/office/drawing/2016/5/11/chartex" xmlns:cx6="http://schemas.microsoft.com/office/drawing/2016/5/12/chartex" xmlns:cx7="http://schemas.microsoft.com/office/drawing/2016/5/13/chartex" xmlns:cx8="http://schemas.microsoft.com/office/drawing/2016/5/14/chartex" xmlns:mc="http://schemas.openxmlformats.org/markup-compatibility/2006" xmlns:aink="http://schemas.microsoft.com/office/drawing/2016/ink" xmlns:am3d="http://schemas.microsoft.com/office/drawing/2017/model3d" xmlns:o="urn:schemas-microsoft-com:office:office" xmlns:r="http://schemas.openxmlformats.org/officeDocument/2006/relationships" xmlns:m="http://schemas.openxmlformats.org/officeDocument/2006/math" xmlns:v="urn:schemas-microsoft-com:vml" xmlns:wp14="http://schemas.microsoft.com/office/word/2010/wordprocessingDrawing" xmlns:wp="http://schemas.openxmlformats.org/drawingml/2006/wordprocessingDrawing" xmlns:w10="urn:schemas-microsoft-com:office:word" xmlns:w="http://schemas.openxmlformats.org/wordprocessingml/2006/main" xmlns:w14="http://schemas.microsoft.com/office/word/2010/wordml" xmlns:w15="http://schemas.microsoft.com/office/word/2012/wordml" xmlns:w16cex="http://schemas.microsoft.com/office/word/2018/wordml/cex" xmlns:w16cid="http://schemas.microsoft.com/office/word/2016/wordml/cid" xmlns:w16="http://schemas.microsoft.com/office/word/2018/wordml" xmlns:w16sdtdh="http://schemas.microsoft.com/office/word/2020/wordml/sdtdatahash" xmlns:w16se="http://schemas.microsoft.com/office/word/2015/wordml/symex" xmlns:wpg="http://schemas.microsoft.com/office/word/2010/wordprocessingGroup" xmlns:wpi="http://schemas.microsoft.com/office/word/2010/wordprocessingInk" xmlns:wne="http://schemas.microsoft.com/office/word/2006/wordml" xmlns:wps="http://schemas.microsoft.com/office/word/2010/wordprocessingShape" mc:Ignorable="w14 w15 w16se w16cid w16 w16cex w16sdtdh wp14">
   <w:footnote w:type="separator" w:id="-1">
     <w:p>
       <w:pPr>
@@ -13698,7 +13646,7 @@
 </file>
 
 <file path=word/header1.xml><?xml version="1.0" encoding="utf-8"?>
-<w:hdr xmlns:wpc="http://schemas.microsoft.com/office/word/2010/wordprocessingCanvas" xmlns:cx="http://schemas.microsoft.com/office/drawing/2014/chartex" xmlns:cx1="http://schemas.microsoft.com/office/drawing/2015/9/8/chartex" xmlns:cx2="http://schemas.microsoft.com/office/drawing/2015/10/21/chartex" xmlns:cx3="http://schemas.microsoft.com/office/drawing/2016/5/9/chartex" xmlns:cx4="http://schemas.microsoft.com/office/drawing/2016/5/10/chartex" xmlns:cx5="http://schemas.microsoft.com/office/drawing/2016/5/11/chartex" xmlns:cx6="http://schemas.microsoft.com/office/drawing/2016/5/12/chartex" xmlns:cx7="http://schemas.microsoft.com/office/drawing/2016/5/13/chartex" xmlns:cx8="http://schemas.microsoft.com/office/drawing/2016/5/14/chartex" xmlns:mc="http://schemas.openxmlformats.org/markup-compatibility/2006" xmlns:aink="http://schemas.microsoft.com/office/drawing/2016/ink" xmlns:am3d="http://schemas.microsoft.com/office/drawing/2017/model3d" xmlns:o="urn:schemas-microsoft-com:office:office" xmlns:oel="http://schemas.microsoft.com/office/2019/extlst" xmlns:r="http://schemas.openxmlformats.org/officeDocument/2006/relationships" xmlns:m="http://schemas.openxmlformats.org/officeDocument/2006/math" xmlns:v="urn:schemas-microsoft-com:vml" xmlns:wp14="http://schemas.microsoft.com/office/word/2010/wordprocessingDrawing" xmlns:wp="http://schemas.openxmlformats.org/drawingml/2006/wordprocessingDrawing" xmlns:w10="urn:schemas-microsoft-com:office:word" xmlns:w="http://schemas.openxmlformats.org/wordprocessingml/2006/main" xmlns:w14="http://schemas.microsoft.com/office/word/2010/wordml" xmlns:w15="http://schemas.microsoft.com/office/word/2012/wordml" xmlns:w16cex="http://schemas.microsoft.com/office/word/2018/wordml/cex" xmlns:w16cid="http://schemas.microsoft.com/office/word/2016/wordml/cid" xmlns:w16="http://schemas.microsoft.com/office/word/2018/wordml" xmlns:w16du="http://schemas.microsoft.com/office/word/2023/wordml/word16du" xmlns:w16sdtdh="http://schemas.microsoft.com/office/word/2020/wordml/sdtdatahash" xmlns:w16sdtfl="http://schemas.microsoft.com/office/word/2024/wordml/sdtformatlock" xmlns:w16se="http://schemas.microsoft.com/office/word/2015/wordml/symex" xmlns:wpg="http://schemas.microsoft.com/office/word/2010/wordprocessingGroup" xmlns:wpi="http://schemas.microsoft.com/office/word/2010/wordprocessingInk" xmlns:wne="http://schemas.microsoft.com/office/word/2006/wordml" xmlns:wps="http://schemas.microsoft.com/office/word/2010/wordprocessingShape" mc:Ignorable="w14 w15 w16se w16cid w16 w16cex w16sdtdh w16sdtfl w16du wp14">
+<w:hdr xmlns:wpc="http://schemas.microsoft.com/office/word/2010/wordprocessingCanvas" xmlns:cx="http://schemas.microsoft.com/office/drawing/2014/chartex" xmlns:cx1="http://schemas.microsoft.com/office/drawing/2015/9/8/chartex" xmlns:cx2="http://schemas.microsoft.com/office/drawing/2015/10/21/chartex" xmlns:cx3="http://schemas.microsoft.com/office/drawing/2016/5/9/chartex" xmlns:cx4="http://schemas.microsoft.com/office/drawing/2016/5/10/chartex" xmlns:cx5="http://schemas.microsoft.com/office/drawing/2016/5/11/chartex" xmlns:cx6="http://schemas.microsoft.com/office/drawing/2016/5/12/chartex" xmlns:cx7="http://schemas.microsoft.com/office/drawing/2016/5/13/chartex" xmlns:cx8="http://schemas.microsoft.com/office/drawing/2016/5/14/chartex" xmlns:mc="http://schemas.openxmlformats.org/markup-compatibility/2006" xmlns:aink="http://schemas.microsoft.com/office/drawing/2016/ink" xmlns:am3d="http://schemas.microsoft.com/office/drawing/2017/model3d" xmlns:o="urn:schemas-microsoft-com:office:office" xmlns:r="http://schemas.openxmlformats.org/officeDocument/2006/relationships" xmlns:m="http://schemas.openxmlformats.org/officeDocument/2006/math" xmlns:v="urn:schemas-microsoft-com:vml" xmlns:wp14="http://schemas.microsoft.com/office/word/2010/wordprocessingDrawing" xmlns:wp="http://schemas.openxmlformats.org/drawingml/2006/wordprocessingDrawing" xmlns:w10="urn:schemas-microsoft-com:office:word" xmlns:w="http://schemas.openxmlformats.org/wordprocessingml/2006/main" xmlns:w14="http://schemas.microsoft.com/office/word/2010/wordml" xmlns:w15="http://schemas.microsoft.com/office/word/2012/wordml" xmlns:w16cex="http://schemas.microsoft.com/office/word/2018/wordml/cex" xmlns:w16cid="http://schemas.microsoft.com/office/word/2016/wordml/cid" xmlns:w16="http://schemas.microsoft.com/office/word/2018/wordml" xmlns:w16sdtdh="http://schemas.microsoft.com/office/word/2020/wordml/sdtdatahash" xmlns:w16se="http://schemas.microsoft.com/office/word/2015/wordml/symex" xmlns:wpg="http://schemas.microsoft.com/office/word/2010/wordprocessingGroup" xmlns:wpi="http://schemas.microsoft.com/office/word/2010/wordprocessingInk" xmlns:wne="http://schemas.microsoft.com/office/word/2006/wordml" xmlns:wps="http://schemas.microsoft.com/office/word/2010/wordprocessingShape" mc:Ignorable="w14 w15 w16se w16cid w16 w16cex w16sdtdh wp14">
   <w:p>
     <w:pPr>
       <w:pStyle w:val="Header"/>
@@ -13725,7 +13673,7 @@
 </file>
 
 <file path=word/numbering.xml><?xml version="1.0" encoding="utf-8"?>
-<w:numbering xmlns:wpc="http://schemas.microsoft.com/office/word/2010/wordprocessingCanvas" xmlns:cx="http://schemas.microsoft.com/office/drawing/2014/chartex" xmlns:cx1="http://schemas.microsoft.com/office/drawing/2015/9/8/chartex" xmlns:cx2="http://schemas.microsoft.com/office/drawing/2015/10/21/chartex" xmlns:cx3="http://schemas.microsoft.com/office/drawing/2016/5/9/chartex" xmlns:cx4="http://schemas.microsoft.com/office/drawing/2016/5/10/chartex" xmlns:cx5="http://schemas.microsoft.com/office/drawing/2016/5/11/chartex" xmlns:cx6="http://schemas.microsoft.com/office/drawing/2016/5/12/chartex" xmlns:cx7="http://schemas.microsoft.com/office/drawing/2016/5/13/chartex" xmlns:cx8="http://schemas.microsoft.com/office/drawing/2016/5/14/chartex" xmlns:mc="http://schemas.openxmlformats.org/markup-compatibility/2006" xmlns:aink="http://schemas.microsoft.com/office/drawing/2016/ink" xmlns:am3d="http://schemas.microsoft.com/office/drawing/2017/model3d" xmlns:o="urn:schemas-microsoft-com:office:office" xmlns:oel="http://schemas.microsoft.com/office/2019/extlst" xmlns:r="http://schemas.openxmlformats.org/officeDocument/2006/relationships" xmlns:m="http://schemas.openxmlformats.org/officeDocument/2006/math" xmlns:v="urn:schemas-microsoft-com:vml" xmlns:wp14="http://schemas.microsoft.com/office/word/2010/wordprocessingDrawing" xmlns:wp="http://schemas.openxmlformats.org/drawingml/2006/wordprocessingDrawing" xmlns:w10="urn:schemas-microsoft-com:office:word" xmlns:w="http://schemas.openxmlformats.org/wordprocessingml/2006/main" xmlns:w14="http://schemas.microsoft.com/office/word/2010/wordml" xmlns:w15="http://schemas.microsoft.com/office/word/2012/wordml" xmlns:w16cex="http://schemas.microsoft.com/office/word/2018/wordml/cex" xmlns:w16cid="http://schemas.microsoft.com/office/word/2016/wordml/cid" xmlns:w16="http://schemas.microsoft.com/office/word/2018/wordml" xmlns:w16du="http://schemas.microsoft.com/office/word/2023/wordml/word16du" xmlns:w16sdtdh="http://schemas.microsoft.com/office/word/2020/wordml/sdtdatahash" xmlns:w16sdtfl="http://schemas.microsoft.com/office/word/2024/wordml/sdtformatlock" xmlns:w16se="http://schemas.microsoft.com/office/word/2015/wordml/symex" xmlns:wpg="http://schemas.microsoft.com/office/word/2010/wordprocessingGroup" xmlns:wpi="http://schemas.microsoft.com/office/word/2010/wordprocessingInk" xmlns:wne="http://schemas.microsoft.com/office/word/2006/wordml" xmlns:wps="http://schemas.microsoft.com/office/word/2010/wordprocessingShape" mc:Ignorable="w14 w15 w16se w16cid w16 w16cex w16sdtdh w16sdtfl w16du wp14">
+<w:numbering xmlns:wpc="http://schemas.microsoft.com/office/word/2010/wordprocessingCanvas" xmlns:cx="http://schemas.microsoft.com/office/drawing/2014/chartex" xmlns:cx1="http://schemas.microsoft.com/office/drawing/2015/9/8/chartex" xmlns:cx2="http://schemas.microsoft.com/office/drawing/2015/10/21/chartex" xmlns:cx3="http://schemas.microsoft.com/office/drawing/2016/5/9/chartex" xmlns:cx4="http://schemas.microsoft.com/office/drawing/2016/5/10/chartex" xmlns:cx5="http://schemas.microsoft.com/office/drawing/2016/5/11/chartex" xmlns:cx6="http://schemas.microsoft.com/office/drawing/2016/5/12/chartex" xmlns:cx7="http://schemas.microsoft.com/office/drawing/2016/5/13/chartex" xmlns:cx8="http://schemas.microsoft.com/office/drawing/2016/5/14/chartex" xmlns:mc="http://schemas.openxmlformats.org/markup-compatibility/2006" xmlns:aink="http://schemas.microsoft.com/office/drawing/2016/ink" xmlns:am3d="http://schemas.microsoft.com/office/drawing/2017/model3d" xmlns:o="urn:schemas-microsoft-com:office:office" xmlns:r="http://schemas.openxmlformats.org/officeDocument/2006/relationships" xmlns:m="http://schemas.openxmlformats.org/officeDocument/2006/math" xmlns:v="urn:schemas-microsoft-com:vml" xmlns:wp14="http://schemas.microsoft.com/office/word/2010/wordprocessingDrawing" xmlns:wp="http://schemas.openxmlformats.org/drawingml/2006/wordprocessingDrawing" xmlns:w10="urn:schemas-microsoft-com:office:word" xmlns:w="http://schemas.openxmlformats.org/wordprocessingml/2006/main" xmlns:w14="http://schemas.microsoft.com/office/word/2010/wordml" xmlns:w15="http://schemas.microsoft.com/office/word/2012/wordml" xmlns:w16cex="http://schemas.microsoft.com/office/word/2018/wordml/cex" xmlns:w16cid="http://schemas.microsoft.com/office/word/2016/wordml/cid" xmlns:w16="http://schemas.microsoft.com/office/word/2018/wordml" xmlns:w16sdtdh="http://schemas.microsoft.com/office/word/2020/wordml/sdtdatahash" xmlns:w16se="http://schemas.microsoft.com/office/word/2015/wordml/symex" xmlns:wpg="http://schemas.microsoft.com/office/word/2010/wordprocessingGroup" xmlns:wpi="http://schemas.microsoft.com/office/word/2010/wordprocessingInk" xmlns:wne="http://schemas.microsoft.com/office/word/2006/wordml" xmlns:wps="http://schemas.microsoft.com/office/word/2010/wordprocessingShape" mc:Ignorable="w14 w15 w16se w16cid w16 w16cex w16sdtdh wp14">
   <w:abstractNum w:abstractNumId="0" w15:restartNumberingAfterBreak="0">
     <w:nsid w:val="FFFFFF7C"/>
     <w:multiLevelType w:val="singleLevel"/>
@@ -16340,107 +16288,107 @@
       </w:rPr>
     </w:lvl>
   </w:abstractNum>
-  <w:num w:numId="1" w16cid:durableId="1599217829">
+  <w:num w:numId="1">
     <w:abstractNumId w:val="8"/>
   </w:num>
-  <w:num w:numId="2" w16cid:durableId="1130901651">
+  <w:num w:numId="2">
     <w:abstractNumId w:val="6"/>
   </w:num>
-  <w:num w:numId="3" w16cid:durableId="1078600931">
+  <w:num w:numId="3">
     <w:abstractNumId w:val="5"/>
   </w:num>
-  <w:num w:numId="4" w16cid:durableId="1708748802">
+  <w:num w:numId="4">
     <w:abstractNumId w:val="4"/>
   </w:num>
-  <w:num w:numId="5" w16cid:durableId="1755516016">
+  <w:num w:numId="5">
     <w:abstractNumId w:val="7"/>
   </w:num>
-  <w:num w:numId="6" w16cid:durableId="1464300886">
+  <w:num w:numId="6">
     <w:abstractNumId w:val="3"/>
   </w:num>
-  <w:num w:numId="7" w16cid:durableId="1503933730">
+  <w:num w:numId="7">
     <w:abstractNumId w:val="2"/>
   </w:num>
-  <w:num w:numId="8" w16cid:durableId="1605265424">
+  <w:num w:numId="8">
     <w:abstractNumId w:val="1"/>
   </w:num>
-  <w:num w:numId="9" w16cid:durableId="463349694">
+  <w:num w:numId="9">
     <w:abstractNumId w:val="0"/>
   </w:num>
-  <w:num w:numId="10" w16cid:durableId="1657686926">
+  <w:num w:numId="10">
     <w:abstractNumId w:val="13"/>
   </w:num>
-  <w:num w:numId="11" w16cid:durableId="1283734207">
+  <w:num w:numId="11">
     <w:abstractNumId w:val="11"/>
   </w:num>
-  <w:num w:numId="12" w16cid:durableId="1679236629">
+  <w:num w:numId="12">
     <w:abstractNumId w:val="20"/>
   </w:num>
-  <w:num w:numId="13" w16cid:durableId="585111178">
+  <w:num w:numId="13">
     <w:abstractNumId w:val="21"/>
   </w:num>
-  <w:num w:numId="14" w16cid:durableId="2049062564">
+  <w:num w:numId="14">
     <w:abstractNumId w:val="10"/>
   </w:num>
-  <w:num w:numId="15" w16cid:durableId="298340577">
+  <w:num w:numId="15">
     <w:abstractNumId w:val="19"/>
   </w:num>
-  <w:num w:numId="16" w16cid:durableId="89745634">
+  <w:num w:numId="16">
     <w:abstractNumId w:val="27"/>
   </w:num>
-  <w:num w:numId="17" w16cid:durableId="708379519">
+  <w:num w:numId="17">
     <w:abstractNumId w:val="18"/>
   </w:num>
-  <w:num w:numId="18" w16cid:durableId="985167756">
+  <w:num w:numId="18">
     <w:abstractNumId w:val="16"/>
   </w:num>
-  <w:num w:numId="19" w16cid:durableId="1920600279">
+  <w:num w:numId="19">
     <w:abstractNumId w:val="24"/>
   </w:num>
-  <w:num w:numId="20" w16cid:durableId="1641617848">
+  <w:num w:numId="20">
     <w:abstractNumId w:val="26"/>
   </w:num>
-  <w:num w:numId="21" w16cid:durableId="1400204808">
+  <w:num w:numId="21">
     <w:abstractNumId w:val="14"/>
   </w:num>
-  <w:num w:numId="22" w16cid:durableId="1905143402">
+  <w:num w:numId="22">
     <w:abstractNumId w:val="31"/>
   </w:num>
-  <w:num w:numId="23" w16cid:durableId="1248490977">
+  <w:num w:numId="23">
     <w:abstractNumId w:val="25"/>
   </w:num>
-  <w:num w:numId="24" w16cid:durableId="1937788566">
+  <w:num w:numId="24">
     <w:abstractNumId w:val="9"/>
   </w:num>
-  <w:num w:numId="25" w16cid:durableId="1889487070">
+  <w:num w:numId="25">
     <w:abstractNumId w:val="12"/>
   </w:num>
-  <w:num w:numId="26" w16cid:durableId="916859606">
+  <w:num w:numId="26">
     <w:abstractNumId w:val="17"/>
   </w:num>
-  <w:num w:numId="27" w16cid:durableId="727457175">
+  <w:num w:numId="27">
     <w:abstractNumId w:val="22"/>
   </w:num>
-  <w:num w:numId="28" w16cid:durableId="1850826410">
+  <w:num w:numId="28">
     <w:abstractNumId w:val="15"/>
   </w:num>
-  <w:num w:numId="29" w16cid:durableId="963314273">
+  <w:num w:numId="29">
     <w:abstractNumId w:val="30"/>
   </w:num>
-  <w:num w:numId="30" w16cid:durableId="1902207685">
+  <w:num w:numId="30">
     <w:abstractNumId w:val="23"/>
   </w:num>
-  <w:num w:numId="31" w16cid:durableId="53240715">
+  <w:num w:numId="31">
     <w:abstractNumId w:val="28"/>
   </w:num>
-  <w:num w:numId="32" w16cid:durableId="1814328514">
+  <w:num w:numId="32">
     <w:abstractNumId w:val="29"/>
   </w:num>
 </w:numbering>
 </file>
 
 <file path=word/styles.xml><?xml version="1.0" encoding="utf-8"?>
-<w:styles xmlns:mc="http://schemas.openxmlformats.org/markup-compatibility/2006" xmlns:r="http://schemas.openxmlformats.org/officeDocument/2006/relationships" xmlns:w="http://schemas.openxmlformats.org/wordprocessingml/2006/main" xmlns:w14="http://schemas.microsoft.com/office/word/2010/wordml" xmlns:w15="http://schemas.microsoft.com/office/word/2012/wordml" xmlns:w16cex="http://schemas.microsoft.com/office/word/2018/wordml/cex" xmlns:w16cid="http://schemas.microsoft.com/office/word/2016/wordml/cid" xmlns:w16="http://schemas.microsoft.com/office/word/2018/wordml" xmlns:w16du="http://schemas.microsoft.com/office/word/2023/wordml/word16du" xmlns:w16sdtdh="http://schemas.microsoft.com/office/word/2020/wordml/sdtdatahash" xmlns:w16sdtfl="http://schemas.microsoft.com/office/word/2024/wordml/sdtformatlock" xmlns:w16se="http://schemas.microsoft.com/office/word/2015/wordml/symex" mc:Ignorable="w14 w15 w16se w16cid w16 w16cex w16sdtdh w16sdtfl w16du">
+<w:styles xmlns:mc="http://schemas.openxmlformats.org/markup-compatibility/2006" xmlns:r="http://schemas.openxmlformats.org/officeDocument/2006/relationships" xmlns:w="http://schemas.openxmlformats.org/wordprocessingml/2006/main" xmlns:w14="http://schemas.microsoft.com/office/word/2010/wordml" xmlns:w15="http://schemas.microsoft.com/office/word/2012/wordml" xmlns:w16cex="http://schemas.microsoft.com/office/word/2018/wordml/cex" xmlns:w16cid="http://schemas.microsoft.com/office/word/2016/wordml/cid" xmlns:w16="http://schemas.microsoft.com/office/word/2018/wordml" xmlns:w16sdtdh="http://schemas.microsoft.com/office/word/2020/wordml/sdtdatahash" xmlns:w16se="http://schemas.microsoft.com/office/word/2015/wordml/symex" mc:Ignorable="w14 w15 w16se w16cid w16 w16cex w16sdtdh">
   <w:docDefaults>
     <w:rPrDefault>
       <w:rPr>
